--- a/Strategic thinking.docx
+++ b/Strategic thinking.docx
@@ -1402,6 +1402,35 @@
           <w14:ligatures w14:val="none"/>
         </w:rPr>
       </w:pPr>
+      <w:r>
+        <w:rPr>
+          <w:rFonts w:ascii="Calibri" w:eastAsia="Times New Roman" w:hAnsi="Calibri" w:cs="Calibri"/>
+          <w:kern w:val="0"/>
+          <w:lang w:val="en-IE" w:eastAsia="en-GB"/>
+          <w14:ligatures w14:val="none"/>
+        </w:rPr>
+        <w:t xml:space="preserve">The biggest challenge for OHS engineers and corporate leaders is that the psychological fatigue and burnout our usable threats. Unlike A faulty machine or a wet </w:t>
+      </w:r>
+      <w:proofErr w:type="gramStart"/>
+      <w:r>
+        <w:rPr>
+          <w:rFonts w:ascii="Calibri" w:eastAsia="Times New Roman" w:hAnsi="Calibri" w:cs="Calibri"/>
+          <w:kern w:val="0"/>
+          <w:lang w:val="en-IE" w:eastAsia="en-GB"/>
+          <w14:ligatures w14:val="none"/>
+        </w:rPr>
+        <w:t>saw</w:t>
+      </w:r>
+      <w:proofErr w:type="gramEnd"/>
+      <w:r>
+        <w:rPr>
+          <w:rFonts w:ascii="Calibri" w:eastAsia="Times New Roman" w:hAnsi="Calibri" w:cs="Calibri"/>
+          <w:kern w:val="0"/>
+          <w:lang w:val="en-IE" w:eastAsia="en-GB"/>
+          <w14:ligatures w14:val="none"/>
+        </w:rPr>
+        <w:t xml:space="preserve"> you cannot spot mental during a routine safety walk. Instead, factors like excessive overtime, extremely daily stress and poor sleep, accumulate quietly, steadily damaging the workers a daily safety performance.</w:t>
+      </w:r>
     </w:p>
     <w:p>
       <w:pPr>
@@ -1442,35 +1471,6 @@
           <w14:ligatures w14:val="none"/>
         </w:rPr>
       </w:pPr>
-      <w:r>
-        <w:rPr>
-          <w:rFonts w:ascii="Calibri" w:eastAsia="Times New Roman" w:hAnsi="Calibri" w:cs="Calibri"/>
-          <w:kern w:val="0"/>
-          <w:lang w:val="en-IE" w:eastAsia="en-GB"/>
-          <w14:ligatures w14:val="none"/>
-        </w:rPr>
-        <w:t xml:space="preserve">State the overall aim of the project and provide </w:t>
-      </w:r>
-      <w:r>
-        <w:rPr>
-          <w:rFonts w:ascii="Calibri" w:eastAsia="Times New Roman" w:hAnsi="Calibri" w:cs="Calibri"/>
-          <w:b/>
-          <w:bCs/>
-          <w:kern w:val="0"/>
-          <w:lang w:val="en-IE" w:eastAsia="en-GB"/>
-          <w14:ligatures w14:val="none"/>
-        </w:rPr>
-        <w:t>3–5 clear and achievable objectives</w:t>
-      </w:r>
-      <w:r>
-        <w:rPr>
-          <w:rFonts w:ascii="Calibri" w:eastAsia="Times New Roman" w:hAnsi="Calibri" w:cs="Calibri"/>
-          <w:kern w:val="0"/>
-          <w:lang w:val="en-IE" w:eastAsia="en-GB"/>
-          <w14:ligatures w14:val="none"/>
-        </w:rPr>
-        <w:t>. Include an appropriate business objective or hypothesis that will be explored through the project.</w:t>
-      </w:r>
     </w:p>
     <w:p>
       <w:pPr>

--- a/Strategic thinking.docx
+++ b/Strategic thinking.docx
@@ -1182,21 +1182,33 @@
     <w:p>
       <w:pPr>
         <w:pStyle w:val="ListParagraph"/>
+        <w:rPr>
+          <w:rFonts w:ascii="Calibri" w:hAnsi="Calibri" w:cs="Calibri"/>
+        </w:rPr>
       </w:pPr>
     </w:p>
     <w:p>
       <w:pPr>
         <w:pStyle w:val="ListParagraph"/>
+        <w:rPr>
+          <w:rFonts w:ascii="Calibri" w:hAnsi="Calibri" w:cs="Calibri"/>
+        </w:rPr>
       </w:pPr>
     </w:p>
     <w:p>
       <w:pPr>
         <w:pStyle w:val="ListParagraph"/>
+        <w:rPr>
+          <w:rFonts w:ascii="Calibri" w:hAnsi="Calibri" w:cs="Calibri"/>
+        </w:rPr>
       </w:pPr>
     </w:p>
     <w:p>
       <w:pPr>
         <w:pStyle w:val="ListParagraph"/>
+        <w:rPr>
+          <w:rFonts w:ascii="Calibri" w:hAnsi="Calibri" w:cs="Calibri"/>
+        </w:rPr>
       </w:pPr>
     </w:p>
     <w:p>
@@ -1419,7 +1431,7 @@
           <w:lang w:val="en-IE" w:eastAsia="en-GB"/>
           <w14:ligatures w14:val="none"/>
         </w:rPr>
-        <w:t>saw</w:t>
+        <w:t>floor</w:t>
       </w:r>
       <w:proofErr w:type="gramEnd"/>
       <w:r>
@@ -1429,7 +1441,63 @@
           <w:lang w:val="en-IE" w:eastAsia="en-GB"/>
           <w14:ligatures w14:val="none"/>
         </w:rPr>
-        <w:t xml:space="preserve"> you cannot spot mental during a routine safety walk. Instead, factors like excessive overtime, extremely daily stress and poor sleep, accumulate quietly, steadily damaging the workers a daily safety performance.</w:t>
+        <w:t xml:space="preserve"> you cannot spot mental</w:t>
+      </w:r>
+      <w:r>
+        <w:rPr>
+          <w:rFonts w:ascii="Calibri" w:eastAsia="Times New Roman" w:hAnsi="Calibri" w:cs="Calibri"/>
+          <w:kern w:val="0"/>
+          <w:lang w:val="en-IE" w:eastAsia="en-GB"/>
+          <w14:ligatures w14:val="none"/>
+        </w:rPr>
+        <w:t xml:space="preserve"> exhaustion</w:t>
+      </w:r>
+      <w:r>
+        <w:rPr>
+          <w:rFonts w:ascii="Calibri" w:eastAsia="Times New Roman" w:hAnsi="Calibri" w:cs="Calibri"/>
+          <w:kern w:val="0"/>
+          <w:lang w:val="en-IE" w:eastAsia="en-GB"/>
+          <w14:ligatures w14:val="none"/>
+        </w:rPr>
+        <w:t xml:space="preserve"> during a routine safety walk. Instead, factors like excessive overtime, extremely daily stress and poor sleep, accumulate quietly, steadily damaging the workers a daily safety performance.</w:t>
+      </w:r>
+    </w:p>
+    <w:p>
+      <w:pPr>
+        <w:spacing w:before="100" w:beforeAutospacing="1" w:after="100" w:afterAutospacing="1" w:line="240" w:lineRule="auto"/>
+        <w:rPr>
+          <w:rFonts w:ascii="Calibri" w:eastAsia="Times New Roman" w:hAnsi="Calibri" w:cs="Calibri"/>
+          <w:kern w:val="0"/>
+          <w:lang w:val="en-IE" w:eastAsia="en-GB"/>
+          <w14:ligatures w14:val="none"/>
+        </w:rPr>
+      </w:pPr>
+      <w:r>
+        <w:rPr>
+          <w:rFonts w:ascii="Calibri" w:eastAsia="Times New Roman" w:hAnsi="Calibri" w:cs="Calibri"/>
+          <w:kern w:val="0"/>
+          <w:lang w:val="en-IE" w:eastAsia="en-GB"/>
+          <w14:ligatures w14:val="none"/>
+        </w:rPr>
+        <w:t xml:space="preserve">Currently, the organization lacks an integrate or which is data framework to connect this human and environmental matrix to flag critical </w:t>
+      </w:r>
+      <w:r>
+        <w:rPr>
+          <w:rFonts w:ascii="Calibri" w:eastAsia="Times New Roman" w:hAnsi="Calibri" w:cs="Calibri"/>
+          <w:kern w:val="0"/>
+          <w:lang w:eastAsia="en-GB"/>
+          <w14:ligatures w14:val="none"/>
+        </w:rPr>
+        <w:t>flag critical safety thresholds</w:t>
+      </w:r>
+      <w:r>
+        <w:rPr>
+          <w:rFonts w:ascii="Calibri" w:eastAsia="Times New Roman" w:hAnsi="Calibri" w:cs="Calibri"/>
+          <w:kern w:val="0"/>
+          <w:lang w:eastAsia="en-GB"/>
+          <w14:ligatures w14:val="none"/>
+        </w:rPr>
+        <w:t>. Without a way to predict burnout, safety teams cannot step on time. This gap leads to higher rate of human error accidents, costly operational downtime, increase the insurance claims, and to complaints and legal standing</w:t>
       </w:r>
     </w:p>
     <w:p>
@@ -1471,6 +1539,290 @@
           <w14:ligatures w14:val="none"/>
         </w:rPr>
       </w:pPr>
+      <w:r>
+        <w:rPr>
+          <w:rFonts w:ascii="Calibri" w:eastAsia="Times New Roman" w:hAnsi="Calibri" w:cs="Calibri"/>
+          <w:b/>
+          <w:bCs/>
+          <w:kern w:val="0"/>
+          <w:lang w:val="en-IE" w:eastAsia="en-GB"/>
+          <w14:ligatures w14:val="none"/>
+        </w:rPr>
+        <w:t xml:space="preserve">Project Aim: </w:t>
+      </w:r>
+      <w:r>
+        <w:rPr>
+          <w:rFonts w:ascii="Calibri" w:eastAsia="Times New Roman" w:hAnsi="Calibri" w:cs="Calibri"/>
+          <w:kern w:val="0"/>
+          <w:lang w:val="en-IE" w:eastAsia="en-GB"/>
+          <w14:ligatures w14:val="none"/>
+        </w:rPr>
+        <w:t xml:space="preserve">to build, validate and deploy a highly agreed machine learning classification framework within the OHS context. The system will </w:t>
+      </w:r>
+      <w:proofErr w:type="spellStart"/>
+      <w:r>
+        <w:rPr>
+          <w:rFonts w:ascii="Calibri" w:eastAsia="Times New Roman" w:hAnsi="Calibri" w:cs="Calibri"/>
+          <w:kern w:val="0"/>
+          <w:lang w:val="en-IE" w:eastAsia="en-GB"/>
+          <w14:ligatures w14:val="none"/>
+        </w:rPr>
+        <w:t>analyze</w:t>
+      </w:r>
+      <w:proofErr w:type="spellEnd"/>
+      <w:r>
+        <w:rPr>
+          <w:rFonts w:ascii="Calibri" w:eastAsia="Times New Roman" w:hAnsi="Calibri" w:cs="Calibri"/>
+          <w:kern w:val="0"/>
+          <w:lang w:val="en-IE" w:eastAsia="en-GB"/>
+          <w14:ligatures w14:val="none"/>
+        </w:rPr>
+        <w:t xml:space="preserve"> employee fatigue introductory to forecast workplace burnout risk, and for a baseline classification accuracy of a at least 70%.</w:t>
+      </w:r>
+    </w:p>
+    <w:p>
+      <w:pPr>
+        <w:spacing w:before="100" w:beforeAutospacing="1" w:after="100" w:afterAutospacing="1" w:line="240" w:lineRule="auto"/>
+        <w:rPr>
+          <w:rFonts w:ascii="Calibri" w:eastAsia="Times New Roman" w:hAnsi="Calibri" w:cs="Calibri"/>
+          <w:b/>
+          <w:bCs/>
+          <w:kern w:val="0"/>
+          <w:sz w:val="28"/>
+          <w:szCs w:val="28"/>
+          <w:lang w:val="en-IE" w:eastAsia="en-GB"/>
+          <w14:ligatures w14:val="none"/>
+        </w:rPr>
+      </w:pPr>
+      <w:r>
+        <w:rPr>
+          <w:rFonts w:ascii="Calibri" w:eastAsia="Times New Roman" w:hAnsi="Calibri" w:cs="Calibri"/>
+          <w:b/>
+          <w:bCs/>
+          <w:kern w:val="0"/>
+          <w:sz w:val="28"/>
+          <w:szCs w:val="28"/>
+          <w:lang w:val="en-IE" w:eastAsia="en-GB"/>
+          <w14:ligatures w14:val="none"/>
+        </w:rPr>
+        <w:lastRenderedPageBreak/>
+        <w:t>Project objectives</w:t>
+      </w:r>
+    </w:p>
+    <w:p>
+      <w:pPr>
+        <w:pStyle w:val="ListParagraph"/>
+        <w:numPr>
+          <w:ilvl w:val="0"/>
+          <w:numId w:val="7"/>
+        </w:numPr>
+        <w:tabs>
+          <w:tab w:val="num" w:pos="360"/>
+        </w:tabs>
+        <w:spacing w:after="80" w:line="276" w:lineRule="auto"/>
+        <w:rPr>
+          <w:rFonts w:ascii="Calibri" w:eastAsia="MS Mincho" w:hAnsi="Calibri" w:cs="Calibri"/>
+          <w:color w:val="333333"/>
+          <w:kern w:val="0"/>
+          <w:sz w:val="22"/>
+          <w:szCs w:val="22"/>
+          <w14:ligatures w14:val="none"/>
+        </w:rPr>
+      </w:pPr>
+      <w:r>
+        <w:rPr>
+          <w:rFonts w:ascii="Calibri" w:eastAsia="MS Mincho" w:hAnsi="Calibri" w:cs="Calibri"/>
+          <w:b/>
+          <w:color w:val="333333"/>
+          <w:kern w:val="0"/>
+          <w:sz w:val="22"/>
+          <w:szCs w:val="22"/>
+          <w14:ligatures w14:val="none"/>
+        </w:rPr>
+        <w:t xml:space="preserve">Data Ingestion &amp; EDA: </w:t>
+      </w:r>
+      <w:r>
+        <w:rPr>
+          <w:rFonts w:ascii="Calibri" w:eastAsia="MS Mincho" w:hAnsi="Calibri" w:cs="Calibri"/>
+          <w:color w:val="333333"/>
+          <w:kern w:val="0"/>
+          <w:sz w:val="22"/>
+          <w:szCs w:val="22"/>
+          <w14:ligatures w14:val="none"/>
+        </w:rPr>
+        <w:t>To ingest, clean, and run an exhaustive Exploratory Data Analysis (EDA) on a corporate well-being and safety dataset of 1,500+ records to ensure total data integrity.</w:t>
+      </w:r>
+    </w:p>
+    <w:p>
+      <w:pPr>
+        <w:pStyle w:val="ListParagraph"/>
+        <w:numPr>
+          <w:ilvl w:val="0"/>
+          <w:numId w:val="7"/>
+        </w:numPr>
+        <w:tabs>
+          <w:tab w:val="num" w:pos="360"/>
+        </w:tabs>
+        <w:spacing w:after="80" w:line="276" w:lineRule="auto"/>
+        <w:rPr>
+          <w:rFonts w:ascii="Calibri" w:eastAsia="MS Mincho" w:hAnsi="Calibri" w:cs="Calibri"/>
+          <w:color w:val="333333"/>
+          <w:kern w:val="0"/>
+          <w:sz w:val="22"/>
+          <w:szCs w:val="22"/>
+          <w14:ligatures w14:val="none"/>
+        </w:rPr>
+      </w:pPr>
+      <w:r>
+        <w:rPr>
+          <w:rFonts w:ascii="Calibri" w:eastAsia="MS Mincho" w:hAnsi="Calibri" w:cs="Calibri"/>
+          <w:b/>
+          <w:color w:val="333333"/>
+          <w:kern w:val="0"/>
+          <w:sz w:val="22"/>
+          <w:szCs w:val="22"/>
+          <w14:ligatures w14:val="none"/>
+        </w:rPr>
+        <w:t xml:space="preserve">Feature Engineering: </w:t>
+      </w:r>
+      <w:r>
+        <w:rPr>
+          <w:rFonts w:ascii="Calibri" w:eastAsia="MS Mincho" w:hAnsi="Calibri" w:cs="Calibri"/>
+          <w:color w:val="333333"/>
+          <w:kern w:val="0"/>
+          <w:sz w:val="22"/>
+          <w:szCs w:val="22"/>
+          <w14:ligatures w14:val="none"/>
+        </w:rPr>
+        <w:t>To perform feature engineering and selection to map the statistical links between psychosocial variables and historical burnout outcomes.</w:t>
+      </w:r>
+    </w:p>
+    <w:p>
+      <w:pPr>
+        <w:pStyle w:val="ListParagraph"/>
+        <w:numPr>
+          <w:ilvl w:val="0"/>
+          <w:numId w:val="7"/>
+        </w:numPr>
+        <w:tabs>
+          <w:tab w:val="num" w:pos="360"/>
+        </w:tabs>
+        <w:spacing w:after="80" w:line="276" w:lineRule="auto"/>
+        <w:rPr>
+          <w:rFonts w:ascii="Calibri" w:eastAsia="MS Mincho" w:hAnsi="Calibri" w:cs="Calibri"/>
+          <w:color w:val="333333"/>
+          <w:kern w:val="0"/>
+          <w:sz w:val="22"/>
+          <w:szCs w:val="22"/>
+          <w14:ligatures w14:val="none"/>
+        </w:rPr>
+      </w:pPr>
+      <w:r>
+        <w:rPr>
+          <w:rFonts w:ascii="Calibri" w:eastAsia="MS Mincho" w:hAnsi="Calibri" w:cs="Calibri"/>
+          <w:b/>
+          <w:color w:val="333333"/>
+          <w:kern w:val="0"/>
+          <w:sz w:val="22"/>
+          <w:szCs w:val="22"/>
+          <w14:ligatures w14:val="none"/>
+        </w:rPr>
+        <w:t xml:space="preserve">Model Development: </w:t>
+      </w:r>
+      <w:r>
+        <w:rPr>
+          <w:rFonts w:ascii="Calibri" w:eastAsia="MS Mincho" w:hAnsi="Calibri" w:cs="Calibri"/>
+          <w:color w:val="333333"/>
+          <w:kern w:val="0"/>
+          <w:sz w:val="22"/>
+          <w:szCs w:val="22"/>
+          <w14:ligatures w14:val="none"/>
+        </w:rPr>
+        <w:t xml:space="preserve">To train, optimize, and cross-validate three distinct machine learning models—Logistic Regression, Random Forest, and </w:t>
+      </w:r>
+      <w:proofErr w:type="spellStart"/>
+      <w:r>
+        <w:rPr>
+          <w:rFonts w:ascii="Calibri" w:eastAsia="MS Mincho" w:hAnsi="Calibri" w:cs="Calibri"/>
+          <w:color w:val="333333"/>
+          <w:kern w:val="0"/>
+          <w:sz w:val="22"/>
+          <w:szCs w:val="22"/>
+          <w14:ligatures w14:val="none"/>
+        </w:rPr>
+        <w:t>LightGBM</w:t>
+      </w:r>
+      <w:proofErr w:type="spellEnd"/>
+      <w:r>
+        <w:rPr>
+          <w:rFonts w:ascii="Calibri" w:eastAsia="MS Mincho" w:hAnsi="Calibri" w:cs="Calibri"/>
+          <w:color w:val="333333"/>
+          <w:kern w:val="0"/>
+          <w:sz w:val="22"/>
+          <w:szCs w:val="22"/>
+          <w14:ligatures w14:val="none"/>
+        </w:rPr>
+        <w:t>—to achieve high predictive accuracy.</w:t>
+      </w:r>
+    </w:p>
+    <w:p>
+      <w:pPr>
+        <w:pStyle w:val="ListParagraph"/>
+        <w:numPr>
+          <w:ilvl w:val="0"/>
+          <w:numId w:val="7"/>
+        </w:numPr>
+        <w:tabs>
+          <w:tab w:val="num" w:pos="360"/>
+        </w:tabs>
+        <w:spacing w:after="80" w:line="276" w:lineRule="auto"/>
+        <w:rPr>
+          <w:rFonts w:ascii="Calibri" w:eastAsia="MS Mincho" w:hAnsi="Calibri" w:cs="Calibri"/>
+          <w:color w:val="333333"/>
+          <w:kern w:val="0"/>
+          <w:sz w:val="22"/>
+          <w:szCs w:val="22"/>
+          <w14:ligatures w14:val="none"/>
+        </w:rPr>
+      </w:pPr>
+      <w:r>
+        <w:rPr>
+          <w:rFonts w:ascii="Calibri" w:eastAsia="MS Mincho" w:hAnsi="Calibri" w:cs="Calibri"/>
+          <w:b/>
+          <w:color w:val="333333"/>
+          <w:kern w:val="0"/>
+          <w:sz w:val="22"/>
+          <w:szCs w:val="22"/>
+          <w14:ligatures w14:val="none"/>
+        </w:rPr>
+        <w:t xml:space="preserve">Operational Deployment: </w:t>
+      </w:r>
+      <w:r>
+        <w:rPr>
+          <w:rFonts w:ascii="Calibri" w:eastAsia="MS Mincho" w:hAnsi="Calibri" w:cs="Calibri"/>
+          <w:color w:val="333333"/>
+          <w:kern w:val="0"/>
+          <w:sz w:val="22"/>
+          <w:szCs w:val="22"/>
+          <w14:ligatures w14:val="none"/>
+        </w:rPr>
+        <w:t>To design an interactive OHS Safety Dashboard that turns complex mathematical outputs into clear risk indicators, helping safety engineers quickly support vulnerable departments.</w:t>
+      </w:r>
+    </w:p>
+    <w:p>
+      <w:pPr>
+        <w:spacing w:before="100" w:beforeAutospacing="1" w:after="100" w:afterAutospacing="1" w:line="240" w:lineRule="auto"/>
+        <w:rPr>
+          <w:rFonts w:ascii="Calibri" w:eastAsia="Times New Roman" w:hAnsi="Calibri" w:cs="Calibri"/>
+          <w:b/>
+          <w:bCs/>
+          <w:kern w:val="0"/>
+          <w:sz w:val="28"/>
+          <w:szCs w:val="28"/>
+          <w:lang w:val="en-IE" w:eastAsia="en-GB"/>
+          <w14:ligatures w14:val="none"/>
+        </w:rPr>
+      </w:pPr>
     </w:p>
     <w:p>
       <w:pPr>
@@ -1503,132 +1855,55 @@
     </w:p>
     <w:p>
       <w:pPr>
-        <w:spacing w:before="100" w:beforeAutospacing="1" w:after="100" w:afterAutospacing="1" w:line="240" w:lineRule="auto"/>
-        <w:rPr>
-          <w:rFonts w:ascii="Calibri" w:eastAsia="Times New Roman" w:hAnsi="Calibri" w:cs="Calibri"/>
-          <w:kern w:val="0"/>
-          <w:lang w:val="en-IE" w:eastAsia="en-GB"/>
-          <w14:ligatures w14:val="none"/>
-        </w:rPr>
-      </w:pPr>
-      <w:r>
-        <w:rPr>
-          <w:rFonts w:ascii="Calibri" w:eastAsia="Times New Roman" w:hAnsi="Calibri" w:cs="Calibri"/>
-          <w:kern w:val="0"/>
-          <w:lang w:val="en-IE" w:eastAsia="en-GB"/>
-          <w14:ligatures w14:val="none"/>
-        </w:rPr>
-        <w:t xml:space="preserve">Clearly define what will be </w:t>
-      </w:r>
-      <w:r>
-        <w:rPr>
-          <w:rFonts w:ascii="Calibri" w:eastAsia="Times New Roman" w:hAnsi="Calibri" w:cs="Calibri"/>
-          <w:b/>
-          <w:bCs/>
-          <w:kern w:val="0"/>
-          <w:lang w:val="en-IE" w:eastAsia="en-GB"/>
-          <w14:ligatures w14:val="none"/>
-        </w:rPr>
-        <w:t>included and excluded</w:t>
-      </w:r>
-      <w:r>
-        <w:rPr>
-          <w:rFonts w:ascii="Calibri" w:eastAsia="Times New Roman" w:hAnsi="Calibri" w:cs="Calibri"/>
-          <w:kern w:val="0"/>
-          <w:lang w:val="en-IE" w:eastAsia="en-GB"/>
-          <w14:ligatures w14:val="none"/>
-        </w:rPr>
-        <w:t xml:space="preserve"> from the project. The proposed work should have sufficient scope for investigation and development across two semesters.</w:t>
-      </w:r>
-    </w:p>
-    <w:p>
-      <w:pPr>
         <w:keepNext/>
         <w:keepLines/>
         <w:spacing w:before="280" w:after="80" w:line="256" w:lineRule="auto"/>
         <w:outlineLvl w:val="2"/>
         <w:rPr>
-          <w:rFonts w:ascii="Calibri" w:eastAsia="Calibri" w:hAnsi="Calibri" w:cs="Calibri"/>
-          <w:b/>
-          <w:kern w:val="0"/>
-          <w:sz w:val="28"/>
-          <w:szCs w:val="28"/>
-          <w:lang w:val="en-IE" w:eastAsia="en-IE"/>
-          <w14:ligatures w14:val="none"/>
-        </w:rPr>
-      </w:pPr>
-      <w:r>
-        <w:rPr>
-          <w:rFonts w:ascii="Calibri" w:eastAsia="Calibri" w:hAnsi="Calibri" w:cs="Calibri"/>
-          <w:b/>
-          <w:kern w:val="0"/>
-          <w:sz w:val="28"/>
-          <w:szCs w:val="28"/>
-          <w:lang w:val="en-IE" w:eastAsia="en-IE"/>
-          <w14:ligatures w14:val="none"/>
-        </w:rPr>
-        <w:t>6. Methodology</w:t>
-      </w:r>
-    </w:p>
-    <w:p>
-      <w:pPr>
-        <w:spacing w:before="100" w:beforeAutospacing="1" w:after="100" w:afterAutospacing="1" w:line="240" w:lineRule="auto"/>
-        <w:rPr>
           <w:rFonts w:ascii="Calibri" w:eastAsia="Times New Roman" w:hAnsi="Calibri" w:cs="Calibri"/>
           <w:kern w:val="0"/>
-          <w:lang w:val="en-IE" w:eastAsia="en-GB"/>
-          <w14:ligatures w14:val="none"/>
-        </w:rPr>
-      </w:pPr>
-      <w:r>
-        <w:rPr>
-          <w:rFonts w:ascii="Calibri" w:eastAsia="Times New Roman" w:hAnsi="Calibri" w:cs="Calibri"/>
-          <w:kern w:val="0"/>
-          <w:lang w:val="en-IE" w:eastAsia="en-GB"/>
-          <w14:ligatures w14:val="none"/>
-        </w:rPr>
-        <w:t>Describe how you plan to carry out the project. Explain the proposed data analytics methods, predictive modelling techniques, technologies and tools, and briefly justify your choices.</w:t>
-      </w:r>
-    </w:p>
-    <w:p>
-      <w:pPr>
-        <w:spacing w:before="100" w:beforeAutospacing="1" w:after="100" w:afterAutospacing="1" w:line="240" w:lineRule="auto"/>
-        <w:rPr>
-          <w:rFonts w:ascii="Calibri" w:eastAsia="Times New Roman" w:hAnsi="Calibri" w:cs="Calibri"/>
-          <w:kern w:val="0"/>
-          <w:lang w:val="en-IE" w:eastAsia="en-GB"/>
-          <w14:ligatures w14:val="none"/>
-        </w:rPr>
-      </w:pPr>
-      <w:r>
-        <w:rPr>
-          <w:rFonts w:ascii="Calibri" w:eastAsia="Times New Roman" w:hAnsi="Calibri" w:cs="Calibri"/>
-          <w:kern w:val="0"/>
-          <w:lang w:val="en-IE" w:eastAsia="en-GB"/>
-          <w14:ligatures w14:val="none"/>
-        </w:rPr>
-        <w:lastRenderedPageBreak/>
-        <w:t xml:space="preserve">Include a </w:t>
-      </w:r>
+          <w:lang w:eastAsia="en-GB"/>
+          <w14:ligatures w14:val="none"/>
+        </w:rPr>
+      </w:pPr>
       <w:r>
         <w:rPr>
           <w:rFonts w:ascii="Calibri" w:eastAsia="Times New Roman" w:hAnsi="Calibri" w:cs="Calibri"/>
           <w:b/>
-          <w:bCs/>
-          <w:kern w:val="0"/>
-          <w:lang w:val="en-IE" w:eastAsia="en-GB"/>
-          <w14:ligatures w14:val="none"/>
-        </w:rPr>
-        <w:t>high-level architectural diagram</w:t>
+          <w:kern w:val="0"/>
+          <w:lang w:eastAsia="en-GB"/>
+          <w14:ligatures w14:val="none"/>
+        </w:rPr>
+        <w:t xml:space="preserve">Inclusions: </w:t>
       </w:r>
       <w:r>
         <w:rPr>
           <w:rFonts w:ascii="Calibri" w:eastAsia="Times New Roman" w:hAnsi="Calibri" w:cs="Calibri"/>
           <w:kern w:val="0"/>
-          <w:lang w:val="en-IE" w:eastAsia="en-GB"/>
-          <w14:ligatures w14:val="none"/>
-        </w:rPr>
-        <w:t xml:space="preserve"> showing the proposed workflow or system architecture and how the main components are connected. Briefly explain the main components and overall workflow.</w:t>
+          <w:lang w:eastAsia="en-GB"/>
+          <w14:ligatures w14:val="none"/>
+        </w:rPr>
+        <w:t xml:space="preserve">The project focuses strictly on analyzing internal corporate metrics from the dataset. This includes operational </w:t>
+      </w:r>
+      <w:proofErr w:type="gramStart"/>
+      <w:r>
+        <w:rPr>
+          <w:rFonts w:ascii="Calibri" w:eastAsia="Times New Roman" w:hAnsi="Calibri" w:cs="Calibri"/>
+          <w:kern w:val="0"/>
+          <w:lang w:eastAsia="en-GB"/>
+          <w14:ligatures w14:val="none"/>
+        </w:rPr>
+        <w:t>hours ,</w:t>
+      </w:r>
+      <w:proofErr w:type="gramEnd"/>
+      <w:r>
+        <w:rPr>
+          <w:rFonts w:ascii="Calibri" w:eastAsia="Times New Roman" w:hAnsi="Calibri" w:cs="Calibri"/>
+          <w:kern w:val="0"/>
+          <w:lang w:eastAsia="en-GB"/>
+          <w14:ligatures w14:val="none"/>
+        </w:rPr>
+        <w:t xml:space="preserve"> psychological indicators, environmental settings, and personal health metrics. It also includes building the Python machine learning pipelines and the interactive dashboard.</w:t>
       </w:r>
     </w:p>
     <w:p>
@@ -1638,46 +1913,30 @@
         <w:spacing w:before="280" w:after="80" w:line="256" w:lineRule="auto"/>
         <w:outlineLvl w:val="2"/>
         <w:rPr>
-          <w:rFonts w:ascii="Calibri" w:eastAsia="Calibri" w:hAnsi="Calibri" w:cs="Calibri"/>
+          <w:rFonts w:ascii="Calibri" w:eastAsia="Times New Roman" w:hAnsi="Calibri" w:cs="Calibri"/>
+          <w:kern w:val="0"/>
+          <w:lang w:eastAsia="en-GB"/>
+          <w14:ligatures w14:val="none"/>
+        </w:rPr>
+      </w:pPr>
+      <w:r>
+        <w:rPr>
+          <w:rFonts w:ascii="Calibri" w:eastAsia="Times New Roman" w:hAnsi="Calibri" w:cs="Calibri"/>
           <w:b/>
           <w:kern w:val="0"/>
-          <w:sz w:val="28"/>
-          <w:szCs w:val="28"/>
-          <w:lang w:val="en-IE" w:eastAsia="en-IE"/>
-          <w14:ligatures w14:val="none"/>
-        </w:rPr>
-      </w:pPr>
-      <w:r>
-        <w:rPr>
-          <w:rFonts w:ascii="Calibri" w:eastAsia="Calibri" w:hAnsi="Calibri" w:cs="Calibri"/>
-          <w:b/>
-          <w:kern w:val="0"/>
-          <w:sz w:val="28"/>
-          <w:szCs w:val="28"/>
-          <w:lang w:val="en-IE" w:eastAsia="en-IE"/>
-          <w14:ligatures w14:val="none"/>
-        </w:rPr>
-        <w:t>7. Data Sources</w:t>
-      </w:r>
-    </w:p>
-    <w:p>
-      <w:pPr>
-        <w:spacing w:before="100" w:beforeAutospacing="1" w:after="100" w:afterAutospacing="1" w:line="240" w:lineRule="auto"/>
+          <w:lang w:eastAsia="en-GB"/>
+          <w14:ligatures w14:val="none"/>
+        </w:rPr>
+        <w:t xml:space="preserve">Exclusions: </w:t>
+      </w:r>
+      <w:r>
         <w:rPr>
           <w:rFonts w:ascii="Calibri" w:eastAsia="Times New Roman" w:hAnsi="Calibri" w:cs="Calibri"/>
           <w:kern w:val="0"/>
-          <w:lang w:val="en-IE" w:eastAsia="en-GB"/>
-          <w14:ligatures w14:val="none"/>
-        </w:rPr>
-      </w:pPr>
-      <w:r>
-        <w:rPr>
-          <w:rFonts w:ascii="Calibri" w:eastAsia="Times New Roman" w:hAnsi="Calibri" w:cs="Calibri"/>
-          <w:kern w:val="0"/>
-          <w:lang w:val="en-IE" w:eastAsia="en-GB"/>
-          <w14:ligatures w14:val="none"/>
-        </w:rPr>
-        <w:t>Identify the dataset(s) or data sources you intend to use. Describe the type and approximate amount of data required, its relevance to the business problem, and evidence of appropriate permission or rights to access and use the data.</w:t>
+          <w:lang w:eastAsia="en-GB"/>
+          <w14:ligatures w14:val="none"/>
+        </w:rPr>
+        <w:t>Due to hardware and privacy constraints, this project explicitly excludes real-time biometric tracking or wearable device streams. Furthermore, because this model is meant purely for prevention and proactive safety interventions, it completely excludes any use for automated terminations or HR disciplinary actions.</w:t>
       </w:r>
     </w:p>
     <w:p>
@@ -1706,27 +1965,103 @@
           <w:lang w:val="en-IE" w:eastAsia="en-IE"/>
           <w14:ligatures w14:val="none"/>
         </w:rPr>
-        <w:t>8. Expected Deliverables</w:t>
-      </w:r>
-    </w:p>
-    <w:p>
-      <w:pPr>
-        <w:spacing w:before="100" w:beforeAutospacing="1" w:after="100" w:afterAutospacing="1" w:line="240" w:lineRule="auto"/>
-        <w:rPr>
-          <w:rFonts w:ascii="Calibri" w:eastAsia="Times New Roman" w:hAnsi="Calibri" w:cs="Calibri"/>
-          <w:kern w:val="0"/>
-          <w:lang w:val="en-IE" w:eastAsia="en-GB"/>
-          <w14:ligatures w14:val="none"/>
-        </w:rPr>
-      </w:pPr>
-      <w:r>
-        <w:rPr>
-          <w:rFonts w:ascii="Calibri" w:eastAsia="Times New Roman" w:hAnsi="Calibri" w:cs="Calibri"/>
-          <w:kern w:val="0"/>
-          <w:lang w:val="en-IE" w:eastAsia="en-GB"/>
-          <w14:ligatures w14:val="none"/>
-        </w:rPr>
-        <w:t>Clearly state what you expect to produce by the end of Semester 2, including the expected analytical and predictive modelling outputs and any relevant dashboard, application, system or other project deliverables.</w:t>
+        <w:t>6. Methodology</w:t>
+      </w:r>
+    </w:p>
+    <w:p>
+      <w:pPr>
+        <w:spacing w:line="276" w:lineRule="auto"/>
+        <w:rPr>
+          <w:rFonts w:ascii="Calibri" w:eastAsia="MS Mincho" w:hAnsi="Calibri" w:cs="Calibri"/>
+          <w:color w:val="333333"/>
+          <w:kern w:val="0"/>
+          <w:sz w:val="22"/>
+          <w:szCs w:val="22"/>
+          <w14:ligatures w14:val="none"/>
+        </w:rPr>
+      </w:pPr>
+      <w:r>
+        <w:rPr>
+          <w:rFonts w:ascii="Calibri" w:eastAsia="MS Mincho" w:hAnsi="Calibri" w:cs="Calibri"/>
+          <w:color w:val="333333"/>
+          <w:kern w:val="0"/>
+          <w:sz w:val="22"/>
+          <w:szCs w:val="22"/>
+          <w14:ligatures w14:val="none"/>
+        </w:rPr>
+        <w:t xml:space="preserve">This project follows the industry-standard CRISP-DM (Cross-Industry Standard Process for Data Mining) framework, moving through six iterative phases: Business Understanding, Data Understanding, Data Preparation, Modeling, Evaluation, and Deployment. The technical pipeline is built entirely in Python, utilizing libraries such as Pandas, NumPy, Scikit-Learn, and </w:t>
+      </w:r>
+      <w:proofErr w:type="spellStart"/>
+      <w:r>
+        <w:rPr>
+          <w:rFonts w:ascii="Calibri" w:eastAsia="MS Mincho" w:hAnsi="Calibri" w:cs="Calibri"/>
+          <w:color w:val="333333"/>
+          <w:kern w:val="0"/>
+          <w:sz w:val="22"/>
+          <w:szCs w:val="22"/>
+          <w14:ligatures w14:val="none"/>
+        </w:rPr>
+        <w:t>XGBoost</w:t>
+      </w:r>
+      <w:proofErr w:type="spellEnd"/>
+      <w:r>
+        <w:rPr>
+          <w:rFonts w:ascii="Calibri" w:eastAsia="MS Mincho" w:hAnsi="Calibri" w:cs="Calibri"/>
+          <w:color w:val="333333"/>
+          <w:kern w:val="0"/>
+          <w:sz w:val="22"/>
+          <w:szCs w:val="22"/>
+          <w14:ligatures w14:val="none"/>
+        </w:rPr>
+        <w:t>.</w:t>
+      </w:r>
+    </w:p>
+    <w:p>
+      <w:pPr>
+        <w:spacing w:line="276" w:lineRule="auto"/>
+        <w:rPr>
+          <w:rFonts w:ascii="Calibri" w:eastAsia="MS Mincho" w:hAnsi="Calibri" w:cs="Calibri"/>
+          <w:color w:val="333333"/>
+          <w:kern w:val="0"/>
+          <w:sz w:val="22"/>
+          <w:szCs w:val="22"/>
+          <w14:ligatures w14:val="none"/>
+        </w:rPr>
+      </w:pPr>
+      <w:r>
+        <w:rPr>
+          <w:rFonts w:ascii="Calibri" w:eastAsia="MS Mincho" w:hAnsi="Calibri" w:cs="Calibri"/>
+          <w:color w:val="333333"/>
+          <w:kern w:val="0"/>
+          <w:sz w:val="22"/>
+          <w:szCs w:val="22"/>
+          <w14:ligatures w14:val="none"/>
+        </w:rPr>
+        <w:t xml:space="preserve">[Data Pipeline Workflow: Raw Employee Data Source (CSV) -&gt; Preprocessing &amp; Cleaning Pipeline -&gt; Feature Engineering &amp; Balancing (SMOTE) -&gt; Model Training (Random Forest / </w:t>
+      </w:r>
+      <w:proofErr w:type="spellStart"/>
+      <w:r>
+        <w:rPr>
+          <w:rFonts w:ascii="Calibri" w:eastAsia="MS Mincho" w:hAnsi="Calibri" w:cs="Calibri"/>
+          <w:color w:val="333333"/>
+          <w:kern w:val="0"/>
+          <w:sz w:val="22"/>
+          <w:szCs w:val="22"/>
+          <w14:ligatures w14:val="none"/>
+        </w:rPr>
+        <w:t>LightGBM</w:t>
+      </w:r>
+      <w:proofErr w:type="spellEnd"/>
+      <w:r>
+        <w:rPr>
+          <w:rFonts w:ascii="Calibri" w:eastAsia="MS Mincho" w:hAnsi="Calibri" w:cs="Calibri"/>
+          <w:color w:val="333333"/>
+          <w:kern w:val="0"/>
+          <w:sz w:val="22"/>
+          <w:szCs w:val="22"/>
+          <w14:ligatures w14:val="none"/>
+        </w:rPr>
+        <w:t>) -&gt; Performance Evaluation (ROC-AUC) -&gt; Interactive OHS Dashboard Implementation]</w:t>
       </w:r>
     </w:p>
     <w:p>
@@ -1755,47 +2090,8 @@
           <w:lang w:val="en-IE" w:eastAsia="en-IE"/>
           <w14:ligatures w14:val="none"/>
         </w:rPr>
-        <w:t>9. Project Timeline</w:t>
-      </w:r>
-    </w:p>
-    <w:p>
-      <w:pPr>
-        <w:spacing w:before="100" w:beforeAutospacing="1" w:after="100" w:afterAutospacing="1" w:line="240" w:lineRule="auto"/>
-        <w:rPr>
-          <w:rFonts w:ascii="Calibri" w:eastAsia="Times New Roman" w:hAnsi="Calibri" w:cs="Calibri"/>
-          <w:kern w:val="0"/>
-          <w:lang w:val="en-IE" w:eastAsia="en-GB"/>
-          <w14:ligatures w14:val="none"/>
-        </w:rPr>
-      </w:pPr>
-      <w:r>
-        <w:rPr>
-          <w:rFonts w:ascii="Calibri" w:eastAsia="Times New Roman" w:hAnsi="Calibri" w:cs="Calibri"/>
-          <w:kern w:val="0"/>
-          <w:lang w:val="en-IE" w:eastAsia="en-GB"/>
-          <w14:ligatures w14:val="none"/>
-        </w:rPr>
-        <w:t xml:space="preserve">Provide a </w:t>
-      </w:r>
-      <w:r>
-        <w:rPr>
-          <w:rFonts w:ascii="Calibri" w:eastAsia="Times New Roman" w:hAnsi="Calibri" w:cs="Calibri"/>
-          <w:b/>
-          <w:bCs/>
-          <w:kern w:val="0"/>
-          <w:lang w:val="en-IE" w:eastAsia="en-GB"/>
-          <w14:ligatures w14:val="none"/>
-        </w:rPr>
-        <w:t>high-level project timeline diagram (e.g., a Gantt chart)</w:t>
-      </w:r>
-      <w:r>
-        <w:rPr>
-          <w:rFonts w:ascii="Calibri" w:eastAsia="Times New Roman" w:hAnsi="Calibri" w:cs="Calibri"/>
-          <w:kern w:val="0"/>
-          <w:lang w:val="en-IE" w:eastAsia="en-GB"/>
-          <w14:ligatures w14:val="none"/>
-        </w:rPr>
-        <w:t xml:space="preserve"> covering both semesters. Clearly show the main project phases, key activities, milestones and expected completion periods.</w:t>
+        <w:lastRenderedPageBreak/>
+        <w:t>7. Data Sources</w:t>
       </w:r>
     </w:p>
     <w:p>
@@ -1805,6 +2101,132 @@
         <w:spacing w:before="280" w:after="80" w:line="256" w:lineRule="auto"/>
         <w:outlineLvl w:val="2"/>
         <w:rPr>
+          <w:rFonts w:ascii="Calibri" w:eastAsia="Times New Roman" w:hAnsi="Calibri" w:cs="Calibri"/>
+          <w:kern w:val="0"/>
+          <w:lang w:eastAsia="en-GB"/>
+          <w14:ligatures w14:val="none"/>
+        </w:rPr>
+      </w:pPr>
+      <w:r>
+        <w:rPr>
+          <w:rFonts w:ascii="Calibri" w:eastAsia="Times New Roman" w:hAnsi="Calibri" w:cs="Calibri"/>
+          <w:kern w:val="0"/>
+          <w:lang w:eastAsia="en-GB"/>
+          <w14:ligatures w14:val="none"/>
+        </w:rPr>
+        <w:t>The foundation of this project is a structured, secondary corporate dataset containing 1,500 distinct employee safety and environmental logs. The dataset includes 25 columns covering operational history (</w:t>
+      </w:r>
+      <w:proofErr w:type="spellStart"/>
+      <w:r>
+        <w:rPr>
+          <w:rFonts w:ascii="Calibri" w:eastAsia="Times New Roman" w:hAnsi="Calibri" w:cs="Calibri"/>
+          <w:kern w:val="0"/>
+          <w:lang w:eastAsia="en-GB"/>
+          <w14:ligatures w14:val="none"/>
+        </w:rPr>
+        <w:t>YearsAtCompany</w:t>
+      </w:r>
+      <w:proofErr w:type="spellEnd"/>
+      <w:r>
+        <w:rPr>
+          <w:rFonts w:ascii="Calibri" w:eastAsia="Times New Roman" w:hAnsi="Calibri" w:cs="Calibri"/>
+          <w:kern w:val="0"/>
+          <w:lang w:eastAsia="en-GB"/>
+          <w14:ligatures w14:val="none"/>
+        </w:rPr>
+        <w:t>), daily habits (</w:t>
+      </w:r>
+      <w:proofErr w:type="spellStart"/>
+      <w:r>
+        <w:rPr>
+          <w:rFonts w:ascii="Calibri" w:eastAsia="Times New Roman" w:hAnsi="Calibri" w:cs="Calibri"/>
+          <w:kern w:val="0"/>
+          <w:lang w:eastAsia="en-GB"/>
+          <w14:ligatures w14:val="none"/>
+        </w:rPr>
+        <w:t>PhysicalActivityHrs</w:t>
+      </w:r>
+      <w:proofErr w:type="spellEnd"/>
+      <w:r>
+        <w:rPr>
+          <w:rFonts w:ascii="Calibri" w:eastAsia="Times New Roman" w:hAnsi="Calibri" w:cs="Calibri"/>
+          <w:kern w:val="0"/>
+          <w:lang w:eastAsia="en-GB"/>
+          <w14:ligatures w14:val="none"/>
+        </w:rPr>
+        <w:t>), financial brackets (</w:t>
+      </w:r>
+      <w:proofErr w:type="spellStart"/>
+      <w:r>
+        <w:rPr>
+          <w:rFonts w:ascii="Calibri" w:eastAsia="Times New Roman" w:hAnsi="Calibri" w:cs="Calibri"/>
+          <w:kern w:val="0"/>
+          <w:lang w:eastAsia="en-GB"/>
+          <w14:ligatures w14:val="none"/>
+        </w:rPr>
+        <w:t>SalaryRange</w:t>
+      </w:r>
+      <w:proofErr w:type="spellEnd"/>
+      <w:r>
+        <w:rPr>
+          <w:rFonts w:ascii="Calibri" w:eastAsia="Times New Roman" w:hAnsi="Calibri" w:cs="Calibri"/>
+          <w:kern w:val="0"/>
+          <w:lang w:eastAsia="en-GB"/>
+          <w14:ligatures w14:val="none"/>
+        </w:rPr>
+        <w:t>), and clinical resources (</w:t>
+      </w:r>
+      <w:proofErr w:type="spellStart"/>
+      <w:r>
+        <w:rPr>
+          <w:rFonts w:ascii="Calibri" w:eastAsia="Times New Roman" w:hAnsi="Calibri" w:cs="Calibri"/>
+          <w:kern w:val="0"/>
+          <w:lang w:eastAsia="en-GB"/>
+          <w14:ligatures w14:val="none"/>
+        </w:rPr>
+        <w:t>HasTherapyAccess</w:t>
+      </w:r>
+      <w:proofErr w:type="spellEnd"/>
+      <w:r>
+        <w:rPr>
+          <w:rFonts w:ascii="Calibri" w:eastAsia="Times New Roman" w:hAnsi="Calibri" w:cs="Calibri"/>
+          <w:kern w:val="0"/>
+          <w:lang w:eastAsia="en-GB"/>
+          <w14:ligatures w14:val="none"/>
+        </w:rPr>
+        <w:t>). The data is fully anonymized with zero Personally Identifiable Information (PII), aligning strictly with GDPR policies. Sourced from a verified public repository (Kaggle), it carries open permissions for academic research and deployment.</w:t>
+      </w:r>
+    </w:p>
+    <w:p>
+      <w:pPr>
+        <w:keepNext/>
+        <w:keepLines/>
+        <w:spacing w:before="280" w:after="80" w:line="256" w:lineRule="auto"/>
+        <w:outlineLvl w:val="2"/>
+        <w:rPr>
+          <w:rFonts w:ascii="Calibri" w:eastAsia="Times New Roman" w:hAnsi="Calibri" w:cs="Calibri"/>
+          <w:kern w:val="0"/>
+          <w:lang w:eastAsia="en-GB"/>
+          <w14:ligatures w14:val="none"/>
+        </w:rPr>
+      </w:pPr>
+      <w:r>
+        <w:rPr>
+          <w:rFonts w:ascii="Calibri" w:eastAsia="Times New Roman" w:hAnsi="Calibri" w:cs="Calibri"/>
+          <w:kern w:val="0"/>
+          <w:lang w:eastAsia="en-GB"/>
+          <w14:ligatures w14:val="none"/>
+        </w:rPr>
+        <w:t>https://www.kaggle.com/datasets/khushikyad001/mental-health-and-burnout-in-the-workplace</w:t>
+      </w:r>
+    </w:p>
+    <w:p>
+      <w:pPr>
+        <w:keepNext/>
+        <w:keepLines/>
+        <w:spacing w:before="280" w:after="80" w:line="256" w:lineRule="auto"/>
+        <w:outlineLvl w:val="2"/>
+        <w:rPr>
           <w:rFonts w:ascii="Calibri" w:eastAsia="Calibri" w:hAnsi="Calibri" w:cs="Calibri"/>
           <w:b/>
           <w:kern w:val="0"/>
@@ -1824,7 +2246,7 @@
           <w:lang w:val="en-IE" w:eastAsia="en-IE"/>
           <w14:ligatures w14:val="none"/>
         </w:rPr>
-        <w:t>10. Ethical and Legal Considerations</w:t>
+        <w:t>8. Expected Deliverables</w:t>
       </w:r>
     </w:p>
     <w:p>
@@ -1844,37 +2266,143 @@
           <w:lang w:val="en-IE" w:eastAsia="en-GB"/>
           <w14:ligatures w14:val="none"/>
         </w:rPr>
-        <w:t>Identify relevant ethical, privacy, data protection, security and data-use considerations associated with the project. Explain how these will be appropriately addressed, including permissions for accessing and using the selected data.</w:t>
-      </w:r>
-    </w:p>
-    <w:p>
-      <w:pPr>
-        <w:spacing w:after="0" w:line="256" w:lineRule="auto"/>
-        <w:rPr>
-          <w:rFonts w:ascii="Calibri" w:eastAsia="Calibri" w:hAnsi="Calibri" w:cs="Calibri"/>
-          <w:kern w:val="0"/>
-          <w:sz w:val="22"/>
-          <w:szCs w:val="22"/>
-          <w:lang w:val="en-IE" w:eastAsia="en-IE"/>
-          <w14:ligatures w14:val="none"/>
-        </w:rPr>
-      </w:pPr>
-    </w:p>
-    <w:p>
-      <w:pPr>
-        <w:spacing w:after="0" w:line="256" w:lineRule="auto"/>
-        <w:rPr>
-          <w:rFonts w:ascii="Calibri" w:eastAsia="Calibri" w:hAnsi="Calibri" w:cs="Calibri"/>
+        <w:t>Clearly state what you expect to produce by the end of Semester 2, including the expected analytical and predictive modelling outputs and any relevant dashboard, application, system or other project deliverables.</w:t>
+      </w:r>
+    </w:p>
+    <w:p>
+      <w:pPr>
+        <w:keepNext/>
+        <w:keepLines/>
+        <w:spacing w:before="280" w:after="80" w:line="256" w:lineRule="auto"/>
+        <w:outlineLvl w:val="2"/>
+        <w:rPr>
+          <w:rFonts w:ascii="Calibri" w:eastAsia="Calibri" w:hAnsi="Calibri" w:cs="Calibri"/>
+          <w:b/>
+          <w:kern w:val="0"/>
+          <w:sz w:val="28"/>
+          <w:szCs w:val="28"/>
+          <w:lang w:val="en-IE" w:eastAsia="en-IE"/>
+          <w14:ligatures w14:val="none"/>
+        </w:rPr>
+      </w:pPr>
+      <w:r>
+        <w:rPr>
+          <w:rFonts w:ascii="Calibri" w:eastAsia="Calibri" w:hAnsi="Calibri" w:cs="Calibri"/>
+          <w:b/>
+          <w:kern w:val="0"/>
+          <w:sz w:val="28"/>
+          <w:szCs w:val="28"/>
+          <w:lang w:val="en-IE" w:eastAsia="en-IE"/>
+          <w14:ligatures w14:val="none"/>
+        </w:rPr>
+        <w:t>9. Project Timeline</w:t>
+      </w:r>
+    </w:p>
+    <w:p>
+      <w:pPr>
+        <w:spacing w:before="100" w:beforeAutospacing="1" w:after="100" w:afterAutospacing="1" w:line="240" w:lineRule="auto"/>
+        <w:rPr>
+          <w:rFonts w:ascii="Calibri" w:eastAsia="Times New Roman" w:hAnsi="Calibri" w:cs="Calibri"/>
+          <w:kern w:val="0"/>
+          <w:lang w:val="en-IE" w:eastAsia="en-GB"/>
+          <w14:ligatures w14:val="none"/>
+        </w:rPr>
+      </w:pPr>
+      <w:r>
+        <w:rPr>
+          <w:rFonts w:ascii="Calibri" w:eastAsia="Times New Roman" w:hAnsi="Calibri" w:cs="Calibri"/>
+          <w:kern w:val="0"/>
+          <w:lang w:val="en-IE" w:eastAsia="en-GB"/>
+          <w14:ligatures w14:val="none"/>
+        </w:rPr>
+        <w:t xml:space="preserve">Provide a </w:t>
+      </w:r>
+      <w:r>
+        <w:rPr>
+          <w:rFonts w:ascii="Calibri" w:eastAsia="Times New Roman" w:hAnsi="Calibri" w:cs="Calibri"/>
           <w:b/>
           <w:bCs/>
           <w:kern w:val="0"/>
-          <w:sz w:val="22"/>
-          <w:szCs w:val="22"/>
-          <w:lang w:val="en-IE" w:eastAsia="en-IE"/>
-          <w14:ligatures w14:val="none"/>
-        </w:rPr>
-      </w:pPr>
-      <w:r>
+          <w:lang w:val="en-IE" w:eastAsia="en-GB"/>
+          <w14:ligatures w14:val="none"/>
+        </w:rPr>
+        <w:t>high-level project timeline diagram (e.g., a Gantt chart)</w:t>
+      </w:r>
+      <w:r>
+        <w:rPr>
+          <w:rFonts w:ascii="Calibri" w:eastAsia="Times New Roman" w:hAnsi="Calibri" w:cs="Calibri"/>
+          <w:kern w:val="0"/>
+          <w:lang w:val="en-IE" w:eastAsia="en-GB"/>
+          <w14:ligatures w14:val="none"/>
+        </w:rPr>
+        <w:t xml:space="preserve"> covering both semesters. Clearly show the main project phases, key activities, milestones and expected completion periods.</w:t>
+      </w:r>
+    </w:p>
+    <w:p>
+      <w:pPr>
+        <w:keepNext/>
+        <w:keepLines/>
+        <w:spacing w:before="280" w:after="80" w:line="256" w:lineRule="auto"/>
+        <w:outlineLvl w:val="2"/>
+        <w:rPr>
+          <w:rFonts w:ascii="Calibri" w:eastAsia="Calibri" w:hAnsi="Calibri" w:cs="Calibri"/>
+          <w:b/>
+          <w:kern w:val="0"/>
+          <w:sz w:val="28"/>
+          <w:szCs w:val="28"/>
+          <w:lang w:val="en-IE" w:eastAsia="en-IE"/>
+          <w14:ligatures w14:val="none"/>
+        </w:rPr>
+      </w:pPr>
+      <w:r>
+        <w:rPr>
+          <w:rFonts w:ascii="Calibri" w:eastAsia="Calibri" w:hAnsi="Calibri" w:cs="Calibri"/>
+          <w:b/>
+          <w:kern w:val="0"/>
+          <w:sz w:val="28"/>
+          <w:szCs w:val="28"/>
+          <w:lang w:val="en-IE" w:eastAsia="en-IE"/>
+          <w14:ligatures w14:val="none"/>
+        </w:rPr>
+        <w:t>10. Ethical and Legal Considerations</w:t>
+      </w:r>
+    </w:p>
+    <w:p>
+      <w:pPr>
+        <w:spacing w:before="100" w:beforeAutospacing="1" w:after="100" w:afterAutospacing="1" w:line="240" w:lineRule="auto"/>
+        <w:rPr>
+          <w:rFonts w:ascii="Calibri" w:eastAsia="Times New Roman" w:hAnsi="Calibri" w:cs="Calibri"/>
+          <w:kern w:val="0"/>
+          <w:lang w:val="en-IE" w:eastAsia="en-GB"/>
+          <w14:ligatures w14:val="none"/>
+        </w:rPr>
+      </w:pPr>
+      <w:r>
+        <w:rPr>
+          <w:rFonts w:ascii="Calibri" w:eastAsia="Times New Roman" w:hAnsi="Calibri" w:cs="Calibri"/>
+          <w:kern w:val="0"/>
+          <w:lang w:val="en-IE" w:eastAsia="en-GB"/>
+          <w14:ligatures w14:val="none"/>
+        </w:rPr>
+        <w:t>Identify relevant ethical, privacy, data protection, security and data-use considerations associated with the project. Explain how these will be appropriately addressed, including permissions for accessing and using the selected data.</w:t>
+      </w:r>
+    </w:p>
+    <w:p>
+      <w:pPr>
+        <w:spacing w:after="0" w:line="256" w:lineRule="auto"/>
+        <w:rPr>
+          <w:rFonts w:ascii="Calibri" w:eastAsia="Calibri" w:hAnsi="Calibri" w:cs="Calibri"/>
+          <w:kern w:val="0"/>
+          <w:sz w:val="22"/>
+          <w:szCs w:val="22"/>
+          <w:lang w:val="en-IE" w:eastAsia="en-IE"/>
+          <w14:ligatures w14:val="none"/>
+        </w:rPr>
+      </w:pPr>
+    </w:p>
+    <w:p>
+      <w:pPr>
+        <w:spacing w:after="0" w:line="256" w:lineRule="auto"/>
         <w:rPr>
           <w:rFonts w:ascii="Calibri" w:eastAsia="Calibri" w:hAnsi="Calibri" w:cs="Calibri"/>
           <w:b/>
@@ -1885,6 +2413,18 @@
           <w:lang w:val="en-IE" w:eastAsia="en-IE"/>
           <w14:ligatures w14:val="none"/>
         </w:rPr>
+      </w:pPr>
+      <w:r>
+        <w:rPr>
+          <w:rFonts w:ascii="Calibri" w:eastAsia="Calibri" w:hAnsi="Calibri" w:cs="Calibri"/>
+          <w:b/>
+          <w:bCs/>
+          <w:kern w:val="0"/>
+          <w:sz w:val="22"/>
+          <w:szCs w:val="22"/>
+          <w:lang w:val="en-IE" w:eastAsia="en-IE"/>
+          <w14:ligatures w14:val="none"/>
+        </w:rPr>
         <w:t>Sample Ideas for Capstone Projects:</w:t>
       </w:r>
     </w:p>
@@ -2097,7 +2637,7 @@
       <w:pPr>
         <w:spacing w:after="0" w:line="240" w:lineRule="auto"/>
         <w:rPr>
-          <w:rFonts w:ascii="Calibri" w:eastAsia="Calibri" w:hAnsi="Calibri" w:cs="Arial Hebrew Scholar"/>
+          <w:rFonts w:ascii="Calibri" w:eastAsia="Calibri" w:hAnsi="Calibri" w:cs="Calibri"/>
           <w:kern w:val="0"/>
           <w:szCs w:val="22"/>
           <w:lang w:val="en-IE" w:eastAsia="en-IE"/>
@@ -2107,7 +2647,7 @@
       <w:bookmarkStart w:id="2" w:name="_Hlk128577352"/>
       <w:r>
         <w:rPr>
-          <w:rFonts w:ascii="Calibri" w:eastAsia="Calibri" w:hAnsi="Calibri" w:cs="Arial Hebrew Scholar"/>
+          <w:rFonts w:ascii="Calibri" w:eastAsia="Calibri" w:hAnsi="Calibri" w:cs="Calibri"/>
           <w:kern w:val="0"/>
           <w:szCs w:val="22"/>
           <w:lang w:val="en-IE" w:eastAsia="en-IE"/>
@@ -2123,7 +2663,7 @@
         <w:ind w:left="720"/>
         <w:contextualSpacing/>
         <w:rPr>
-          <w:rFonts w:ascii="Calibri" w:eastAsia="Calibri" w:hAnsi="Calibri" w:cs="Arial Hebrew Scholar"/>
+          <w:rFonts w:ascii="Calibri" w:eastAsia="Calibri" w:hAnsi="Calibri" w:cs="Calibri"/>
           <w:kern w:val="0"/>
           <w:szCs w:val="22"/>
           <w:lang w:val="en-IE" w:eastAsia="en-IE"/>
@@ -2141,7 +2681,7 @@
         <w:contextualSpacing/>
         <w:jc w:val="both"/>
         <w:rPr>
-          <w:rFonts w:ascii="Calibri" w:eastAsia="Calibri" w:hAnsi="Calibri" w:cs="Arial Hebrew Scholar"/>
+          <w:rFonts w:ascii="Calibri" w:eastAsia="Calibri" w:hAnsi="Calibri" w:cs="Calibri"/>
           <w:kern w:val="0"/>
           <w:szCs w:val="22"/>
           <w:u w:val="single"/>
@@ -2151,7 +2691,7 @@
       </w:pPr>
       <w:r>
         <w:rPr>
-          <w:rFonts w:ascii="Calibri" w:eastAsia="Calibri" w:hAnsi="Calibri" w:cs="Arial Hebrew Scholar"/>
+          <w:rFonts w:ascii="Calibri" w:eastAsia="Calibri" w:hAnsi="Calibri" w:cs="Calibri"/>
           <w:b/>
           <w:bCs/>
           <w:kern w:val="0"/>
@@ -2163,7 +2703,7 @@
       </w:r>
       <w:r>
         <w:rPr>
-          <w:rFonts w:ascii="Calibri" w:eastAsia="Calibri" w:hAnsi="Calibri" w:cs="Arial Hebrew Scholar"/>
+          <w:rFonts w:ascii="Calibri" w:eastAsia="Calibri" w:hAnsi="Calibri" w:cs="Calibri"/>
           <w:b/>
           <w:bCs/>
           <w:kern w:val="0"/>
@@ -2185,16 +2725,16 @@
         <w:contextualSpacing/>
         <w:jc w:val="both"/>
         <w:rPr>
-          <w:rFonts w:ascii="Calibri" w:eastAsia="Calibri" w:hAnsi="Calibri" w:cs="Arial Hebrew Scholar"/>
-          <w:kern w:val="0"/>
-          <w:szCs w:val="22"/>
-          <w:lang w:val="en-IE" w:eastAsia="en-IE"/>
-          <w14:ligatures w14:val="none"/>
-        </w:rPr>
-      </w:pPr>
-      <w:r>
-        <w:rPr>
-          <w:rFonts w:ascii="Calibri" w:eastAsia="Calibri" w:hAnsi="Calibri" w:cs="Arial Hebrew Scholar"/>
+          <w:rFonts w:ascii="Calibri" w:eastAsia="Calibri" w:hAnsi="Calibri" w:cs="Calibri"/>
+          <w:kern w:val="0"/>
+          <w:szCs w:val="22"/>
+          <w:lang w:val="en-IE" w:eastAsia="en-IE"/>
+          <w14:ligatures w14:val="none"/>
+        </w:rPr>
+      </w:pPr>
+      <w:r>
+        <w:rPr>
+          <w:rFonts w:ascii="Calibri" w:eastAsia="Calibri" w:hAnsi="Calibri" w:cs="Calibri"/>
           <w:kern w:val="0"/>
           <w:szCs w:val="22"/>
           <w:lang w:val="en-IE" w:eastAsia="en-IE"/>
@@ -2294,7 +2834,7 @@
         <w:spacing w:line="256" w:lineRule="auto"/>
         <w:contextualSpacing/>
         <w:rPr>
-          <w:rFonts w:ascii="Calibri" w:eastAsia="Calibri" w:hAnsi="Calibri" w:cs="Arial Hebrew Scholar"/>
+          <w:rFonts w:ascii="Calibri" w:eastAsia="Calibri" w:hAnsi="Calibri" w:cs="Calibri"/>
           <w:bCs/>
           <w:kern w:val="0"/>
           <w:sz w:val="22"/>
@@ -2305,7 +2845,7 @@
       </w:pPr>
       <w:r>
         <w:rPr>
-          <w:rFonts w:ascii="Calibri" w:eastAsia="Calibri" w:hAnsi="Calibri" w:cs="Arial Hebrew Scholar"/>
+          <w:rFonts w:ascii="Calibri" w:eastAsia="Calibri" w:hAnsi="Calibri" w:cs="Calibri"/>
           <w:bCs/>
           <w:kern w:val="0"/>
           <w:sz w:val="22"/>
@@ -2752,6 +3292,9 @@
     <w:p>
       <w:pPr>
         <w:pStyle w:val="ListParagraph"/>
+        <w:rPr>
+          <w:rFonts w:ascii="Calibri" w:hAnsi="Calibri" w:cs="Calibri"/>
+        </w:rPr>
       </w:pPr>
     </w:p>
     <w:sectPr>
@@ -3141,6 +3684,119 @@
     </w:lvl>
   </w:abstractNum>
   <w:abstractNum w:abstractNumId="4" w15:restartNumberingAfterBreak="0">
+    <w:nsid w:val="457E2FF3"/>
+    <w:multiLevelType w:val="hybridMultilevel"/>
+    <w:tmpl w:val="8A685B1A"/>
+    <w:lvl w:ilvl="0" w:tplc="04090001">
+      <w:start w:val="1"/>
+      <w:numFmt w:val="bullet"/>
+      <w:lvlText w:val=""/>
+      <w:lvlJc w:val="left"/>
+      <w:pPr>
+        <w:ind w:left="720" w:hanging="360"/>
+      </w:pPr>
+      <w:rPr>
+        <w:rFonts w:ascii="Symbol" w:hAnsi="Symbol" w:hint="default"/>
+      </w:rPr>
+    </w:lvl>
+    <w:lvl w:ilvl="1" w:tplc="04090003" w:tentative="1">
+      <w:start w:val="1"/>
+      <w:numFmt w:val="bullet"/>
+      <w:lvlText w:val="o"/>
+      <w:lvlJc w:val="left"/>
+      <w:pPr>
+        <w:ind w:left="1440" w:hanging="360"/>
+      </w:pPr>
+      <w:rPr>
+        <w:rFonts w:ascii="Courier New" w:hAnsi="Courier New" w:cs="Courier New" w:hint="default"/>
+      </w:rPr>
+    </w:lvl>
+    <w:lvl w:ilvl="2" w:tplc="04090005" w:tentative="1">
+      <w:start w:val="1"/>
+      <w:numFmt w:val="bullet"/>
+      <w:lvlText w:val=""/>
+      <w:lvlJc w:val="left"/>
+      <w:pPr>
+        <w:ind w:left="2160" w:hanging="360"/>
+      </w:pPr>
+      <w:rPr>
+        <w:rFonts w:ascii="Wingdings" w:hAnsi="Wingdings" w:hint="default"/>
+      </w:rPr>
+    </w:lvl>
+    <w:lvl w:ilvl="3" w:tplc="04090001" w:tentative="1">
+      <w:start w:val="1"/>
+      <w:numFmt w:val="bullet"/>
+      <w:lvlText w:val=""/>
+      <w:lvlJc w:val="left"/>
+      <w:pPr>
+        <w:ind w:left="2880" w:hanging="360"/>
+      </w:pPr>
+      <w:rPr>
+        <w:rFonts w:ascii="Symbol" w:hAnsi="Symbol" w:hint="default"/>
+      </w:rPr>
+    </w:lvl>
+    <w:lvl w:ilvl="4" w:tplc="04090003" w:tentative="1">
+      <w:start w:val="1"/>
+      <w:numFmt w:val="bullet"/>
+      <w:lvlText w:val="o"/>
+      <w:lvlJc w:val="left"/>
+      <w:pPr>
+        <w:ind w:left="3600" w:hanging="360"/>
+      </w:pPr>
+      <w:rPr>
+        <w:rFonts w:ascii="Courier New" w:hAnsi="Courier New" w:cs="Courier New" w:hint="default"/>
+      </w:rPr>
+    </w:lvl>
+    <w:lvl w:ilvl="5" w:tplc="04090005" w:tentative="1">
+      <w:start w:val="1"/>
+      <w:numFmt w:val="bullet"/>
+      <w:lvlText w:val=""/>
+      <w:lvlJc w:val="left"/>
+      <w:pPr>
+        <w:ind w:left="4320" w:hanging="360"/>
+      </w:pPr>
+      <w:rPr>
+        <w:rFonts w:ascii="Wingdings" w:hAnsi="Wingdings" w:hint="default"/>
+      </w:rPr>
+    </w:lvl>
+    <w:lvl w:ilvl="6" w:tplc="04090001" w:tentative="1">
+      <w:start w:val="1"/>
+      <w:numFmt w:val="bullet"/>
+      <w:lvlText w:val=""/>
+      <w:lvlJc w:val="left"/>
+      <w:pPr>
+        <w:ind w:left="5040" w:hanging="360"/>
+      </w:pPr>
+      <w:rPr>
+        <w:rFonts w:ascii="Symbol" w:hAnsi="Symbol" w:hint="default"/>
+      </w:rPr>
+    </w:lvl>
+    <w:lvl w:ilvl="7" w:tplc="04090003" w:tentative="1">
+      <w:start w:val="1"/>
+      <w:numFmt w:val="bullet"/>
+      <w:lvlText w:val="o"/>
+      <w:lvlJc w:val="left"/>
+      <w:pPr>
+        <w:ind w:left="5760" w:hanging="360"/>
+      </w:pPr>
+      <w:rPr>
+        <w:rFonts w:ascii="Courier New" w:hAnsi="Courier New" w:cs="Courier New" w:hint="default"/>
+      </w:rPr>
+    </w:lvl>
+    <w:lvl w:ilvl="8" w:tplc="04090005" w:tentative="1">
+      <w:start w:val="1"/>
+      <w:numFmt w:val="bullet"/>
+      <w:lvlText w:val=""/>
+      <w:lvlJc w:val="left"/>
+      <w:pPr>
+        <w:ind w:left="6480" w:hanging="360"/>
+      </w:pPr>
+      <w:rPr>
+        <w:rFonts w:ascii="Wingdings" w:hAnsi="Wingdings" w:hint="default"/>
+      </w:rPr>
+    </w:lvl>
+  </w:abstractNum>
+  <w:abstractNum w:abstractNumId="5" w15:restartNumberingAfterBreak="0">
     <w:nsid w:val="461256DE"/>
     <w:multiLevelType w:val="multilevel"/>
     <w:tmpl w:val="70389AF0"/>
@@ -3250,6 +3906,119 @@
       </w:pPr>
       <w:rPr>
         <w:rFonts w:ascii="Noto Sans Symbols" w:eastAsia="Noto Sans Symbols" w:hAnsi="Noto Sans Symbols" w:cs="Noto Sans Symbols"/>
+      </w:rPr>
+    </w:lvl>
+  </w:abstractNum>
+  <w:abstractNum w:abstractNumId="6" w15:restartNumberingAfterBreak="0">
+    <w:nsid w:val="5364738B"/>
+    <w:multiLevelType w:val="hybridMultilevel"/>
+    <w:tmpl w:val="D1BCB352"/>
+    <w:lvl w:ilvl="0" w:tplc="04090001">
+      <w:start w:val="1"/>
+      <w:numFmt w:val="bullet"/>
+      <w:lvlText w:val=""/>
+      <w:lvlJc w:val="left"/>
+      <w:pPr>
+        <w:ind w:left="720" w:hanging="360"/>
+      </w:pPr>
+      <w:rPr>
+        <w:rFonts w:ascii="Symbol" w:hAnsi="Symbol" w:hint="default"/>
+      </w:rPr>
+    </w:lvl>
+    <w:lvl w:ilvl="1" w:tplc="04090003" w:tentative="1">
+      <w:start w:val="1"/>
+      <w:numFmt w:val="bullet"/>
+      <w:lvlText w:val="o"/>
+      <w:lvlJc w:val="left"/>
+      <w:pPr>
+        <w:ind w:left="1440" w:hanging="360"/>
+      </w:pPr>
+      <w:rPr>
+        <w:rFonts w:ascii="Courier New" w:hAnsi="Courier New" w:cs="Courier New" w:hint="default"/>
+      </w:rPr>
+    </w:lvl>
+    <w:lvl w:ilvl="2" w:tplc="04090005" w:tentative="1">
+      <w:start w:val="1"/>
+      <w:numFmt w:val="bullet"/>
+      <w:lvlText w:val=""/>
+      <w:lvlJc w:val="left"/>
+      <w:pPr>
+        <w:ind w:left="2160" w:hanging="360"/>
+      </w:pPr>
+      <w:rPr>
+        <w:rFonts w:ascii="Wingdings" w:hAnsi="Wingdings" w:hint="default"/>
+      </w:rPr>
+    </w:lvl>
+    <w:lvl w:ilvl="3" w:tplc="04090001" w:tentative="1">
+      <w:start w:val="1"/>
+      <w:numFmt w:val="bullet"/>
+      <w:lvlText w:val=""/>
+      <w:lvlJc w:val="left"/>
+      <w:pPr>
+        <w:ind w:left="2880" w:hanging="360"/>
+      </w:pPr>
+      <w:rPr>
+        <w:rFonts w:ascii="Symbol" w:hAnsi="Symbol" w:hint="default"/>
+      </w:rPr>
+    </w:lvl>
+    <w:lvl w:ilvl="4" w:tplc="04090003" w:tentative="1">
+      <w:start w:val="1"/>
+      <w:numFmt w:val="bullet"/>
+      <w:lvlText w:val="o"/>
+      <w:lvlJc w:val="left"/>
+      <w:pPr>
+        <w:ind w:left="3600" w:hanging="360"/>
+      </w:pPr>
+      <w:rPr>
+        <w:rFonts w:ascii="Courier New" w:hAnsi="Courier New" w:cs="Courier New" w:hint="default"/>
+      </w:rPr>
+    </w:lvl>
+    <w:lvl w:ilvl="5" w:tplc="04090005" w:tentative="1">
+      <w:start w:val="1"/>
+      <w:numFmt w:val="bullet"/>
+      <w:lvlText w:val=""/>
+      <w:lvlJc w:val="left"/>
+      <w:pPr>
+        <w:ind w:left="4320" w:hanging="360"/>
+      </w:pPr>
+      <w:rPr>
+        <w:rFonts w:ascii="Wingdings" w:hAnsi="Wingdings" w:hint="default"/>
+      </w:rPr>
+    </w:lvl>
+    <w:lvl w:ilvl="6" w:tplc="04090001" w:tentative="1">
+      <w:start w:val="1"/>
+      <w:numFmt w:val="bullet"/>
+      <w:lvlText w:val=""/>
+      <w:lvlJc w:val="left"/>
+      <w:pPr>
+        <w:ind w:left="5040" w:hanging="360"/>
+      </w:pPr>
+      <w:rPr>
+        <w:rFonts w:ascii="Symbol" w:hAnsi="Symbol" w:hint="default"/>
+      </w:rPr>
+    </w:lvl>
+    <w:lvl w:ilvl="7" w:tplc="04090003" w:tentative="1">
+      <w:start w:val="1"/>
+      <w:numFmt w:val="bullet"/>
+      <w:lvlText w:val="o"/>
+      <w:lvlJc w:val="left"/>
+      <w:pPr>
+        <w:ind w:left="5760" w:hanging="360"/>
+      </w:pPr>
+      <w:rPr>
+        <w:rFonts w:ascii="Courier New" w:hAnsi="Courier New" w:cs="Courier New" w:hint="default"/>
+      </w:rPr>
+    </w:lvl>
+    <w:lvl w:ilvl="8" w:tplc="04090005" w:tentative="1">
+      <w:start w:val="1"/>
+      <w:numFmt w:val="bullet"/>
+      <w:lvlText w:val=""/>
+      <w:lvlJc w:val="left"/>
+      <w:pPr>
+        <w:ind w:left="6480" w:hanging="360"/>
+      </w:pPr>
+      <w:rPr>
+        <w:rFonts w:ascii="Wingdings" w:hAnsi="Wingdings" w:hint="default"/>
       </w:rPr>
     </w:lvl>
   </w:abstractNum>
@@ -3302,7 +4071,7 @@
     <w:lvlOverride w:ilvl="8"/>
   </w:num>
   <w:num w:numId="5" w16cid:durableId="866410866">
-    <w:abstractNumId w:val="4"/>
+    <w:abstractNumId w:val="5"/>
     <w:lvlOverride w:ilvl="0"/>
     <w:lvlOverride w:ilvl="1"/>
     <w:lvlOverride w:ilvl="2"/>
@@ -3312,6 +4081,12 @@
     <w:lvlOverride w:ilvl="6"/>
     <w:lvlOverride w:ilvl="7"/>
     <w:lvlOverride w:ilvl="8"/>
+  </w:num>
+  <w:num w:numId="6" w16cid:durableId="670330502">
+    <w:abstractNumId w:val="6"/>
+  </w:num>
+  <w:num w:numId="7" w16cid:durableId="455024139">
+    <w:abstractNumId w:val="4"/>
   </w:num>
 </w:numbering>
 </file>
@@ -3919,7 +4694,6 @@
   <w:style w:type="character" w:default="1" w:styleId="DefaultParagraphFont">
     <w:name w:val="Default Paragraph Font"/>
     <w:uiPriority w:val="1"/>
-    <w:semiHidden/>
     <w:unhideWhenUsed/>
   </w:style>
   <w:style w:type="table" w:default="1" w:styleId="TableNormal">

--- a/Strategic thinking.docx
+++ b/Strategic thinking.docx
@@ -2066,6 +2066,84 @@
     </w:p>
     <w:p>
       <w:pPr>
+        <w:spacing w:line="276" w:lineRule="auto"/>
+        <w:rPr>
+          <w:rFonts w:ascii="Calibri" w:eastAsia="MS Mincho" w:hAnsi="Calibri" w:cs="Calibri"/>
+          <w:color w:val="333333"/>
+          <w:kern w:val="0"/>
+          <w:sz w:val="22"/>
+          <w:szCs w:val="22"/>
+          <w14:ligatures w14:val="none"/>
+        </w:rPr>
+      </w:pPr>
+      <w:r>
+        <w:rPr>
+          <w:rFonts w:ascii="Calibri" w:eastAsia="MS Mincho" w:hAnsi="Calibri" w:cs="Calibri"/>
+          <w:noProof/>
+          <w:color w:val="333333"/>
+          <w:kern w:val="0"/>
+          <w:sz w:val="22"/>
+          <w:szCs w:val="22"/>
+        </w:rPr>
+        <w:lastRenderedPageBreak/>
+        <w:drawing>
+          <wp:inline distT="0" distB="0" distL="0" distR="0" wp14:anchorId="4B363864" wp14:editId="420EC824">
+            <wp:extent cx="5822254" cy="5909733"/>
+            <wp:effectExtent l="0" t="0" r="7620" b="0"/>
+            <wp:docPr id="3" name="Picture 3"/>
+            <wp:cNvGraphicFramePr>
+              <a:graphicFrameLocks xmlns:a="http://schemas.openxmlformats.org/drawingml/2006/main" noChangeAspect="1"/>
+            </wp:cNvGraphicFramePr>
+            <a:graphic xmlns:a="http://schemas.openxmlformats.org/drawingml/2006/main">
+              <a:graphicData uri="http://schemas.openxmlformats.org/drawingml/2006/picture">
+                <pic:pic xmlns:pic="http://schemas.openxmlformats.org/drawingml/2006/picture">
+                  <pic:nvPicPr>
+                    <pic:cNvPr id="3" name="Picture 3"/>
+                    <pic:cNvPicPr/>
+                  </pic:nvPicPr>
+                  <pic:blipFill>
+                    <a:blip r:embed="rId7">
+                      <a:extLst>
+                        <a:ext uri="{28A0092B-C50C-407E-A947-70E740481C1C}">
+                          <a14:useLocalDpi xmlns:a14="http://schemas.microsoft.com/office/drawing/2010/main" val="0"/>
+                        </a:ext>
+                      </a:extLst>
+                    </a:blip>
+                    <a:stretch>
+                      <a:fillRect/>
+                    </a:stretch>
+                  </pic:blipFill>
+                  <pic:spPr>
+                    <a:xfrm>
+                      <a:off x="0" y="0"/>
+                      <a:ext cx="5855143" cy="5943116"/>
+                    </a:xfrm>
+                    <a:prstGeom prst="rect">
+                      <a:avLst/>
+                    </a:prstGeom>
+                  </pic:spPr>
+                </pic:pic>
+              </a:graphicData>
+            </a:graphic>
+          </wp:inline>
+        </w:drawing>
+      </w:r>
+    </w:p>
+    <w:p>
+      <w:pPr>
+        <w:spacing w:line="276" w:lineRule="auto"/>
+        <w:rPr>
+          <w:rFonts w:ascii="Calibri" w:eastAsia="MS Mincho" w:hAnsi="Calibri" w:cs="Calibri"/>
+          <w:color w:val="333333"/>
+          <w:kern w:val="0"/>
+          <w:sz w:val="22"/>
+          <w:szCs w:val="22"/>
+          <w14:ligatures w14:val="none"/>
+        </w:rPr>
+      </w:pPr>
+    </w:p>
+    <w:p>
+      <w:pPr>
         <w:keepNext/>
         <w:keepLines/>
         <w:spacing w:before="280" w:after="80" w:line="256" w:lineRule="auto"/>
@@ -2996,7 +3074,7 @@
         </w:rPr>
         <w:t xml:space="preserve">Use </w:t>
       </w:r>
-      <w:hyperlink r:id="rId7" w:history="1">
+      <w:hyperlink r:id="rId8" w:history="1">
         <w:r>
           <w:rPr>
             <w:rFonts w:ascii="Calibri" w:eastAsia="Calibri" w:hAnsi="Calibri" w:cs="Calibri"/>

--- a/Strategic thinking.docx
+++ b/Strategic thinking.docx
@@ -2329,22 +2329,34 @@
     </w:p>
     <w:p>
       <w:pPr>
-        <w:spacing w:before="100" w:beforeAutospacing="1" w:after="100" w:afterAutospacing="1" w:line="240" w:lineRule="auto"/>
-        <w:rPr>
-          <w:rFonts w:ascii="Calibri" w:eastAsia="Times New Roman" w:hAnsi="Calibri" w:cs="Calibri"/>
-          <w:kern w:val="0"/>
-          <w:lang w:val="en-IE" w:eastAsia="en-GB"/>
-          <w14:ligatures w14:val="none"/>
-        </w:rPr>
-      </w:pPr>
-      <w:r>
-        <w:rPr>
-          <w:rFonts w:ascii="Calibri" w:eastAsia="Times New Roman" w:hAnsi="Calibri" w:cs="Calibri"/>
-          <w:kern w:val="0"/>
-          <w:lang w:val="en-IE" w:eastAsia="en-GB"/>
-          <w14:ligatures w14:val="none"/>
-        </w:rPr>
-        <w:t>Clearly state what you expect to produce by the end of Semester 2, including the expected analytical and predictive modelling outputs and any relevant dashboard, application, system or other project deliverables.</w:t>
+        <w:pStyle w:val="ListBullet"/>
+      </w:pPr>
+      <w:r>
+        <w:t>Technical Pipeline: A fully documented, modular Python codebase containing the end-to-end data processing, feature engineering, and trained model weights stored as serialized files.</w:t>
+      </w:r>
+    </w:p>
+    <w:p>
+      <w:pPr>
+        <w:pStyle w:val="ListBullet"/>
+      </w:pPr>
+      <w:r>
+        <w:t>Predictive Model: A fine-tuned machine learning classifier capable of digesting fresh employee data and outputting a categorical risk level (High Burnout Risk vs. Low Burnout Risk).</w:t>
+      </w:r>
+    </w:p>
+    <w:p>
+      <w:pPr>
+        <w:pStyle w:val="ListBullet"/>
+      </w:pPr>
+      <w:r>
+        <w:t xml:space="preserve">OHS Enterprise Dashboard: A functional dashboard application built using Tableau or </w:t>
+      </w:r>
+      <w:proofErr w:type="spellStart"/>
+      <w:r>
+        <w:t>Streamlit</w:t>
+      </w:r>
+      <w:proofErr w:type="spellEnd"/>
+      <w:r>
+        <w:t>. This interface will display predictive charts, aggregate departmental fatigue metrics, and trigger automated visual alerts for departments exceeding safety limits.</w:t>
       </w:r>
     </w:p>
     <w:p>
@@ -2376,46 +2388,564 @@
         <w:t>9. Project Timeline</w:t>
       </w:r>
     </w:p>
-    <w:p>
-      <w:pPr>
-        <w:spacing w:before="100" w:beforeAutospacing="1" w:after="100" w:afterAutospacing="1" w:line="240" w:lineRule="auto"/>
-        <w:rPr>
-          <w:rFonts w:ascii="Calibri" w:eastAsia="Times New Roman" w:hAnsi="Calibri" w:cs="Calibri"/>
-          <w:kern w:val="0"/>
-          <w:lang w:val="en-IE" w:eastAsia="en-GB"/>
-          <w14:ligatures w14:val="none"/>
-        </w:rPr>
-      </w:pPr>
-      <w:r>
-        <w:rPr>
-          <w:rFonts w:ascii="Calibri" w:eastAsia="Times New Roman" w:hAnsi="Calibri" w:cs="Calibri"/>
-          <w:kern w:val="0"/>
-          <w:lang w:val="en-IE" w:eastAsia="en-GB"/>
-          <w14:ligatures w14:val="none"/>
-        </w:rPr>
-        <w:t xml:space="preserve">Provide a </w:t>
-      </w:r>
-      <w:r>
-        <w:rPr>
-          <w:rFonts w:ascii="Calibri" w:eastAsia="Times New Roman" w:hAnsi="Calibri" w:cs="Calibri"/>
-          <w:b/>
-          <w:bCs/>
-          <w:kern w:val="0"/>
-          <w:lang w:val="en-IE" w:eastAsia="en-GB"/>
-          <w14:ligatures w14:val="none"/>
-        </w:rPr>
-        <w:t>high-level project timeline diagram (e.g., a Gantt chart)</w:t>
-      </w:r>
-      <w:r>
-        <w:rPr>
-          <w:rFonts w:ascii="Calibri" w:eastAsia="Times New Roman" w:hAnsi="Calibri" w:cs="Calibri"/>
-          <w:kern w:val="0"/>
-          <w:lang w:val="en-IE" w:eastAsia="en-GB"/>
-          <w14:ligatures w14:val="none"/>
-        </w:rPr>
-        <w:t xml:space="preserve"> covering both semesters. Clearly show the main project phases, key activities, milestones and expected completion periods.</w:t>
-      </w:r>
-    </w:p>
+    <w:tbl>
+      <w:tblPr>
+        <w:tblStyle w:val="GridTable4-Accent5"/>
+        <w:tblW w:w="0" w:type="auto"/>
+        <w:tblLook w:val="04A0" w:firstRow="1" w:lastRow="0" w:firstColumn="1" w:lastColumn="0" w:noHBand="0" w:noVBand="1"/>
+      </w:tblPr>
+      <w:tblGrid>
+        <w:gridCol w:w="1453"/>
+        <w:gridCol w:w="1246"/>
+        <w:gridCol w:w="2158"/>
+        <w:gridCol w:w="2392"/>
+        <w:gridCol w:w="2101"/>
+      </w:tblGrid>
+      <w:tr>
+        <w:trPr>
+          <w:cnfStyle w:val="100000000000" w:firstRow="1" w:lastRow="0" w:firstColumn="0" w:lastColumn="0" w:oddVBand="0" w:evenVBand="0" w:oddHBand="0" w:evenHBand="0" w:firstRowFirstColumn="0" w:firstRowLastColumn="0" w:lastRowFirstColumn="0" w:lastRowLastColumn="0"/>
+          <w:trHeight w:val="654"/>
+        </w:trPr>
+        <w:tc>
+          <w:tcPr>
+            <w:cnfStyle w:val="001000000000" w:firstRow="0" w:lastRow="0" w:firstColumn="1" w:lastColumn="0" w:oddVBand="0" w:evenVBand="0" w:oddHBand="0" w:evenHBand="0" w:firstRowFirstColumn="0" w:firstRowLastColumn="0" w:lastRowFirstColumn="0" w:lastRowLastColumn="0"/>
+            <w:tcW w:w="0" w:type="auto"/>
+            <w:hideMark/>
+          </w:tcPr>
+          <w:p>
+            <w:pPr>
+              <w:pStyle w:val="ListBullet"/>
+            </w:pPr>
+            <w:r>
+              <w:t>Semester</w:t>
+            </w:r>
+          </w:p>
+        </w:tc>
+        <w:tc>
+          <w:tcPr>
+            <w:tcW w:w="0" w:type="auto"/>
+            <w:hideMark/>
+          </w:tcPr>
+          <w:p>
+            <w:pPr>
+              <w:pStyle w:val="ListBullet"/>
+              <w:cnfStyle w:val="100000000000" w:firstRow="1" w:lastRow="0" w:firstColumn="0" w:lastColumn="0" w:oddVBand="0" w:evenVBand="0" w:oddHBand="0" w:evenHBand="0" w:firstRowFirstColumn="0" w:firstRowLastColumn="0" w:lastRowFirstColumn="0" w:lastRowLastColumn="0"/>
+            </w:pPr>
+            <w:r>
+              <w:t>Weeks</w:t>
+            </w:r>
+          </w:p>
+        </w:tc>
+        <w:tc>
+          <w:tcPr>
+            <w:tcW w:w="0" w:type="auto"/>
+            <w:hideMark/>
+          </w:tcPr>
+          <w:p>
+            <w:pPr>
+              <w:pStyle w:val="ListBullet"/>
+              <w:cnfStyle w:val="100000000000" w:firstRow="1" w:lastRow="0" w:firstColumn="0" w:lastColumn="0" w:oddVBand="0" w:evenVBand="0" w:oddHBand="0" w:evenHBand="0" w:firstRowFirstColumn="0" w:firstRowLastColumn="0" w:lastRowFirstColumn="0" w:lastRowLastColumn="0"/>
+            </w:pPr>
+            <w:r>
+              <w:t>Phase</w:t>
+            </w:r>
+          </w:p>
+        </w:tc>
+        <w:tc>
+          <w:tcPr>
+            <w:tcW w:w="0" w:type="auto"/>
+            <w:hideMark/>
+          </w:tcPr>
+          <w:p>
+            <w:pPr>
+              <w:pStyle w:val="ListBullet"/>
+              <w:cnfStyle w:val="100000000000" w:firstRow="1" w:lastRow="0" w:firstColumn="0" w:lastColumn="0" w:oddVBand="0" w:evenVBand="0" w:oddHBand="0" w:evenHBand="0" w:firstRowFirstColumn="0" w:firstRowLastColumn="0" w:lastRowFirstColumn="0" w:lastRowLastColumn="0"/>
+            </w:pPr>
+            <w:r>
+              <w:t>Tasks</w:t>
+            </w:r>
+          </w:p>
+        </w:tc>
+        <w:tc>
+          <w:tcPr>
+            <w:tcW w:w="0" w:type="auto"/>
+            <w:hideMark/>
+          </w:tcPr>
+          <w:p>
+            <w:pPr>
+              <w:pStyle w:val="ListBullet"/>
+              <w:cnfStyle w:val="100000000000" w:firstRow="1" w:lastRow="0" w:firstColumn="0" w:lastColumn="0" w:oddVBand="0" w:evenVBand="0" w:oddHBand="0" w:evenHBand="0" w:firstRowFirstColumn="0" w:firstRowLastColumn="0" w:lastRowFirstColumn="0" w:lastRowLastColumn="0"/>
+            </w:pPr>
+            <w:r>
+              <w:t>Milestone / Output</w:t>
+            </w:r>
+          </w:p>
+        </w:tc>
+      </w:tr>
+      <w:tr>
+        <w:trPr>
+          <w:cnfStyle w:val="000000100000" w:firstRow="0" w:lastRow="0" w:firstColumn="0" w:lastColumn="0" w:oddVBand="0" w:evenVBand="0" w:oddHBand="1" w:evenHBand="0" w:firstRowFirstColumn="0" w:firstRowLastColumn="0" w:lastRowFirstColumn="0" w:lastRowLastColumn="0"/>
+        </w:trPr>
+        <w:tc>
+          <w:tcPr>
+            <w:cnfStyle w:val="001000000000" w:firstRow="0" w:lastRow="0" w:firstColumn="1" w:lastColumn="0" w:oddVBand="0" w:evenVBand="0" w:oddHBand="0" w:evenHBand="0" w:firstRowFirstColumn="0" w:firstRowLastColumn="0" w:lastRowFirstColumn="0" w:lastRowLastColumn="0"/>
+            <w:tcW w:w="0" w:type="auto"/>
+            <w:hideMark/>
+          </w:tcPr>
+          <w:p>
+            <w:pPr>
+              <w:pStyle w:val="ListBullet"/>
+            </w:pPr>
+            <w:r>
+              <w:t>Semester 1</w:t>
+            </w:r>
+          </w:p>
+        </w:tc>
+        <w:tc>
+          <w:tcPr>
+            <w:tcW w:w="0" w:type="auto"/>
+            <w:hideMark/>
+          </w:tcPr>
+          <w:p>
+            <w:pPr>
+              <w:pStyle w:val="ListBullet"/>
+              <w:cnfStyle w:val="000000100000" w:firstRow="0" w:lastRow="0" w:firstColumn="0" w:lastColumn="0" w:oddVBand="0" w:evenVBand="0" w:oddHBand="1" w:evenHBand="0" w:firstRowFirstColumn="0" w:firstRowLastColumn="0" w:lastRowFirstColumn="0" w:lastRowLastColumn="0"/>
+            </w:pPr>
+            <w:r>
+              <w:t>Weeks 1–6</w:t>
+            </w:r>
+          </w:p>
+        </w:tc>
+        <w:tc>
+          <w:tcPr>
+            <w:tcW w:w="0" w:type="auto"/>
+            <w:hideMark/>
+          </w:tcPr>
+          <w:p>
+            <w:pPr>
+              <w:pStyle w:val="ListBullet"/>
+              <w:cnfStyle w:val="000000100000" w:firstRow="0" w:lastRow="0" w:firstColumn="0" w:lastColumn="0" w:oddVBand="0" w:evenVBand="0" w:oddHBand="1" w:evenHBand="0" w:firstRowFirstColumn="0" w:firstRowLastColumn="0" w:lastRowFirstColumn="0" w:lastRowLastColumn="0"/>
+            </w:pPr>
+            <w:r>
+              <w:rPr>
+                <w:b/>
+                <w:bCs/>
+              </w:rPr>
+              <w:t>Phase 1:</w:t>
+            </w:r>
+            <w:r>
+              <w:t xml:space="preserve"> Project Initiation &amp; Data Preparation</w:t>
+            </w:r>
+          </w:p>
+        </w:tc>
+        <w:tc>
+          <w:tcPr>
+            <w:tcW w:w="0" w:type="auto"/>
+            <w:hideMark/>
+          </w:tcPr>
+          <w:p>
+            <w:pPr>
+              <w:pStyle w:val="ListBullet"/>
+              <w:numPr>
+                <w:ilvl w:val="0"/>
+                <w:numId w:val="0"/>
+              </w:numPr>
+              <w:ind w:left="360"/>
+              <w:cnfStyle w:val="000000100000" w:firstRow="0" w:lastRow="0" w:firstColumn="0" w:lastColumn="0" w:oddVBand="0" w:evenVBand="0" w:oddHBand="1" w:evenHBand="0" w:firstRowFirstColumn="0" w:firstRowLastColumn="0" w:lastRowFirstColumn="0" w:lastRowLastColumn="0"/>
+            </w:pPr>
+            <w:r>
+              <w:t>• Solidifying business requirements</w:t>
+            </w:r>
+          </w:p>
+          <w:p>
+            <w:pPr>
+              <w:pStyle w:val="ListBullet"/>
+              <w:numPr>
+                <w:ilvl w:val="0"/>
+                <w:numId w:val="0"/>
+              </w:numPr>
+              <w:ind w:left="360"/>
+              <w:cnfStyle w:val="000000100000" w:firstRow="0" w:lastRow="0" w:firstColumn="0" w:lastColumn="0" w:oddVBand="0" w:evenVBand="0" w:oddHBand="1" w:evenHBand="0" w:firstRowFirstColumn="0" w:firstRowLastColumn="0" w:lastRowFirstColumn="0" w:lastRowLastColumn="0"/>
+            </w:pPr>
+            <w:r>
+              <w:t>• Repository establishment on GitHub</w:t>
+            </w:r>
+          </w:p>
+          <w:p>
+            <w:pPr>
+              <w:pStyle w:val="ListBullet"/>
+              <w:numPr>
+                <w:ilvl w:val="0"/>
+                <w:numId w:val="0"/>
+              </w:numPr>
+              <w:ind w:left="360"/>
+              <w:cnfStyle w:val="000000100000" w:firstRow="0" w:lastRow="0" w:firstColumn="0" w:lastColumn="0" w:oddVBand="0" w:evenVBand="0" w:oddHBand="1" w:evenHBand="0" w:firstRowFirstColumn="0" w:firstRowLastColumn="0" w:lastRowFirstColumn="0" w:lastRowLastColumn="0"/>
+            </w:pPr>
+            <w:r>
+              <w:t>• Data pipeline formulation</w:t>
+            </w:r>
+          </w:p>
+        </w:tc>
+        <w:tc>
+          <w:tcPr>
+            <w:tcW w:w="0" w:type="auto"/>
+            <w:hideMark/>
+          </w:tcPr>
+          <w:p>
+            <w:pPr>
+              <w:pStyle w:val="ListBullet"/>
+              <w:cnfStyle w:val="000000100000" w:firstRow="0" w:lastRow="0" w:firstColumn="0" w:lastColumn="0" w:oddVBand="0" w:evenVBand="0" w:oddHBand="1" w:evenHBand="0" w:firstRowFirstColumn="0" w:firstRowLastColumn="0" w:lastRowFirstColumn="0" w:lastRowLastColumn="0"/>
+            </w:pPr>
+            <w:r>
+              <w:t>Project initiation and setup</w:t>
+            </w:r>
+          </w:p>
+        </w:tc>
+      </w:tr>
+      <w:tr>
+        <w:tc>
+          <w:tcPr>
+            <w:cnfStyle w:val="001000000000" w:firstRow="0" w:lastRow="0" w:firstColumn="1" w:lastColumn="0" w:oddVBand="0" w:evenVBand="0" w:oddHBand="0" w:evenHBand="0" w:firstRowFirstColumn="0" w:firstRowLastColumn="0" w:lastRowFirstColumn="0" w:lastRowLastColumn="0"/>
+            <w:tcW w:w="0" w:type="auto"/>
+            <w:hideMark/>
+          </w:tcPr>
+          <w:p>
+            <w:pPr>
+              <w:pStyle w:val="ListBullet"/>
+            </w:pPr>
+          </w:p>
+        </w:tc>
+        <w:tc>
+          <w:tcPr>
+            <w:tcW w:w="0" w:type="auto"/>
+            <w:hideMark/>
+          </w:tcPr>
+          <w:p>
+            <w:pPr>
+              <w:pStyle w:val="ListBullet"/>
+              <w:cnfStyle w:val="000000000000" w:firstRow="0" w:lastRow="0" w:firstColumn="0" w:lastColumn="0" w:oddVBand="0" w:evenVBand="0" w:oddHBand="0" w:evenHBand="0" w:firstRowFirstColumn="0" w:firstRowLastColumn="0" w:lastRowFirstColumn="0" w:lastRowLastColumn="0"/>
+            </w:pPr>
+            <w:r>
+              <w:t>Weeks 7–12</w:t>
+            </w:r>
+          </w:p>
+        </w:tc>
+        <w:tc>
+          <w:tcPr>
+            <w:tcW w:w="0" w:type="auto"/>
+            <w:hideMark/>
+          </w:tcPr>
+          <w:p>
+            <w:pPr>
+              <w:pStyle w:val="ListBullet"/>
+              <w:cnfStyle w:val="000000000000" w:firstRow="0" w:lastRow="0" w:firstColumn="0" w:lastColumn="0" w:oddVBand="0" w:evenVBand="0" w:oddHBand="0" w:evenHBand="0" w:firstRowFirstColumn="0" w:firstRowLastColumn="0" w:lastRowFirstColumn="0" w:lastRowLastColumn="0"/>
+            </w:pPr>
+            <w:r>
+              <w:rPr>
+                <w:b/>
+                <w:bCs/>
+              </w:rPr>
+              <w:t>Phase 2:</w:t>
+            </w:r>
+            <w:r>
+              <w:t xml:space="preserve"> Exploratory Data Analysis &amp; Modeling</w:t>
+            </w:r>
+          </w:p>
+        </w:tc>
+        <w:tc>
+          <w:tcPr>
+            <w:tcW w:w="0" w:type="auto"/>
+            <w:hideMark/>
+          </w:tcPr>
+          <w:p>
+            <w:pPr>
+              <w:pStyle w:val="ListBullet"/>
+              <w:numPr>
+                <w:ilvl w:val="0"/>
+                <w:numId w:val="0"/>
+              </w:numPr>
+              <w:ind w:left="360"/>
+              <w:cnfStyle w:val="000000000000" w:firstRow="0" w:lastRow="0" w:firstColumn="0" w:lastColumn="0" w:oddVBand="0" w:evenVBand="0" w:oddHBand="0" w:evenHBand="0" w:firstRowFirstColumn="0" w:firstRowLastColumn="0" w:lastRowFirstColumn="0" w:lastRowLastColumn="0"/>
+            </w:pPr>
+            <w:r>
+              <w:t>• Detailed execution of feature correlation</w:t>
+            </w:r>
+          </w:p>
+          <w:p>
+            <w:pPr>
+              <w:pStyle w:val="ListBullet"/>
+              <w:numPr>
+                <w:ilvl w:val="0"/>
+                <w:numId w:val="0"/>
+              </w:numPr>
+              <w:ind w:left="360"/>
+              <w:cnfStyle w:val="000000000000" w:firstRow="0" w:lastRow="0" w:firstColumn="0" w:lastColumn="0" w:oddVBand="0" w:evenVBand="0" w:oddHBand="0" w:evenHBand="0" w:firstRowFirstColumn="0" w:firstRowLastColumn="0" w:lastRowFirstColumn="0" w:lastRowLastColumn="0"/>
+            </w:pPr>
+            <w:r>
+              <w:t>• Preliminary model exploration</w:t>
+            </w:r>
+          </w:p>
+        </w:tc>
+        <w:tc>
+          <w:tcPr>
+            <w:tcW w:w="0" w:type="auto"/>
+            <w:hideMark/>
+          </w:tcPr>
+          <w:p>
+            <w:pPr>
+              <w:pStyle w:val="ListBullet"/>
+              <w:cnfStyle w:val="000000000000" w:firstRow="0" w:lastRow="0" w:firstColumn="0" w:lastColumn="0" w:oddVBand="0" w:evenVBand="0" w:oddHBand="0" w:evenHBand="0" w:firstRowFirstColumn="0" w:firstRowLastColumn="0" w:lastRowFirstColumn="0" w:lastRowLastColumn="0"/>
+            </w:pPr>
+            <w:r>
+              <w:rPr>
+                <w:b/>
+                <w:bCs/>
+              </w:rPr>
+              <w:t>Milestone: CA1 Report Submission</w:t>
+            </w:r>
+          </w:p>
+        </w:tc>
+      </w:tr>
+      <w:tr>
+        <w:trPr>
+          <w:cnfStyle w:val="000000100000" w:firstRow="0" w:lastRow="0" w:firstColumn="0" w:lastColumn="0" w:oddVBand="0" w:evenVBand="0" w:oddHBand="1" w:evenHBand="0" w:firstRowFirstColumn="0" w:firstRowLastColumn="0" w:lastRowFirstColumn="0" w:lastRowLastColumn="0"/>
+        </w:trPr>
+        <w:tc>
+          <w:tcPr>
+            <w:cnfStyle w:val="001000000000" w:firstRow="0" w:lastRow="0" w:firstColumn="1" w:lastColumn="0" w:oddVBand="0" w:evenVBand="0" w:oddHBand="0" w:evenHBand="0" w:firstRowFirstColumn="0" w:firstRowLastColumn="0" w:lastRowFirstColumn="0" w:lastRowLastColumn="0"/>
+            <w:tcW w:w="0" w:type="auto"/>
+            <w:hideMark/>
+          </w:tcPr>
+          <w:p>
+            <w:pPr>
+              <w:pStyle w:val="ListBullet"/>
+            </w:pPr>
+            <w:r>
+              <w:lastRenderedPageBreak/>
+              <w:t>Semester 2</w:t>
+            </w:r>
+          </w:p>
+        </w:tc>
+        <w:tc>
+          <w:tcPr>
+            <w:tcW w:w="0" w:type="auto"/>
+            <w:hideMark/>
+          </w:tcPr>
+          <w:p>
+            <w:pPr>
+              <w:pStyle w:val="ListBullet"/>
+              <w:cnfStyle w:val="000000100000" w:firstRow="0" w:lastRow="0" w:firstColumn="0" w:lastColumn="0" w:oddVBand="0" w:evenVBand="0" w:oddHBand="1" w:evenHBand="0" w:firstRowFirstColumn="0" w:firstRowLastColumn="0" w:lastRowFirstColumn="0" w:lastRowLastColumn="0"/>
+            </w:pPr>
+            <w:r>
+              <w:t>Weeks 1–5</w:t>
+            </w:r>
+          </w:p>
+        </w:tc>
+        <w:tc>
+          <w:tcPr>
+            <w:tcW w:w="0" w:type="auto"/>
+            <w:hideMark/>
+          </w:tcPr>
+          <w:p>
+            <w:pPr>
+              <w:pStyle w:val="ListBullet"/>
+              <w:cnfStyle w:val="000000100000" w:firstRow="0" w:lastRow="0" w:firstColumn="0" w:lastColumn="0" w:oddVBand="0" w:evenVBand="0" w:oddHBand="1" w:evenHBand="0" w:firstRowFirstColumn="0" w:firstRowLastColumn="0" w:lastRowFirstColumn="0" w:lastRowLastColumn="0"/>
+            </w:pPr>
+            <w:r>
+              <w:rPr>
+                <w:b/>
+                <w:bCs/>
+              </w:rPr>
+              <w:t>Phase 3:</w:t>
+            </w:r>
+            <w:r>
+              <w:t xml:space="preserve"> Advanced Training &amp; Fine-Tuning</w:t>
+            </w:r>
+          </w:p>
+        </w:tc>
+        <w:tc>
+          <w:tcPr>
+            <w:tcW w:w="0" w:type="auto"/>
+            <w:hideMark/>
+          </w:tcPr>
+          <w:p>
+            <w:pPr>
+              <w:pStyle w:val="ListBullet"/>
+              <w:numPr>
+                <w:ilvl w:val="0"/>
+                <w:numId w:val="0"/>
+              </w:numPr>
+              <w:ind w:left="360"/>
+              <w:cnfStyle w:val="000000100000" w:firstRow="0" w:lastRow="0" w:firstColumn="0" w:lastColumn="0" w:oddVBand="0" w:evenVBand="0" w:oddHBand="1" w:evenHBand="0" w:firstRowFirstColumn="0" w:firstRowLastColumn="0" w:lastRowFirstColumn="0" w:lastRowLastColumn="0"/>
+            </w:pPr>
+            <w:r>
+              <w:t>• Hyperparameter tuning</w:t>
+            </w:r>
+          </w:p>
+          <w:p>
+            <w:pPr>
+              <w:pStyle w:val="ListBullet"/>
+              <w:numPr>
+                <w:ilvl w:val="0"/>
+                <w:numId w:val="0"/>
+              </w:numPr>
+              <w:ind w:left="360"/>
+              <w:cnfStyle w:val="000000100000" w:firstRow="0" w:lastRow="0" w:firstColumn="0" w:lastColumn="0" w:oddVBand="0" w:evenVBand="0" w:oddHBand="1" w:evenHBand="0" w:firstRowFirstColumn="0" w:firstRowLastColumn="0" w:lastRowFirstColumn="0" w:lastRowLastColumn="0"/>
+            </w:pPr>
+            <w:r>
+              <w:t>• Algorithm cross-validation</w:t>
+            </w:r>
+          </w:p>
+          <w:p>
+            <w:pPr>
+              <w:pStyle w:val="ListBullet"/>
+              <w:numPr>
+                <w:ilvl w:val="0"/>
+                <w:numId w:val="0"/>
+              </w:numPr>
+              <w:ind w:left="360"/>
+              <w:cnfStyle w:val="000000100000" w:firstRow="0" w:lastRow="0" w:firstColumn="0" w:lastColumn="0" w:oddVBand="0" w:evenVBand="0" w:oddHBand="1" w:evenHBand="0" w:firstRowFirstColumn="0" w:firstRowLastColumn="0" w:lastRowFirstColumn="0" w:lastRowLastColumn="0"/>
+            </w:pPr>
+            <w:r>
+              <w:t>• Selection of the final safety model</w:t>
+            </w:r>
+          </w:p>
+        </w:tc>
+        <w:tc>
+          <w:tcPr>
+            <w:tcW w:w="0" w:type="auto"/>
+            <w:hideMark/>
+          </w:tcPr>
+          <w:p>
+            <w:pPr>
+              <w:pStyle w:val="ListBullet"/>
+              <w:cnfStyle w:val="000000100000" w:firstRow="0" w:lastRow="0" w:firstColumn="0" w:lastColumn="0" w:oddVBand="0" w:evenVBand="0" w:oddHBand="1" w:evenHBand="0" w:firstRowFirstColumn="0" w:firstRowLastColumn="0" w:lastRowFirstColumn="0" w:lastRowLastColumn="0"/>
+            </w:pPr>
+            <w:r>
+              <w:t>Final model selected</w:t>
+            </w:r>
+          </w:p>
+        </w:tc>
+      </w:tr>
+      <w:tr>
+        <w:tc>
+          <w:tcPr>
+            <w:cnfStyle w:val="001000000000" w:firstRow="0" w:lastRow="0" w:firstColumn="1" w:lastColumn="0" w:oddVBand="0" w:evenVBand="0" w:oddHBand="0" w:evenHBand="0" w:firstRowFirstColumn="0" w:firstRowLastColumn="0" w:lastRowFirstColumn="0" w:lastRowLastColumn="0"/>
+            <w:tcW w:w="0" w:type="auto"/>
+            <w:hideMark/>
+          </w:tcPr>
+          <w:p>
+            <w:pPr>
+              <w:pStyle w:val="ListBullet"/>
+            </w:pPr>
+          </w:p>
+        </w:tc>
+        <w:tc>
+          <w:tcPr>
+            <w:tcW w:w="0" w:type="auto"/>
+            <w:hideMark/>
+          </w:tcPr>
+          <w:p>
+            <w:pPr>
+              <w:pStyle w:val="ListBullet"/>
+              <w:cnfStyle w:val="000000000000" w:firstRow="0" w:lastRow="0" w:firstColumn="0" w:lastColumn="0" w:oddVBand="0" w:evenVBand="0" w:oddHBand="0" w:evenHBand="0" w:firstRowFirstColumn="0" w:firstRowLastColumn="0" w:lastRowFirstColumn="0" w:lastRowLastColumn="0"/>
+            </w:pPr>
+            <w:r>
+              <w:t>Weeks 6–12</w:t>
+            </w:r>
+          </w:p>
+        </w:tc>
+        <w:tc>
+          <w:tcPr>
+            <w:tcW w:w="0" w:type="auto"/>
+            <w:hideMark/>
+          </w:tcPr>
+          <w:p>
+            <w:pPr>
+              <w:pStyle w:val="ListBullet"/>
+              <w:cnfStyle w:val="000000000000" w:firstRow="0" w:lastRow="0" w:firstColumn="0" w:lastColumn="0" w:oddVBand="0" w:evenVBand="0" w:oddHBand="0" w:evenHBand="0" w:firstRowFirstColumn="0" w:firstRowLastColumn="0" w:lastRowFirstColumn="0" w:lastRowLastColumn="0"/>
+            </w:pPr>
+            <w:r>
+              <w:rPr>
+                <w:b/>
+                <w:bCs/>
+              </w:rPr>
+              <w:t>Phase 4:</w:t>
+            </w:r>
+            <w:r>
+              <w:t xml:space="preserve"> Dashboard Construction &amp; Project Finalization</w:t>
+            </w:r>
+          </w:p>
+        </w:tc>
+        <w:tc>
+          <w:tcPr>
+            <w:tcW w:w="0" w:type="auto"/>
+            <w:hideMark/>
+          </w:tcPr>
+          <w:p>
+            <w:pPr>
+              <w:pStyle w:val="ListBullet"/>
+              <w:numPr>
+                <w:ilvl w:val="0"/>
+                <w:numId w:val="0"/>
+              </w:numPr>
+              <w:ind w:left="360"/>
+              <w:cnfStyle w:val="000000000000" w:firstRow="0" w:lastRow="0" w:firstColumn="0" w:lastColumn="0" w:oddVBand="0" w:evenVBand="0" w:oddHBand="0" w:evenHBand="0" w:firstRowFirstColumn="0" w:firstRowLastColumn="0" w:lastRowFirstColumn="0" w:lastRowLastColumn="0"/>
+            </w:pPr>
+            <w:r>
+              <w:t>• Developing the interactive dashboard interface</w:t>
+            </w:r>
+          </w:p>
+          <w:p>
+            <w:pPr>
+              <w:pStyle w:val="ListBullet"/>
+              <w:numPr>
+                <w:ilvl w:val="0"/>
+                <w:numId w:val="0"/>
+              </w:numPr>
+              <w:ind w:left="360"/>
+              <w:cnfStyle w:val="000000000000" w:firstRow="0" w:lastRow="0" w:firstColumn="0" w:lastColumn="0" w:oddVBand="0" w:evenVBand="0" w:oddHBand="0" w:evenHBand="0" w:firstRowFirstColumn="0" w:firstRowLastColumn="0" w:lastRowFirstColumn="0" w:lastRowLastColumn="0"/>
+            </w:pPr>
+            <w:r>
+              <w:t>• Compiling the terminal capstone thesis report</w:t>
+            </w:r>
+          </w:p>
+          <w:p>
+            <w:pPr>
+              <w:pStyle w:val="ListBullet"/>
+              <w:numPr>
+                <w:ilvl w:val="0"/>
+                <w:numId w:val="0"/>
+              </w:numPr>
+              <w:ind w:left="360"/>
+              <w:cnfStyle w:val="000000000000" w:firstRow="0" w:lastRow="0" w:firstColumn="0" w:lastColumn="0" w:oddVBand="0" w:evenVBand="0" w:oddHBand="0" w:evenHBand="0" w:firstRowFirstColumn="0" w:firstRowLastColumn="0" w:lastRowFirstColumn="0" w:lastRowLastColumn="0"/>
+            </w:pPr>
+            <w:r>
+              <w:t>• Final presentation</w:t>
+            </w:r>
+          </w:p>
+        </w:tc>
+        <w:tc>
+          <w:tcPr>
+            <w:tcW w:w="0" w:type="auto"/>
+            <w:hideMark/>
+          </w:tcPr>
+          <w:p>
+            <w:pPr>
+              <w:pStyle w:val="ListBullet"/>
+              <w:cnfStyle w:val="000000000000" w:firstRow="0" w:lastRow="0" w:firstColumn="0" w:lastColumn="0" w:oddVBand="0" w:evenVBand="0" w:oddHBand="0" w:evenHBand="0" w:firstRowFirstColumn="0" w:firstRowLastColumn="0" w:lastRowFirstColumn="0" w:lastRowLastColumn="0"/>
+            </w:pPr>
+            <w:r>
+              <w:rPr>
+                <w:b/>
+                <w:bCs/>
+              </w:rPr>
+              <w:t>Terminal Capstone Thesis &amp; Final Presentation</w:t>
+            </w:r>
+          </w:p>
+        </w:tc>
+      </w:tr>
+    </w:tbl>
     <w:p>
       <w:pPr>
         <w:keepNext/>
@@ -3388,6 +3918,44 @@
 <file path=word/numbering.xml><?xml version="1.0" encoding="utf-8"?>
 <w:numbering xmlns:wpc="http://schemas.microsoft.com/office/word/2010/wordprocessingCanvas" xmlns:cx="http://schemas.microsoft.com/office/drawing/2014/chartex" xmlns:cx1="http://schemas.microsoft.com/office/drawing/2015/9/8/chartex" xmlns:cx2="http://schemas.microsoft.com/office/drawing/2015/10/21/chartex" xmlns:cx3="http://schemas.microsoft.com/office/drawing/2016/5/9/chartex" xmlns:cx4="http://schemas.microsoft.com/office/drawing/2016/5/10/chartex" xmlns:cx5="http://schemas.microsoft.com/office/drawing/2016/5/11/chartex" xmlns:cx6="http://schemas.microsoft.com/office/drawing/2016/5/12/chartex" xmlns:cx7="http://schemas.microsoft.com/office/drawing/2016/5/13/chartex" xmlns:cx8="http://schemas.microsoft.com/office/drawing/2016/5/14/chartex" xmlns:mc="http://schemas.openxmlformats.org/markup-compatibility/2006" xmlns:aink="http://schemas.microsoft.com/office/drawing/2016/ink" xmlns:am3d="http://schemas.microsoft.com/office/drawing/2017/model3d" xmlns:o="urn:schemas-microsoft-com:office:office" xmlns:oel="http://schemas.microsoft.com/office/2019/extlst" xmlns:r="http://schemas.openxmlformats.org/officeDocument/2006/relationships" xmlns:m="http://schemas.openxmlformats.org/officeDocument/2006/math" xmlns:v="urn:schemas-microsoft-com:vml" xmlns:wp14="http://schemas.microsoft.com/office/word/2010/wordprocessingDrawing" xmlns:wp="http://schemas.openxmlformats.org/drawingml/2006/wordprocessingDrawing" xmlns:w10="urn:schemas-microsoft-com:office:word" xmlns:w="http://schemas.openxmlformats.org/wordprocessingml/2006/main" xmlns:w14="http://schemas.microsoft.com/office/word/2010/wordml" xmlns:w15="http://schemas.microsoft.com/office/word/2012/wordml" xmlns:w16cex="http://schemas.microsoft.com/office/word/2018/wordml/cex" xmlns:w16cid="http://schemas.microsoft.com/office/word/2016/wordml/cid" xmlns:w16="http://schemas.microsoft.com/office/word/2018/wordml" xmlns:w16sdtdh="http://schemas.microsoft.com/office/word/2020/wordml/sdtdatahash" xmlns:w16se="http://schemas.microsoft.com/office/word/2015/wordml/symex" xmlns:wpg="http://schemas.microsoft.com/office/word/2010/wordprocessingGroup" xmlns:wpi="http://schemas.microsoft.com/office/word/2010/wordprocessingInk" xmlns:wne="http://schemas.microsoft.com/office/word/2006/wordml" xmlns:wps="http://schemas.microsoft.com/office/word/2010/wordprocessingShape" mc:Ignorable="w14 w15 w16se w16cid w16 w16cex w16sdtdh wp14">
   <w:abstractNum w:abstractNumId="0" w15:restartNumberingAfterBreak="0">
+    <w:nsid w:val="FFFFFF7D"/>
+    <w:multiLevelType w:val="singleLevel"/>
+    <w:tmpl w:val="E4089024"/>
+    <w:lvl w:ilvl="0">
+      <w:start w:val="1"/>
+      <w:numFmt w:val="decimal"/>
+      <w:lvlText w:val="%1."/>
+      <w:lvlJc w:val="left"/>
+      <w:pPr>
+        <w:tabs>
+          <w:tab w:val="num" w:pos="1440"/>
+        </w:tabs>
+        <w:ind w:left="1440" w:hanging="360"/>
+      </w:pPr>
+    </w:lvl>
+  </w:abstractNum>
+  <w:abstractNum w:abstractNumId="1" w15:restartNumberingAfterBreak="0">
+    <w:nsid w:val="FFFFFF89"/>
+    <w:multiLevelType w:val="singleLevel"/>
+    <w:tmpl w:val="7C625F04"/>
+    <w:lvl w:ilvl="0">
+      <w:start w:val="1"/>
+      <w:numFmt w:val="bullet"/>
+      <w:pStyle w:val="ListBullet"/>
+      <w:lvlText w:val=""/>
+      <w:lvlJc w:val="left"/>
+      <w:pPr>
+        <w:tabs>
+          <w:tab w:val="num" w:pos="360"/>
+        </w:tabs>
+        <w:ind w:left="360" w:hanging="360"/>
+      </w:pPr>
+      <w:rPr>
+        <w:rFonts w:ascii="Symbol" w:hAnsi="Symbol" w:hint="default"/>
+      </w:rPr>
+    </w:lvl>
+  </w:abstractNum>
+  <w:abstractNum w:abstractNumId="2" w15:restartNumberingAfterBreak="0">
     <w:nsid w:val="1F9A20AA"/>
     <w:multiLevelType w:val="hybridMultilevel"/>
     <w:tmpl w:val="FF52A92E"/>
@@ -3473,7 +4041,7 @@
       </w:pPr>
     </w:lvl>
   </w:abstractNum>
-  <w:abstractNum w:abstractNumId="1" w15:restartNumberingAfterBreak="0">
+  <w:abstractNum w:abstractNumId="3" w15:restartNumberingAfterBreak="0">
     <w:nsid w:val="261410AF"/>
     <w:multiLevelType w:val="multilevel"/>
     <w:tmpl w:val="7222DF62"/>
@@ -3559,7 +4127,7 @@
       </w:pPr>
     </w:lvl>
   </w:abstractNum>
-  <w:abstractNum w:abstractNumId="2" w15:restartNumberingAfterBreak="0">
+  <w:abstractNum w:abstractNumId="4" w15:restartNumberingAfterBreak="0">
     <w:nsid w:val="3A906E54"/>
     <w:multiLevelType w:val="hybridMultilevel"/>
     <w:tmpl w:val="03787352"/>
@@ -3648,7 +4216,7 @@
       </w:pPr>
     </w:lvl>
   </w:abstractNum>
-  <w:abstractNum w:abstractNumId="3" w15:restartNumberingAfterBreak="0">
+  <w:abstractNum w:abstractNumId="5" w15:restartNumberingAfterBreak="0">
     <w:nsid w:val="43427AF3"/>
     <w:multiLevelType w:val="multilevel"/>
     <w:tmpl w:val="0BE6CBEA"/>
@@ -3761,7 +4329,7 @@
       </w:rPr>
     </w:lvl>
   </w:abstractNum>
-  <w:abstractNum w:abstractNumId="4" w15:restartNumberingAfterBreak="0">
+  <w:abstractNum w:abstractNumId="6" w15:restartNumberingAfterBreak="0">
     <w:nsid w:val="457E2FF3"/>
     <w:multiLevelType w:val="hybridMultilevel"/>
     <w:tmpl w:val="8A685B1A"/>
@@ -3874,7 +4442,7 @@
       </w:rPr>
     </w:lvl>
   </w:abstractNum>
-  <w:abstractNum w:abstractNumId="5" w15:restartNumberingAfterBreak="0">
+  <w:abstractNum w:abstractNumId="7" w15:restartNumberingAfterBreak="0">
     <w:nsid w:val="461256DE"/>
     <w:multiLevelType w:val="multilevel"/>
     <w:tmpl w:val="70389AF0"/>
@@ -3987,7 +4555,7 @@
       </w:rPr>
     </w:lvl>
   </w:abstractNum>
-  <w:abstractNum w:abstractNumId="6" w15:restartNumberingAfterBreak="0">
+  <w:abstractNum w:abstractNumId="8" w15:restartNumberingAfterBreak="0">
     <w:nsid w:val="5364738B"/>
     <w:multiLevelType w:val="hybridMultilevel"/>
     <w:tmpl w:val="D1BCB352"/>
@@ -4101,13 +4669,13 @@
     </w:lvl>
   </w:abstractNum>
   <w:num w:numId="1" w16cid:durableId="437264494">
-    <w:abstractNumId w:val="1"/>
+    <w:abstractNumId w:val="3"/>
   </w:num>
   <w:num w:numId="2" w16cid:durableId="1249772490">
-    <w:abstractNumId w:val="2"/>
+    <w:abstractNumId w:val="4"/>
   </w:num>
   <w:num w:numId="3" w16cid:durableId="54859188">
-    <w:abstractNumId w:val="0"/>
+    <w:abstractNumId w:val="2"/>
     <w:lvlOverride w:ilvl="0">
       <w:startOverride w:val="1"/>
     </w:lvlOverride>
@@ -4137,7 +4705,7 @@
     </w:lvlOverride>
   </w:num>
   <w:num w:numId="4" w16cid:durableId="1280456370">
-    <w:abstractNumId w:val="3"/>
+    <w:abstractNumId w:val="5"/>
     <w:lvlOverride w:ilvl="0"/>
     <w:lvlOverride w:ilvl="1"/>
     <w:lvlOverride w:ilvl="2"/>
@@ -4149,7 +4717,7 @@
     <w:lvlOverride w:ilvl="8"/>
   </w:num>
   <w:num w:numId="5" w16cid:durableId="866410866">
-    <w:abstractNumId w:val="5"/>
+    <w:abstractNumId w:val="7"/>
     <w:lvlOverride w:ilvl="0"/>
     <w:lvlOverride w:ilvl="1"/>
     <w:lvlOverride w:ilvl="2"/>
@@ -4161,10 +4729,16 @@
     <w:lvlOverride w:ilvl="8"/>
   </w:num>
   <w:num w:numId="6" w16cid:durableId="670330502">
+    <w:abstractNumId w:val="8"/>
+  </w:num>
+  <w:num w:numId="7" w16cid:durableId="455024139">
     <w:abstractNumId w:val="6"/>
   </w:num>
-  <w:num w:numId="7" w16cid:durableId="455024139">
-    <w:abstractNumId w:val="4"/>
+  <w:num w:numId="8" w16cid:durableId="991913591">
+    <w:abstractNumId w:val="1"/>
+  </w:num>
+  <w:num w:numId="9" w16cid:durableId="1701322699">
+    <w:abstractNumId w:val="0"/>
   </w:num>
 </w:numbering>
 </file>
@@ -5108,6 +5682,110 @@
       <w:shd w:val="clear" w:color="auto" w:fill="E1DFDD"/>
     </w:rPr>
   </w:style>
+  <w:style w:type="paragraph" w:styleId="ListBullet">
+    <w:name w:val="List Bullet"/>
+    <w:basedOn w:val="Normal"/>
+    <w:uiPriority w:val="99"/>
+    <w:unhideWhenUsed/>
+    <w:rsid w:val="003E643B"/>
+    <w:pPr>
+      <w:numPr>
+        <w:numId w:val="8"/>
+      </w:numPr>
+      <w:spacing w:after="200" w:line="276" w:lineRule="auto"/>
+      <w:contextualSpacing/>
+    </w:pPr>
+    <w:rPr>
+      <w:rFonts w:ascii="Calibri" w:eastAsiaTheme="minorEastAsia" w:hAnsi="Calibri"/>
+      <w:kern w:val="0"/>
+      <w:sz w:val="22"/>
+      <w:szCs w:val="22"/>
+      <w14:ligatures w14:val="none"/>
+    </w:rPr>
+  </w:style>
+  <w:style w:type="table" w:styleId="GridTable4-Accent5">
+    <w:name w:val="Grid Table 4 Accent 5"/>
+    <w:basedOn w:val="TableNormal"/>
+    <w:uiPriority w:val="49"/>
+    <w:rsid w:val="00CA4629"/>
+    <w:pPr>
+      <w:spacing w:after="0" w:line="240" w:lineRule="auto"/>
+    </w:pPr>
+    <w:rPr>
+      <w:rFonts w:eastAsiaTheme="minorEastAsia"/>
+      <w:kern w:val="0"/>
+      <w:sz w:val="22"/>
+      <w:szCs w:val="22"/>
+      <w14:ligatures w14:val="none"/>
+    </w:rPr>
+    <w:tblPr>
+      <w:tblStyleRowBandSize w:val="1"/>
+      <w:tblStyleColBandSize w:val="1"/>
+      <w:tblBorders>
+        <w:top w:val="single" w:sz="4" w:space="0" w:color="D86DCB" w:themeColor="accent5" w:themeTint="99"/>
+        <w:left w:val="single" w:sz="4" w:space="0" w:color="D86DCB" w:themeColor="accent5" w:themeTint="99"/>
+        <w:bottom w:val="single" w:sz="4" w:space="0" w:color="D86DCB" w:themeColor="accent5" w:themeTint="99"/>
+        <w:right w:val="single" w:sz="4" w:space="0" w:color="D86DCB" w:themeColor="accent5" w:themeTint="99"/>
+        <w:insideH w:val="single" w:sz="4" w:space="0" w:color="D86DCB" w:themeColor="accent5" w:themeTint="99"/>
+        <w:insideV w:val="single" w:sz="4" w:space="0" w:color="D86DCB" w:themeColor="accent5" w:themeTint="99"/>
+      </w:tblBorders>
+    </w:tblPr>
+    <w:tblStylePr w:type="firstRow">
+      <w:rPr>
+        <w:b/>
+        <w:bCs/>
+        <w:color w:val="FFFFFF" w:themeColor="background1"/>
+      </w:rPr>
+      <w:tblPr/>
+      <w:tcPr>
+        <w:tcBorders>
+          <w:top w:val="single" w:sz="4" w:space="0" w:color="A02B93" w:themeColor="accent5"/>
+          <w:left w:val="single" w:sz="4" w:space="0" w:color="A02B93" w:themeColor="accent5"/>
+          <w:bottom w:val="single" w:sz="4" w:space="0" w:color="A02B93" w:themeColor="accent5"/>
+          <w:right w:val="single" w:sz="4" w:space="0" w:color="A02B93" w:themeColor="accent5"/>
+          <w:insideH w:val="nil"/>
+          <w:insideV w:val="nil"/>
+        </w:tcBorders>
+        <w:shd w:val="clear" w:color="auto" w:fill="A02B93" w:themeFill="accent5"/>
+      </w:tcPr>
+    </w:tblStylePr>
+    <w:tblStylePr w:type="lastRow">
+      <w:rPr>
+        <w:b/>
+        <w:bCs/>
+      </w:rPr>
+      <w:tblPr/>
+      <w:tcPr>
+        <w:tcBorders>
+          <w:top w:val="double" w:sz="4" w:space="0" w:color="A02B93" w:themeColor="accent5"/>
+        </w:tcBorders>
+      </w:tcPr>
+    </w:tblStylePr>
+    <w:tblStylePr w:type="firstCol">
+      <w:rPr>
+        <w:b/>
+        <w:bCs/>
+      </w:rPr>
+    </w:tblStylePr>
+    <w:tblStylePr w:type="lastCol">
+      <w:rPr>
+        <w:b/>
+        <w:bCs/>
+      </w:rPr>
+    </w:tblStylePr>
+    <w:tblStylePr w:type="band1Vert">
+      <w:tblPr/>
+      <w:tcPr>
+        <w:shd w:val="clear" w:color="auto" w:fill="F2CEED" w:themeFill="accent5" w:themeFillTint="33"/>
+      </w:tcPr>
+    </w:tblStylePr>
+    <w:tblStylePr w:type="band1Horz">
+      <w:tblPr/>
+      <w:tcPr>
+        <w:shd w:val="clear" w:color="auto" w:fill="F2CEED" w:themeFill="accent5" w:themeFillTint="33"/>
+      </w:tcPr>
+    </w:tblStylePr>
+  </w:style>
 </w:styles>
 </file>
 

--- a/Strategic thinking.docx
+++ b/Strategic thinking.docx
@@ -2628,6 +2628,28 @@
             <w:r>
               <w:t>Weeks 7–12</w:t>
             </w:r>
+          </w:p>
+          <w:p>
+            <w:pPr>
+              <w:pStyle w:val="ListBullet"/>
+              <w:numPr>
+                <w:ilvl w:val="0"/>
+                <w:numId w:val="0"/>
+              </w:numPr>
+              <w:ind w:left="360"/>
+              <w:cnfStyle w:val="000000000000" w:firstRow="0" w:lastRow="0" w:firstColumn="0" w:lastColumn="0" w:oddVBand="0" w:evenVBand="0" w:oddHBand="0" w:evenHBand="0" w:firstRowFirstColumn="0" w:firstRowLastColumn="0" w:lastRowFirstColumn="0" w:lastRowLastColumn="0"/>
+            </w:pPr>
+          </w:p>
+          <w:p>
+            <w:pPr>
+              <w:pStyle w:val="ListBullet"/>
+              <w:numPr>
+                <w:ilvl w:val="0"/>
+                <w:numId w:val="0"/>
+              </w:numPr>
+              <w:ind w:left="360"/>
+              <w:cnfStyle w:val="000000000000" w:firstRow="0" w:lastRow="0" w:firstColumn="0" w:lastColumn="0" w:oddVBand="0" w:evenVBand="0" w:oddHBand="0" w:evenHBand="0" w:firstRowFirstColumn="0" w:firstRowLastColumn="0" w:lastRowFirstColumn="0" w:lastRowLastColumn="0"/>
+            </w:pPr>
           </w:p>
         </w:tc>
         <w:tc>

--- a/Strategic thinking.docx
+++ b/Strategic thinking.docx
@@ -9,8 +9,6 @@
         <w:rPr>
           <w:rFonts w:ascii="Calibri" w:eastAsia="Calibri" w:hAnsi="Calibri" w:cs="Calibri"/>
           <w:kern w:val="0"/>
-          <w:sz w:val="22"/>
-          <w:szCs w:val="22"/>
           <w:lang w:val="en-IE"/>
           <w14:ligatures w14:val="none"/>
         </w:rPr>
@@ -20,8 +18,6 @@
           <w:rFonts w:ascii="Calibri" w:eastAsia="Calibri" w:hAnsi="Calibri" w:cs="Calibri"/>
           <w:noProof/>
           <w:kern w:val="0"/>
-          <w:sz w:val="22"/>
-          <w:szCs w:val="22"/>
           <w:lang w:val="en-IE"/>
           <w14:ligatures w14:val="none"/>
         </w:rPr>
@@ -82,8 +78,6 @@
         <w:rPr>
           <w:rFonts w:ascii="Calibri" w:eastAsia="Calibri" w:hAnsi="Calibri" w:cs="Calibri"/>
           <w:kern w:val="0"/>
-          <w:sz w:val="22"/>
-          <w:szCs w:val="22"/>
           <w:lang w:val="en-IE"/>
           <w14:ligatures w14:val="none"/>
         </w:rPr>
@@ -94,8 +88,6 @@
           <w:b/>
           <w:bCs/>
           <w:kern w:val="0"/>
-          <w:sz w:val="36"/>
-          <w:szCs w:val="36"/>
           <w:lang w:val="en-IE"/>
           <w14:ligatures w14:val="none"/>
         </w:rPr>
@@ -145,8 +137,6 @@
               <w:rPr>
                 <w:rFonts w:ascii="Calibri" w:eastAsia="Calibri" w:hAnsi="Calibri" w:cs="Calibri"/>
                 <w:kern w:val="0"/>
-                <w:sz w:val="22"/>
-                <w:szCs w:val="22"/>
                 <w:lang w:val="en-IE"/>
                 <w14:ligatures w14:val="none"/>
               </w:rPr>
@@ -157,8 +147,6 @@
                 <w:b/>
                 <w:bCs/>
                 <w:kern w:val="0"/>
-                <w:sz w:val="22"/>
-                <w:szCs w:val="22"/>
                 <w:lang w:val="en-IE"/>
                 <w14:ligatures w14:val="none"/>
               </w:rPr>
@@ -188,8 +176,6 @@
               <w:rPr>
                 <w:rFonts w:ascii="Calibri" w:eastAsia="Calibri" w:hAnsi="Calibri" w:cs="Calibri"/>
                 <w:kern w:val="0"/>
-                <w:sz w:val="22"/>
-                <w:szCs w:val="22"/>
                 <w:lang w:val="en-IE"/>
                 <w14:ligatures w14:val="none"/>
               </w:rPr>
@@ -222,8 +208,6 @@
               <w:rPr>
                 <w:rFonts w:ascii="Calibri" w:eastAsia="Calibri" w:hAnsi="Calibri" w:cs="Calibri"/>
                 <w:kern w:val="0"/>
-                <w:sz w:val="22"/>
-                <w:szCs w:val="22"/>
                 <w:lang w:val="en-IE"/>
                 <w14:ligatures w14:val="none"/>
               </w:rPr>
@@ -234,8 +218,6 @@
                 <w:b/>
                 <w:bCs/>
                 <w:kern w:val="0"/>
-                <w:sz w:val="22"/>
-                <w:szCs w:val="22"/>
                 <w:lang w:val="en-IE"/>
                 <w14:ligatures w14:val="none"/>
               </w:rPr>
@@ -265,8 +247,6 @@
               <w:rPr>
                 <w:rFonts w:ascii="Calibri" w:eastAsia="Calibri" w:hAnsi="Calibri" w:cs="Calibri"/>
                 <w:kern w:val="0"/>
-                <w:sz w:val="22"/>
-                <w:szCs w:val="22"/>
                 <w:lang w:val="en-IE"/>
                 <w14:ligatures w14:val="none"/>
               </w:rPr>
@@ -299,8 +279,6 @@
               <w:rPr>
                 <w:rFonts w:ascii="Calibri" w:eastAsia="Calibri" w:hAnsi="Calibri" w:cs="Calibri"/>
                 <w:kern w:val="0"/>
-                <w:sz w:val="22"/>
-                <w:szCs w:val="22"/>
                 <w:lang w:val="en-IE"/>
                 <w14:ligatures w14:val="none"/>
               </w:rPr>
@@ -311,8 +289,6 @@
                 <w:b/>
                 <w:bCs/>
                 <w:kern w:val="0"/>
-                <w:sz w:val="22"/>
-                <w:szCs w:val="22"/>
                 <w:lang w:val="en-IE"/>
                 <w14:ligatures w14:val="none"/>
               </w:rPr>
@@ -342,8 +318,6 @@
               <w:rPr>
                 <w:rFonts w:ascii="Calibri" w:eastAsia="Calibri" w:hAnsi="Calibri" w:cs="Calibri"/>
                 <w:kern w:val="0"/>
-                <w:sz w:val="22"/>
-                <w:szCs w:val="22"/>
                 <w:lang w:val="en-IE"/>
                 <w14:ligatures w14:val="none"/>
               </w:rPr>
@@ -376,8 +350,6 @@
               <w:rPr>
                 <w:rFonts w:ascii="Calibri" w:eastAsia="Calibri" w:hAnsi="Calibri" w:cs="Calibri"/>
                 <w:kern w:val="0"/>
-                <w:sz w:val="22"/>
-                <w:szCs w:val="22"/>
                 <w:lang w:val="en-IE"/>
                 <w14:ligatures w14:val="none"/>
               </w:rPr>
@@ -388,8 +360,6 @@
                 <w:b/>
                 <w:bCs/>
                 <w:kern w:val="0"/>
-                <w:sz w:val="22"/>
-                <w:szCs w:val="22"/>
                 <w:lang w:val="en-IE"/>
                 <w14:ligatures w14:val="none"/>
               </w:rPr>
@@ -419,8 +389,6 @@
               <w:rPr>
                 <w:rFonts w:ascii="Calibri" w:eastAsia="Calibri" w:hAnsi="Calibri" w:cs="Calibri"/>
                 <w:kern w:val="0"/>
-                <w:sz w:val="22"/>
-                <w:szCs w:val="22"/>
                 <w:lang w:val="en-IE"/>
                 <w14:ligatures w14:val="none"/>
               </w:rPr>
@@ -453,8 +421,6 @@
               <w:rPr>
                 <w:rFonts w:ascii="Calibri" w:eastAsia="Calibri" w:hAnsi="Calibri" w:cs="Calibri"/>
                 <w:kern w:val="0"/>
-                <w:sz w:val="22"/>
-                <w:szCs w:val="22"/>
                 <w:lang w:val="en-IE"/>
                 <w14:ligatures w14:val="none"/>
               </w:rPr>
@@ -465,8 +431,6 @@
                 <w:b/>
                 <w:bCs/>
                 <w:kern w:val="0"/>
-                <w:sz w:val="22"/>
-                <w:szCs w:val="22"/>
                 <w:lang w:val="en-IE"/>
                 <w14:ligatures w14:val="none"/>
               </w:rPr>
@@ -496,8 +460,6 @@
               <w:rPr>
                 <w:rFonts w:ascii="Calibri" w:eastAsia="Calibri" w:hAnsi="Calibri" w:cs="Calibri"/>
                 <w:kern w:val="0"/>
-                <w:sz w:val="22"/>
-                <w:szCs w:val="22"/>
                 <w:lang w:val="en-IE"/>
                 <w14:ligatures w14:val="none"/>
               </w:rPr>
@@ -530,8 +492,6 @@
               <w:rPr>
                 <w:rFonts w:ascii="Calibri" w:eastAsia="Calibri" w:hAnsi="Calibri" w:cs="Calibri"/>
                 <w:kern w:val="0"/>
-                <w:sz w:val="22"/>
-                <w:szCs w:val="22"/>
                 <w:lang w:val="en-IE"/>
                 <w14:ligatures w14:val="none"/>
               </w:rPr>
@@ -542,8 +502,6 @@
                 <w:b/>
                 <w:bCs/>
                 <w:kern w:val="0"/>
-                <w:sz w:val="22"/>
-                <w:szCs w:val="22"/>
                 <w:lang w:val="en-IE"/>
                 <w14:ligatures w14:val="none"/>
               </w:rPr>
@@ -573,8 +531,6 @@
               <w:rPr>
                 <w:rFonts w:ascii="Calibri" w:eastAsia="Calibri" w:hAnsi="Calibri" w:cs="Calibri"/>
                 <w:kern w:val="0"/>
-                <w:sz w:val="22"/>
-                <w:szCs w:val="22"/>
                 <w:lang w:val="en-IE"/>
                 <w14:ligatures w14:val="none"/>
               </w:rPr>
@@ -607,8 +563,6 @@
               <w:rPr>
                 <w:rFonts w:ascii="Calibri" w:eastAsia="Calibri" w:hAnsi="Calibri" w:cs="Calibri"/>
                 <w:kern w:val="0"/>
-                <w:sz w:val="22"/>
-                <w:szCs w:val="22"/>
                 <w:lang w:val="en-IE"/>
                 <w14:ligatures w14:val="none"/>
               </w:rPr>
@@ -619,8 +573,6 @@
                 <w:b/>
                 <w:bCs/>
                 <w:kern w:val="0"/>
-                <w:sz w:val="22"/>
-                <w:szCs w:val="22"/>
                 <w:lang w:val="en-IE"/>
                 <w14:ligatures w14:val="none"/>
               </w:rPr>
@@ -650,8 +602,6 @@
               <w:rPr>
                 <w:rFonts w:ascii="Calibri" w:eastAsia="Calibri" w:hAnsi="Calibri" w:cs="Calibri"/>
                 <w:kern w:val="0"/>
-                <w:sz w:val="22"/>
-                <w:szCs w:val="22"/>
                 <w:lang w:val="en-IE"/>
                 <w14:ligatures w14:val="none"/>
               </w:rPr>
@@ -670,8 +620,6 @@
           <w:bCs/>
           <w:color w:val="000000"/>
           <w:kern w:val="0"/>
-          <w:sz w:val="32"/>
-          <w:szCs w:val="32"/>
           <w:lang w:val="en-IE"/>
           <w14:ligatures w14:val="none"/>
         </w:rPr>
@@ -683,8 +631,6 @@
           <w:bCs/>
           <w:color w:val="000000"/>
           <w:kern w:val="0"/>
-          <w:sz w:val="32"/>
-          <w:szCs w:val="32"/>
           <w:lang w:val="en-IE"/>
           <w14:ligatures w14:val="none"/>
         </w:rPr>
@@ -697,8 +643,6 @@
         <w:rPr>
           <w:rFonts w:ascii="Calibri" w:eastAsia="Calibri" w:hAnsi="Calibri" w:cs="Calibri"/>
           <w:kern w:val="0"/>
-          <w:sz w:val="22"/>
-          <w:szCs w:val="22"/>
           <w:lang w:val="en-IE"/>
           <w14:ligatures w14:val="none"/>
         </w:rPr>
@@ -707,8 +651,6 @@
         <w:rPr>
           <w:rFonts w:ascii="Calibri" w:eastAsia="Calibri" w:hAnsi="Calibri" w:cs="Calibri"/>
           <w:kern w:val="0"/>
-          <w:sz w:val="22"/>
-          <w:szCs w:val="22"/>
           <w:lang w:val="en-IE"/>
           <w14:ligatures w14:val="none"/>
         </w:rPr>
@@ -757,8 +699,6 @@
               <w:rPr>
                 <w:rFonts w:ascii="Calibri" w:eastAsia="Calibri" w:hAnsi="Calibri" w:cs="Calibri"/>
                 <w:kern w:val="0"/>
-                <w:sz w:val="22"/>
-                <w:szCs w:val="22"/>
                 <w:lang w:val="en-IE"/>
                 <w14:ligatures w14:val="none"/>
               </w:rPr>
@@ -769,8 +709,6 @@
                 <w:b/>
                 <w:bCs/>
                 <w:kern w:val="0"/>
-                <w:sz w:val="22"/>
-                <w:szCs w:val="22"/>
                 <w:lang w:val="en-IE"/>
                 <w14:ligatures w14:val="none"/>
               </w:rPr>
@@ -783,8 +721,6 @@
               <w:rPr>
                 <w:rFonts w:ascii="Calibri" w:eastAsia="Calibri" w:hAnsi="Calibri" w:cs="Calibri"/>
                 <w:kern w:val="0"/>
-                <w:sz w:val="22"/>
-                <w:szCs w:val="22"/>
                 <w:lang w:val="en-IE"/>
                 <w14:ligatures w14:val="none"/>
               </w:rPr>
@@ -793,8 +729,6 @@
               <w:rPr>
                 <w:rFonts w:ascii="Calibri" w:eastAsia="Calibri" w:hAnsi="Calibri" w:cs="Calibri"/>
                 <w:kern w:val="0"/>
-                <w:sz w:val="22"/>
-                <w:szCs w:val="22"/>
                 <w:lang w:val="en-IE"/>
                 <w14:ligatures w14:val="none"/>
               </w:rPr>
@@ -825,8 +759,6 @@
               <w:rPr>
                 <w:rFonts w:ascii="Calibri" w:eastAsia="Calibri" w:hAnsi="Calibri" w:cs="Calibri"/>
                 <w:kern w:val="0"/>
-                <w:sz w:val="22"/>
-                <w:szCs w:val="22"/>
                 <w:lang w:val="en-IE"/>
                 <w14:ligatures w14:val="none"/>
               </w:rPr>
@@ -837,8 +769,6 @@
                 <w:b/>
                 <w:bCs/>
                 <w:kern w:val="0"/>
-                <w:sz w:val="22"/>
-                <w:szCs w:val="22"/>
                 <w:lang w:val="en-IE"/>
                 <w14:ligatures w14:val="none"/>
               </w:rPr>
@@ -851,8 +781,6 @@
               <w:rPr>
                 <w:rFonts w:ascii="Calibri" w:eastAsia="Calibri" w:hAnsi="Calibri" w:cs="Calibri"/>
                 <w:kern w:val="0"/>
-                <w:sz w:val="22"/>
-                <w:szCs w:val="22"/>
                 <w:lang w:val="en-IE"/>
                 <w14:ligatures w14:val="none"/>
               </w:rPr>
@@ -861,8 +789,6 @@
               <w:rPr>
                 <w:rFonts w:ascii="Calibri" w:eastAsia="Calibri" w:hAnsi="Calibri" w:cs="Calibri"/>
                 <w:kern w:val="0"/>
-                <w:sz w:val="22"/>
-                <w:szCs w:val="22"/>
                 <w:lang w:val="en-IE"/>
                 <w14:ligatures w14:val="none"/>
               </w:rPr>
@@ -895,8 +821,6 @@
               <w:rPr>
                 <w:rFonts w:ascii="Calibri" w:eastAsia="Calibri" w:hAnsi="Calibri" w:cs="Calibri"/>
                 <w:kern w:val="0"/>
-                <w:sz w:val="22"/>
-                <w:szCs w:val="22"/>
                 <w:lang w:val="en-IE"/>
                 <w14:ligatures w14:val="none"/>
               </w:rPr>
@@ -907,8 +831,6 @@
                 <w:b/>
                 <w:bCs/>
                 <w:kern w:val="0"/>
-                <w:sz w:val="22"/>
-                <w:szCs w:val="22"/>
                 <w:lang w:val="en-IE"/>
                 <w14:ligatures w14:val="none"/>
               </w:rPr>
@@ -921,8 +843,6 @@
               <w:rPr>
                 <w:rFonts w:ascii="Calibri" w:eastAsia="Calibri" w:hAnsi="Calibri" w:cs="Calibri"/>
                 <w:kern w:val="0"/>
-                <w:sz w:val="22"/>
-                <w:szCs w:val="22"/>
                 <w:lang w:val="en-IE"/>
                 <w14:ligatures w14:val="none"/>
               </w:rPr>
@@ -931,8 +851,6 @@
               <w:rPr>
                 <w:rFonts w:ascii="Calibri" w:eastAsia="Calibri" w:hAnsi="Calibri" w:cs="Calibri"/>
                 <w:kern w:val="0"/>
-                <w:sz w:val="22"/>
-                <w:szCs w:val="22"/>
                 <w:lang w:val="en-IE"/>
                 <w14:ligatures w14:val="none"/>
               </w:rPr>
@@ -963,8 +881,6 @@
               <w:rPr>
                 <w:rFonts w:ascii="Calibri" w:eastAsia="Calibri" w:hAnsi="Calibri" w:cs="Calibri"/>
                 <w:kern w:val="0"/>
-                <w:sz w:val="22"/>
-                <w:szCs w:val="22"/>
                 <w:lang w:val="en-IE"/>
                 <w14:ligatures w14:val="none"/>
               </w:rPr>
@@ -975,8 +891,6 @@
                 <w:b/>
                 <w:bCs/>
                 <w:kern w:val="0"/>
-                <w:sz w:val="22"/>
-                <w:szCs w:val="22"/>
                 <w:lang w:val="en-IE"/>
                 <w14:ligatures w14:val="none"/>
               </w:rPr>
@@ -989,8 +903,6 @@
               <w:rPr>
                 <w:rFonts w:ascii="Calibri" w:eastAsia="Calibri" w:hAnsi="Calibri" w:cs="Calibri"/>
                 <w:kern w:val="0"/>
-                <w:sz w:val="22"/>
-                <w:szCs w:val="22"/>
                 <w:lang w:val="en-IE"/>
                 <w14:ligatures w14:val="none"/>
               </w:rPr>
@@ -999,8 +911,6 @@
               <w:rPr>
                 <w:rFonts w:ascii="Calibri" w:eastAsia="Calibri" w:hAnsi="Calibri" w:cs="Calibri"/>
                 <w:kern w:val="0"/>
-                <w:sz w:val="22"/>
-                <w:szCs w:val="22"/>
                 <w:lang w:val="en-IE"/>
                 <w14:ligatures w14:val="none"/>
               </w:rPr>
@@ -1016,8 +926,6 @@
         <w:rPr>
           <w:rFonts w:ascii="Calibri" w:eastAsia="Calibri" w:hAnsi="Calibri" w:cs="Calibri"/>
           <w:kern w:val="0"/>
-          <w:sz w:val="22"/>
-          <w:szCs w:val="22"/>
           <w:lang w:val="en-IE"/>
           <w14:ligatures w14:val="none"/>
         </w:rPr>
@@ -1028,8 +936,6 @@
           <w:i/>
           <w:iCs/>
           <w:kern w:val="0"/>
-          <w:sz w:val="20"/>
-          <w:szCs w:val="20"/>
           <w:lang w:val="en-IE"/>
           <w14:ligatures w14:val="none"/>
         </w:rPr>
@@ -1043,8 +949,6 @@
             <w:iCs/>
             <w:color w:val="0563C1"/>
             <w:kern w:val="0"/>
-            <w:sz w:val="20"/>
-            <w:szCs w:val="20"/>
             <w:u w:val="single"/>
             <w:lang w:val="en-IE"/>
             <w14:ligatures w14:val="none"/>
@@ -1058,8 +962,6 @@
           <w:i/>
           <w:iCs/>
           <w:kern w:val="0"/>
-          <w:sz w:val="20"/>
-          <w:szCs w:val="20"/>
           <w:lang w:val="en-IE"/>
           <w14:ligatures w14:val="none"/>
         </w:rPr>
@@ -1072,8 +974,6 @@
           <w:i/>
           <w:iCs/>
           <w:kern w:val="0"/>
-          <w:sz w:val="20"/>
-          <w:szCs w:val="20"/>
           <w:lang w:val="en-IE"/>
           <w14:ligatures w14:val="none"/>
         </w:rPr>
@@ -1086,8 +986,6 @@
           <w:i/>
           <w:iCs/>
           <w:kern w:val="0"/>
-          <w:sz w:val="20"/>
-          <w:szCs w:val="20"/>
           <w:lang w:val="en-IE"/>
           <w14:ligatures w14:val="none"/>
         </w:rPr>
@@ -1133,8 +1031,6 @@
         <w:rPr>
           <w:rFonts w:ascii="Calibri" w:eastAsia="Calibri" w:hAnsi="Calibri" w:cs="Calibri"/>
           <w:kern w:val="0"/>
-          <w:sz w:val="22"/>
-          <w:szCs w:val="22"/>
           <w:lang w:val="en-IE"/>
           <w14:ligatures w14:val="none"/>
         </w:rPr>
@@ -1143,8 +1039,6 @@
         <w:rPr>
           <w:rFonts w:ascii="Calibri" w:eastAsia="Calibri" w:hAnsi="Calibri" w:cs="Calibri"/>
           <w:kern w:val="0"/>
-          <w:sz w:val="22"/>
-          <w:szCs w:val="22"/>
           <w:lang w:val="en-IE"/>
           <w14:ligatures w14:val="none"/>
         </w:rPr>
@@ -1161,8 +1055,6 @@
         <w:rPr>
           <w:rFonts w:ascii="Calibri" w:eastAsia="Calibri" w:hAnsi="Calibri" w:cs="Calibri"/>
           <w:kern w:val="0"/>
-          <w:sz w:val="22"/>
-          <w:szCs w:val="22"/>
           <w:lang w:val="en-IE"/>
           <w14:ligatures w14:val="none"/>
         </w:rPr>
@@ -1171,8 +1063,6 @@
         <w:rPr>
           <w:rFonts w:ascii="Calibri" w:eastAsia="Calibri" w:hAnsi="Calibri" w:cs="Calibri"/>
           <w:kern w:val="0"/>
-          <w:sz w:val="22"/>
-          <w:szCs w:val="22"/>
           <w:lang w:val="en-IE"/>
           <w14:ligatures w14:val="none"/>
         </w:rPr>
@@ -1221,8 +1111,6 @@
           <w:rFonts w:ascii="Calibri" w:eastAsia="Calibri" w:hAnsi="Calibri" w:cs="Calibri"/>
           <w:b/>
           <w:kern w:val="0"/>
-          <w:sz w:val="48"/>
-          <w:szCs w:val="48"/>
           <w:lang w:val="en-IE" w:eastAsia="en-IE"/>
           <w14:ligatures w14:val="none"/>
         </w:rPr>
@@ -1232,8 +1120,6 @@
           <w:rFonts w:ascii="Calibri" w:eastAsia="Calibri" w:hAnsi="Calibri" w:cs="Calibri"/>
           <w:b/>
           <w:kern w:val="0"/>
-          <w:sz w:val="48"/>
-          <w:szCs w:val="48"/>
           <w:lang w:val="en-IE" w:eastAsia="en-IE"/>
           <w14:ligatures w14:val="none"/>
         </w:rPr>
@@ -1251,8 +1137,6 @@
           <w:rFonts w:ascii="Calibri" w:eastAsia="Calibri" w:hAnsi="Calibri" w:cs="Calibri"/>
           <w:b/>
           <w:kern w:val="0"/>
-          <w:sz w:val="28"/>
-          <w:szCs w:val="28"/>
           <w:lang w:val="en-IE" w:eastAsia="en-IE"/>
           <w14:ligatures w14:val="none"/>
         </w:rPr>
@@ -1264,8 +1148,6 @@
           <w:rFonts w:ascii="Calibri" w:eastAsia="Calibri" w:hAnsi="Calibri" w:cs="Calibri"/>
           <w:b/>
           <w:kern w:val="0"/>
-          <w:sz w:val="28"/>
-          <w:szCs w:val="28"/>
           <w:lang w:val="en-IE" w:eastAsia="en-IE"/>
           <w14:ligatures w14:val="none"/>
         </w:rPr>
@@ -1307,8 +1189,6 @@
           <w:rFonts w:ascii="Calibri" w:eastAsia="Calibri" w:hAnsi="Calibri" w:cs="Calibri"/>
           <w:b/>
           <w:kern w:val="0"/>
-          <w:sz w:val="28"/>
-          <w:szCs w:val="28"/>
           <w:lang w:val="en-IE" w:eastAsia="en-IE"/>
           <w14:ligatures w14:val="none"/>
         </w:rPr>
@@ -1318,8 +1198,6 @@
           <w:rFonts w:ascii="Calibri" w:eastAsia="Calibri" w:hAnsi="Calibri" w:cs="Calibri"/>
           <w:b/>
           <w:kern w:val="0"/>
-          <w:sz w:val="28"/>
-          <w:szCs w:val="28"/>
           <w:lang w:val="en-IE" w:eastAsia="en-IE"/>
           <w14:ligatures w14:val="none"/>
         </w:rPr>
@@ -1385,8 +1263,6 @@
           <w:rFonts w:ascii="Calibri" w:eastAsia="Calibri" w:hAnsi="Calibri" w:cs="Calibri"/>
           <w:b/>
           <w:kern w:val="0"/>
-          <w:sz w:val="28"/>
-          <w:szCs w:val="28"/>
           <w:lang w:val="en-IE" w:eastAsia="en-IE"/>
           <w14:ligatures w14:val="none"/>
         </w:rPr>
@@ -1396,8 +1272,6 @@
           <w:rFonts w:ascii="Calibri" w:eastAsia="Calibri" w:hAnsi="Calibri" w:cs="Calibri"/>
           <w:b/>
           <w:kern w:val="0"/>
-          <w:sz w:val="28"/>
-          <w:szCs w:val="28"/>
           <w:lang w:val="en-IE" w:eastAsia="en-IE"/>
           <w14:ligatures w14:val="none"/>
         </w:rPr>
@@ -1510,8 +1384,6 @@
           <w:rFonts w:ascii="Calibri" w:eastAsia="Calibri" w:hAnsi="Calibri" w:cs="Calibri"/>
           <w:b/>
           <w:kern w:val="0"/>
-          <w:sz w:val="28"/>
-          <w:szCs w:val="28"/>
           <w:lang w:val="en-IE" w:eastAsia="en-IE"/>
           <w14:ligatures w14:val="none"/>
         </w:rPr>
@@ -1521,8 +1393,6 @@
           <w:rFonts w:ascii="Calibri" w:eastAsia="Calibri" w:hAnsi="Calibri" w:cs="Calibri"/>
           <w:b/>
           <w:kern w:val="0"/>
-          <w:sz w:val="28"/>
-          <w:szCs w:val="28"/>
           <w:lang w:val="en-IE" w:eastAsia="en-IE"/>
           <w14:ligatures w14:val="none"/>
         </w:rPr>
@@ -1588,8 +1458,6 @@
           <w:b/>
           <w:bCs/>
           <w:kern w:val="0"/>
-          <w:sz w:val="28"/>
-          <w:szCs w:val="28"/>
           <w:lang w:val="en-IE" w:eastAsia="en-GB"/>
           <w14:ligatures w14:val="none"/>
         </w:rPr>
@@ -1600,12 +1468,9 @@
           <w:b/>
           <w:bCs/>
           <w:kern w:val="0"/>
-          <w:sz w:val="28"/>
-          <w:szCs w:val="28"/>
           <w:lang w:val="en-IE" w:eastAsia="en-GB"/>
           <w14:ligatures w14:val="none"/>
         </w:rPr>
-        <w:lastRenderedPageBreak/>
         <w:t>Project objectives</w:t>
       </w:r>
     </w:p>
@@ -1624,8 +1489,6 @@
           <w:rFonts w:ascii="Calibri" w:eastAsia="MS Mincho" w:hAnsi="Calibri" w:cs="Calibri"/>
           <w:color w:val="333333"/>
           <w:kern w:val="0"/>
-          <w:sz w:val="22"/>
-          <w:szCs w:val="22"/>
           <w14:ligatures w14:val="none"/>
         </w:rPr>
       </w:pPr>
@@ -1635,10 +1498,9 @@
           <w:b/>
           <w:color w:val="333333"/>
           <w:kern w:val="0"/>
-          <w:sz w:val="22"/>
-          <w:szCs w:val="22"/>
-          <w14:ligatures w14:val="none"/>
-        </w:rPr>
+          <w14:ligatures w14:val="none"/>
+        </w:rPr>
+        <w:lastRenderedPageBreak/>
         <w:t xml:space="preserve">Data Ingestion &amp; EDA: </w:t>
       </w:r>
       <w:r>
@@ -1646,8 +1508,6 @@
           <w:rFonts w:ascii="Calibri" w:eastAsia="MS Mincho" w:hAnsi="Calibri" w:cs="Calibri"/>
           <w:color w:val="333333"/>
           <w:kern w:val="0"/>
-          <w:sz w:val="22"/>
-          <w:szCs w:val="22"/>
           <w14:ligatures w14:val="none"/>
         </w:rPr>
         <w:t>To ingest, clean, and run an exhaustive Exploratory Data Analysis (EDA) on a corporate well-being and safety dataset of 1,500+ records to ensure total data integrity.</w:t>
@@ -1668,8 +1528,6 @@
           <w:rFonts w:ascii="Calibri" w:eastAsia="MS Mincho" w:hAnsi="Calibri" w:cs="Calibri"/>
           <w:color w:val="333333"/>
           <w:kern w:val="0"/>
-          <w:sz w:val="22"/>
-          <w:szCs w:val="22"/>
           <w14:ligatures w14:val="none"/>
         </w:rPr>
       </w:pPr>
@@ -1679,8 +1537,6 @@
           <w:b/>
           <w:color w:val="333333"/>
           <w:kern w:val="0"/>
-          <w:sz w:val="22"/>
-          <w:szCs w:val="22"/>
           <w14:ligatures w14:val="none"/>
         </w:rPr>
         <w:t xml:space="preserve">Feature Engineering: </w:t>
@@ -1690,8 +1546,6 @@
           <w:rFonts w:ascii="Calibri" w:eastAsia="MS Mincho" w:hAnsi="Calibri" w:cs="Calibri"/>
           <w:color w:val="333333"/>
           <w:kern w:val="0"/>
-          <w:sz w:val="22"/>
-          <w:szCs w:val="22"/>
           <w14:ligatures w14:val="none"/>
         </w:rPr>
         <w:t>To perform feature engineering and selection to map the statistical links between psychosocial variables and historical burnout outcomes.</w:t>
@@ -1712,8 +1566,6 @@
           <w:rFonts w:ascii="Calibri" w:eastAsia="MS Mincho" w:hAnsi="Calibri" w:cs="Calibri"/>
           <w:color w:val="333333"/>
           <w:kern w:val="0"/>
-          <w:sz w:val="22"/>
-          <w:szCs w:val="22"/>
           <w14:ligatures w14:val="none"/>
         </w:rPr>
       </w:pPr>
@@ -1723,8 +1575,6 @@
           <w:b/>
           <w:color w:val="333333"/>
           <w:kern w:val="0"/>
-          <w:sz w:val="22"/>
-          <w:szCs w:val="22"/>
           <w14:ligatures w14:val="none"/>
         </w:rPr>
         <w:t xml:space="preserve">Model Development: </w:t>
@@ -1734,8 +1584,6 @@
           <w:rFonts w:ascii="Calibri" w:eastAsia="MS Mincho" w:hAnsi="Calibri" w:cs="Calibri"/>
           <w:color w:val="333333"/>
           <w:kern w:val="0"/>
-          <w:sz w:val="22"/>
-          <w:szCs w:val="22"/>
           <w14:ligatures w14:val="none"/>
         </w:rPr>
         <w:t xml:space="preserve">To train, optimize, and cross-validate three distinct machine learning models—Logistic Regression, Random Forest, and </w:t>
@@ -1746,8 +1594,6 @@
           <w:rFonts w:ascii="Calibri" w:eastAsia="MS Mincho" w:hAnsi="Calibri" w:cs="Calibri"/>
           <w:color w:val="333333"/>
           <w:kern w:val="0"/>
-          <w:sz w:val="22"/>
-          <w:szCs w:val="22"/>
           <w14:ligatures w14:val="none"/>
         </w:rPr>
         <w:t>LightGBM</w:t>
@@ -1758,8 +1604,6 @@
           <w:rFonts w:ascii="Calibri" w:eastAsia="MS Mincho" w:hAnsi="Calibri" w:cs="Calibri"/>
           <w:color w:val="333333"/>
           <w:kern w:val="0"/>
-          <w:sz w:val="22"/>
-          <w:szCs w:val="22"/>
           <w14:ligatures w14:val="none"/>
         </w:rPr>
         <w:t>—to achieve high predictive accuracy.</w:t>
@@ -1780,8 +1624,6 @@
           <w:rFonts w:ascii="Calibri" w:eastAsia="MS Mincho" w:hAnsi="Calibri" w:cs="Calibri"/>
           <w:color w:val="333333"/>
           <w:kern w:val="0"/>
-          <w:sz w:val="22"/>
-          <w:szCs w:val="22"/>
           <w14:ligatures w14:val="none"/>
         </w:rPr>
       </w:pPr>
@@ -1791,8 +1633,6 @@
           <w:b/>
           <w:color w:val="333333"/>
           <w:kern w:val="0"/>
-          <w:sz w:val="22"/>
-          <w:szCs w:val="22"/>
           <w14:ligatures w14:val="none"/>
         </w:rPr>
         <w:t xml:space="preserve">Operational Deployment: </w:t>
@@ -1802,8 +1642,6 @@
           <w:rFonts w:ascii="Calibri" w:eastAsia="MS Mincho" w:hAnsi="Calibri" w:cs="Calibri"/>
           <w:color w:val="333333"/>
           <w:kern w:val="0"/>
-          <w:sz w:val="22"/>
-          <w:szCs w:val="22"/>
           <w14:ligatures w14:val="none"/>
         </w:rPr>
         <w:t>To design an interactive OHS Safety Dashboard that turns complex mathematical outputs into clear risk indicators, helping safety engineers quickly support vulnerable departments.</w:t>
@@ -1817,8 +1655,6 @@
           <w:b/>
           <w:bCs/>
           <w:kern w:val="0"/>
-          <w:sz w:val="28"/>
-          <w:szCs w:val="28"/>
           <w:lang w:val="en-IE" w:eastAsia="en-GB"/>
           <w14:ligatures w14:val="none"/>
         </w:rPr>
@@ -1834,8 +1670,6 @@
           <w:rFonts w:ascii="Calibri" w:eastAsia="Calibri" w:hAnsi="Calibri" w:cs="Calibri"/>
           <w:b/>
           <w:kern w:val="0"/>
-          <w:sz w:val="28"/>
-          <w:szCs w:val="28"/>
           <w:lang w:val="en-IE" w:eastAsia="en-IE"/>
           <w14:ligatures w14:val="none"/>
         </w:rPr>
@@ -1845,8 +1679,6 @@
           <w:rFonts w:ascii="Calibri" w:eastAsia="Calibri" w:hAnsi="Calibri" w:cs="Calibri"/>
           <w:b/>
           <w:kern w:val="0"/>
-          <w:sz w:val="28"/>
-          <w:szCs w:val="28"/>
           <w:lang w:val="en-IE" w:eastAsia="en-IE"/>
           <w14:ligatures w14:val="none"/>
         </w:rPr>
@@ -1949,8 +1781,6 @@
           <w:rFonts w:ascii="Calibri" w:eastAsia="Calibri" w:hAnsi="Calibri" w:cs="Calibri"/>
           <w:b/>
           <w:kern w:val="0"/>
-          <w:sz w:val="28"/>
-          <w:szCs w:val="28"/>
           <w:lang w:val="en-IE" w:eastAsia="en-IE"/>
           <w14:ligatures w14:val="none"/>
         </w:rPr>
@@ -1960,8 +1790,6 @@
           <w:rFonts w:ascii="Calibri" w:eastAsia="Calibri" w:hAnsi="Calibri" w:cs="Calibri"/>
           <w:b/>
           <w:kern w:val="0"/>
-          <w:sz w:val="28"/>
-          <w:szCs w:val="28"/>
           <w:lang w:val="en-IE" w:eastAsia="en-IE"/>
           <w14:ligatures w14:val="none"/>
         </w:rPr>
@@ -1975,8 +1803,6 @@
           <w:rFonts w:ascii="Calibri" w:eastAsia="MS Mincho" w:hAnsi="Calibri" w:cs="Calibri"/>
           <w:color w:val="333333"/>
           <w:kern w:val="0"/>
-          <w:sz w:val="22"/>
-          <w:szCs w:val="22"/>
           <w14:ligatures w14:val="none"/>
         </w:rPr>
       </w:pPr>
@@ -1985,8 +1811,6 @@
           <w:rFonts w:ascii="Calibri" w:eastAsia="MS Mincho" w:hAnsi="Calibri" w:cs="Calibri"/>
           <w:color w:val="333333"/>
           <w:kern w:val="0"/>
-          <w:sz w:val="22"/>
-          <w:szCs w:val="22"/>
           <w14:ligatures w14:val="none"/>
         </w:rPr>
         <w:t xml:space="preserve">This project follows the industry-standard CRISP-DM (Cross-Industry Standard Process for Data Mining) framework, moving through six iterative phases: Business Understanding, Data Understanding, Data Preparation, Modeling, Evaluation, and Deployment. The technical pipeline is built entirely in Python, utilizing libraries such as Pandas, NumPy, Scikit-Learn, and </w:t>
@@ -1997,8 +1821,6 @@
           <w:rFonts w:ascii="Calibri" w:eastAsia="MS Mincho" w:hAnsi="Calibri" w:cs="Calibri"/>
           <w:color w:val="333333"/>
           <w:kern w:val="0"/>
-          <w:sz w:val="22"/>
-          <w:szCs w:val="22"/>
           <w14:ligatures w14:val="none"/>
         </w:rPr>
         <w:t>XGBoost</w:t>
@@ -2009,8 +1831,6 @@
           <w:rFonts w:ascii="Calibri" w:eastAsia="MS Mincho" w:hAnsi="Calibri" w:cs="Calibri"/>
           <w:color w:val="333333"/>
           <w:kern w:val="0"/>
-          <w:sz w:val="22"/>
-          <w:szCs w:val="22"/>
           <w14:ligatures w14:val="none"/>
         </w:rPr>
         <w:t>.</w:t>
@@ -2023,8 +1843,6 @@
           <w:rFonts w:ascii="Calibri" w:eastAsia="MS Mincho" w:hAnsi="Calibri" w:cs="Calibri"/>
           <w:color w:val="333333"/>
           <w:kern w:val="0"/>
-          <w:sz w:val="22"/>
-          <w:szCs w:val="22"/>
           <w14:ligatures w14:val="none"/>
         </w:rPr>
       </w:pPr>
@@ -2033,8 +1851,6 @@
           <w:rFonts w:ascii="Calibri" w:eastAsia="MS Mincho" w:hAnsi="Calibri" w:cs="Calibri"/>
           <w:color w:val="333333"/>
           <w:kern w:val="0"/>
-          <w:sz w:val="22"/>
-          <w:szCs w:val="22"/>
           <w14:ligatures w14:val="none"/>
         </w:rPr>
         <w:t xml:space="preserve">[Data Pipeline Workflow: Raw Employee Data Source (CSV) -&gt; Preprocessing &amp; Cleaning Pipeline -&gt; Feature Engineering &amp; Balancing (SMOTE) -&gt; Model Training (Random Forest / </w:t>
@@ -2045,8 +1861,6 @@
           <w:rFonts w:ascii="Calibri" w:eastAsia="MS Mincho" w:hAnsi="Calibri" w:cs="Calibri"/>
           <w:color w:val="333333"/>
           <w:kern w:val="0"/>
-          <w:sz w:val="22"/>
-          <w:szCs w:val="22"/>
           <w14:ligatures w14:val="none"/>
         </w:rPr>
         <w:t>LightGBM</w:t>
@@ -2057,8 +1871,6 @@
           <w:rFonts w:ascii="Calibri" w:eastAsia="MS Mincho" w:hAnsi="Calibri" w:cs="Calibri"/>
           <w:color w:val="333333"/>
           <w:kern w:val="0"/>
-          <w:sz w:val="22"/>
-          <w:szCs w:val="22"/>
           <w14:ligatures w14:val="none"/>
         </w:rPr>
         <w:t>) -&gt; Performance Evaluation (ROC-AUC) -&gt; Interactive OHS Dashboard Implementation]</w:t>
@@ -2071,8 +1883,6 @@
           <w:rFonts w:ascii="Calibri" w:eastAsia="MS Mincho" w:hAnsi="Calibri" w:cs="Calibri"/>
           <w:color w:val="333333"/>
           <w:kern w:val="0"/>
-          <w:sz w:val="22"/>
-          <w:szCs w:val="22"/>
           <w14:ligatures w14:val="none"/>
         </w:rPr>
       </w:pPr>
@@ -2082,8 +1892,6 @@
           <w:noProof/>
           <w:color w:val="333333"/>
           <w:kern w:val="0"/>
-          <w:sz w:val="22"/>
-          <w:szCs w:val="22"/>
         </w:rPr>
         <w:lastRenderedPageBreak/>
         <w:drawing>
@@ -2136,8 +1944,6 @@
           <w:rFonts w:ascii="Calibri" w:eastAsia="MS Mincho" w:hAnsi="Calibri" w:cs="Calibri"/>
           <w:color w:val="333333"/>
           <w:kern w:val="0"/>
-          <w:sz w:val="22"/>
-          <w:szCs w:val="22"/>
           <w14:ligatures w14:val="none"/>
         </w:rPr>
       </w:pPr>
@@ -2152,8 +1958,6 @@
           <w:rFonts w:ascii="Calibri" w:eastAsia="Calibri" w:hAnsi="Calibri" w:cs="Calibri"/>
           <w:b/>
           <w:kern w:val="0"/>
-          <w:sz w:val="28"/>
-          <w:szCs w:val="28"/>
           <w:lang w:val="en-IE" w:eastAsia="en-IE"/>
           <w14:ligatures w14:val="none"/>
         </w:rPr>
@@ -2163,8 +1967,6 @@
           <w:rFonts w:ascii="Calibri" w:eastAsia="Calibri" w:hAnsi="Calibri" w:cs="Calibri"/>
           <w:b/>
           <w:kern w:val="0"/>
-          <w:sz w:val="28"/>
-          <w:szCs w:val="28"/>
           <w:lang w:val="en-IE" w:eastAsia="en-IE"/>
           <w14:ligatures w14:val="none"/>
         </w:rPr>
@@ -2308,8 +2110,6 @@
           <w:rFonts w:ascii="Calibri" w:eastAsia="Calibri" w:hAnsi="Calibri" w:cs="Calibri"/>
           <w:b/>
           <w:kern w:val="0"/>
-          <w:sz w:val="28"/>
-          <w:szCs w:val="28"/>
           <w:lang w:val="en-IE" w:eastAsia="en-IE"/>
           <w14:ligatures w14:val="none"/>
         </w:rPr>
@@ -2319,8 +2119,6 @@
           <w:rFonts w:ascii="Calibri" w:eastAsia="Calibri" w:hAnsi="Calibri" w:cs="Calibri"/>
           <w:b/>
           <w:kern w:val="0"/>
-          <w:sz w:val="28"/>
-          <w:szCs w:val="28"/>
           <w:lang w:val="en-IE" w:eastAsia="en-IE"/>
           <w14:ligatures w14:val="none"/>
         </w:rPr>
@@ -2330,32 +2128,72 @@
     <w:p>
       <w:pPr>
         <w:pStyle w:val="ListBullet"/>
-      </w:pPr>
-      <w:r>
+        <w:rPr>
+          <w:rFonts w:cs="Calibri"/>
+          <w:sz w:val="24"/>
+          <w:szCs w:val="24"/>
+        </w:rPr>
+      </w:pPr>
+      <w:r>
+        <w:rPr>
+          <w:rFonts w:cs="Calibri"/>
+          <w:sz w:val="24"/>
+          <w:szCs w:val="24"/>
+        </w:rPr>
         <w:t>Technical Pipeline: A fully documented, modular Python codebase containing the end-to-end data processing, feature engineering, and trained model weights stored as serialized files.</w:t>
       </w:r>
     </w:p>
     <w:p>
       <w:pPr>
         <w:pStyle w:val="ListBullet"/>
-      </w:pPr>
-      <w:r>
+        <w:rPr>
+          <w:rFonts w:cs="Calibri"/>
+          <w:sz w:val="24"/>
+          <w:szCs w:val="24"/>
+        </w:rPr>
+      </w:pPr>
+      <w:r>
+        <w:rPr>
+          <w:rFonts w:cs="Calibri"/>
+          <w:sz w:val="24"/>
+          <w:szCs w:val="24"/>
+        </w:rPr>
         <w:t>Predictive Model: A fine-tuned machine learning classifier capable of digesting fresh employee data and outputting a categorical risk level (High Burnout Risk vs. Low Burnout Risk).</w:t>
       </w:r>
     </w:p>
     <w:p>
       <w:pPr>
         <w:pStyle w:val="ListBullet"/>
-      </w:pPr>
-      <w:r>
+        <w:rPr>
+          <w:rFonts w:cs="Calibri"/>
+          <w:sz w:val="24"/>
+          <w:szCs w:val="24"/>
+        </w:rPr>
+      </w:pPr>
+      <w:r>
+        <w:rPr>
+          <w:rFonts w:cs="Calibri"/>
+          <w:sz w:val="24"/>
+          <w:szCs w:val="24"/>
+        </w:rPr>
         <w:t xml:space="preserve">OHS Enterprise Dashboard: A functional dashboard application built using Tableau or </w:t>
       </w:r>
       <w:proofErr w:type="spellStart"/>
       <w:r>
+        <w:rPr>
+          <w:rFonts w:cs="Calibri"/>
+          <w:sz w:val="24"/>
+          <w:szCs w:val="24"/>
+        </w:rPr>
         <w:t>Streamlit</w:t>
       </w:r>
       <w:proofErr w:type="spellEnd"/>
       <w:r>
+        <w:rPr>
+          <w:rFonts w:cs="Calibri"/>
+          <w:sz w:val="24"/>
+          <w:szCs w:val="24"/>
+        </w:rPr>
         <w:t>. This interface will display predictive charts, aggregate departmental fatigue metrics, and trigger automated visual alerts for departments exceeding safety limits.</w:t>
       </w:r>
     </w:p>
@@ -2369,8 +2207,6 @@
           <w:rFonts w:ascii="Calibri" w:eastAsia="Calibri" w:hAnsi="Calibri" w:cs="Calibri"/>
           <w:b/>
           <w:kern w:val="0"/>
-          <w:sz w:val="28"/>
-          <w:szCs w:val="28"/>
           <w:lang w:val="en-IE" w:eastAsia="en-IE"/>
           <w14:ligatures w14:val="none"/>
         </w:rPr>
@@ -2380,8 +2216,6 @@
           <w:rFonts w:ascii="Calibri" w:eastAsia="Calibri" w:hAnsi="Calibri" w:cs="Calibri"/>
           <w:b/>
           <w:kern w:val="0"/>
-          <w:sz w:val="28"/>
-          <w:szCs w:val="28"/>
           <w:lang w:val="en-IE" w:eastAsia="en-IE"/>
           <w14:ligatures w14:val="none"/>
         </w:rPr>
@@ -2395,11 +2229,10 @@
         <w:tblLook w:val="04A0" w:firstRow="1" w:lastRow="0" w:firstColumn="1" w:lastColumn="0" w:noHBand="0" w:noVBand="1"/>
       </w:tblPr>
       <w:tblGrid>
-        <w:gridCol w:w="1453"/>
-        <w:gridCol w:w="1246"/>
-        <w:gridCol w:w="2158"/>
-        <w:gridCol w:w="2392"/>
-        <w:gridCol w:w="2101"/>
+        <w:gridCol w:w="1512"/>
+        <w:gridCol w:w="2570"/>
+        <w:gridCol w:w="2879"/>
+        <w:gridCol w:w="2389"/>
       </w:tblGrid>
       <w:tr>
         <w:trPr>
@@ -2409,14 +2242,24 @@
         <w:tc>
           <w:tcPr>
             <w:cnfStyle w:val="001000000000" w:firstRow="0" w:lastRow="0" w:firstColumn="1" w:lastColumn="0" w:oddVBand="0" w:evenVBand="0" w:oddHBand="0" w:evenHBand="0" w:firstRowFirstColumn="0" w:firstRowLastColumn="0" w:lastRowFirstColumn="0" w:lastRowLastColumn="0"/>
-            <w:tcW w:w="0" w:type="auto"/>
+            <w:tcW w:w="1453" w:type="dxa"/>
             <w:hideMark/>
           </w:tcPr>
           <w:p>
             <w:pPr>
               <w:pStyle w:val="ListBullet"/>
+              <w:rPr>
+                <w:rFonts w:cs="Calibri"/>
+                <w:sz w:val="24"/>
+                <w:szCs w:val="24"/>
+              </w:rPr>
             </w:pPr>
             <w:r>
+              <w:rPr>
+                <w:rFonts w:cs="Calibri"/>
+                <w:sz w:val="24"/>
+                <w:szCs w:val="24"/>
+              </w:rPr>
               <w:t>Semester</w:t>
             </w:r>
           </w:p>
@@ -2430,23 +2273,18 @@
             <w:pPr>
               <w:pStyle w:val="ListBullet"/>
               <w:cnfStyle w:val="100000000000" w:firstRow="1" w:lastRow="0" w:firstColumn="0" w:lastColumn="0" w:oddVBand="0" w:evenVBand="0" w:oddHBand="0" w:evenHBand="0" w:firstRowFirstColumn="0" w:firstRowLastColumn="0" w:lastRowFirstColumn="0" w:lastRowLastColumn="0"/>
+              <w:rPr>
+                <w:rFonts w:cs="Calibri"/>
+                <w:sz w:val="24"/>
+                <w:szCs w:val="24"/>
+              </w:rPr>
             </w:pPr>
             <w:r>
-              <w:t>Weeks</w:t>
-            </w:r>
-          </w:p>
-        </w:tc>
-        <w:tc>
-          <w:tcPr>
-            <w:tcW w:w="0" w:type="auto"/>
-            <w:hideMark/>
-          </w:tcPr>
-          <w:p>
-            <w:pPr>
-              <w:pStyle w:val="ListBullet"/>
-              <w:cnfStyle w:val="100000000000" w:firstRow="1" w:lastRow="0" w:firstColumn="0" w:lastColumn="0" w:oddVBand="0" w:evenVBand="0" w:oddHBand="0" w:evenHBand="0" w:firstRowFirstColumn="0" w:firstRowLastColumn="0" w:lastRowFirstColumn="0" w:lastRowLastColumn="0"/>
-            </w:pPr>
-            <w:r>
+              <w:rPr>
+                <w:rFonts w:cs="Calibri"/>
+                <w:sz w:val="24"/>
+                <w:szCs w:val="24"/>
+              </w:rPr>
               <w:t>Phase</w:t>
             </w:r>
           </w:p>
@@ -2460,8 +2298,18 @@
             <w:pPr>
               <w:pStyle w:val="ListBullet"/>
               <w:cnfStyle w:val="100000000000" w:firstRow="1" w:lastRow="0" w:firstColumn="0" w:lastColumn="0" w:oddVBand="0" w:evenVBand="0" w:oddHBand="0" w:evenHBand="0" w:firstRowFirstColumn="0" w:firstRowLastColumn="0" w:lastRowFirstColumn="0" w:lastRowLastColumn="0"/>
+              <w:rPr>
+                <w:rFonts w:cs="Calibri"/>
+                <w:sz w:val="24"/>
+                <w:szCs w:val="24"/>
+              </w:rPr>
             </w:pPr>
             <w:r>
+              <w:rPr>
+                <w:rFonts w:cs="Calibri"/>
+                <w:sz w:val="24"/>
+                <w:szCs w:val="24"/>
+              </w:rPr>
               <w:t>Tasks</w:t>
             </w:r>
           </w:p>
@@ -2475,8 +2323,18 @@
             <w:pPr>
               <w:pStyle w:val="ListBullet"/>
               <w:cnfStyle w:val="100000000000" w:firstRow="1" w:lastRow="0" w:firstColumn="0" w:lastColumn="0" w:oddVBand="0" w:evenVBand="0" w:oddHBand="0" w:evenHBand="0" w:firstRowFirstColumn="0" w:firstRowLastColumn="0" w:lastRowFirstColumn="0" w:lastRowLastColumn="0"/>
+              <w:rPr>
+                <w:rFonts w:cs="Calibri"/>
+                <w:sz w:val="24"/>
+                <w:szCs w:val="24"/>
+              </w:rPr>
             </w:pPr>
             <w:r>
+              <w:rPr>
+                <w:rFonts w:cs="Calibri"/>
+                <w:sz w:val="24"/>
+                <w:szCs w:val="24"/>
+              </w:rPr>
               <w:t>Milestone / Output</w:t>
             </w:r>
           </w:p>
@@ -2489,15 +2347,46 @@
         <w:tc>
           <w:tcPr>
             <w:cnfStyle w:val="001000000000" w:firstRow="0" w:lastRow="0" w:firstColumn="1" w:lastColumn="0" w:oddVBand="0" w:evenVBand="0" w:oddHBand="0" w:evenHBand="0" w:firstRowFirstColumn="0" w:firstRowLastColumn="0" w:lastRowFirstColumn="0" w:lastRowLastColumn="0"/>
-            <w:tcW w:w="0" w:type="auto"/>
+            <w:tcW w:w="1453" w:type="dxa"/>
             <w:hideMark/>
           </w:tcPr>
           <w:p>
             <w:pPr>
               <w:pStyle w:val="ListBullet"/>
+              <w:numPr>
+                <w:ilvl w:val="0"/>
+                <w:numId w:val="0"/>
+              </w:numPr>
+              <w:ind w:left="360" w:hanging="360"/>
+              <w:rPr>
+                <w:rFonts w:cs="Calibri"/>
+                <w:sz w:val="24"/>
+                <w:szCs w:val="24"/>
+              </w:rPr>
             </w:pPr>
             <w:r>
-              <w:t>Semester 1</w:t>
+              <w:rPr>
+                <w:rFonts w:cs="Calibri"/>
+                <w:sz w:val="24"/>
+                <w:szCs w:val="24"/>
+              </w:rPr>
+              <w:t>Semester</w:t>
+            </w:r>
+            <w:r>
+              <w:rPr>
+                <w:rFonts w:cs="Calibri"/>
+                <w:sz w:val="24"/>
+                <w:szCs w:val="24"/>
+              </w:rPr>
+              <w:t xml:space="preserve">    </w:t>
+            </w:r>
+            <w:r>
+              <w:rPr>
+                <w:rFonts w:cs="Calibri"/>
+                <w:sz w:val="24"/>
+                <w:szCs w:val="24"/>
+              </w:rPr>
+              <w:t xml:space="preserve"> 1</w:t>
             </w:r>
           </w:p>
         </w:tc>
@@ -2509,31 +2398,34 @@
           <w:p>
             <w:pPr>
               <w:pStyle w:val="ListBullet"/>
+              <w:numPr>
+                <w:ilvl w:val="0"/>
+                <w:numId w:val="0"/>
+              </w:numPr>
+              <w:ind w:left="360" w:hanging="360"/>
               <w:cnfStyle w:val="000000100000" w:firstRow="0" w:lastRow="0" w:firstColumn="0" w:lastColumn="0" w:oddVBand="0" w:evenVBand="0" w:oddHBand="1" w:evenHBand="0" w:firstRowFirstColumn="0" w:firstRowLastColumn="0" w:lastRowFirstColumn="0" w:lastRowLastColumn="0"/>
+              <w:rPr>
+                <w:rFonts w:cs="Calibri"/>
+                <w:sz w:val="24"/>
+                <w:szCs w:val="24"/>
+              </w:rPr>
             </w:pPr>
             <w:r>
-              <w:t>Weeks 1–6</w:t>
-            </w:r>
-          </w:p>
-        </w:tc>
-        <w:tc>
-          <w:tcPr>
-            <w:tcW w:w="0" w:type="auto"/>
-            <w:hideMark/>
-          </w:tcPr>
-          <w:p>
-            <w:pPr>
-              <w:pStyle w:val="ListBullet"/>
-              <w:cnfStyle w:val="000000100000" w:firstRow="0" w:lastRow="0" w:firstColumn="0" w:lastColumn="0" w:oddVBand="0" w:evenVBand="0" w:oddHBand="1" w:evenHBand="0" w:firstRowFirstColumn="0" w:firstRowLastColumn="0" w:lastRowFirstColumn="0" w:lastRowLastColumn="0"/>
-            </w:pPr>
-            <w:r>
-              <w:rPr>
+              <w:rPr>
+                <w:rFonts w:cs="Calibri"/>
                 <w:b/>
                 <w:bCs/>
+                <w:sz w:val="24"/>
+                <w:szCs w:val="24"/>
               </w:rPr>
               <w:t>Phase 1:</w:t>
             </w:r>
             <w:r>
+              <w:rPr>
+                <w:rFonts w:cs="Calibri"/>
+                <w:sz w:val="24"/>
+                <w:szCs w:val="24"/>
+              </w:rPr>
               <w:t xml:space="preserve"> Project Initiation &amp; Data Preparation</w:t>
             </w:r>
           </w:p>
@@ -2552,8 +2444,18 @@
               </w:numPr>
               <w:ind w:left="360"/>
               <w:cnfStyle w:val="000000100000" w:firstRow="0" w:lastRow="0" w:firstColumn="0" w:lastColumn="0" w:oddVBand="0" w:evenVBand="0" w:oddHBand="1" w:evenHBand="0" w:firstRowFirstColumn="0" w:firstRowLastColumn="0" w:lastRowFirstColumn="0" w:lastRowLastColumn="0"/>
+              <w:rPr>
+                <w:rFonts w:cs="Calibri"/>
+                <w:sz w:val="24"/>
+                <w:szCs w:val="24"/>
+              </w:rPr>
             </w:pPr>
             <w:r>
+              <w:rPr>
+                <w:rFonts w:cs="Calibri"/>
+                <w:sz w:val="24"/>
+                <w:szCs w:val="24"/>
+              </w:rPr>
               <w:t>• Solidifying business requirements</w:t>
             </w:r>
           </w:p>
@@ -2566,8 +2468,18 @@
               </w:numPr>
               <w:ind w:left="360"/>
               <w:cnfStyle w:val="000000100000" w:firstRow="0" w:lastRow="0" w:firstColumn="0" w:lastColumn="0" w:oddVBand="0" w:evenVBand="0" w:oddHBand="1" w:evenHBand="0" w:firstRowFirstColumn="0" w:firstRowLastColumn="0" w:lastRowFirstColumn="0" w:lastRowLastColumn="0"/>
+              <w:rPr>
+                <w:rFonts w:cs="Calibri"/>
+                <w:sz w:val="24"/>
+                <w:szCs w:val="24"/>
+              </w:rPr>
             </w:pPr>
             <w:r>
+              <w:rPr>
+                <w:rFonts w:cs="Calibri"/>
+                <w:sz w:val="24"/>
+                <w:szCs w:val="24"/>
+              </w:rPr>
               <w:t>• Repository establishment on GitHub</w:t>
             </w:r>
           </w:p>
@@ -2580,8 +2492,18 @@
               </w:numPr>
               <w:ind w:left="360"/>
               <w:cnfStyle w:val="000000100000" w:firstRow="0" w:lastRow="0" w:firstColumn="0" w:lastColumn="0" w:oddVBand="0" w:evenVBand="0" w:oddHBand="1" w:evenHBand="0" w:firstRowFirstColumn="0" w:firstRowLastColumn="0" w:lastRowFirstColumn="0" w:lastRowLastColumn="0"/>
+              <w:rPr>
+                <w:rFonts w:cs="Calibri"/>
+                <w:sz w:val="24"/>
+                <w:szCs w:val="24"/>
+              </w:rPr>
             </w:pPr>
             <w:r>
+              <w:rPr>
+                <w:rFonts w:cs="Calibri"/>
+                <w:sz w:val="24"/>
+                <w:szCs w:val="24"/>
+              </w:rPr>
               <w:t>• Data pipeline formulation</w:t>
             </w:r>
           </w:p>
@@ -2594,9 +2516,23 @@
           <w:p>
             <w:pPr>
               <w:pStyle w:val="ListBullet"/>
+              <w:numPr>
+                <w:ilvl w:val="0"/>
+                <w:numId w:val="0"/>
+              </w:numPr>
               <w:cnfStyle w:val="000000100000" w:firstRow="0" w:lastRow="0" w:firstColumn="0" w:lastColumn="0" w:oddVBand="0" w:evenVBand="0" w:oddHBand="1" w:evenHBand="0" w:firstRowFirstColumn="0" w:firstRowLastColumn="0" w:lastRowFirstColumn="0" w:lastRowLastColumn="0"/>
+              <w:rPr>
+                <w:rFonts w:cs="Calibri"/>
+                <w:sz w:val="24"/>
+                <w:szCs w:val="24"/>
+              </w:rPr>
             </w:pPr>
             <w:r>
+              <w:rPr>
+                <w:rFonts w:cs="Calibri"/>
+                <w:sz w:val="24"/>
+                <w:szCs w:val="24"/>
+              </w:rPr>
               <w:t>Project initiation and setup</w:t>
             </w:r>
           </w:p>
@@ -2606,12 +2542,22 @@
         <w:tc>
           <w:tcPr>
             <w:cnfStyle w:val="001000000000" w:firstRow="0" w:lastRow="0" w:firstColumn="1" w:lastColumn="0" w:oddVBand="0" w:evenVBand="0" w:oddHBand="0" w:evenHBand="0" w:firstRowFirstColumn="0" w:firstRowLastColumn="0" w:lastRowFirstColumn="0" w:lastRowLastColumn="0"/>
-            <w:tcW w:w="0" w:type="auto"/>
+            <w:tcW w:w="1453" w:type="dxa"/>
             <w:hideMark/>
           </w:tcPr>
           <w:p>
             <w:pPr>
               <w:pStyle w:val="ListBullet"/>
+              <w:numPr>
+                <w:ilvl w:val="0"/>
+                <w:numId w:val="0"/>
+              </w:numPr>
+              <w:ind w:left="360"/>
+              <w:rPr>
+                <w:rFonts w:cs="Calibri"/>
+                <w:sz w:val="24"/>
+                <w:szCs w:val="24"/>
+              </w:rPr>
             </w:pPr>
           </w:p>
         </w:tc>
@@ -2623,53 +2569,34 @@
           <w:p>
             <w:pPr>
               <w:pStyle w:val="ListBullet"/>
-              <w:cnfStyle w:val="000000000000" w:firstRow="0" w:lastRow="0" w:firstColumn="0" w:lastColumn="0" w:oddVBand="0" w:evenVBand="0" w:oddHBand="0" w:evenHBand="0" w:firstRowFirstColumn="0" w:firstRowLastColumn="0" w:lastRowFirstColumn="0" w:lastRowLastColumn="0"/>
-            </w:pPr>
-            <w:r>
-              <w:t>Weeks 7–12</w:t>
-            </w:r>
-          </w:p>
-          <w:p>
-            <w:pPr>
-              <w:pStyle w:val="ListBullet"/>
               <w:numPr>
                 <w:ilvl w:val="0"/>
                 <w:numId w:val="0"/>
               </w:numPr>
-              <w:ind w:left="360"/>
+              <w:ind w:left="360" w:hanging="360"/>
               <w:cnfStyle w:val="000000000000" w:firstRow="0" w:lastRow="0" w:firstColumn="0" w:lastColumn="0" w:oddVBand="0" w:evenVBand="0" w:oddHBand="0" w:evenHBand="0" w:firstRowFirstColumn="0" w:firstRowLastColumn="0" w:lastRowFirstColumn="0" w:lastRowLastColumn="0"/>
-            </w:pPr>
-          </w:p>
-          <w:p>
-            <w:pPr>
-              <w:pStyle w:val="ListBullet"/>
-              <w:numPr>
-                <w:ilvl w:val="0"/>
-                <w:numId w:val="0"/>
-              </w:numPr>
-              <w:ind w:left="360"/>
-              <w:cnfStyle w:val="000000000000" w:firstRow="0" w:lastRow="0" w:firstColumn="0" w:lastColumn="0" w:oddVBand="0" w:evenVBand="0" w:oddHBand="0" w:evenHBand="0" w:firstRowFirstColumn="0" w:firstRowLastColumn="0" w:lastRowFirstColumn="0" w:lastRowLastColumn="0"/>
-            </w:pPr>
-          </w:p>
-        </w:tc>
-        <w:tc>
-          <w:tcPr>
-            <w:tcW w:w="0" w:type="auto"/>
-            <w:hideMark/>
-          </w:tcPr>
-          <w:p>
-            <w:pPr>
-              <w:pStyle w:val="ListBullet"/>
-              <w:cnfStyle w:val="000000000000" w:firstRow="0" w:lastRow="0" w:firstColumn="0" w:lastColumn="0" w:oddVBand="0" w:evenVBand="0" w:oddHBand="0" w:evenHBand="0" w:firstRowFirstColumn="0" w:firstRowLastColumn="0" w:lastRowFirstColumn="0" w:lastRowLastColumn="0"/>
+              <w:rPr>
+                <w:rFonts w:cs="Calibri"/>
+                <w:sz w:val="24"/>
+                <w:szCs w:val="24"/>
+              </w:rPr>
             </w:pPr>
             <w:r>
               <w:rPr>
+                <w:rFonts w:cs="Calibri"/>
                 <w:b/>
                 <w:bCs/>
+                <w:sz w:val="24"/>
+                <w:szCs w:val="24"/>
               </w:rPr>
               <w:t>Phase 2:</w:t>
             </w:r>
             <w:r>
+              <w:rPr>
+                <w:rFonts w:cs="Calibri"/>
+                <w:sz w:val="24"/>
+                <w:szCs w:val="24"/>
+              </w:rPr>
               <w:t xml:space="preserve"> Exploratory Data Analysis &amp; Modeling</w:t>
             </w:r>
           </w:p>
@@ -2688,8 +2615,18 @@
               </w:numPr>
               <w:ind w:left="360"/>
               <w:cnfStyle w:val="000000000000" w:firstRow="0" w:lastRow="0" w:firstColumn="0" w:lastColumn="0" w:oddVBand="0" w:evenVBand="0" w:oddHBand="0" w:evenHBand="0" w:firstRowFirstColumn="0" w:firstRowLastColumn="0" w:lastRowFirstColumn="0" w:lastRowLastColumn="0"/>
+              <w:rPr>
+                <w:rFonts w:cs="Calibri"/>
+                <w:sz w:val="24"/>
+                <w:szCs w:val="24"/>
+              </w:rPr>
             </w:pPr>
             <w:r>
+              <w:rPr>
+                <w:rFonts w:cs="Calibri"/>
+                <w:sz w:val="24"/>
+                <w:szCs w:val="24"/>
+              </w:rPr>
               <w:t>• Detailed execution of feature correlation</w:t>
             </w:r>
           </w:p>
@@ -2702,8 +2639,18 @@
               </w:numPr>
               <w:ind w:left="360"/>
               <w:cnfStyle w:val="000000000000" w:firstRow="0" w:lastRow="0" w:firstColumn="0" w:lastColumn="0" w:oddVBand="0" w:evenVBand="0" w:oddHBand="0" w:evenHBand="0" w:firstRowFirstColumn="0" w:firstRowLastColumn="0" w:lastRowFirstColumn="0" w:lastRowLastColumn="0"/>
+              <w:rPr>
+                <w:rFonts w:cs="Calibri"/>
+                <w:sz w:val="24"/>
+                <w:szCs w:val="24"/>
+              </w:rPr>
             </w:pPr>
             <w:r>
+              <w:rPr>
+                <w:rFonts w:cs="Calibri"/>
+                <w:sz w:val="24"/>
+                <w:szCs w:val="24"/>
+              </w:rPr>
               <w:t>• Preliminary model exploration</w:t>
             </w:r>
           </w:p>
@@ -2716,12 +2663,25 @@
           <w:p>
             <w:pPr>
               <w:pStyle w:val="ListBullet"/>
+              <w:numPr>
+                <w:ilvl w:val="0"/>
+                <w:numId w:val="0"/>
+              </w:numPr>
+              <w:ind w:left="360" w:hanging="360"/>
               <w:cnfStyle w:val="000000000000" w:firstRow="0" w:lastRow="0" w:firstColumn="0" w:lastColumn="0" w:oddVBand="0" w:evenVBand="0" w:oddHBand="0" w:evenHBand="0" w:firstRowFirstColumn="0" w:firstRowLastColumn="0" w:lastRowFirstColumn="0" w:lastRowLastColumn="0"/>
+              <w:rPr>
+                <w:rFonts w:cs="Calibri"/>
+                <w:sz w:val="24"/>
+                <w:szCs w:val="24"/>
+              </w:rPr>
             </w:pPr>
             <w:r>
               <w:rPr>
+                <w:rFonts w:cs="Calibri"/>
                 <w:b/>
                 <w:bCs/>
+                <w:sz w:val="24"/>
+                <w:szCs w:val="24"/>
               </w:rPr>
               <w:t>Milestone: CA1 Report Submission</w:t>
             </w:r>
@@ -2735,14 +2695,29 @@
         <w:tc>
           <w:tcPr>
             <w:cnfStyle w:val="001000000000" w:firstRow="0" w:lastRow="0" w:firstColumn="1" w:lastColumn="0" w:oddVBand="0" w:evenVBand="0" w:oddHBand="0" w:evenHBand="0" w:firstRowFirstColumn="0" w:firstRowLastColumn="0" w:lastRowFirstColumn="0" w:lastRowLastColumn="0"/>
-            <w:tcW w:w="0" w:type="auto"/>
+            <w:tcW w:w="1453" w:type="dxa"/>
             <w:hideMark/>
           </w:tcPr>
           <w:p>
             <w:pPr>
               <w:pStyle w:val="ListBullet"/>
+              <w:numPr>
+                <w:ilvl w:val="0"/>
+                <w:numId w:val="0"/>
+              </w:numPr>
+              <w:ind w:left="360" w:hanging="360"/>
+              <w:rPr>
+                <w:rFonts w:cs="Calibri"/>
+                <w:sz w:val="24"/>
+                <w:szCs w:val="24"/>
+              </w:rPr>
             </w:pPr>
             <w:r>
+              <w:rPr>
+                <w:rFonts w:cs="Calibri"/>
+                <w:sz w:val="24"/>
+                <w:szCs w:val="24"/>
+              </w:rPr>
               <w:lastRenderedPageBreak/>
               <w:t>Semester 2</w:t>
             </w:r>
@@ -2756,31 +2731,34 @@
           <w:p>
             <w:pPr>
               <w:pStyle w:val="ListBullet"/>
+              <w:numPr>
+                <w:ilvl w:val="0"/>
+                <w:numId w:val="0"/>
+              </w:numPr>
+              <w:ind w:left="360" w:hanging="360"/>
               <w:cnfStyle w:val="000000100000" w:firstRow="0" w:lastRow="0" w:firstColumn="0" w:lastColumn="0" w:oddVBand="0" w:evenVBand="0" w:oddHBand="1" w:evenHBand="0" w:firstRowFirstColumn="0" w:firstRowLastColumn="0" w:lastRowFirstColumn="0" w:lastRowLastColumn="0"/>
+              <w:rPr>
+                <w:rFonts w:cs="Calibri"/>
+                <w:sz w:val="24"/>
+                <w:szCs w:val="24"/>
+              </w:rPr>
             </w:pPr>
             <w:r>
-              <w:t>Weeks 1–5</w:t>
-            </w:r>
-          </w:p>
-        </w:tc>
-        <w:tc>
-          <w:tcPr>
-            <w:tcW w:w="0" w:type="auto"/>
-            <w:hideMark/>
-          </w:tcPr>
-          <w:p>
-            <w:pPr>
-              <w:pStyle w:val="ListBullet"/>
-              <w:cnfStyle w:val="000000100000" w:firstRow="0" w:lastRow="0" w:firstColumn="0" w:lastColumn="0" w:oddVBand="0" w:evenVBand="0" w:oddHBand="1" w:evenHBand="0" w:firstRowFirstColumn="0" w:firstRowLastColumn="0" w:lastRowFirstColumn="0" w:lastRowLastColumn="0"/>
-            </w:pPr>
-            <w:r>
-              <w:rPr>
+              <w:rPr>
+                <w:rFonts w:cs="Calibri"/>
                 <w:b/>
                 <w:bCs/>
+                <w:sz w:val="24"/>
+                <w:szCs w:val="24"/>
               </w:rPr>
               <w:t>Phase 3:</w:t>
             </w:r>
             <w:r>
+              <w:rPr>
+                <w:rFonts w:cs="Calibri"/>
+                <w:sz w:val="24"/>
+                <w:szCs w:val="24"/>
+              </w:rPr>
               <w:t xml:space="preserve"> Advanced Training &amp; Fine-Tuning</w:t>
             </w:r>
           </w:p>
@@ -2799,8 +2777,18 @@
               </w:numPr>
               <w:ind w:left="360"/>
               <w:cnfStyle w:val="000000100000" w:firstRow="0" w:lastRow="0" w:firstColumn="0" w:lastColumn="0" w:oddVBand="0" w:evenVBand="0" w:oddHBand="1" w:evenHBand="0" w:firstRowFirstColumn="0" w:firstRowLastColumn="0" w:lastRowFirstColumn="0" w:lastRowLastColumn="0"/>
+              <w:rPr>
+                <w:rFonts w:cs="Calibri"/>
+                <w:sz w:val="24"/>
+                <w:szCs w:val="24"/>
+              </w:rPr>
             </w:pPr>
             <w:r>
+              <w:rPr>
+                <w:rFonts w:cs="Calibri"/>
+                <w:sz w:val="24"/>
+                <w:szCs w:val="24"/>
+              </w:rPr>
               <w:t>• Hyperparameter tuning</w:t>
             </w:r>
           </w:p>
@@ -2813,8 +2801,18 @@
               </w:numPr>
               <w:ind w:left="360"/>
               <w:cnfStyle w:val="000000100000" w:firstRow="0" w:lastRow="0" w:firstColumn="0" w:lastColumn="0" w:oddVBand="0" w:evenVBand="0" w:oddHBand="1" w:evenHBand="0" w:firstRowFirstColumn="0" w:firstRowLastColumn="0" w:lastRowFirstColumn="0" w:lastRowLastColumn="0"/>
+              <w:rPr>
+                <w:rFonts w:cs="Calibri"/>
+                <w:sz w:val="24"/>
+                <w:szCs w:val="24"/>
+              </w:rPr>
             </w:pPr>
             <w:r>
+              <w:rPr>
+                <w:rFonts w:cs="Calibri"/>
+                <w:sz w:val="24"/>
+                <w:szCs w:val="24"/>
+              </w:rPr>
               <w:t>• Algorithm cross-validation</w:t>
             </w:r>
           </w:p>
@@ -2827,8 +2825,18 @@
               </w:numPr>
               <w:ind w:left="360"/>
               <w:cnfStyle w:val="000000100000" w:firstRow="0" w:lastRow="0" w:firstColumn="0" w:lastColumn="0" w:oddVBand="0" w:evenVBand="0" w:oddHBand="1" w:evenHBand="0" w:firstRowFirstColumn="0" w:firstRowLastColumn="0" w:lastRowFirstColumn="0" w:lastRowLastColumn="0"/>
+              <w:rPr>
+                <w:rFonts w:cs="Calibri"/>
+                <w:sz w:val="24"/>
+                <w:szCs w:val="24"/>
+              </w:rPr>
             </w:pPr>
             <w:r>
+              <w:rPr>
+                <w:rFonts w:cs="Calibri"/>
+                <w:sz w:val="24"/>
+                <w:szCs w:val="24"/>
+              </w:rPr>
               <w:t>• Selection of the final safety model</w:t>
             </w:r>
           </w:p>
@@ -2841,9 +2849,24 @@
           <w:p>
             <w:pPr>
               <w:pStyle w:val="ListBullet"/>
+              <w:numPr>
+                <w:ilvl w:val="0"/>
+                <w:numId w:val="0"/>
+              </w:numPr>
+              <w:ind w:left="360" w:hanging="360"/>
               <w:cnfStyle w:val="000000100000" w:firstRow="0" w:lastRow="0" w:firstColumn="0" w:lastColumn="0" w:oddVBand="0" w:evenVBand="0" w:oddHBand="1" w:evenHBand="0" w:firstRowFirstColumn="0" w:firstRowLastColumn="0" w:lastRowFirstColumn="0" w:lastRowLastColumn="0"/>
+              <w:rPr>
+                <w:rFonts w:cs="Calibri"/>
+                <w:sz w:val="24"/>
+                <w:szCs w:val="24"/>
+              </w:rPr>
             </w:pPr>
             <w:r>
+              <w:rPr>
+                <w:rFonts w:cs="Calibri"/>
+                <w:sz w:val="24"/>
+                <w:szCs w:val="24"/>
+              </w:rPr>
               <w:t>Final model selected</w:t>
             </w:r>
           </w:p>
@@ -2853,12 +2876,22 @@
         <w:tc>
           <w:tcPr>
             <w:cnfStyle w:val="001000000000" w:firstRow="0" w:lastRow="0" w:firstColumn="1" w:lastColumn="0" w:oddVBand="0" w:evenVBand="0" w:oddHBand="0" w:evenHBand="0" w:firstRowFirstColumn="0" w:firstRowLastColumn="0" w:lastRowFirstColumn="0" w:lastRowLastColumn="0"/>
-            <w:tcW w:w="0" w:type="auto"/>
+            <w:tcW w:w="1453" w:type="dxa"/>
             <w:hideMark/>
           </w:tcPr>
           <w:p>
             <w:pPr>
               <w:pStyle w:val="ListBullet"/>
+              <w:numPr>
+                <w:ilvl w:val="0"/>
+                <w:numId w:val="0"/>
+              </w:numPr>
+              <w:ind w:left="360"/>
+              <w:rPr>
+                <w:rFonts w:cs="Calibri"/>
+                <w:sz w:val="24"/>
+                <w:szCs w:val="24"/>
+              </w:rPr>
             </w:pPr>
           </w:p>
         </w:tc>
@@ -2870,31 +2903,33 @@
           <w:p>
             <w:pPr>
               <w:pStyle w:val="ListBullet"/>
+              <w:numPr>
+                <w:ilvl w:val="0"/>
+                <w:numId w:val="0"/>
+              </w:numPr>
               <w:cnfStyle w:val="000000000000" w:firstRow="0" w:lastRow="0" w:firstColumn="0" w:lastColumn="0" w:oddVBand="0" w:evenVBand="0" w:oddHBand="0" w:evenHBand="0" w:firstRowFirstColumn="0" w:firstRowLastColumn="0" w:lastRowFirstColumn="0" w:lastRowLastColumn="0"/>
+              <w:rPr>
+                <w:rFonts w:cs="Calibri"/>
+                <w:sz w:val="24"/>
+                <w:szCs w:val="24"/>
+              </w:rPr>
             </w:pPr>
             <w:r>
-              <w:t>Weeks 6–12</w:t>
-            </w:r>
-          </w:p>
-        </w:tc>
-        <w:tc>
-          <w:tcPr>
-            <w:tcW w:w="0" w:type="auto"/>
-            <w:hideMark/>
-          </w:tcPr>
-          <w:p>
-            <w:pPr>
-              <w:pStyle w:val="ListBullet"/>
-              <w:cnfStyle w:val="000000000000" w:firstRow="0" w:lastRow="0" w:firstColumn="0" w:lastColumn="0" w:oddVBand="0" w:evenVBand="0" w:oddHBand="0" w:evenHBand="0" w:firstRowFirstColumn="0" w:firstRowLastColumn="0" w:lastRowFirstColumn="0" w:lastRowLastColumn="0"/>
-            </w:pPr>
-            <w:r>
-              <w:rPr>
+              <w:rPr>
+                <w:rFonts w:cs="Calibri"/>
                 <w:b/>
                 <w:bCs/>
+                <w:sz w:val="24"/>
+                <w:szCs w:val="24"/>
               </w:rPr>
               <w:t>Phase 4:</w:t>
             </w:r>
             <w:r>
+              <w:rPr>
+                <w:rFonts w:cs="Calibri"/>
+                <w:sz w:val="24"/>
+                <w:szCs w:val="24"/>
+              </w:rPr>
               <w:t xml:space="preserve"> Dashboard Construction &amp; Project Finalization</w:t>
             </w:r>
           </w:p>
@@ -2913,8 +2948,18 @@
               </w:numPr>
               <w:ind w:left="360"/>
               <w:cnfStyle w:val="000000000000" w:firstRow="0" w:lastRow="0" w:firstColumn="0" w:lastColumn="0" w:oddVBand="0" w:evenVBand="0" w:oddHBand="0" w:evenHBand="0" w:firstRowFirstColumn="0" w:firstRowLastColumn="0" w:lastRowFirstColumn="0" w:lastRowLastColumn="0"/>
+              <w:rPr>
+                <w:rFonts w:cs="Calibri"/>
+                <w:sz w:val="24"/>
+                <w:szCs w:val="24"/>
+              </w:rPr>
             </w:pPr>
             <w:r>
+              <w:rPr>
+                <w:rFonts w:cs="Calibri"/>
+                <w:sz w:val="24"/>
+                <w:szCs w:val="24"/>
+              </w:rPr>
               <w:t>• Developing the interactive dashboard interface</w:t>
             </w:r>
           </w:p>
@@ -2927,8 +2972,18 @@
               </w:numPr>
               <w:ind w:left="360"/>
               <w:cnfStyle w:val="000000000000" w:firstRow="0" w:lastRow="0" w:firstColumn="0" w:lastColumn="0" w:oddVBand="0" w:evenVBand="0" w:oddHBand="0" w:evenHBand="0" w:firstRowFirstColumn="0" w:firstRowLastColumn="0" w:lastRowFirstColumn="0" w:lastRowLastColumn="0"/>
+              <w:rPr>
+                <w:rFonts w:cs="Calibri"/>
+                <w:sz w:val="24"/>
+                <w:szCs w:val="24"/>
+              </w:rPr>
             </w:pPr>
             <w:r>
+              <w:rPr>
+                <w:rFonts w:cs="Calibri"/>
+                <w:sz w:val="24"/>
+                <w:szCs w:val="24"/>
+              </w:rPr>
               <w:t>• Compiling the terminal capstone thesis report</w:t>
             </w:r>
           </w:p>
@@ -2941,8 +2996,18 @@
               </w:numPr>
               <w:ind w:left="360"/>
               <w:cnfStyle w:val="000000000000" w:firstRow="0" w:lastRow="0" w:firstColumn="0" w:lastColumn="0" w:oddVBand="0" w:evenVBand="0" w:oddHBand="0" w:evenHBand="0" w:firstRowFirstColumn="0" w:firstRowLastColumn="0" w:lastRowFirstColumn="0" w:lastRowLastColumn="0"/>
+              <w:rPr>
+                <w:rFonts w:cs="Calibri"/>
+                <w:sz w:val="24"/>
+                <w:szCs w:val="24"/>
+              </w:rPr>
             </w:pPr>
             <w:r>
+              <w:rPr>
+                <w:rFonts w:cs="Calibri"/>
+                <w:sz w:val="24"/>
+                <w:szCs w:val="24"/>
+              </w:rPr>
               <w:t>• Final presentation</w:t>
             </w:r>
           </w:p>
@@ -2955,12 +3020,24 @@
           <w:p>
             <w:pPr>
               <w:pStyle w:val="ListBullet"/>
+              <w:numPr>
+                <w:ilvl w:val="0"/>
+                <w:numId w:val="0"/>
+              </w:numPr>
               <w:cnfStyle w:val="000000000000" w:firstRow="0" w:lastRow="0" w:firstColumn="0" w:lastColumn="0" w:oddVBand="0" w:evenVBand="0" w:oddHBand="0" w:evenHBand="0" w:firstRowFirstColumn="0" w:firstRowLastColumn="0" w:lastRowFirstColumn="0" w:lastRowLastColumn="0"/>
+              <w:rPr>
+                <w:rFonts w:cs="Calibri"/>
+                <w:sz w:val="24"/>
+                <w:szCs w:val="24"/>
+              </w:rPr>
             </w:pPr>
             <w:r>
               <w:rPr>
+                <w:rFonts w:cs="Calibri"/>
                 <w:b/>
                 <w:bCs/>
+                <w:sz w:val="24"/>
+                <w:szCs w:val="24"/>
               </w:rPr>
               <w:t>Terminal Capstone Thesis &amp; Final Presentation</w:t>
             </w:r>
@@ -2978,8 +3055,6 @@
           <w:rFonts w:ascii="Calibri" w:eastAsia="Calibri" w:hAnsi="Calibri" w:cs="Calibri"/>
           <w:b/>
           <w:kern w:val="0"/>
-          <w:sz w:val="28"/>
-          <w:szCs w:val="28"/>
           <w:lang w:val="en-IE" w:eastAsia="en-IE"/>
           <w14:ligatures w14:val="none"/>
         </w:rPr>
@@ -2989,8 +3064,6 @@
           <w:rFonts w:ascii="Calibri" w:eastAsia="Calibri" w:hAnsi="Calibri" w:cs="Calibri"/>
           <w:b/>
           <w:kern w:val="0"/>
-          <w:sz w:val="28"/>
-          <w:szCs w:val="28"/>
           <w:lang w:val="en-IE" w:eastAsia="en-IE"/>
           <w14:ligatures w14:val="none"/>
         </w:rPr>
@@ -2999,63 +3072,70 @@
     </w:p>
     <w:p>
       <w:pPr>
-        <w:spacing w:before="100" w:beforeAutospacing="1" w:after="100" w:afterAutospacing="1" w:line="240" w:lineRule="auto"/>
-        <w:rPr>
-          <w:rFonts w:ascii="Calibri" w:eastAsia="Times New Roman" w:hAnsi="Calibri" w:cs="Calibri"/>
-          <w:kern w:val="0"/>
-          <w:lang w:val="en-IE" w:eastAsia="en-GB"/>
-          <w14:ligatures w14:val="none"/>
-        </w:rPr>
-      </w:pPr>
-      <w:r>
-        <w:rPr>
-          <w:rFonts w:ascii="Calibri" w:eastAsia="Times New Roman" w:hAnsi="Calibri" w:cs="Calibri"/>
-          <w:kern w:val="0"/>
-          <w:lang w:val="en-IE" w:eastAsia="en-GB"/>
-          <w14:ligatures w14:val="none"/>
-        </w:rPr>
-        <w:t>Identify relevant ethical, privacy, data protection, security and data-use considerations associated with the project. Explain how these will be appropriately addressed, including permissions for accessing and using the selected data.</w:t>
-      </w:r>
-    </w:p>
-    <w:p>
-      <w:pPr>
         <w:spacing w:after="0" w:line="256" w:lineRule="auto"/>
         <w:rPr>
-          <w:rFonts w:ascii="Calibri" w:eastAsia="Calibri" w:hAnsi="Calibri" w:cs="Calibri"/>
-          <w:kern w:val="0"/>
-          <w:sz w:val="22"/>
-          <w:szCs w:val="22"/>
-          <w:lang w:val="en-IE" w:eastAsia="en-IE"/>
-          <w14:ligatures w14:val="none"/>
-        </w:rPr>
-      </w:pPr>
+          <w:rFonts w:ascii="Calibri" w:eastAsia="Times New Roman" w:hAnsi="Calibri" w:cs="Calibri"/>
+          <w:kern w:val="0"/>
+          <w:lang w:eastAsia="en-GB"/>
+          <w14:ligatures w14:val="none"/>
+        </w:rPr>
+      </w:pPr>
+      <w:r>
+        <w:rPr>
+          <w:rFonts w:ascii="Calibri" w:eastAsia="Times New Roman" w:hAnsi="Calibri" w:cs="Calibri"/>
+          <w:kern w:val="0"/>
+          <w:lang w:eastAsia="en-GB"/>
+          <w14:ligatures w14:val="none"/>
+        </w:rPr>
+        <w:t>Ethical data governance is central to this OHS project. Since the dataset used in this project is entirely synthetic, it inherently contains no actual personal, sensitive, or real-world confidential employee information, thereby eliminating any data privacy breaches or compliance risks. There is absolute risk insulation regarding workplace discrimination; the project proposal contains strict legal policy text stating that model predictions are strictly for organizational health provisioning and workload adjustments, and cannot legally be used for negative performance reviews or downsizing strategies. Data encryption will be enforced across all data storage locations, including secure encryption protocols for the GitHub environment.</w:t>
+      </w:r>
     </w:p>
     <w:p>
       <w:pPr>
         <w:spacing w:after="0" w:line="256" w:lineRule="auto"/>
         <w:rPr>
-          <w:rFonts w:ascii="Calibri" w:eastAsia="Calibri" w:hAnsi="Calibri" w:cs="Calibri"/>
+          <w:rFonts w:ascii="Calibri" w:eastAsia="Times New Roman" w:hAnsi="Calibri" w:cs="Calibri"/>
           <w:b/>
           <w:bCs/>
           <w:kern w:val="0"/>
-          <w:sz w:val="22"/>
-          <w:szCs w:val="22"/>
-          <w:lang w:val="en-IE" w:eastAsia="en-IE"/>
-          <w14:ligatures w14:val="none"/>
-        </w:rPr>
-      </w:pPr>
-      <w:r>
-        <w:rPr>
-          <w:rFonts w:ascii="Calibri" w:eastAsia="Calibri" w:hAnsi="Calibri" w:cs="Calibri"/>
+          <w:lang w:eastAsia="en-GB"/>
+          <w14:ligatures w14:val="none"/>
+        </w:rPr>
+      </w:pPr>
+    </w:p>
+    <w:p>
+      <w:pPr>
+        <w:spacing w:after="0" w:line="256" w:lineRule="auto"/>
+        <w:rPr>
+          <w:rFonts w:ascii="Calibri" w:eastAsia="Times New Roman" w:hAnsi="Calibri" w:cs="Calibri"/>
           <w:b/>
           <w:bCs/>
           <w:kern w:val="0"/>
-          <w:sz w:val="22"/>
-          <w:szCs w:val="22"/>
-          <w:lang w:val="en-IE" w:eastAsia="en-IE"/>
-          <w14:ligatures w14:val="none"/>
-        </w:rPr>
-        <w:t>Sample Ideas for Capstone Projects:</w:t>
+          <w:lang w:eastAsia="en-GB"/>
+          <w14:ligatures w14:val="none"/>
+        </w:rPr>
+      </w:pPr>
+      <w:r>
+        <w:rPr>
+          <w:rFonts w:ascii="Calibri" w:eastAsia="Times New Roman" w:hAnsi="Calibri" w:cs="Calibri"/>
+          <w:b/>
+          <w:bCs/>
+          <w:kern w:val="0"/>
+          <w:lang w:eastAsia="en-GB"/>
+          <w14:ligatures w14:val="none"/>
+        </w:rPr>
+        <w:t xml:space="preserve">    </w:t>
+      </w:r>
+      <w:r>
+        <w:rPr>
+          <w:rFonts w:ascii="Calibri" w:eastAsia="Times New Roman" w:hAnsi="Calibri" w:cs="Calibri"/>
+          <w:b/>
+          <w:bCs/>
+          <w:kern w:val="0"/>
+          <w:lang w:eastAsia="en-GB"/>
+          <w14:ligatures w14:val="none"/>
+        </w:rPr>
+        <w:t>References</w:t>
       </w:r>
     </w:p>
     <w:p>
@@ -3064,203 +3144,159 @@
         <w:rPr>
           <w:rFonts w:ascii="Calibri" w:eastAsia="Calibri" w:hAnsi="Calibri" w:cs="Calibri"/>
           <w:kern w:val="0"/>
-          <w:sz w:val="22"/>
-          <w:szCs w:val="22"/>
-          <w:lang w:val="en-IE" w:eastAsia="en-IE"/>
-          <w14:ligatures w14:val="none"/>
-        </w:rPr>
-      </w:pPr>
-      <w:r>
-        <w:rPr>
-          <w:rFonts w:ascii="Calibri" w:eastAsia="Calibri" w:hAnsi="Calibri" w:cs="Calibri"/>
-          <w:kern w:val="0"/>
-          <w:sz w:val="22"/>
-          <w:szCs w:val="22"/>
-          <w:lang w:val="en-IE" w:eastAsia="en-IE"/>
-          <w14:ligatures w14:val="none"/>
-        </w:rPr>
-        <w:t>Predictive Analytics for Customer Churn in E-commerce.</w:t>
-      </w:r>
-    </w:p>
-    <w:p>
-      <w:pPr>
-        <w:spacing w:after="0" w:line="256" w:lineRule="auto"/>
-        <w:rPr>
-          <w:rFonts w:ascii="Calibri" w:eastAsia="Calibri" w:hAnsi="Calibri" w:cs="Calibri"/>
-          <w:kern w:val="0"/>
-          <w:sz w:val="22"/>
-          <w:szCs w:val="22"/>
-          <w:lang w:val="en-IE" w:eastAsia="en-IE"/>
-          <w14:ligatures w14:val="none"/>
-        </w:rPr>
-      </w:pPr>
-      <w:r>
-        <w:rPr>
-          <w:rFonts w:ascii="Calibri" w:eastAsia="Calibri" w:hAnsi="Calibri" w:cs="Calibri"/>
-          <w:kern w:val="0"/>
-          <w:sz w:val="22"/>
-          <w:szCs w:val="22"/>
-          <w:lang w:val="en-IE" w:eastAsia="en-IE"/>
-          <w14:ligatures w14:val="none"/>
-        </w:rPr>
-        <w:t>Increasing company sales</w:t>
-      </w:r>
-    </w:p>
-    <w:p>
-      <w:pPr>
-        <w:spacing w:after="0" w:line="256" w:lineRule="auto"/>
-        <w:rPr>
-          <w:rFonts w:ascii="Calibri" w:eastAsia="Calibri" w:hAnsi="Calibri" w:cs="Calibri"/>
-          <w:kern w:val="0"/>
-          <w:sz w:val="22"/>
-          <w:szCs w:val="22"/>
-          <w:lang w:val="en-IE" w:eastAsia="en-IE"/>
-          <w14:ligatures w14:val="none"/>
-        </w:rPr>
-      </w:pPr>
-      <w:r>
-        <w:rPr>
-          <w:rFonts w:ascii="Calibri" w:eastAsia="Calibri" w:hAnsi="Calibri" w:cs="Calibri"/>
-          <w:kern w:val="0"/>
-          <w:sz w:val="22"/>
-          <w:szCs w:val="22"/>
-          <w:lang w:val="en-IE" w:eastAsia="en-IE"/>
-          <w14:ligatures w14:val="none"/>
-        </w:rPr>
-        <w:t>Financial Fraud Detection (Anomaly detection)</w:t>
-      </w:r>
-    </w:p>
-    <w:p>
-      <w:pPr>
-        <w:spacing w:after="0" w:line="256" w:lineRule="auto"/>
-        <w:rPr>
-          <w:rFonts w:ascii="Calibri" w:eastAsia="Calibri" w:hAnsi="Calibri" w:cs="Calibri"/>
-          <w:kern w:val="0"/>
-          <w:sz w:val="22"/>
-          <w:szCs w:val="22"/>
-          <w:lang w:val="en-IE" w:eastAsia="en-IE"/>
-          <w14:ligatures w14:val="none"/>
-        </w:rPr>
-      </w:pPr>
-      <w:r>
-        <w:rPr>
-          <w:rFonts w:ascii="Calibri" w:eastAsia="Calibri" w:hAnsi="Calibri" w:cs="Calibri"/>
-          <w:kern w:val="0"/>
-          <w:sz w:val="22"/>
-          <w:szCs w:val="22"/>
-          <w:lang w:val="en-IE" w:eastAsia="en-IE"/>
-          <w14:ligatures w14:val="none"/>
-        </w:rPr>
-        <w:t>Personalised pricing.</w:t>
-      </w:r>
-    </w:p>
-    <w:p>
-      <w:pPr>
-        <w:spacing w:after="0" w:line="256" w:lineRule="auto"/>
-        <w:rPr>
-          <w:rFonts w:ascii="Calibri" w:eastAsia="Calibri" w:hAnsi="Calibri" w:cs="Calibri"/>
-          <w:kern w:val="0"/>
-          <w:sz w:val="22"/>
-          <w:szCs w:val="22"/>
-          <w:lang w:val="en-IE" w:eastAsia="en-IE"/>
-          <w14:ligatures w14:val="none"/>
-        </w:rPr>
-      </w:pPr>
-      <w:r>
-        <w:rPr>
-          <w:rFonts w:ascii="Calibri" w:eastAsia="Calibri" w:hAnsi="Calibri" w:cs="Calibri"/>
-          <w:kern w:val="0"/>
-          <w:sz w:val="22"/>
-          <w:szCs w:val="22"/>
-          <w:lang w:val="en-IE" w:eastAsia="en-IE"/>
-          <w14:ligatures w14:val="none"/>
-        </w:rPr>
-        <w:t>Event analysis</w:t>
-      </w:r>
-    </w:p>
-    <w:p>
-      <w:pPr>
-        <w:spacing w:after="0" w:line="256" w:lineRule="auto"/>
-        <w:rPr>
-          <w:rFonts w:ascii="Calibri" w:eastAsia="Calibri" w:hAnsi="Calibri" w:cs="Calibri"/>
-          <w:kern w:val="0"/>
-          <w:sz w:val="22"/>
-          <w:szCs w:val="22"/>
-          <w:lang w:val="en-IE" w:eastAsia="en-IE"/>
-          <w14:ligatures w14:val="none"/>
-        </w:rPr>
-      </w:pPr>
-      <w:r>
-        <w:rPr>
-          <w:rFonts w:ascii="Calibri" w:eastAsia="Calibri" w:hAnsi="Calibri" w:cs="Calibri"/>
-          <w:kern w:val="0"/>
-          <w:sz w:val="22"/>
-          <w:szCs w:val="22"/>
-          <w:lang w:val="en-IE" w:eastAsia="en-IE"/>
-          <w14:ligatures w14:val="none"/>
-        </w:rPr>
-        <w:t>Sports predictions (games, players, plays)</w:t>
-      </w:r>
-    </w:p>
-    <w:p>
-      <w:pPr>
-        <w:spacing w:after="0" w:line="256" w:lineRule="auto"/>
-        <w:rPr>
-          <w:rFonts w:ascii="Calibri" w:eastAsia="Calibri" w:hAnsi="Calibri" w:cs="Calibri"/>
-          <w:kern w:val="0"/>
-          <w:sz w:val="22"/>
-          <w:szCs w:val="22"/>
-          <w:lang w:val="en-IE" w:eastAsia="en-IE"/>
-          <w14:ligatures w14:val="none"/>
-        </w:rPr>
-      </w:pPr>
-    </w:p>
-    <w:p>
-      <w:pPr>
-        <w:spacing w:after="0" w:line="256" w:lineRule="auto"/>
-        <w:rPr>
-          <w:rFonts w:ascii="Calibri" w:eastAsia="Calibri" w:hAnsi="Calibri" w:cs="Calibri"/>
-          <w:kern w:val="0"/>
-          <w:sz w:val="22"/>
-          <w:szCs w:val="22"/>
-          <w:lang w:val="en-IE" w:eastAsia="en-IE"/>
-          <w14:ligatures w14:val="none"/>
-        </w:rPr>
-      </w:pPr>
-      <w:r>
-        <w:rPr>
-          <w:rFonts w:ascii="Calibri" w:eastAsia="Calibri" w:hAnsi="Calibri" w:cs="Calibri"/>
-          <w:kern w:val="0"/>
-          <w:sz w:val="22"/>
-          <w:szCs w:val="22"/>
-          <w:lang w:val="en-IE" w:eastAsia="en-IE"/>
-          <w14:ligatures w14:val="none"/>
-        </w:rPr>
-        <w:t>Remember that these project ideas are just starting points. Ensure that your project proposal outlines a comprehensive and in-depth analysis that will occur over two semesters.</w:t>
-      </w:r>
-    </w:p>
-    <w:p>
-      <w:pPr>
-        <w:spacing w:line="256" w:lineRule="auto"/>
-        <w:rPr>
-          <w:rFonts w:ascii="Calibri" w:eastAsia="Calibri" w:hAnsi="Calibri" w:cs="Calibri"/>
-          <w:kern w:val="0"/>
-          <w:sz w:val="22"/>
-          <w:szCs w:val="22"/>
-          <w:lang w:val="en-IE" w:eastAsia="en-IE"/>
-          <w14:ligatures w14:val="none"/>
-        </w:rPr>
-      </w:pPr>
-      <w:r>
-        <w:rPr>
-          <w:rFonts w:ascii="Calibri" w:eastAsia="Calibri" w:hAnsi="Calibri" w:cs="Calibri"/>
-          <w:kern w:val="0"/>
-          <w:sz w:val="22"/>
-          <w:szCs w:val="22"/>
-          <w:lang w:val="en-IE" w:eastAsia="en-IE"/>
-          <w14:ligatures w14:val="none"/>
-        </w:rPr>
-        <w:br w:type="page"/>
+          <w:lang w:val="en-IE" w:eastAsia="en-IE"/>
+          <w14:ligatures w14:val="none"/>
+        </w:rPr>
+      </w:pPr>
+      <w:r>
+        <w:rPr>
+          <w:rFonts w:ascii="Calibri" w:eastAsia="Times New Roman" w:hAnsi="Calibri" w:cs="Calibri"/>
+          <w:kern w:val="0"/>
+          <w:lang w:eastAsia="en-GB"/>
+          <w14:ligatures w14:val="none"/>
+        </w:rPr>
+        <w:t xml:space="preserve">          </w:t>
+      </w:r>
+      <w:r>
+        <w:rPr>
+          <w:rFonts w:ascii="Calibri" w:eastAsia="Times New Roman" w:hAnsi="Calibri" w:cs="Calibri"/>
+          <w:kern w:val="0"/>
+          <w:lang w:eastAsia="en-GB"/>
+          <w14:ligatures w14:val="none"/>
+        </w:rPr>
+        <w:t xml:space="preserve">- Synthetic Employee Well-being and Fatigue Dataset (2026). Generated </w:t>
+      </w:r>
+      <w:proofErr w:type="gramStart"/>
+      <w:r>
+        <w:rPr>
+          <w:rFonts w:ascii="Calibri" w:eastAsia="Times New Roman" w:hAnsi="Calibri" w:cs="Calibri"/>
+          <w:kern w:val="0"/>
+          <w:lang w:eastAsia="en-GB"/>
+          <w14:ligatures w14:val="none"/>
+        </w:rPr>
+        <w:t xml:space="preserve">dataset </w:t>
+      </w:r>
+      <w:r>
+        <w:rPr>
+          <w:rFonts w:ascii="Calibri" w:eastAsia="Times New Roman" w:hAnsi="Calibri" w:cs="Calibri"/>
+          <w:kern w:val="0"/>
+          <w:lang w:eastAsia="en-GB"/>
+          <w14:ligatures w14:val="none"/>
+        </w:rPr>
+        <w:t xml:space="preserve"> </w:t>
+      </w:r>
+      <w:r>
+        <w:rPr>
+          <w:rFonts w:ascii="Calibri" w:eastAsia="Times New Roman" w:hAnsi="Calibri" w:cs="Calibri"/>
+          <w:kern w:val="0"/>
+          <w:lang w:eastAsia="en-GB"/>
+          <w14:ligatures w14:val="none"/>
+        </w:rPr>
+        <w:t>simulation</w:t>
+      </w:r>
+      <w:proofErr w:type="gramEnd"/>
+      <w:r>
+        <w:rPr>
+          <w:rFonts w:ascii="Calibri" w:eastAsia="Times New Roman" w:hAnsi="Calibri" w:cs="Calibri"/>
+          <w:kern w:val="0"/>
+          <w:lang w:eastAsia="en-GB"/>
+          <w14:ligatures w14:val="none"/>
+        </w:rPr>
+        <w:t xml:space="preserve"> for corporate safety.</w:t>
+      </w:r>
+      <w:r>
+        <w:rPr>
+          <w:rFonts w:ascii="Calibri" w:eastAsia="Times New Roman" w:hAnsi="Calibri" w:cs="Calibri"/>
+          <w:kern w:val="0"/>
+          <w:lang w:eastAsia="en-GB"/>
+          <w14:ligatures w14:val="none"/>
+        </w:rPr>
+        <w:br/>
+      </w:r>
+      <w:r>
+        <w:rPr>
+          <w:rFonts w:ascii="Calibri" w:eastAsia="Times New Roman" w:hAnsi="Calibri" w:cs="Calibri"/>
+          <w:kern w:val="0"/>
+          <w:lang w:eastAsia="en-GB"/>
+          <w14:ligatures w14:val="none"/>
+        </w:rPr>
+        <w:t xml:space="preserve">          </w:t>
+      </w:r>
+      <w:r>
+        <w:rPr>
+          <w:rFonts w:ascii="Calibri" w:eastAsia="Times New Roman" w:hAnsi="Calibri" w:cs="Calibri"/>
+          <w:kern w:val="0"/>
+          <w:lang w:eastAsia="en-GB"/>
+          <w14:ligatures w14:val="none"/>
+        </w:rPr>
+        <w:t xml:space="preserve">- International </w:t>
+      </w:r>
+      <w:proofErr w:type="spellStart"/>
+      <w:r>
+        <w:rPr>
+          <w:rFonts w:ascii="Calibri" w:eastAsia="Times New Roman" w:hAnsi="Calibri" w:cs="Calibri"/>
+          <w:kern w:val="0"/>
+          <w:lang w:eastAsia="en-GB"/>
+          <w14:ligatures w14:val="none"/>
+        </w:rPr>
+        <w:t>Labour</w:t>
+      </w:r>
+      <w:proofErr w:type="spellEnd"/>
+      <w:r>
+        <w:rPr>
+          <w:rFonts w:ascii="Calibri" w:eastAsia="Times New Roman" w:hAnsi="Calibri" w:cs="Calibri"/>
+          <w:kern w:val="0"/>
+          <w:lang w:eastAsia="en-GB"/>
+          <w14:ligatures w14:val="none"/>
+        </w:rPr>
+        <w:t xml:space="preserve"> Organization (2024) Workplace Stress and Psychosocial Risks. Geneva: ILO.</w:t>
+      </w:r>
+      <w:r>
+        <w:rPr>
+          <w:rFonts w:ascii="Calibri" w:eastAsia="Times New Roman" w:hAnsi="Calibri" w:cs="Calibri"/>
+          <w:kern w:val="0"/>
+          <w:lang w:eastAsia="en-GB"/>
+          <w14:ligatures w14:val="none"/>
+        </w:rPr>
+        <w:br/>
+      </w:r>
+      <w:r>
+        <w:rPr>
+          <w:rFonts w:ascii="Calibri" w:eastAsia="Times New Roman" w:hAnsi="Calibri" w:cs="Calibri"/>
+          <w:kern w:val="0"/>
+          <w:lang w:eastAsia="en-GB"/>
+          <w14:ligatures w14:val="none"/>
+        </w:rPr>
+        <w:t xml:space="preserve">          </w:t>
+      </w:r>
+      <w:r>
+        <w:rPr>
+          <w:rFonts w:ascii="Calibri" w:eastAsia="Times New Roman" w:hAnsi="Calibri" w:cs="Calibri"/>
+          <w:kern w:val="0"/>
+          <w:lang w:eastAsia="en-GB"/>
+          <w14:ligatures w14:val="none"/>
+        </w:rPr>
+        <w:t xml:space="preserve">- Project Management Institute (2025) A Guide to the Project Management Body of Knowledge (PMBOK Guide). 8th </w:t>
+      </w:r>
+      <w:proofErr w:type="spellStart"/>
+      <w:r>
+        <w:rPr>
+          <w:rFonts w:ascii="Calibri" w:eastAsia="Times New Roman" w:hAnsi="Calibri" w:cs="Calibri"/>
+          <w:kern w:val="0"/>
+          <w:lang w:eastAsia="en-GB"/>
+          <w14:ligatures w14:val="none"/>
+        </w:rPr>
+        <w:t>edn</w:t>
+      </w:r>
+      <w:proofErr w:type="spellEnd"/>
+      <w:r>
+        <w:rPr>
+          <w:rFonts w:ascii="Calibri" w:eastAsia="Times New Roman" w:hAnsi="Calibri" w:cs="Calibri"/>
+          <w:kern w:val="0"/>
+          <w:lang w:eastAsia="en-GB"/>
+          <w14:ligatures w14:val="none"/>
+        </w:rPr>
+        <w:t>. Pennsylvania: PMI.</w:t>
       </w:r>
     </w:p>
     <w:p>
@@ -3269,7 +3305,6 @@
         <w:rPr>
           <w:rFonts w:ascii="Calibri" w:eastAsia="Calibri" w:hAnsi="Calibri" w:cs="Calibri"/>
           <w:kern w:val="0"/>
-          <w:szCs w:val="22"/>
           <w:lang w:val="en-IE" w:eastAsia="en-IE"/>
           <w14:ligatures w14:val="none"/>
         </w:rPr>
@@ -3279,11 +3314,9 @@
         <w:rPr>
           <w:rFonts w:ascii="Calibri" w:eastAsia="Calibri" w:hAnsi="Calibri" w:cs="Calibri"/>
           <w:kern w:val="0"/>
-          <w:szCs w:val="22"/>
-          <w:lang w:val="en-IE" w:eastAsia="en-IE"/>
-          <w14:ligatures w14:val="none"/>
-        </w:rPr>
-        <w:lastRenderedPageBreak/>
+          <w:lang w:val="en-IE" w:eastAsia="en-IE"/>
+          <w14:ligatures w14:val="none"/>
+        </w:rPr>
         <w:t>Further details of the assessment:</w:t>
       </w:r>
     </w:p>
@@ -3295,83 +3328,10 @@
         <w:rPr>
           <w:rFonts w:ascii="Calibri" w:eastAsia="Calibri" w:hAnsi="Calibri" w:cs="Calibri"/>
           <w:kern w:val="0"/>
-          <w:szCs w:val="22"/>
-          <w:lang w:val="en-IE" w:eastAsia="en-IE"/>
-          <w14:ligatures w14:val="none"/>
-        </w:rPr>
-      </w:pPr>
-    </w:p>
-    <w:p>
-      <w:pPr>
-        <w:numPr>
-          <w:ilvl w:val="0"/>
-          <w:numId w:val="3"/>
-        </w:numPr>
-        <w:spacing w:after="0" w:line="240" w:lineRule="auto"/>
-        <w:contextualSpacing/>
-        <w:jc w:val="both"/>
-        <w:rPr>
-          <w:rFonts w:ascii="Calibri" w:eastAsia="Calibri" w:hAnsi="Calibri" w:cs="Calibri"/>
-          <w:kern w:val="0"/>
-          <w:szCs w:val="22"/>
-          <w:u w:val="single"/>
-          <w:lang w:val="en-IE" w:eastAsia="en-IE"/>
-          <w14:ligatures w14:val="none"/>
-        </w:rPr>
-      </w:pPr>
-      <w:r>
-        <w:rPr>
-          <w:rFonts w:ascii="Calibri" w:eastAsia="Calibri" w:hAnsi="Calibri" w:cs="Calibri"/>
-          <w:b/>
-          <w:bCs/>
-          <w:kern w:val="0"/>
-          <w:szCs w:val="22"/>
-          <w:lang w:val="en-IE" w:eastAsia="en-IE"/>
-          <w14:ligatures w14:val="none"/>
-        </w:rPr>
-        <w:t xml:space="preserve">Support your analysis with references and properly reference ALL sources that you have used. </w:t>
-      </w:r>
-      <w:r>
-        <w:rPr>
-          <w:rFonts w:ascii="Calibri" w:eastAsia="Calibri" w:hAnsi="Calibri" w:cs="Calibri"/>
-          <w:b/>
-          <w:bCs/>
-          <w:kern w:val="0"/>
-          <w:szCs w:val="22"/>
-          <w:u w:val="single"/>
-          <w:lang w:val="en-IE" w:eastAsia="en-IE"/>
-          <w14:ligatures w14:val="none"/>
-        </w:rPr>
-        <w:t>WARNING – If you do not support your work, you will not receive a high mark!</w:t>
-      </w:r>
-    </w:p>
-    <w:p>
-      <w:pPr>
-        <w:numPr>
-          <w:ilvl w:val="0"/>
-          <w:numId w:val="3"/>
-        </w:numPr>
-        <w:spacing w:after="0" w:line="240" w:lineRule="auto"/>
-        <w:contextualSpacing/>
-        <w:jc w:val="both"/>
-        <w:rPr>
-          <w:rFonts w:ascii="Calibri" w:eastAsia="Calibri" w:hAnsi="Calibri" w:cs="Calibri"/>
-          <w:kern w:val="0"/>
-          <w:szCs w:val="22"/>
-          <w:lang w:val="en-IE" w:eastAsia="en-IE"/>
-          <w14:ligatures w14:val="none"/>
-        </w:rPr>
-      </w:pPr>
-      <w:r>
-        <w:rPr>
-          <w:rFonts w:ascii="Calibri" w:eastAsia="Calibri" w:hAnsi="Calibri" w:cs="Calibri"/>
-          <w:kern w:val="0"/>
-          <w:szCs w:val="22"/>
-          <w:lang w:val="en-IE" w:eastAsia="en-IE"/>
-          <w14:ligatures w14:val="none"/>
-        </w:rPr>
-        <w:t>WORD COUNT: 1,000 words. You may lose up to 10% of marks if your report is too short or long!</w:t>
-      </w:r>
+          <w:lang w:val="en-IE" w:eastAsia="en-IE"/>
+          <w14:ligatures w14:val="none"/>
+        </w:rPr>
+      </w:pPr>
     </w:p>
     <w:bookmarkEnd w:id="2"/>
     <w:p>
@@ -3383,20 +3343,64 @@
         <w:rPr>
           <w:rFonts w:ascii="Calibri" w:eastAsia="Calibri" w:hAnsi="Calibri" w:cs="Calibri"/>
           <w:b/>
-          <w:kern w:val="0"/>
-          <w:sz w:val="36"/>
-          <w:szCs w:val="36"/>
-          <w:lang w:val="en-IE" w:eastAsia="en-IE"/>
-          <w14:ligatures w14:val="none"/>
-        </w:rPr>
-      </w:pPr>
-      <w:r>
+          <w:bCs/>
+          <w:kern w:val="0"/>
+          <w:lang w:val="en-IE" w:eastAsia="en-IE"/>
+          <w14:ligatures w14:val="none"/>
+        </w:rPr>
+      </w:pPr>
+    </w:p>
+    <w:p>
+      <w:pPr>
+        <w:keepNext/>
+        <w:keepLines/>
+        <w:spacing w:before="360" w:after="80" w:line="256" w:lineRule="auto"/>
+        <w:outlineLvl w:val="1"/>
         <w:rPr>
           <w:rFonts w:ascii="Calibri" w:eastAsia="Calibri" w:hAnsi="Calibri" w:cs="Calibri"/>
           <w:b/>
-          <w:kern w:val="0"/>
-          <w:sz w:val="36"/>
-          <w:szCs w:val="36"/>
+          <w:bCs/>
+          <w:kern w:val="0"/>
+          <w:lang w:val="en-IE" w:eastAsia="en-IE"/>
+          <w14:ligatures w14:val="none"/>
+        </w:rPr>
+      </w:pPr>
+    </w:p>
+    <w:p>
+      <w:pPr>
+        <w:keepNext/>
+        <w:keepLines/>
+        <w:spacing w:before="360" w:after="80" w:line="256" w:lineRule="auto"/>
+        <w:outlineLvl w:val="1"/>
+        <w:rPr>
+          <w:rFonts w:ascii="Calibri" w:eastAsia="Calibri" w:hAnsi="Calibri" w:cs="Calibri"/>
+          <w:b/>
+          <w:bCs/>
+          <w:kern w:val="0"/>
+          <w:lang w:val="en-IE" w:eastAsia="en-IE"/>
+          <w14:ligatures w14:val="none"/>
+        </w:rPr>
+      </w:pPr>
+    </w:p>
+    <w:p>
+      <w:pPr>
+        <w:keepNext/>
+        <w:keepLines/>
+        <w:spacing w:before="360" w:after="80" w:line="256" w:lineRule="auto"/>
+        <w:outlineLvl w:val="1"/>
+        <w:rPr>
+          <w:rFonts w:ascii="Calibri" w:eastAsia="Calibri" w:hAnsi="Calibri" w:cs="Calibri"/>
+          <w:b/>
+          <w:kern w:val="0"/>
+          <w:lang w:val="en-IE" w:eastAsia="en-IE"/>
+          <w14:ligatures w14:val="none"/>
+        </w:rPr>
+      </w:pPr>
+      <w:r>
+        <w:rPr>
+          <w:rFonts w:ascii="Calibri" w:eastAsia="Calibri" w:hAnsi="Calibri" w:cs="Calibri"/>
+          <w:b/>
+          <w:kern w:val="0"/>
           <w:lang w:val="en-IE" w:eastAsia="en-IE"/>
           <w14:ligatures w14:val="none"/>
         </w:rPr>
@@ -3409,18 +3413,14 @@
         <w:rPr>
           <w:rFonts w:ascii="Calibri" w:eastAsia="Calibri" w:hAnsi="Calibri" w:cs="Calibri"/>
           <w:kern w:val="0"/>
-          <w:sz w:val="22"/>
-          <w:szCs w:val="22"/>
-          <w:lang w:val="en-IE" w:eastAsia="en-IE"/>
-          <w14:ligatures w14:val="none"/>
-        </w:rPr>
-      </w:pPr>
-      <w:r>
-        <w:rPr>
-          <w:rFonts w:ascii="Calibri" w:eastAsia="Calibri" w:hAnsi="Calibri" w:cs="Calibri"/>
-          <w:kern w:val="0"/>
-          <w:sz w:val="22"/>
-          <w:szCs w:val="22"/>
+          <w:lang w:val="en-IE" w:eastAsia="en-IE"/>
+          <w14:ligatures w14:val="none"/>
+        </w:rPr>
+      </w:pPr>
+      <w:r>
+        <w:rPr>
+          <w:rFonts w:ascii="Calibri" w:eastAsia="Calibri" w:hAnsi="Calibri" w:cs="Calibri"/>
+          <w:kern w:val="0"/>
           <w:lang w:val="en-IE" w:eastAsia="en-IE"/>
           <w14:ligatures w14:val="none"/>
         </w:rPr>
@@ -3437,18 +3437,14 @@
         <w:rPr>
           <w:rFonts w:ascii="Calibri" w:eastAsia="Calibri" w:hAnsi="Calibri" w:cs="Calibri"/>
           <w:kern w:val="0"/>
-          <w:sz w:val="22"/>
-          <w:szCs w:val="22"/>
-          <w:lang w:val="en-IE" w:eastAsia="en-IE"/>
-          <w14:ligatures w14:val="none"/>
-        </w:rPr>
-      </w:pPr>
-      <w:r>
-        <w:rPr>
-          <w:rFonts w:ascii="Calibri" w:eastAsia="Calibri" w:hAnsi="Calibri" w:cs="Calibri"/>
-          <w:kern w:val="0"/>
-          <w:sz w:val="22"/>
-          <w:szCs w:val="22"/>
+          <w:lang w:val="en-IE" w:eastAsia="en-IE"/>
+          <w14:ligatures w14:val="none"/>
+        </w:rPr>
+      </w:pPr>
+      <w:r>
+        <w:rPr>
+          <w:rFonts w:ascii="Calibri" w:eastAsia="Calibri" w:hAnsi="Calibri" w:cs="Calibri"/>
+          <w:kern w:val="0"/>
           <w:lang w:val="en-IE" w:eastAsia="en-IE"/>
           <w14:ligatures w14:val="none"/>
         </w:rPr>
@@ -3467,8 +3463,6 @@
           <w:rFonts w:ascii="Calibri" w:eastAsia="Calibri" w:hAnsi="Calibri" w:cs="Calibri"/>
           <w:bCs/>
           <w:kern w:val="0"/>
-          <w:sz w:val="22"/>
-          <w:szCs w:val="22"/>
           <w:lang w:val="en-IE" w:eastAsia="en-IE"/>
           <w14:ligatures w14:val="none"/>
         </w:rPr>
@@ -3478,8 +3472,6 @@
           <w:rFonts w:ascii="Calibri" w:eastAsia="Calibri" w:hAnsi="Calibri" w:cs="Calibri"/>
           <w:bCs/>
           <w:kern w:val="0"/>
-          <w:sz w:val="22"/>
-          <w:szCs w:val="22"/>
           <w:lang w:val="en-IE" w:eastAsia="en-IE"/>
           <w14:ligatures w14:val="none"/>
         </w:rPr>
@@ -3497,18 +3489,14 @@
         <w:rPr>
           <w:rFonts w:ascii="Calibri" w:eastAsia="Calibri" w:hAnsi="Calibri" w:cs="Calibri"/>
           <w:kern w:val="0"/>
-          <w:sz w:val="22"/>
-          <w:szCs w:val="22"/>
-          <w:lang w:val="en-IE" w:eastAsia="en-IE"/>
-          <w14:ligatures w14:val="none"/>
-        </w:rPr>
-      </w:pPr>
-      <w:r>
-        <w:rPr>
-          <w:rFonts w:ascii="Calibri" w:eastAsia="Calibri" w:hAnsi="Calibri" w:cs="Calibri"/>
-          <w:kern w:val="0"/>
-          <w:sz w:val="22"/>
-          <w:szCs w:val="22"/>
+          <w:lang w:val="en-IE" w:eastAsia="en-IE"/>
+          <w14:ligatures w14:val="none"/>
+        </w:rPr>
+      </w:pPr>
+      <w:r>
+        <w:rPr>
+          <w:rFonts w:ascii="Calibri" w:eastAsia="Calibri" w:hAnsi="Calibri" w:cs="Calibri"/>
+          <w:kern w:val="0"/>
           <w:lang w:val="en-IE" w:eastAsia="en-IE"/>
           <w14:ligatures w14:val="none"/>
         </w:rPr>
@@ -3525,18 +3513,14 @@
         <w:rPr>
           <w:rFonts w:ascii="Calibri" w:eastAsia="Calibri" w:hAnsi="Calibri" w:cs="Calibri"/>
           <w:kern w:val="0"/>
-          <w:sz w:val="22"/>
-          <w:szCs w:val="22"/>
-          <w:lang w:val="en-IE" w:eastAsia="en-IE"/>
-          <w14:ligatures w14:val="none"/>
-        </w:rPr>
-      </w:pPr>
-      <w:r>
-        <w:rPr>
-          <w:rFonts w:ascii="Calibri" w:eastAsia="Calibri" w:hAnsi="Calibri" w:cs="Calibri"/>
-          <w:kern w:val="0"/>
-          <w:sz w:val="22"/>
-          <w:szCs w:val="22"/>
+          <w:lang w:val="en-IE" w:eastAsia="en-IE"/>
+          <w14:ligatures w14:val="none"/>
+        </w:rPr>
+      </w:pPr>
+      <w:r>
+        <w:rPr>
+          <w:rFonts w:ascii="Calibri" w:eastAsia="Calibri" w:hAnsi="Calibri" w:cs="Calibri"/>
+          <w:kern w:val="0"/>
           <w:lang w:val="en-IE" w:eastAsia="en-IE"/>
           <w14:ligatures w14:val="none"/>
         </w:rPr>
@@ -3553,18 +3537,14 @@
         <w:rPr>
           <w:rFonts w:ascii="Calibri" w:eastAsia="Calibri" w:hAnsi="Calibri" w:cs="Calibri"/>
           <w:kern w:val="0"/>
-          <w:sz w:val="22"/>
-          <w:szCs w:val="22"/>
-          <w:lang w:val="en-IE" w:eastAsia="en-IE"/>
-          <w14:ligatures w14:val="none"/>
-        </w:rPr>
-      </w:pPr>
-      <w:r>
-        <w:rPr>
-          <w:rFonts w:ascii="Calibri" w:eastAsia="Calibri" w:hAnsi="Calibri" w:cs="Calibri"/>
-          <w:kern w:val="0"/>
-          <w:sz w:val="22"/>
-          <w:szCs w:val="22"/>
+          <w:lang w:val="en-IE" w:eastAsia="en-IE"/>
+          <w14:ligatures w14:val="none"/>
+        </w:rPr>
+      </w:pPr>
+      <w:r>
+        <w:rPr>
+          <w:rFonts w:ascii="Calibri" w:eastAsia="Calibri" w:hAnsi="Calibri" w:cs="Calibri"/>
+          <w:kern w:val="0"/>
           <w:lang w:val="en-IE" w:eastAsia="en-IE"/>
           <w14:ligatures w14:val="none"/>
         </w:rPr>
@@ -3581,18 +3561,14 @@
         <w:rPr>
           <w:rFonts w:ascii="Calibri" w:eastAsia="Calibri" w:hAnsi="Calibri" w:cs="Calibri"/>
           <w:kern w:val="0"/>
-          <w:sz w:val="22"/>
-          <w:szCs w:val="22"/>
-          <w:lang w:val="en-IE" w:eastAsia="en-IE"/>
-          <w14:ligatures w14:val="none"/>
-        </w:rPr>
-      </w:pPr>
-      <w:r>
-        <w:rPr>
-          <w:rFonts w:ascii="Calibri" w:eastAsia="Calibri" w:hAnsi="Calibri" w:cs="Calibri"/>
-          <w:kern w:val="0"/>
-          <w:sz w:val="22"/>
-          <w:szCs w:val="22"/>
+          <w:lang w:val="en-IE" w:eastAsia="en-IE"/>
+          <w14:ligatures w14:val="none"/>
+        </w:rPr>
+      </w:pPr>
+      <w:r>
+        <w:rPr>
+          <w:rFonts w:ascii="Calibri" w:eastAsia="Calibri" w:hAnsi="Calibri" w:cs="Calibri"/>
+          <w:kern w:val="0"/>
           <w:lang w:val="en-IE" w:eastAsia="en-IE"/>
           <w14:ligatures w14:val="none"/>
         </w:rPr>
@@ -3609,18 +3585,14 @@
         <w:rPr>
           <w:rFonts w:ascii="Calibri" w:eastAsia="Calibri" w:hAnsi="Calibri" w:cs="Calibri"/>
           <w:kern w:val="0"/>
-          <w:sz w:val="22"/>
-          <w:szCs w:val="22"/>
-          <w:lang w:val="en-IE" w:eastAsia="en-IE"/>
-          <w14:ligatures w14:val="none"/>
-        </w:rPr>
-      </w:pPr>
-      <w:r>
-        <w:rPr>
-          <w:rFonts w:ascii="Calibri" w:eastAsia="Calibri" w:hAnsi="Calibri" w:cs="Calibri"/>
-          <w:kern w:val="0"/>
-          <w:sz w:val="22"/>
-          <w:szCs w:val="22"/>
+          <w:lang w:val="en-IE" w:eastAsia="en-IE"/>
+          <w14:ligatures w14:val="none"/>
+        </w:rPr>
+      </w:pPr>
+      <w:r>
+        <w:rPr>
+          <w:rFonts w:ascii="Calibri" w:eastAsia="Calibri" w:hAnsi="Calibri" w:cs="Calibri"/>
+          <w:kern w:val="0"/>
           <w:lang w:val="en-IE" w:eastAsia="en-IE"/>
           <w14:ligatures w14:val="none"/>
         </w:rPr>
@@ -3632,21 +3604,39 @@
             <w:rFonts w:ascii="Calibri" w:eastAsia="Calibri" w:hAnsi="Calibri" w:cs="Calibri"/>
             <w:color w:val="0563C1"/>
             <w:kern w:val="0"/>
-            <w:sz w:val="22"/>
-            <w:szCs w:val="22"/>
             <w:u w:val="single"/>
             <w:lang w:val="en-IE" w:eastAsia="en-IE"/>
             <w14:ligatures w14:val="none"/>
           </w:rPr>
-          <w:t>Harvard Referencing</w:t>
+          <w:t>Harvard Refer</w:t>
+        </w:r>
+        <w:r>
+          <w:rPr>
+            <w:rFonts w:ascii="Calibri" w:eastAsia="Calibri" w:hAnsi="Calibri" w:cs="Calibri"/>
+            <w:color w:val="0563C1"/>
+            <w:kern w:val="0"/>
+            <w:u w:val="single"/>
+            <w:lang w:val="en-IE" w:eastAsia="en-IE"/>
+            <w14:ligatures w14:val="none"/>
+          </w:rPr>
+          <w:t>e</w:t>
+        </w:r>
+        <w:r>
+          <w:rPr>
+            <w:rFonts w:ascii="Calibri" w:eastAsia="Calibri" w:hAnsi="Calibri" w:cs="Calibri"/>
+            <w:color w:val="0563C1"/>
+            <w:kern w:val="0"/>
+            <w:u w:val="single"/>
+            <w:lang w:val="en-IE" w:eastAsia="en-IE"/>
+            <w14:ligatures w14:val="none"/>
+          </w:rPr>
+          <w:t>ncing</w:t>
         </w:r>
       </w:hyperlink>
       <w:r>
         <w:rPr>
           <w:rFonts w:ascii="Calibri" w:eastAsia="Calibri" w:hAnsi="Calibri" w:cs="Calibri"/>
           <w:kern w:val="0"/>
-          <w:sz w:val="22"/>
-          <w:szCs w:val="22"/>
           <w:lang w:val="en-IE" w:eastAsia="en-IE"/>
           <w14:ligatures w14:val="none"/>
         </w:rPr>
@@ -3663,18 +3653,14 @@
         <w:rPr>
           <w:rFonts w:ascii="Calibri" w:eastAsia="Calibri" w:hAnsi="Calibri" w:cs="Calibri"/>
           <w:kern w:val="0"/>
-          <w:sz w:val="22"/>
-          <w:szCs w:val="22"/>
-          <w:lang w:val="en-IE" w:eastAsia="en-IE"/>
-          <w14:ligatures w14:val="none"/>
-        </w:rPr>
-      </w:pPr>
-      <w:r>
-        <w:rPr>
-          <w:rFonts w:ascii="Calibri" w:eastAsia="Calibri" w:hAnsi="Calibri" w:cs="Calibri"/>
-          <w:kern w:val="0"/>
-          <w:sz w:val="22"/>
-          <w:szCs w:val="22"/>
+          <w:lang w:val="en-IE" w:eastAsia="en-IE"/>
+          <w14:ligatures w14:val="none"/>
+        </w:rPr>
+      </w:pPr>
+      <w:r>
+        <w:rPr>
+          <w:rFonts w:ascii="Calibri" w:eastAsia="Calibri" w:hAnsi="Calibri" w:cs="Calibri"/>
+          <w:kern w:val="0"/>
           <w:lang w:val="en-IE" w:eastAsia="en-IE"/>
           <w14:ligatures w14:val="none"/>
         </w:rPr>
@@ -3691,18 +3677,14 @@
         <w:rPr>
           <w:rFonts w:ascii="Calibri" w:eastAsia="Calibri" w:hAnsi="Calibri" w:cs="Calibri"/>
           <w:kern w:val="0"/>
-          <w:sz w:val="22"/>
-          <w:szCs w:val="22"/>
-          <w:lang w:val="en-IE" w:eastAsia="en-IE"/>
-          <w14:ligatures w14:val="none"/>
-        </w:rPr>
-      </w:pPr>
-      <w:r>
-        <w:rPr>
-          <w:rFonts w:ascii="Calibri" w:eastAsia="Calibri" w:hAnsi="Calibri" w:cs="Calibri"/>
-          <w:kern w:val="0"/>
-          <w:sz w:val="22"/>
-          <w:szCs w:val="22"/>
+          <w:lang w:val="en-IE" w:eastAsia="en-IE"/>
+          <w14:ligatures w14:val="none"/>
+        </w:rPr>
+      </w:pPr>
+      <w:r>
+        <w:rPr>
+          <w:rFonts w:ascii="Calibri" w:eastAsia="Calibri" w:hAnsi="Calibri" w:cs="Calibri"/>
+          <w:kern w:val="0"/>
           <w:lang w:val="en-IE" w:eastAsia="en-IE"/>
           <w14:ligatures w14:val="none"/>
         </w:rPr>
@@ -3719,8 +3701,6 @@
           <w:rFonts w:ascii="Calibri" w:eastAsia="Calibri" w:hAnsi="Calibri" w:cs="Calibri"/>
           <w:b/>
           <w:kern w:val="0"/>
-          <w:sz w:val="36"/>
-          <w:szCs w:val="36"/>
           <w:lang w:val="en-IE" w:eastAsia="en-IE"/>
           <w14:ligatures w14:val="none"/>
         </w:rPr>
@@ -3730,8 +3710,6 @@
           <w:rFonts w:ascii="Calibri" w:eastAsia="Calibri" w:hAnsi="Calibri" w:cs="Calibri"/>
           <w:b/>
           <w:kern w:val="0"/>
-          <w:sz w:val="36"/>
-          <w:szCs w:val="36"/>
           <w:lang w:val="en-IE" w:eastAsia="en-IE"/>
           <w14:ligatures w14:val="none"/>
         </w:rPr>
@@ -3744,18 +3722,14 @@
         <w:rPr>
           <w:rFonts w:ascii="Calibri" w:eastAsia="Calibri" w:hAnsi="Calibri" w:cs="Calibri"/>
           <w:kern w:val="0"/>
-          <w:sz w:val="22"/>
-          <w:szCs w:val="22"/>
-          <w:lang w:val="en-IE" w:eastAsia="en-IE"/>
-          <w14:ligatures w14:val="none"/>
-        </w:rPr>
-      </w:pPr>
-      <w:r>
-        <w:rPr>
-          <w:rFonts w:ascii="Calibri" w:eastAsia="Calibri" w:hAnsi="Calibri" w:cs="Calibri"/>
-          <w:kern w:val="0"/>
-          <w:sz w:val="22"/>
-          <w:szCs w:val="22"/>
+          <w:lang w:val="en-IE" w:eastAsia="en-IE"/>
+          <w14:ligatures w14:val="none"/>
+        </w:rPr>
+      </w:pPr>
+      <w:r>
+        <w:rPr>
+          <w:rFonts w:ascii="Calibri" w:eastAsia="Calibri" w:hAnsi="Calibri" w:cs="Calibri"/>
+          <w:kern w:val="0"/>
           <w:lang w:val="en-IE" w:eastAsia="en-IE"/>
           <w14:ligatures w14:val="none"/>
         </w:rPr>
@@ -3768,18 +3742,14 @@
         <w:rPr>
           <w:rFonts w:ascii="Calibri" w:eastAsia="Calibri" w:hAnsi="Calibri" w:cs="Calibri"/>
           <w:kern w:val="0"/>
-          <w:sz w:val="22"/>
-          <w:szCs w:val="22"/>
-          <w:lang w:val="en-IE" w:eastAsia="en-IE"/>
-          <w14:ligatures w14:val="none"/>
-        </w:rPr>
-      </w:pPr>
-      <w:r>
-        <w:rPr>
-          <w:rFonts w:ascii="Calibri" w:eastAsia="Calibri" w:hAnsi="Calibri" w:cs="Calibri"/>
-          <w:kern w:val="0"/>
-          <w:sz w:val="22"/>
-          <w:szCs w:val="22"/>
+          <w:lang w:val="en-IE" w:eastAsia="en-IE"/>
+          <w14:ligatures w14:val="none"/>
+        </w:rPr>
+      </w:pPr>
+      <w:r>
+        <w:rPr>
+          <w:rFonts w:ascii="Calibri" w:eastAsia="Calibri" w:hAnsi="Calibri" w:cs="Calibri"/>
+          <w:kern w:val="0"/>
           <w:lang w:val="en-IE" w:eastAsia="en-IE"/>
           <w14:ligatures w14:val="none"/>
         </w:rPr>
@@ -3792,18 +3762,14 @@
         <w:rPr>
           <w:rFonts w:ascii="Calibri" w:eastAsia="Calibri" w:hAnsi="Calibri" w:cs="Calibri"/>
           <w:kern w:val="0"/>
-          <w:sz w:val="22"/>
-          <w:szCs w:val="22"/>
-          <w:lang w:val="en-IE" w:eastAsia="en-IE"/>
-          <w14:ligatures w14:val="none"/>
-        </w:rPr>
-      </w:pPr>
-      <w:r>
-        <w:rPr>
-          <w:rFonts w:ascii="Calibri" w:eastAsia="Calibri" w:hAnsi="Calibri" w:cs="Calibri"/>
-          <w:kern w:val="0"/>
-          <w:sz w:val="22"/>
-          <w:szCs w:val="22"/>
+          <w:lang w:val="en-IE" w:eastAsia="en-IE"/>
+          <w14:ligatures w14:val="none"/>
+        </w:rPr>
+      </w:pPr>
+      <w:r>
+        <w:rPr>
+          <w:rFonts w:ascii="Calibri" w:eastAsia="Calibri" w:hAnsi="Calibri" w:cs="Calibri"/>
+          <w:kern w:val="0"/>
           <w:lang w:val="en-IE" w:eastAsia="en-IE"/>
           <w14:ligatures w14:val="none"/>
         </w:rPr>
@@ -3816,18 +3782,14 @@
         <w:rPr>
           <w:rFonts w:ascii="Calibri" w:eastAsia="Calibri" w:hAnsi="Calibri" w:cs="Calibri"/>
           <w:kern w:val="0"/>
-          <w:sz w:val="22"/>
-          <w:szCs w:val="22"/>
-          <w:lang w:val="en-IE" w:eastAsia="en-IE"/>
-          <w14:ligatures w14:val="none"/>
-        </w:rPr>
-      </w:pPr>
-      <w:r>
-        <w:rPr>
-          <w:rFonts w:ascii="Calibri" w:eastAsia="Calibri" w:hAnsi="Calibri" w:cs="Calibri"/>
-          <w:kern w:val="0"/>
-          <w:sz w:val="22"/>
-          <w:szCs w:val="22"/>
+          <w:lang w:val="en-IE" w:eastAsia="en-IE"/>
+          <w14:ligatures w14:val="none"/>
+        </w:rPr>
+      </w:pPr>
+      <w:r>
+        <w:rPr>
+          <w:rFonts w:ascii="Calibri" w:eastAsia="Calibri" w:hAnsi="Calibri" w:cs="Calibri"/>
+          <w:kern w:val="0"/>
           <w:lang w:val="en-IE" w:eastAsia="en-IE"/>
           <w14:ligatures w14:val="none"/>
         </w:rPr>
@@ -3840,18 +3802,14 @@
         <w:rPr>
           <w:rFonts w:ascii="Calibri" w:eastAsia="Calibri" w:hAnsi="Calibri" w:cs="Calibri"/>
           <w:kern w:val="0"/>
-          <w:sz w:val="22"/>
-          <w:szCs w:val="22"/>
-          <w:lang w:val="en-IE" w:eastAsia="en-IE"/>
-          <w14:ligatures w14:val="none"/>
-        </w:rPr>
-      </w:pPr>
-      <w:r>
-        <w:rPr>
-          <w:rFonts w:ascii="Calibri" w:eastAsia="Calibri" w:hAnsi="Calibri" w:cs="Calibri"/>
-          <w:kern w:val="0"/>
-          <w:sz w:val="22"/>
-          <w:szCs w:val="22"/>
+          <w:lang w:val="en-IE" w:eastAsia="en-IE"/>
+          <w14:ligatures w14:val="none"/>
+        </w:rPr>
+      </w:pPr>
+      <w:r>
+        <w:rPr>
+          <w:rFonts w:ascii="Calibri" w:eastAsia="Calibri" w:hAnsi="Calibri" w:cs="Calibri"/>
+          <w:kern w:val="0"/>
           <w:lang w:val="en-IE" w:eastAsia="en-IE"/>
           <w14:ligatures w14:val="none"/>
         </w:rPr>
@@ -3864,18 +3822,14 @@
         <w:rPr>
           <w:rFonts w:ascii="Calibri" w:eastAsia="Calibri" w:hAnsi="Calibri" w:cs="Calibri"/>
           <w:kern w:val="0"/>
-          <w:sz w:val="22"/>
-          <w:szCs w:val="22"/>
-          <w:lang w:val="en-IE" w:eastAsia="en-IE"/>
-          <w14:ligatures w14:val="none"/>
-        </w:rPr>
-      </w:pPr>
-      <w:r>
-        <w:rPr>
-          <w:rFonts w:ascii="Calibri" w:eastAsia="Calibri" w:hAnsi="Calibri" w:cs="Calibri"/>
-          <w:kern w:val="0"/>
-          <w:sz w:val="22"/>
-          <w:szCs w:val="22"/>
+          <w:lang w:val="en-IE" w:eastAsia="en-IE"/>
+          <w14:ligatures w14:val="none"/>
+        </w:rPr>
+      </w:pPr>
+      <w:r>
+        <w:rPr>
+          <w:rFonts w:ascii="Calibri" w:eastAsia="Calibri" w:hAnsi="Calibri" w:cs="Calibri"/>
+          <w:kern w:val="0"/>
           <w:lang w:val="en-IE" w:eastAsia="en-IE"/>
           <w14:ligatures w14:val="none"/>
         </w:rPr>
@@ -3888,18 +3842,14 @@
         <w:rPr>
           <w:rFonts w:ascii="Calibri" w:eastAsia="Calibri" w:hAnsi="Calibri" w:cs="Calibri"/>
           <w:kern w:val="0"/>
-          <w:sz w:val="22"/>
-          <w:szCs w:val="22"/>
-          <w:lang w:val="en-IE" w:eastAsia="en-IE"/>
-          <w14:ligatures w14:val="none"/>
-        </w:rPr>
-      </w:pPr>
-      <w:r>
-        <w:rPr>
-          <w:rFonts w:ascii="Calibri" w:eastAsia="Calibri" w:hAnsi="Calibri" w:cs="Calibri"/>
-          <w:kern w:val="0"/>
-          <w:sz w:val="22"/>
-          <w:szCs w:val="22"/>
+          <w:lang w:val="en-IE" w:eastAsia="en-IE"/>
+          <w14:ligatures w14:val="none"/>
+        </w:rPr>
+      </w:pPr>
+      <w:r>
+        <w:rPr>
+          <w:rFonts w:ascii="Calibri" w:eastAsia="Calibri" w:hAnsi="Calibri" w:cs="Calibri"/>
+          <w:kern w:val="0"/>
           <w:lang w:val="en-IE" w:eastAsia="en-IE"/>
           <w14:ligatures w14:val="none"/>
         </w:rPr>
@@ -3912,8 +3862,6 @@
         <w:rPr>
           <w:rFonts w:ascii="Calibri" w:eastAsia="Calibri" w:hAnsi="Calibri" w:cs="Calibri"/>
           <w:kern w:val="0"/>
-          <w:sz w:val="22"/>
-          <w:szCs w:val="22"/>
           <w:lang w:val="en-IE" w:eastAsia="en-IE"/>
           <w14:ligatures w14:val="none"/>
         </w:rPr>

--- a/Strategic thinking.docx
+++ b/Strategic thinking.docx
@@ -180,6 +180,37 @@
                 <w14:ligatures w14:val="none"/>
               </w:rPr>
             </w:pPr>
+            <w:proofErr w:type="spellStart"/>
+            <w:r>
+              <w:rPr>
+                <w:rFonts w:ascii="Calibri" w:eastAsia="Calibri" w:hAnsi="Calibri" w:cs="Calibri"/>
+                <w:kern w:val="0"/>
+                <w:lang w:val="en-IE"/>
+                <w14:ligatures w14:val="none"/>
+              </w:rPr>
+              <w:t>Nyambaatar</w:t>
+            </w:r>
+            <w:proofErr w:type="spellEnd"/>
+            <w:r>
+              <w:rPr>
+                <w:rFonts w:ascii="Calibri" w:eastAsia="Calibri" w:hAnsi="Calibri" w:cs="Calibri"/>
+                <w:kern w:val="0"/>
+                <w:lang w:val="en-IE"/>
+                <w14:ligatures w14:val="none"/>
+              </w:rPr>
+              <w:t xml:space="preserve"> </w:t>
+            </w:r>
+            <w:proofErr w:type="spellStart"/>
+            <w:r>
+              <w:rPr>
+                <w:rFonts w:ascii="Calibri" w:eastAsia="Calibri" w:hAnsi="Calibri" w:cs="Calibri"/>
+                <w:kern w:val="0"/>
+                <w:lang w:val="en-IE"/>
+                <w14:ligatures w14:val="none"/>
+              </w:rPr>
+              <w:t>Gaikhambayar</w:t>
+            </w:r>
+            <w:proofErr w:type="spellEnd"/>
           </w:p>
         </w:tc>
       </w:tr>
@@ -251,6 +282,15 @@
                 <w14:ligatures w14:val="none"/>
               </w:rPr>
             </w:pPr>
+            <w:r>
+              <w:rPr>
+                <w:rFonts w:ascii="Calibri" w:eastAsia="Calibri" w:hAnsi="Calibri" w:cs="Calibri"/>
+                <w:kern w:val="0"/>
+                <w:lang w:val="en-IE"/>
+                <w14:ligatures w14:val="none"/>
+              </w:rPr>
+              <w:t>2026378</w:t>
+            </w:r>
           </w:p>
         </w:tc>
       </w:tr>
@@ -322,6 +362,15 @@
                 <w14:ligatures w14:val="none"/>
               </w:rPr>
             </w:pPr>
+            <w:r>
+              <w:rPr>
+                <w:rFonts w:ascii="Calibri" w:eastAsia="Calibri" w:hAnsi="Calibri" w:cs="Calibri"/>
+                <w:kern w:val="0"/>
+                <w:lang w:val="en-IE"/>
+                <w14:ligatures w14:val="none"/>
+              </w:rPr>
+              <w:t xml:space="preserve">Strategic Thinking </w:t>
+            </w:r>
           </w:p>
         </w:tc>
       </w:tr>
@@ -385,14 +434,14 @@
           </w:tcPr>
           <w:p>
             <w:pPr>
-              <w:spacing w:after="0" w:line="240" w:lineRule="auto"/>
-              <w:rPr>
-                <w:rFonts w:ascii="Calibri" w:eastAsia="Calibri" w:hAnsi="Calibri" w:cs="Calibri"/>
-                <w:kern w:val="0"/>
-                <w:lang w:val="en-IE"/>
-                <w14:ligatures w14:val="none"/>
+              <w:rPr>
+                <w:i/>
+                <w:color w:val="FF0000"/>
               </w:rPr>
             </w:pPr>
+            <w:r>
+              <w:t>CA 1 – Capstone Project Proposal</w:t>
+            </w:r>
           </w:p>
         </w:tc>
       </w:tr>
@@ -464,6 +513,15 @@
                 <w14:ligatures w14:val="none"/>
               </w:rPr>
             </w:pPr>
+            <w:r>
+              <w:rPr>
+                <w:rFonts w:ascii="Calibri" w:eastAsia="Calibri" w:hAnsi="Calibri" w:cs="Calibri"/>
+                <w:kern w:val="0"/>
+                <w:lang w:val="fr-FR"/>
+                <w14:ligatures w14:val="none"/>
+              </w:rPr>
+              <w:t>Taufique Ahmed</w:t>
+            </w:r>
           </w:p>
         </w:tc>
       </w:tr>
@@ -1100,32 +1158,6 @@
           <w:rFonts w:ascii="Calibri" w:hAnsi="Calibri" w:cs="Calibri"/>
         </w:rPr>
       </w:pPr>
-    </w:p>
-    <w:p>
-      <w:pPr>
-        <w:keepNext/>
-        <w:keepLines/>
-        <w:spacing w:before="480" w:after="120" w:line="256" w:lineRule="auto"/>
-        <w:outlineLvl w:val="0"/>
-        <w:rPr>
-          <w:rFonts w:ascii="Calibri" w:eastAsia="Calibri" w:hAnsi="Calibri" w:cs="Calibri"/>
-          <w:b/>
-          <w:kern w:val="0"/>
-          <w:lang w:val="en-IE" w:eastAsia="en-IE"/>
-          <w14:ligatures w14:val="none"/>
-        </w:rPr>
-      </w:pPr>
-      <w:r>
-        <w:rPr>
-          <w:rFonts w:ascii="Calibri" w:eastAsia="Calibri" w:hAnsi="Calibri" w:cs="Calibri"/>
-          <w:b/>
-          <w:kern w:val="0"/>
-          <w:lang w:val="en-IE" w:eastAsia="en-IE"/>
-          <w14:ligatures w14:val="none"/>
-        </w:rPr>
-        <w:lastRenderedPageBreak/>
-        <w:t>Assessment Outline</w:t>
-      </w:r>
     </w:p>
     <w:p>
       <w:pPr>

--- a/Strategic thinking.docx
+++ b/Strategic thinking.docx
@@ -9,6 +9,8 @@
         <w:rPr>
           <w:rFonts w:ascii="Calibri" w:eastAsia="Calibri" w:hAnsi="Calibri" w:cs="Calibri"/>
           <w:kern w:val="0"/>
+          <w:sz w:val="22"/>
+          <w:szCs w:val="22"/>
           <w:lang w:val="en-IE"/>
           <w14:ligatures w14:val="none"/>
         </w:rPr>
@@ -18,6 +20,8 @@
           <w:rFonts w:ascii="Calibri" w:eastAsia="Calibri" w:hAnsi="Calibri" w:cs="Calibri"/>
           <w:noProof/>
           <w:kern w:val="0"/>
+          <w:sz w:val="22"/>
+          <w:szCs w:val="22"/>
           <w:lang w:val="en-IE"/>
           <w14:ligatures w14:val="none"/>
         </w:rPr>
@@ -39,7 +43,7 @@
                     </pic:cNvPicPr>
                   </pic:nvPicPr>
                   <pic:blipFill>
-                    <a:blip r:embed="rId5">
+                    <a:blip r:embed="rId7">
                       <a:extLst>
                         <a:ext uri="{28A0092B-C50C-407E-A947-70E740481C1C}">
                           <a14:useLocalDpi xmlns:a14="http://schemas.microsoft.com/office/drawing/2010/main" val="0"/>
@@ -78,6 +82,8 @@
         <w:rPr>
           <w:rFonts w:ascii="Calibri" w:eastAsia="Calibri" w:hAnsi="Calibri" w:cs="Calibri"/>
           <w:kern w:val="0"/>
+          <w:sz w:val="22"/>
+          <w:szCs w:val="22"/>
           <w:lang w:val="en-IE"/>
           <w14:ligatures w14:val="none"/>
         </w:rPr>
@@ -88,6 +94,8 @@
           <w:b/>
           <w:bCs/>
           <w:kern w:val="0"/>
+          <w:sz w:val="22"/>
+          <w:szCs w:val="22"/>
           <w:lang w:val="en-IE"/>
           <w14:ligatures w14:val="none"/>
         </w:rPr>
@@ -137,6 +145,8 @@
               <w:rPr>
                 <w:rFonts w:ascii="Calibri" w:eastAsia="Calibri" w:hAnsi="Calibri" w:cs="Calibri"/>
                 <w:kern w:val="0"/>
+                <w:sz w:val="22"/>
+                <w:szCs w:val="22"/>
                 <w:lang w:val="en-IE"/>
                 <w14:ligatures w14:val="none"/>
               </w:rPr>
@@ -147,6 +157,8 @@
                 <w:b/>
                 <w:bCs/>
                 <w:kern w:val="0"/>
+                <w:sz w:val="22"/>
+                <w:szCs w:val="22"/>
                 <w:lang w:val="en-IE"/>
                 <w14:ligatures w14:val="none"/>
               </w:rPr>
@@ -176,41 +188,23 @@
               <w:rPr>
                 <w:rFonts w:ascii="Calibri" w:eastAsia="Calibri" w:hAnsi="Calibri" w:cs="Calibri"/>
                 <w:kern w:val="0"/>
+                <w:sz w:val="22"/>
+                <w:szCs w:val="22"/>
                 <w:lang w:val="en-IE"/>
                 <w14:ligatures w14:val="none"/>
               </w:rPr>
             </w:pPr>
-            <w:proofErr w:type="spellStart"/>
             <w:r>
               <w:rPr>
                 <w:rFonts w:ascii="Calibri" w:eastAsia="Calibri" w:hAnsi="Calibri" w:cs="Calibri"/>
                 <w:kern w:val="0"/>
+                <w:sz w:val="22"/>
+                <w:szCs w:val="22"/>
                 <w:lang w:val="en-IE"/>
                 <w14:ligatures w14:val="none"/>
               </w:rPr>
-              <w:t>Nyambaatar</w:t>
-            </w:r>
-            <w:proofErr w:type="spellEnd"/>
-            <w:r>
-              <w:rPr>
-                <w:rFonts w:ascii="Calibri" w:eastAsia="Calibri" w:hAnsi="Calibri" w:cs="Calibri"/>
-                <w:kern w:val="0"/>
-                <w:lang w:val="en-IE"/>
-                <w14:ligatures w14:val="none"/>
-              </w:rPr>
-              <w:t xml:space="preserve"> </w:t>
-            </w:r>
-            <w:proofErr w:type="spellStart"/>
-            <w:r>
-              <w:rPr>
-                <w:rFonts w:ascii="Calibri" w:eastAsia="Calibri" w:hAnsi="Calibri" w:cs="Calibri"/>
-                <w:kern w:val="0"/>
-                <w:lang w:val="en-IE"/>
-                <w14:ligatures w14:val="none"/>
-              </w:rPr>
-              <w:t>Gaikhambayar</w:t>
-            </w:r>
-            <w:proofErr w:type="spellEnd"/>
+              <w:t>Nyambaatar Gaikhambayar</w:t>
+            </w:r>
           </w:p>
         </w:tc>
       </w:tr>
@@ -239,6 +233,8 @@
               <w:rPr>
                 <w:rFonts w:ascii="Calibri" w:eastAsia="Calibri" w:hAnsi="Calibri" w:cs="Calibri"/>
                 <w:kern w:val="0"/>
+                <w:sz w:val="22"/>
+                <w:szCs w:val="22"/>
                 <w:lang w:val="en-IE"/>
                 <w14:ligatures w14:val="none"/>
               </w:rPr>
@@ -249,6 +245,8 @@
                 <w:b/>
                 <w:bCs/>
                 <w:kern w:val="0"/>
+                <w:sz w:val="22"/>
+                <w:szCs w:val="22"/>
                 <w:lang w:val="en-IE"/>
                 <w14:ligatures w14:val="none"/>
               </w:rPr>
@@ -278,6 +276,8 @@
               <w:rPr>
                 <w:rFonts w:ascii="Calibri" w:eastAsia="Calibri" w:hAnsi="Calibri" w:cs="Calibri"/>
                 <w:kern w:val="0"/>
+                <w:sz w:val="22"/>
+                <w:szCs w:val="22"/>
                 <w:lang w:val="en-IE"/>
                 <w14:ligatures w14:val="none"/>
               </w:rPr>
@@ -286,6 +286,8 @@
               <w:rPr>
                 <w:rFonts w:ascii="Calibri" w:eastAsia="Calibri" w:hAnsi="Calibri" w:cs="Calibri"/>
                 <w:kern w:val="0"/>
+                <w:sz w:val="22"/>
+                <w:szCs w:val="22"/>
                 <w:lang w:val="en-IE"/>
                 <w14:ligatures w14:val="none"/>
               </w:rPr>
@@ -319,6 +321,8 @@
               <w:rPr>
                 <w:rFonts w:ascii="Calibri" w:eastAsia="Calibri" w:hAnsi="Calibri" w:cs="Calibri"/>
                 <w:kern w:val="0"/>
+                <w:sz w:val="22"/>
+                <w:szCs w:val="22"/>
                 <w:lang w:val="en-IE"/>
                 <w14:ligatures w14:val="none"/>
               </w:rPr>
@@ -329,6 +333,8 @@
                 <w:b/>
                 <w:bCs/>
                 <w:kern w:val="0"/>
+                <w:sz w:val="22"/>
+                <w:szCs w:val="22"/>
                 <w:lang w:val="en-IE"/>
                 <w14:ligatures w14:val="none"/>
               </w:rPr>
@@ -358,6 +364,8 @@
               <w:rPr>
                 <w:rFonts w:ascii="Calibri" w:eastAsia="Calibri" w:hAnsi="Calibri" w:cs="Calibri"/>
                 <w:kern w:val="0"/>
+                <w:sz w:val="22"/>
+                <w:szCs w:val="22"/>
                 <w:lang w:val="en-IE"/>
                 <w14:ligatures w14:val="none"/>
               </w:rPr>
@@ -366,6 +374,8 @@
               <w:rPr>
                 <w:rFonts w:ascii="Calibri" w:eastAsia="Calibri" w:hAnsi="Calibri" w:cs="Calibri"/>
                 <w:kern w:val="0"/>
+                <w:sz w:val="22"/>
+                <w:szCs w:val="22"/>
                 <w:lang w:val="en-IE"/>
                 <w14:ligatures w14:val="none"/>
               </w:rPr>
@@ -399,6 +409,8 @@
               <w:rPr>
                 <w:rFonts w:ascii="Calibri" w:eastAsia="Calibri" w:hAnsi="Calibri" w:cs="Calibri"/>
                 <w:kern w:val="0"/>
+                <w:sz w:val="22"/>
+                <w:szCs w:val="22"/>
                 <w:lang w:val="en-IE"/>
                 <w14:ligatures w14:val="none"/>
               </w:rPr>
@@ -409,6 +421,8 @@
                 <w:b/>
                 <w:bCs/>
                 <w:kern w:val="0"/>
+                <w:sz w:val="22"/>
+                <w:szCs w:val="22"/>
                 <w:lang w:val="en-IE"/>
                 <w14:ligatures w14:val="none"/>
               </w:rPr>
@@ -435,11 +449,19 @@
           <w:p>
             <w:pPr>
               <w:rPr>
+                <w:rFonts w:ascii="Calibri" w:hAnsi="Calibri" w:cs="Calibri"/>
                 <w:i/>
                 <w:color w:val="FF0000"/>
-              </w:rPr>
-            </w:pPr>
-            <w:r>
+                <w:sz w:val="22"/>
+                <w:szCs w:val="22"/>
+              </w:rPr>
+            </w:pPr>
+            <w:r>
+              <w:rPr>
+                <w:rFonts w:ascii="Calibri" w:hAnsi="Calibri" w:cs="Calibri"/>
+                <w:sz w:val="22"/>
+                <w:szCs w:val="22"/>
+              </w:rPr>
               <w:t>CA 1 – Capstone Project Proposal</w:t>
             </w:r>
           </w:p>
@@ -470,6 +492,8 @@
               <w:rPr>
                 <w:rFonts w:ascii="Calibri" w:eastAsia="Calibri" w:hAnsi="Calibri" w:cs="Calibri"/>
                 <w:kern w:val="0"/>
+                <w:sz w:val="22"/>
+                <w:szCs w:val="22"/>
                 <w:lang w:val="en-IE"/>
                 <w14:ligatures w14:val="none"/>
               </w:rPr>
@@ -480,6 +504,8 @@
                 <w:b/>
                 <w:bCs/>
                 <w:kern w:val="0"/>
+                <w:sz w:val="22"/>
+                <w:szCs w:val="22"/>
                 <w:lang w:val="en-IE"/>
                 <w14:ligatures w14:val="none"/>
               </w:rPr>
@@ -509,6 +535,8 @@
               <w:rPr>
                 <w:rFonts w:ascii="Calibri" w:eastAsia="Calibri" w:hAnsi="Calibri" w:cs="Calibri"/>
                 <w:kern w:val="0"/>
+                <w:sz w:val="22"/>
+                <w:szCs w:val="22"/>
                 <w:lang w:val="en-IE"/>
                 <w14:ligatures w14:val="none"/>
               </w:rPr>
@@ -517,6 +545,8 @@
               <w:rPr>
                 <w:rFonts w:ascii="Calibri" w:eastAsia="Calibri" w:hAnsi="Calibri" w:cs="Calibri"/>
                 <w:kern w:val="0"/>
+                <w:sz w:val="22"/>
+                <w:szCs w:val="22"/>
                 <w:lang w:val="fr-FR"/>
                 <w14:ligatures w14:val="none"/>
               </w:rPr>
@@ -550,6 +580,8 @@
               <w:rPr>
                 <w:rFonts w:ascii="Calibri" w:eastAsia="Calibri" w:hAnsi="Calibri" w:cs="Calibri"/>
                 <w:kern w:val="0"/>
+                <w:sz w:val="22"/>
+                <w:szCs w:val="22"/>
                 <w:lang w:val="en-IE"/>
                 <w14:ligatures w14:val="none"/>
               </w:rPr>
@@ -560,6 +592,8 @@
                 <w:b/>
                 <w:bCs/>
                 <w:kern w:val="0"/>
+                <w:sz w:val="22"/>
+                <w:szCs w:val="22"/>
                 <w:lang w:val="en-IE"/>
                 <w14:ligatures w14:val="none"/>
               </w:rPr>
@@ -589,6 +623,8 @@
               <w:rPr>
                 <w:rFonts w:ascii="Calibri" w:eastAsia="Calibri" w:hAnsi="Calibri" w:cs="Calibri"/>
                 <w:kern w:val="0"/>
+                <w:sz w:val="22"/>
+                <w:szCs w:val="22"/>
                 <w:lang w:val="en-IE"/>
                 <w14:ligatures w14:val="none"/>
               </w:rPr>
@@ -621,6 +657,8 @@
               <w:rPr>
                 <w:rFonts w:ascii="Calibri" w:eastAsia="Calibri" w:hAnsi="Calibri" w:cs="Calibri"/>
                 <w:kern w:val="0"/>
+                <w:sz w:val="22"/>
+                <w:szCs w:val="22"/>
                 <w:lang w:val="en-IE"/>
                 <w14:ligatures w14:val="none"/>
               </w:rPr>
@@ -631,6 +669,8 @@
                 <w:b/>
                 <w:bCs/>
                 <w:kern w:val="0"/>
+                <w:sz w:val="22"/>
+                <w:szCs w:val="22"/>
                 <w:lang w:val="en-IE"/>
                 <w14:ligatures w14:val="none"/>
               </w:rPr>
@@ -660,6 +700,8 @@
               <w:rPr>
                 <w:rFonts w:ascii="Calibri" w:eastAsia="Calibri" w:hAnsi="Calibri" w:cs="Calibri"/>
                 <w:kern w:val="0"/>
+                <w:sz w:val="22"/>
+                <w:szCs w:val="22"/>
                 <w:lang w:val="en-IE"/>
                 <w14:ligatures w14:val="none"/>
               </w:rPr>
@@ -678,6 +720,8 @@
           <w:bCs/>
           <w:color w:val="000000"/>
           <w:kern w:val="0"/>
+          <w:sz w:val="22"/>
+          <w:szCs w:val="22"/>
           <w:lang w:val="en-IE"/>
           <w14:ligatures w14:val="none"/>
         </w:rPr>
@@ -689,6 +733,8 @@
           <w:bCs/>
           <w:color w:val="000000"/>
           <w:kern w:val="0"/>
+          <w:sz w:val="22"/>
+          <w:szCs w:val="22"/>
           <w:lang w:val="en-IE"/>
           <w14:ligatures w14:val="none"/>
         </w:rPr>
@@ -701,6 +747,8 @@
         <w:rPr>
           <w:rFonts w:ascii="Calibri" w:eastAsia="Calibri" w:hAnsi="Calibri" w:cs="Calibri"/>
           <w:kern w:val="0"/>
+          <w:sz w:val="22"/>
+          <w:szCs w:val="22"/>
           <w:lang w:val="en-IE"/>
           <w14:ligatures w14:val="none"/>
         </w:rPr>
@@ -709,6 +757,8 @@
         <w:rPr>
           <w:rFonts w:ascii="Calibri" w:eastAsia="Calibri" w:hAnsi="Calibri" w:cs="Calibri"/>
           <w:kern w:val="0"/>
+          <w:sz w:val="22"/>
+          <w:szCs w:val="22"/>
           <w:lang w:val="en-IE"/>
           <w14:ligatures w14:val="none"/>
         </w:rPr>
@@ -757,6 +807,8 @@
               <w:rPr>
                 <w:rFonts w:ascii="Calibri" w:eastAsia="Calibri" w:hAnsi="Calibri" w:cs="Calibri"/>
                 <w:kern w:val="0"/>
+                <w:sz w:val="22"/>
+                <w:szCs w:val="22"/>
                 <w:lang w:val="en-IE"/>
                 <w14:ligatures w14:val="none"/>
               </w:rPr>
@@ -767,6 +819,8 @@
                 <w:b/>
                 <w:bCs/>
                 <w:kern w:val="0"/>
+                <w:sz w:val="22"/>
+                <w:szCs w:val="22"/>
                 <w:lang w:val="en-IE"/>
                 <w14:ligatures w14:val="none"/>
               </w:rPr>
@@ -779,6 +833,8 @@
               <w:rPr>
                 <w:rFonts w:ascii="Calibri" w:eastAsia="Calibri" w:hAnsi="Calibri" w:cs="Calibri"/>
                 <w:kern w:val="0"/>
+                <w:sz w:val="22"/>
+                <w:szCs w:val="22"/>
                 <w:lang w:val="en-IE"/>
                 <w14:ligatures w14:val="none"/>
               </w:rPr>
@@ -787,6 +843,8 @@
               <w:rPr>
                 <w:rFonts w:ascii="Calibri" w:eastAsia="Calibri" w:hAnsi="Calibri" w:cs="Calibri"/>
                 <w:kern w:val="0"/>
+                <w:sz w:val="22"/>
+                <w:szCs w:val="22"/>
                 <w:lang w:val="en-IE"/>
                 <w14:ligatures w14:val="none"/>
               </w:rPr>
@@ -817,6 +875,8 @@
               <w:rPr>
                 <w:rFonts w:ascii="Calibri" w:eastAsia="Calibri" w:hAnsi="Calibri" w:cs="Calibri"/>
                 <w:kern w:val="0"/>
+                <w:sz w:val="22"/>
+                <w:szCs w:val="22"/>
                 <w:lang w:val="en-IE"/>
                 <w14:ligatures w14:val="none"/>
               </w:rPr>
@@ -827,6 +887,8 @@
                 <w:b/>
                 <w:bCs/>
                 <w:kern w:val="0"/>
+                <w:sz w:val="22"/>
+                <w:szCs w:val="22"/>
                 <w:lang w:val="en-IE"/>
                 <w14:ligatures w14:val="none"/>
               </w:rPr>
@@ -839,6 +901,8 @@
               <w:rPr>
                 <w:rFonts w:ascii="Calibri" w:eastAsia="Calibri" w:hAnsi="Calibri" w:cs="Calibri"/>
                 <w:kern w:val="0"/>
+                <w:sz w:val="22"/>
+                <w:szCs w:val="22"/>
                 <w:lang w:val="en-IE"/>
                 <w14:ligatures w14:val="none"/>
               </w:rPr>
@@ -847,6 +911,8 @@
               <w:rPr>
                 <w:rFonts w:ascii="Calibri" w:eastAsia="Calibri" w:hAnsi="Calibri" w:cs="Calibri"/>
                 <w:kern w:val="0"/>
+                <w:sz w:val="22"/>
+                <w:szCs w:val="22"/>
                 <w:lang w:val="en-IE"/>
                 <w14:ligatures w14:val="none"/>
               </w:rPr>
@@ -879,6 +945,8 @@
               <w:rPr>
                 <w:rFonts w:ascii="Calibri" w:eastAsia="Calibri" w:hAnsi="Calibri" w:cs="Calibri"/>
                 <w:kern w:val="0"/>
+                <w:sz w:val="22"/>
+                <w:szCs w:val="22"/>
                 <w:lang w:val="en-IE"/>
                 <w14:ligatures w14:val="none"/>
               </w:rPr>
@@ -889,6 +957,8 @@
                 <w:b/>
                 <w:bCs/>
                 <w:kern w:val="0"/>
+                <w:sz w:val="22"/>
+                <w:szCs w:val="22"/>
                 <w:lang w:val="en-IE"/>
                 <w14:ligatures w14:val="none"/>
               </w:rPr>
@@ -901,6 +971,8 @@
               <w:rPr>
                 <w:rFonts w:ascii="Calibri" w:eastAsia="Calibri" w:hAnsi="Calibri" w:cs="Calibri"/>
                 <w:kern w:val="0"/>
+                <w:sz w:val="22"/>
+                <w:szCs w:val="22"/>
                 <w:lang w:val="en-IE"/>
                 <w14:ligatures w14:val="none"/>
               </w:rPr>
@@ -909,6 +981,8 @@
               <w:rPr>
                 <w:rFonts w:ascii="Calibri" w:eastAsia="Calibri" w:hAnsi="Calibri" w:cs="Calibri"/>
                 <w:kern w:val="0"/>
+                <w:sz w:val="22"/>
+                <w:szCs w:val="22"/>
                 <w:lang w:val="en-IE"/>
                 <w14:ligatures w14:val="none"/>
               </w:rPr>
@@ -939,6 +1013,8 @@
               <w:rPr>
                 <w:rFonts w:ascii="Calibri" w:eastAsia="Calibri" w:hAnsi="Calibri" w:cs="Calibri"/>
                 <w:kern w:val="0"/>
+                <w:sz w:val="22"/>
+                <w:szCs w:val="22"/>
                 <w:lang w:val="en-IE"/>
                 <w14:ligatures w14:val="none"/>
               </w:rPr>
@@ -949,6 +1025,8 @@
                 <w:b/>
                 <w:bCs/>
                 <w:kern w:val="0"/>
+                <w:sz w:val="22"/>
+                <w:szCs w:val="22"/>
                 <w:lang w:val="en-IE"/>
                 <w14:ligatures w14:val="none"/>
               </w:rPr>
@@ -961,6 +1039,8 @@
               <w:rPr>
                 <w:rFonts w:ascii="Calibri" w:eastAsia="Calibri" w:hAnsi="Calibri" w:cs="Calibri"/>
                 <w:kern w:val="0"/>
+                <w:sz w:val="22"/>
+                <w:szCs w:val="22"/>
                 <w:lang w:val="en-IE"/>
                 <w14:ligatures w14:val="none"/>
               </w:rPr>
@@ -969,6 +1049,8 @@
               <w:rPr>
                 <w:rFonts w:ascii="Calibri" w:eastAsia="Calibri" w:hAnsi="Calibri" w:cs="Calibri"/>
                 <w:kern w:val="0"/>
+                <w:sz w:val="22"/>
+                <w:szCs w:val="22"/>
                 <w:lang w:val="en-IE"/>
                 <w14:ligatures w14:val="none"/>
               </w:rPr>
@@ -984,6 +1066,8 @@
         <w:rPr>
           <w:rFonts w:ascii="Calibri" w:eastAsia="Calibri" w:hAnsi="Calibri" w:cs="Calibri"/>
           <w:kern w:val="0"/>
+          <w:sz w:val="22"/>
+          <w:szCs w:val="22"/>
           <w:lang w:val="en-IE"/>
           <w14:ligatures w14:val="none"/>
         </w:rPr>
@@ -994,12 +1078,14 @@
           <w:i/>
           <w:iCs/>
           <w:kern w:val="0"/>
+          <w:sz w:val="22"/>
+          <w:szCs w:val="22"/>
           <w:lang w:val="en-IE"/>
           <w14:ligatures w14:val="none"/>
         </w:rPr>
         <w:t xml:space="preserve">Adapted from the </w:t>
       </w:r>
-      <w:hyperlink r:id="rId6" w:history="1">
+      <w:hyperlink r:id="rId8" w:history="1">
         <w:r>
           <w:rPr>
             <w:rFonts w:ascii="Calibri" w:eastAsia="Calibri" w:hAnsi="Calibri" w:cs="Calibri"/>
@@ -1007,6 +1093,8 @@
             <w:iCs/>
             <w:color w:val="0563C1"/>
             <w:kern w:val="0"/>
+            <w:sz w:val="22"/>
+            <w:szCs w:val="22"/>
             <w:u w:val="single"/>
             <w:lang w:val="en-IE"/>
             <w14:ligatures w14:val="none"/>
@@ -1020,34 +1108,12 @@
           <w:i/>
           <w:iCs/>
           <w:kern w:val="0"/>
+          <w:sz w:val="22"/>
+          <w:szCs w:val="22"/>
           <w:lang w:val="en-IE"/>
           <w14:ligatures w14:val="none"/>
         </w:rPr>
-        <w:t xml:space="preserve"> (</w:t>
-      </w:r>
-      <w:proofErr w:type="spellStart"/>
-      <w:r>
-        <w:rPr>
-          <w:rFonts w:ascii="Calibri" w:eastAsia="Calibri" w:hAnsi="Calibri" w:cs="Calibri"/>
-          <w:i/>
-          <w:iCs/>
-          <w:kern w:val="0"/>
-          <w:lang w:val="en-IE"/>
-          <w14:ligatures w14:val="none"/>
-        </w:rPr>
-        <w:t>Dakan</w:t>
-      </w:r>
-      <w:proofErr w:type="spellEnd"/>
-      <w:r>
-        <w:rPr>
-          <w:rFonts w:ascii="Calibri" w:eastAsia="Calibri" w:hAnsi="Calibri" w:cs="Calibri"/>
-          <w:i/>
-          <w:iCs/>
-          <w:kern w:val="0"/>
-          <w:lang w:val="en-IE"/>
-          <w14:ligatures w14:val="none"/>
-        </w:rPr>
-        <w:t>, Feller, Anthropic, 2025).</w:t>
+        <w:t xml:space="preserve"> (Dakan, Feller, Anthropic, 2025).</w:t>
       </w:r>
     </w:p>
     <w:p>
@@ -1060,6 +1126,8 @@
           <w:bCs/>
           <w:color w:val="000000"/>
           <w:kern w:val="0"/>
+          <w:sz w:val="22"/>
+          <w:szCs w:val="22"/>
           <w:lang w:val="en-IE"/>
           <w14:ligatures w14:val="none"/>
         </w:rPr>
@@ -1073,6 +1141,8 @@
           <w:bCs/>
           <w:color w:val="000000"/>
           <w:kern w:val="0"/>
+          <w:sz w:val="22"/>
+          <w:szCs w:val="22"/>
           <w:lang w:val="en-IE"/>
           <w14:ligatures w14:val="none"/>
         </w:rPr>
@@ -1089,6 +1159,8 @@
         <w:rPr>
           <w:rFonts w:ascii="Calibri" w:eastAsia="Calibri" w:hAnsi="Calibri" w:cs="Calibri"/>
           <w:kern w:val="0"/>
+          <w:sz w:val="22"/>
+          <w:szCs w:val="22"/>
           <w:lang w:val="en-IE"/>
           <w14:ligatures w14:val="none"/>
         </w:rPr>
@@ -1097,6 +1169,8 @@
         <w:rPr>
           <w:rFonts w:ascii="Calibri" w:eastAsia="Calibri" w:hAnsi="Calibri" w:cs="Calibri"/>
           <w:kern w:val="0"/>
+          <w:sz w:val="22"/>
+          <w:szCs w:val="22"/>
           <w:lang w:val="en-IE"/>
           <w14:ligatures w14:val="none"/>
         </w:rPr>
@@ -1113,6 +1187,8 @@
         <w:rPr>
           <w:rFonts w:ascii="Calibri" w:eastAsia="Calibri" w:hAnsi="Calibri" w:cs="Calibri"/>
           <w:kern w:val="0"/>
+          <w:sz w:val="22"/>
+          <w:szCs w:val="22"/>
           <w:lang w:val="en-IE"/>
           <w14:ligatures w14:val="none"/>
         </w:rPr>
@@ -1121,6 +1197,8 @@
         <w:rPr>
           <w:rFonts w:ascii="Calibri" w:eastAsia="Calibri" w:hAnsi="Calibri" w:cs="Calibri"/>
           <w:kern w:val="0"/>
+          <w:sz w:val="22"/>
+          <w:szCs w:val="22"/>
           <w:lang w:val="en-IE"/>
           <w14:ligatures w14:val="none"/>
         </w:rPr>
@@ -1129,34 +1207,1172 @@
     </w:p>
     <w:p>
       <w:pPr>
-        <w:pStyle w:val="ListParagraph"/>
-        <w:rPr>
-          <w:rFonts w:ascii="Calibri" w:hAnsi="Calibri" w:cs="Calibri"/>
+        <w:pStyle w:val="Heading1"/>
+        <w:keepNext w:val="0"/>
+        <w:keepLines w:val="0"/>
+        <w:spacing w:before="0" w:after="0" w:line="240" w:lineRule="auto"/>
+        <w:rPr>
+          <w:rFonts w:ascii="Calibri" w:eastAsia="Calibri" w:hAnsi="Calibri" w:cs="Calibri"/>
+          <w:sz w:val="22"/>
+          <w:szCs w:val="22"/>
         </w:rPr>
       </w:pPr>
     </w:p>
     <w:p>
       <w:pPr>
-        <w:pStyle w:val="ListParagraph"/>
-        <w:rPr>
-          <w:rFonts w:ascii="Calibri" w:hAnsi="Calibri" w:cs="Calibri"/>
+        <w:pStyle w:val="Heading1"/>
+        <w:keepNext w:val="0"/>
+        <w:keepLines w:val="0"/>
+        <w:spacing w:before="0" w:after="0" w:line="240" w:lineRule="auto"/>
+        <w:rPr>
+          <w:rFonts w:ascii="Calibri" w:eastAsia="Calibri" w:hAnsi="Calibri" w:cs="Calibri"/>
+          <w:sz w:val="22"/>
+          <w:szCs w:val="22"/>
         </w:rPr>
       </w:pPr>
     </w:p>
     <w:p>
       <w:pPr>
-        <w:pStyle w:val="ListParagraph"/>
-        <w:rPr>
-          <w:rFonts w:ascii="Calibri" w:hAnsi="Calibri" w:cs="Calibri"/>
+        <w:pStyle w:val="Heading1"/>
+        <w:keepNext w:val="0"/>
+        <w:keepLines w:val="0"/>
+        <w:spacing w:before="0" w:after="0" w:line="240" w:lineRule="auto"/>
+        <w:rPr>
+          <w:rFonts w:ascii="Calibri" w:eastAsia="Calibri" w:hAnsi="Calibri" w:cs="Calibri"/>
+          <w:sz w:val="22"/>
+          <w:szCs w:val="22"/>
         </w:rPr>
       </w:pPr>
     </w:p>
     <w:p>
       <w:pPr>
-        <w:pStyle w:val="ListParagraph"/>
+        <w:pStyle w:val="Heading1"/>
+        <w:keepNext w:val="0"/>
+        <w:keepLines w:val="0"/>
+        <w:spacing w:before="0" w:after="0" w:line="240" w:lineRule="auto"/>
+        <w:rPr>
+          <w:rFonts w:ascii="Calibri" w:eastAsia="Calibri" w:hAnsi="Calibri" w:cs="Calibri"/>
+          <w:sz w:val="22"/>
+          <w:szCs w:val="22"/>
+        </w:rPr>
+      </w:pPr>
+    </w:p>
+    <w:p>
+      <w:pPr>
+        <w:pStyle w:val="Heading1"/>
+        <w:keepNext w:val="0"/>
+        <w:keepLines w:val="0"/>
+        <w:spacing w:before="0" w:after="0" w:line="240" w:lineRule="auto"/>
+        <w:rPr>
+          <w:rFonts w:ascii="Calibri" w:eastAsia="Calibri" w:hAnsi="Calibri" w:cs="Calibri"/>
+          <w:sz w:val="22"/>
+          <w:szCs w:val="22"/>
+        </w:rPr>
+      </w:pPr>
+    </w:p>
+    <w:p>
+      <w:pPr>
+        <w:pStyle w:val="Heading1"/>
+        <w:keepNext w:val="0"/>
+        <w:keepLines w:val="0"/>
+        <w:spacing w:before="0" w:after="0" w:line="240" w:lineRule="auto"/>
+        <w:rPr>
+          <w:rFonts w:ascii="Calibri" w:eastAsia="Calibri" w:hAnsi="Calibri" w:cs="Calibri"/>
+          <w:sz w:val="22"/>
+          <w:szCs w:val="22"/>
+        </w:rPr>
+      </w:pPr>
+    </w:p>
+    <w:p>
+      <w:pPr>
+        <w:pStyle w:val="Heading1"/>
+        <w:keepNext w:val="0"/>
+        <w:keepLines w:val="0"/>
+        <w:spacing w:before="0" w:after="0" w:line="240" w:lineRule="auto"/>
+        <w:rPr>
+          <w:rFonts w:ascii="Calibri" w:eastAsia="Calibri" w:hAnsi="Calibri" w:cs="Calibri"/>
+          <w:sz w:val="22"/>
+          <w:szCs w:val="22"/>
+        </w:rPr>
+      </w:pPr>
+    </w:p>
+    <w:p>
+      <w:pPr>
+        <w:pStyle w:val="Heading1"/>
+        <w:keepNext w:val="0"/>
+        <w:keepLines w:val="0"/>
+        <w:spacing w:before="0" w:after="0" w:line="240" w:lineRule="auto"/>
+        <w:rPr>
+          <w:rFonts w:ascii="Calibri" w:eastAsia="Calibri" w:hAnsi="Calibri" w:cs="Calibri"/>
+          <w:sz w:val="22"/>
+          <w:szCs w:val="22"/>
+        </w:rPr>
+        <w:sectPr>
+          <w:pgSz w:w="11906" w:h="16838"/>
+          <w:pgMar w:top="1138" w:right="1138" w:bottom="1138" w:left="1138" w:header="706" w:footer="706" w:gutter="0"/>
+          <w:cols w:space="720"/>
+          <w:docGrid w:linePitch="326"/>
+        </w:sectPr>
+      </w:pPr>
+    </w:p>
+    <w:p>
+      <w:pPr>
+        <w:pStyle w:val="Heading1"/>
+        <w:keepNext w:val="0"/>
+        <w:keepLines w:val="0"/>
+        <w:spacing w:before="0" w:after="0" w:line="240" w:lineRule="auto"/>
+        <w:rPr>
+          <w:rFonts w:ascii="Calibri" w:eastAsia="Calibri" w:hAnsi="Calibri" w:cs="Calibri"/>
+          <w:sz w:val="22"/>
+          <w:szCs w:val="22"/>
+        </w:rPr>
+      </w:pPr>
+      <w:r>
+        <w:rPr>
+          <w:rFonts w:ascii="Calibri" w:eastAsia="Calibri" w:hAnsi="Calibri" w:cs="Calibri"/>
+          <w:sz w:val="22"/>
+          <w:szCs w:val="22"/>
+        </w:rPr>
+        <w:lastRenderedPageBreak/>
+        <w:t>AI Declaration using the AI Fluency Framework</w:t>
+      </w:r>
+    </w:p>
+    <w:p>
+      <w:pPr>
         <w:rPr>
           <w:rFonts w:ascii="Calibri" w:hAnsi="Calibri" w:cs="Calibri"/>
-        </w:rPr>
+          <w:sz w:val="22"/>
+          <w:szCs w:val="22"/>
+        </w:rPr>
+      </w:pPr>
+      <w:r>
+        <w:rPr>
+          <w:rFonts w:ascii="Calibri" w:hAnsi="Calibri" w:cs="Calibri"/>
+          <w:sz w:val="22"/>
+          <w:szCs w:val="22"/>
+        </w:rPr>
+        <w:t>I acknowledge the use of Gemini (Google AI) for the purpose of enhancing project research, deepening understanding of OHS concepts, refining technical English terminology and grammar, and generating the architectural workflow diagram design based on the provided dataset structure</w:t>
+      </w:r>
+    </w:p>
+    <w:tbl>
+      <w:tblPr>
+        <w:tblW w:w="15450" w:type="dxa"/>
+        <w:tblInd w:w="-10" w:type="dxa"/>
+        <w:tblBorders>
+          <w:top w:val="single" w:sz="8" w:space="0" w:color="8A8A8A"/>
+          <w:left w:val="single" w:sz="8" w:space="0" w:color="8A8A8A"/>
+          <w:bottom w:val="single" w:sz="8" w:space="0" w:color="8A8A8A"/>
+          <w:right w:val="single" w:sz="8" w:space="0" w:color="8A8A8A"/>
+          <w:insideH w:val="single" w:sz="8" w:space="0" w:color="8A8A8A"/>
+          <w:insideV w:val="single" w:sz="8" w:space="0" w:color="8A8A8A"/>
+        </w:tblBorders>
+        <w:tblLayout w:type="fixed"/>
+        <w:tblLook w:val="0400" w:firstRow="0" w:lastRow="0" w:firstColumn="0" w:lastColumn="0" w:noHBand="0" w:noVBand="1"/>
+      </w:tblPr>
+      <w:tblGrid>
+        <w:gridCol w:w="2231"/>
+        <w:gridCol w:w="3145"/>
+        <w:gridCol w:w="3969"/>
+        <w:gridCol w:w="6105"/>
+      </w:tblGrid>
+      <w:tr>
+        <w:trPr>
+          <w:cantSplit/>
+          <w:tblHeader/>
+        </w:trPr>
+        <w:tc>
+          <w:tcPr>
+            <w:tcW w:w="2232" w:type="dxa"/>
+            <w:tcBorders>
+              <w:top w:val="single" w:sz="8" w:space="0" w:color="8A8A8A"/>
+              <w:left w:val="single" w:sz="8" w:space="0" w:color="8A8A8A"/>
+              <w:bottom w:val="single" w:sz="8" w:space="0" w:color="8A8A8A"/>
+              <w:right w:val="single" w:sz="8" w:space="0" w:color="8A8A8A"/>
+            </w:tcBorders>
+            <w:shd w:val="clear" w:color="auto" w:fill="D9EAF7"/>
+            <w:tcMar>
+              <w:top w:w="80" w:type="dxa"/>
+              <w:left w:w="95" w:type="dxa"/>
+              <w:bottom w:w="80" w:type="dxa"/>
+              <w:right w:w="95" w:type="dxa"/>
+            </w:tcMar>
+            <w:vAlign w:val="center"/>
+            <w:hideMark/>
+          </w:tcPr>
+          <w:p>
+            <w:pPr>
+              <w:spacing w:after="0" w:line="252" w:lineRule="auto"/>
+              <w:jc w:val="center"/>
+              <w:rPr>
+                <w:rFonts w:ascii="Calibri" w:eastAsia="Calibri" w:hAnsi="Calibri" w:cs="Calibri"/>
+                <w:sz w:val="22"/>
+                <w:szCs w:val="22"/>
+                <w:lang w:val="en-GB"/>
+              </w:rPr>
+            </w:pPr>
+            <w:r>
+              <w:rPr>
+                <w:rFonts w:ascii="Calibri" w:eastAsia="Aptos" w:hAnsi="Calibri" w:cs="Calibri"/>
+                <w:sz w:val="22"/>
+                <w:szCs w:val="22"/>
+                <w:lang w:val="en-GB"/>
+              </w:rPr>
+              <w:t>AI competence</w:t>
+            </w:r>
+          </w:p>
+        </w:tc>
+        <w:tc>
+          <w:tcPr>
+            <w:tcW w:w="3145" w:type="dxa"/>
+            <w:tcBorders>
+              <w:top w:val="single" w:sz="8" w:space="0" w:color="8A8A8A"/>
+              <w:left w:val="single" w:sz="8" w:space="0" w:color="8A8A8A"/>
+              <w:bottom w:val="single" w:sz="8" w:space="0" w:color="8A8A8A"/>
+              <w:right w:val="single" w:sz="8" w:space="0" w:color="8A8A8A"/>
+            </w:tcBorders>
+            <w:shd w:val="clear" w:color="auto" w:fill="D9EAF7"/>
+            <w:tcMar>
+              <w:top w:w="80" w:type="dxa"/>
+              <w:left w:w="95" w:type="dxa"/>
+              <w:bottom w:w="80" w:type="dxa"/>
+              <w:right w:w="95" w:type="dxa"/>
+            </w:tcMar>
+            <w:vAlign w:val="center"/>
+            <w:hideMark/>
+          </w:tcPr>
+          <w:p>
+            <w:pPr>
+              <w:spacing w:after="0" w:line="252" w:lineRule="auto"/>
+              <w:jc w:val="center"/>
+              <w:rPr>
+                <w:rFonts w:ascii="Calibri" w:hAnsi="Calibri" w:cs="Calibri"/>
+                <w:sz w:val="22"/>
+                <w:szCs w:val="22"/>
+                <w:lang w:val="en-GB"/>
+              </w:rPr>
+            </w:pPr>
+            <w:r>
+              <w:rPr>
+                <w:rFonts w:ascii="Calibri" w:eastAsia="Aptos" w:hAnsi="Calibri" w:cs="Calibri"/>
+                <w:sz w:val="22"/>
+                <w:szCs w:val="22"/>
+                <w:lang w:val="en-GB"/>
+              </w:rPr>
+              <w:t>Reflective prompts (to students)</w:t>
+            </w:r>
+          </w:p>
+        </w:tc>
+        <w:tc>
+          <w:tcPr>
+            <w:tcW w:w="3969" w:type="dxa"/>
+            <w:tcBorders>
+              <w:top w:val="single" w:sz="8" w:space="0" w:color="8A8A8A"/>
+              <w:left w:val="single" w:sz="8" w:space="0" w:color="8A8A8A"/>
+              <w:bottom w:val="single" w:sz="8" w:space="0" w:color="8A8A8A"/>
+              <w:right w:val="single" w:sz="8" w:space="0" w:color="8A8A8A"/>
+            </w:tcBorders>
+            <w:shd w:val="clear" w:color="auto" w:fill="D9EAF7"/>
+            <w:tcMar>
+              <w:top w:w="80" w:type="dxa"/>
+              <w:left w:w="95" w:type="dxa"/>
+              <w:bottom w:w="80" w:type="dxa"/>
+              <w:right w:w="95" w:type="dxa"/>
+            </w:tcMar>
+            <w:vAlign w:val="center"/>
+            <w:hideMark/>
+          </w:tcPr>
+          <w:p>
+            <w:pPr>
+              <w:spacing w:after="0" w:line="252" w:lineRule="auto"/>
+              <w:jc w:val="center"/>
+              <w:rPr>
+                <w:rFonts w:ascii="Calibri" w:hAnsi="Calibri" w:cs="Calibri"/>
+                <w:sz w:val="22"/>
+                <w:szCs w:val="22"/>
+                <w:lang w:val="en-GB"/>
+              </w:rPr>
+            </w:pPr>
+            <w:r>
+              <w:rPr>
+                <w:rFonts w:ascii="Calibri" w:eastAsia="Aptos" w:hAnsi="Calibri" w:cs="Calibri"/>
+                <w:sz w:val="22"/>
+                <w:szCs w:val="22"/>
+                <w:lang w:val="en-GB"/>
+              </w:rPr>
+              <w:t>Lecturer expectations</w:t>
+            </w:r>
+          </w:p>
+        </w:tc>
+        <w:tc>
+          <w:tcPr>
+            <w:tcW w:w="6105" w:type="dxa"/>
+            <w:tcBorders>
+              <w:top w:val="single" w:sz="8" w:space="0" w:color="8A8A8A"/>
+              <w:left w:val="single" w:sz="8" w:space="0" w:color="8A8A8A"/>
+              <w:bottom w:val="single" w:sz="8" w:space="0" w:color="8A8A8A"/>
+              <w:right w:val="single" w:sz="8" w:space="0" w:color="8A8A8A"/>
+            </w:tcBorders>
+            <w:shd w:val="clear" w:color="auto" w:fill="D9EAF7"/>
+            <w:tcMar>
+              <w:top w:w="80" w:type="dxa"/>
+              <w:left w:w="95" w:type="dxa"/>
+              <w:bottom w:w="80" w:type="dxa"/>
+              <w:right w:w="95" w:type="dxa"/>
+            </w:tcMar>
+            <w:vAlign w:val="center"/>
+            <w:hideMark/>
+          </w:tcPr>
+          <w:p>
+            <w:pPr>
+              <w:spacing w:after="0" w:line="252" w:lineRule="auto"/>
+              <w:jc w:val="center"/>
+              <w:rPr>
+                <w:rFonts w:ascii="Calibri" w:hAnsi="Calibri" w:cs="Calibri"/>
+                <w:sz w:val="22"/>
+                <w:szCs w:val="22"/>
+                <w:lang w:val="en-GB"/>
+              </w:rPr>
+            </w:pPr>
+            <w:r>
+              <w:rPr>
+                <w:rFonts w:ascii="Calibri" w:eastAsia="Aptos" w:hAnsi="Calibri" w:cs="Calibri"/>
+                <w:sz w:val="22"/>
+                <w:szCs w:val="22"/>
+                <w:lang w:val="en-GB"/>
+              </w:rPr>
+              <w:t>Student response</w:t>
+            </w:r>
+          </w:p>
+        </w:tc>
+      </w:tr>
+      <w:tr>
+        <w:trPr>
+          <w:cantSplit/>
+        </w:trPr>
+        <w:tc>
+          <w:tcPr>
+            <w:tcW w:w="2232" w:type="dxa"/>
+            <w:tcBorders>
+              <w:top w:val="single" w:sz="8" w:space="0" w:color="8A8A8A"/>
+              <w:left w:val="single" w:sz="8" w:space="0" w:color="8A8A8A"/>
+              <w:bottom w:val="single" w:sz="8" w:space="0" w:color="8A8A8A"/>
+              <w:right w:val="single" w:sz="8" w:space="0" w:color="8A8A8A"/>
+            </w:tcBorders>
+            <w:tcMar>
+              <w:top w:w="80" w:type="dxa"/>
+              <w:left w:w="95" w:type="dxa"/>
+              <w:bottom w:w="80" w:type="dxa"/>
+              <w:right w:w="95" w:type="dxa"/>
+            </w:tcMar>
+            <w:hideMark/>
+          </w:tcPr>
+          <w:p>
+            <w:pPr>
+              <w:spacing w:after="0" w:line="252" w:lineRule="auto"/>
+              <w:rPr>
+                <w:rFonts w:ascii="Calibri" w:hAnsi="Calibri" w:cs="Calibri"/>
+                <w:sz w:val="22"/>
+                <w:szCs w:val="22"/>
+                <w:lang w:val="en-GB"/>
+              </w:rPr>
+            </w:pPr>
+            <w:r>
+              <w:rPr>
+                <w:rFonts w:ascii="Calibri" w:eastAsia="Aptos" w:hAnsi="Calibri" w:cs="Calibri"/>
+                <w:sz w:val="22"/>
+                <w:szCs w:val="22"/>
+                <w:lang w:val="en-GB"/>
+              </w:rPr>
+              <w:t>Delegation</w:t>
+            </w:r>
+            <w:r>
+              <w:rPr>
+                <w:rFonts w:ascii="Calibri" w:eastAsia="Aptos" w:hAnsi="Calibri" w:cs="Calibri"/>
+                <w:sz w:val="22"/>
+                <w:szCs w:val="22"/>
+                <w:lang w:val="en-GB"/>
+              </w:rPr>
+              <w:br/>
+              <w:t>Deciding whether &amp; when to use AI</w:t>
+            </w:r>
+          </w:p>
+        </w:tc>
+        <w:tc>
+          <w:tcPr>
+            <w:tcW w:w="3145" w:type="dxa"/>
+            <w:tcBorders>
+              <w:top w:val="single" w:sz="8" w:space="0" w:color="8A8A8A"/>
+              <w:left w:val="single" w:sz="8" w:space="0" w:color="8A8A8A"/>
+              <w:bottom w:val="single" w:sz="8" w:space="0" w:color="8A8A8A"/>
+              <w:right w:val="single" w:sz="8" w:space="0" w:color="8A8A8A"/>
+            </w:tcBorders>
+            <w:tcMar>
+              <w:top w:w="80" w:type="dxa"/>
+              <w:left w:w="95" w:type="dxa"/>
+              <w:bottom w:w="80" w:type="dxa"/>
+              <w:right w:w="95" w:type="dxa"/>
+            </w:tcMar>
+            <w:hideMark/>
+          </w:tcPr>
+          <w:p>
+            <w:pPr>
+              <w:spacing w:after="0" w:line="252" w:lineRule="auto"/>
+              <w:rPr>
+                <w:rFonts w:ascii="Calibri" w:hAnsi="Calibri" w:cs="Calibri"/>
+                <w:sz w:val="22"/>
+                <w:szCs w:val="22"/>
+                <w:lang w:val="en-GB"/>
+              </w:rPr>
+            </w:pPr>
+            <w:r>
+              <w:rPr>
+                <w:rFonts w:ascii="Calibri" w:eastAsia="Aptos" w:hAnsi="Calibri" w:cs="Calibri"/>
+                <w:sz w:val="22"/>
+                <w:szCs w:val="22"/>
+                <w:lang w:val="en-GB"/>
+              </w:rPr>
+              <w:t>Identify the specific tasks in this assessment where you chose to use AI and explain your reasoning. Where did AI add value? Where did you decide not to use it, and why?</w:t>
+            </w:r>
+          </w:p>
+        </w:tc>
+        <w:tc>
+          <w:tcPr>
+            <w:tcW w:w="3969" w:type="dxa"/>
+            <w:tcBorders>
+              <w:top w:val="single" w:sz="8" w:space="0" w:color="8A8A8A"/>
+              <w:left w:val="single" w:sz="8" w:space="0" w:color="8A8A8A"/>
+              <w:bottom w:val="single" w:sz="8" w:space="0" w:color="8A8A8A"/>
+              <w:right w:val="single" w:sz="8" w:space="0" w:color="8A8A8A"/>
+            </w:tcBorders>
+            <w:tcMar>
+              <w:top w:w="80" w:type="dxa"/>
+              <w:left w:w="95" w:type="dxa"/>
+              <w:bottom w:w="80" w:type="dxa"/>
+              <w:right w:w="95" w:type="dxa"/>
+            </w:tcMar>
+          </w:tcPr>
+          <w:p>
+            <w:pPr>
+              <w:spacing w:after="0" w:line="252" w:lineRule="auto"/>
+              <w:rPr>
+                <w:rFonts w:ascii="Calibri" w:eastAsia="Aptos" w:hAnsi="Calibri" w:cs="Calibri"/>
+                <w:sz w:val="22"/>
+                <w:szCs w:val="22"/>
+                <w:lang w:val="en-GB"/>
+              </w:rPr>
+            </w:pPr>
+            <w:r>
+              <w:rPr>
+                <w:rFonts w:ascii="Calibri" w:eastAsia="Aptos" w:hAnsi="Calibri" w:cs="Calibri"/>
+                <w:sz w:val="22"/>
+                <w:szCs w:val="22"/>
+                <w:lang w:val="en-GB"/>
+              </w:rPr>
+              <w:t>For this assessment, Generative AI may be used only as a supporting tool for brainstorming and refining ideas, fine-tuning research questions, finding relevant information, drafting an outline, checking grammar, clarity and writing style, and other uses explicitly approved by the lecturer.</w:t>
+            </w:r>
+          </w:p>
+          <w:p>
+            <w:pPr>
+              <w:spacing w:after="0" w:line="252" w:lineRule="auto"/>
+              <w:rPr>
+                <w:rFonts w:ascii="Calibri" w:eastAsia="Aptos" w:hAnsi="Calibri" w:cs="Calibri"/>
+                <w:sz w:val="22"/>
+                <w:szCs w:val="22"/>
+                <w:lang w:val="en-GB"/>
+              </w:rPr>
+            </w:pPr>
+          </w:p>
+          <w:p>
+            <w:pPr>
+              <w:spacing w:before="20" w:after="0" w:line="252" w:lineRule="auto"/>
+              <w:rPr>
+                <w:rFonts w:ascii="Calibri" w:eastAsia="Calibri" w:hAnsi="Calibri" w:cs="Calibri"/>
+                <w:sz w:val="22"/>
+                <w:szCs w:val="22"/>
+                <w:lang w:val="en-GB"/>
+              </w:rPr>
+            </w:pPr>
+            <w:r>
+              <w:rPr>
+                <w:rFonts w:ascii="Calibri" w:eastAsia="Aptos" w:hAnsi="Calibri" w:cs="Calibri"/>
+                <w:sz w:val="22"/>
+                <w:szCs w:val="22"/>
+                <w:lang w:val="en-GB"/>
+              </w:rPr>
+              <w:t>These uses support planning, research and communication. GenAI must not replace the student's own technical implementation, analysis, modelling, evaluation or interpretation, as these directly assess the learning outcomes. You may not copy and paste GenAI output in your submission. All GenAI use must be declared in the GenAI Tools Declaration (Appendix A).</w:t>
+            </w:r>
+            <w:r>
+              <w:rPr>
+                <w:rFonts w:ascii="Calibri" w:hAnsi="Calibri" w:cs="Calibri"/>
+                <w:sz w:val="22"/>
+                <w:szCs w:val="22"/>
+                <w:lang w:val="en-GB"/>
+              </w:rPr>
+              <w:t xml:space="preserve"> </w:t>
+            </w:r>
+            <w:r>
+              <w:rPr>
+                <w:rFonts w:ascii="Calibri" w:eastAsia="Aptos" w:hAnsi="Calibri" w:cs="Calibri"/>
+                <w:sz w:val="22"/>
+                <w:szCs w:val="22"/>
+                <w:lang w:val="en-GB"/>
+              </w:rPr>
+              <w:t>Failure to do so is considered to be academic misconduct.</w:t>
+            </w:r>
+          </w:p>
+        </w:tc>
+        <w:tc>
+          <w:tcPr>
+            <w:tcW w:w="6105" w:type="dxa"/>
+            <w:tcBorders>
+              <w:top w:val="single" w:sz="8" w:space="0" w:color="8A8A8A"/>
+              <w:left w:val="single" w:sz="8" w:space="0" w:color="8A8A8A"/>
+              <w:bottom w:val="single" w:sz="8" w:space="0" w:color="8A8A8A"/>
+              <w:right w:val="single" w:sz="8" w:space="0" w:color="8A8A8A"/>
+            </w:tcBorders>
+            <w:tcMar>
+              <w:top w:w="80" w:type="dxa"/>
+              <w:left w:w="95" w:type="dxa"/>
+              <w:bottom w:w="80" w:type="dxa"/>
+              <w:right w:w="95" w:type="dxa"/>
+            </w:tcMar>
+            <w:hideMark/>
+          </w:tcPr>
+          <w:p>
+            <w:pPr>
+              <w:spacing w:before="100" w:after="0" w:line="252" w:lineRule="auto"/>
+              <w:jc w:val="center"/>
+              <w:rPr>
+                <w:rFonts w:ascii="Calibri" w:hAnsi="Calibri" w:cs="Calibri"/>
+                <w:sz w:val="22"/>
+                <w:szCs w:val="22"/>
+                <w:lang w:val="en-GB"/>
+              </w:rPr>
+            </w:pPr>
+            <w:r>
+              <w:rPr>
+                <w:rFonts w:ascii="Calibri" w:eastAsia="Aptos" w:hAnsi="Calibri" w:cs="Calibri"/>
+                <w:sz w:val="22"/>
+                <w:szCs w:val="22"/>
+              </w:rPr>
+              <w:t>I delegated specific tasks to Gemini, including refining technical English phrasing, fixing grammar, simplifying complex theoretical concepts for deeper understanding, and structuring the layout for the methodology architecture diagram. The core project selection, analytical decisions, and overall capstone proposal structure were executed independently.</w:t>
+            </w:r>
+          </w:p>
+        </w:tc>
+      </w:tr>
+      <w:tr>
+        <w:trPr>
+          <w:cantSplit/>
+        </w:trPr>
+        <w:tc>
+          <w:tcPr>
+            <w:tcW w:w="2232" w:type="dxa"/>
+            <w:tcBorders>
+              <w:top w:val="single" w:sz="8" w:space="0" w:color="8A8A8A"/>
+              <w:left w:val="single" w:sz="8" w:space="0" w:color="8A8A8A"/>
+              <w:bottom w:val="single" w:sz="8" w:space="0" w:color="8A8A8A"/>
+              <w:right w:val="single" w:sz="8" w:space="0" w:color="8A8A8A"/>
+            </w:tcBorders>
+            <w:tcMar>
+              <w:top w:w="80" w:type="dxa"/>
+              <w:left w:w="95" w:type="dxa"/>
+              <w:bottom w:w="80" w:type="dxa"/>
+              <w:right w:w="95" w:type="dxa"/>
+            </w:tcMar>
+            <w:hideMark/>
+          </w:tcPr>
+          <w:p>
+            <w:pPr>
+              <w:spacing w:after="0" w:line="252" w:lineRule="auto"/>
+              <w:rPr>
+                <w:rFonts w:ascii="Calibri" w:hAnsi="Calibri" w:cs="Calibri"/>
+                <w:sz w:val="22"/>
+                <w:szCs w:val="22"/>
+                <w:lang w:val="en-GB"/>
+              </w:rPr>
+            </w:pPr>
+            <w:r>
+              <w:rPr>
+                <w:rFonts w:ascii="Calibri" w:eastAsia="Aptos" w:hAnsi="Calibri" w:cs="Calibri"/>
+                <w:sz w:val="22"/>
+                <w:szCs w:val="22"/>
+                <w:lang w:val="en-GB"/>
+              </w:rPr>
+              <w:lastRenderedPageBreak/>
+              <w:t>Description</w:t>
+            </w:r>
+            <w:r>
+              <w:rPr>
+                <w:rFonts w:ascii="Calibri" w:eastAsia="Aptos" w:hAnsi="Calibri" w:cs="Calibri"/>
+                <w:sz w:val="22"/>
+                <w:szCs w:val="22"/>
+                <w:lang w:val="en-GB"/>
+              </w:rPr>
+              <w:br/>
+              <w:t>How you prompted the AI</w:t>
+            </w:r>
+          </w:p>
+        </w:tc>
+        <w:tc>
+          <w:tcPr>
+            <w:tcW w:w="3145" w:type="dxa"/>
+            <w:tcBorders>
+              <w:top w:val="single" w:sz="8" w:space="0" w:color="8A8A8A"/>
+              <w:left w:val="single" w:sz="8" w:space="0" w:color="8A8A8A"/>
+              <w:bottom w:val="single" w:sz="8" w:space="0" w:color="8A8A8A"/>
+              <w:right w:val="single" w:sz="8" w:space="0" w:color="8A8A8A"/>
+            </w:tcBorders>
+            <w:tcMar>
+              <w:top w:w="80" w:type="dxa"/>
+              <w:left w:w="95" w:type="dxa"/>
+              <w:bottom w:w="80" w:type="dxa"/>
+              <w:right w:w="95" w:type="dxa"/>
+            </w:tcMar>
+            <w:hideMark/>
+          </w:tcPr>
+          <w:p>
+            <w:pPr>
+              <w:spacing w:after="0" w:line="252" w:lineRule="auto"/>
+              <w:rPr>
+                <w:rFonts w:ascii="Calibri" w:hAnsi="Calibri" w:cs="Calibri"/>
+                <w:sz w:val="22"/>
+                <w:szCs w:val="22"/>
+                <w:lang w:val="en-GB"/>
+              </w:rPr>
+            </w:pPr>
+            <w:r>
+              <w:rPr>
+                <w:rFonts w:ascii="Calibri" w:eastAsia="Aptos" w:hAnsi="Calibri" w:cs="Calibri"/>
+                <w:sz w:val="22"/>
+                <w:szCs w:val="22"/>
+                <w:lang w:val="en-GB"/>
+              </w:rPr>
+              <w:t>Include the exact prompts you used in your appendix (recorded on the AI Tools declaration). Reflect on how you communicated your goals to the AI — did you need to iterate or refine your prompts to get useful output?</w:t>
+            </w:r>
+          </w:p>
+        </w:tc>
+        <w:tc>
+          <w:tcPr>
+            <w:tcW w:w="3969" w:type="dxa"/>
+            <w:tcBorders>
+              <w:top w:val="single" w:sz="8" w:space="0" w:color="8A8A8A"/>
+              <w:left w:val="single" w:sz="8" w:space="0" w:color="8A8A8A"/>
+              <w:bottom w:val="single" w:sz="8" w:space="0" w:color="8A8A8A"/>
+              <w:right w:val="single" w:sz="8" w:space="0" w:color="8A8A8A"/>
+            </w:tcBorders>
+            <w:tcMar>
+              <w:top w:w="80" w:type="dxa"/>
+              <w:left w:w="95" w:type="dxa"/>
+              <w:bottom w:w="80" w:type="dxa"/>
+              <w:right w:w="95" w:type="dxa"/>
+            </w:tcMar>
+            <w:hideMark/>
+          </w:tcPr>
+          <w:p>
+            <w:pPr>
+              <w:spacing w:after="0" w:line="252" w:lineRule="auto"/>
+              <w:rPr>
+                <w:rFonts w:ascii="Calibri" w:hAnsi="Calibri" w:cs="Calibri"/>
+                <w:sz w:val="22"/>
+                <w:szCs w:val="22"/>
+                <w:lang w:val="en-GB"/>
+              </w:rPr>
+            </w:pPr>
+            <w:r>
+              <w:rPr>
+                <w:rFonts w:ascii="Calibri" w:eastAsia="Aptos" w:hAnsi="Calibri" w:cs="Calibri"/>
+                <w:sz w:val="22"/>
+                <w:szCs w:val="22"/>
+                <w:lang w:val="en-GB"/>
+              </w:rPr>
+              <w:t>Students must provide evidence of prompting for all permitted GenAI use. The exact prompts used, together with relevant links, screenshots or evidence of prompt refinement where applicable, must be provided in Appendix B. Failure to do so is considered to be academic misconduct.</w:t>
+            </w:r>
+          </w:p>
+        </w:tc>
+        <w:tc>
+          <w:tcPr>
+            <w:tcW w:w="6105" w:type="dxa"/>
+            <w:tcBorders>
+              <w:top w:val="single" w:sz="8" w:space="0" w:color="8A8A8A"/>
+              <w:left w:val="single" w:sz="8" w:space="0" w:color="8A8A8A"/>
+              <w:bottom w:val="single" w:sz="8" w:space="0" w:color="8A8A8A"/>
+              <w:right w:val="single" w:sz="8" w:space="0" w:color="8A8A8A"/>
+            </w:tcBorders>
+            <w:tcMar>
+              <w:top w:w="80" w:type="dxa"/>
+              <w:left w:w="95" w:type="dxa"/>
+              <w:bottom w:w="80" w:type="dxa"/>
+              <w:right w:w="95" w:type="dxa"/>
+            </w:tcMar>
+            <w:hideMark/>
+          </w:tcPr>
+          <w:p>
+            <w:pPr>
+              <w:spacing w:before="100" w:after="0" w:line="252" w:lineRule="auto"/>
+              <w:jc w:val="center"/>
+              <w:rPr>
+                <w:rFonts w:ascii="Calibri" w:eastAsia="Aptos" w:hAnsi="Calibri" w:cs="Calibri"/>
+                <w:sz w:val="22"/>
+                <w:szCs w:val="22"/>
+              </w:rPr>
+            </w:pPr>
+            <w:r>
+              <w:rPr>
+                <w:rFonts w:ascii="Calibri" w:eastAsia="Aptos" w:hAnsi="Calibri" w:cs="Calibri"/>
+                <w:sz w:val="22"/>
+                <w:szCs w:val="22"/>
+              </w:rPr>
+              <w:t xml:space="preserve">I provided structured prompts detailing specific dataset characteristics (1,500+ records), technical requirements, and machine learning pipeline components (Random Forest, LightGBM) to guide the AI in generating accurate technical phrasing and an appropriate system architecture diagram layout. </w:t>
+            </w:r>
+          </w:p>
+          <w:p>
+            <w:pPr>
+              <w:spacing w:before="100" w:after="0" w:line="252" w:lineRule="auto"/>
+              <w:jc w:val="center"/>
+              <w:rPr>
+                <w:rFonts w:ascii="Calibri" w:hAnsi="Calibri" w:cs="Calibri"/>
+                <w:sz w:val="22"/>
+                <w:szCs w:val="22"/>
+                <w:lang w:val="en-GB"/>
+              </w:rPr>
+            </w:pPr>
+          </w:p>
+        </w:tc>
+      </w:tr>
+      <w:tr>
+        <w:trPr>
+          <w:cantSplit/>
+        </w:trPr>
+        <w:tc>
+          <w:tcPr>
+            <w:tcW w:w="2232" w:type="dxa"/>
+            <w:tcBorders>
+              <w:top w:val="single" w:sz="8" w:space="0" w:color="8A8A8A"/>
+              <w:left w:val="single" w:sz="8" w:space="0" w:color="8A8A8A"/>
+              <w:bottom w:val="single" w:sz="8" w:space="0" w:color="8A8A8A"/>
+              <w:right w:val="single" w:sz="8" w:space="0" w:color="8A8A8A"/>
+            </w:tcBorders>
+            <w:tcMar>
+              <w:top w:w="80" w:type="dxa"/>
+              <w:left w:w="95" w:type="dxa"/>
+              <w:bottom w:w="80" w:type="dxa"/>
+              <w:right w:w="95" w:type="dxa"/>
+            </w:tcMar>
+            <w:hideMark/>
+          </w:tcPr>
+          <w:p>
+            <w:pPr>
+              <w:spacing w:after="0" w:line="252" w:lineRule="auto"/>
+              <w:rPr>
+                <w:rFonts w:ascii="Calibri" w:hAnsi="Calibri" w:cs="Calibri"/>
+                <w:sz w:val="22"/>
+                <w:szCs w:val="22"/>
+                <w:lang w:val="en-GB"/>
+              </w:rPr>
+            </w:pPr>
+            <w:r>
+              <w:rPr>
+                <w:rFonts w:ascii="Calibri" w:eastAsia="Aptos" w:hAnsi="Calibri" w:cs="Calibri"/>
+                <w:sz w:val="22"/>
+                <w:szCs w:val="22"/>
+                <w:lang w:val="en-GB"/>
+              </w:rPr>
+              <w:t>Discernment</w:t>
+            </w:r>
+            <w:r>
+              <w:rPr>
+                <w:rFonts w:ascii="Calibri" w:eastAsia="Aptos" w:hAnsi="Calibri" w:cs="Calibri"/>
+                <w:sz w:val="22"/>
+                <w:szCs w:val="22"/>
+                <w:lang w:val="en-GB"/>
+              </w:rPr>
+              <w:br/>
+              <w:t>Evaluating what the AI produced</w:t>
+            </w:r>
+          </w:p>
+        </w:tc>
+        <w:tc>
+          <w:tcPr>
+            <w:tcW w:w="3145" w:type="dxa"/>
+            <w:tcBorders>
+              <w:top w:val="single" w:sz="8" w:space="0" w:color="8A8A8A"/>
+              <w:left w:val="single" w:sz="8" w:space="0" w:color="8A8A8A"/>
+              <w:bottom w:val="single" w:sz="8" w:space="0" w:color="8A8A8A"/>
+              <w:right w:val="single" w:sz="8" w:space="0" w:color="8A8A8A"/>
+            </w:tcBorders>
+            <w:tcMar>
+              <w:top w:w="80" w:type="dxa"/>
+              <w:left w:w="95" w:type="dxa"/>
+              <w:bottom w:w="80" w:type="dxa"/>
+              <w:right w:w="95" w:type="dxa"/>
+            </w:tcMar>
+            <w:hideMark/>
+          </w:tcPr>
+          <w:p>
+            <w:pPr>
+              <w:spacing w:after="0" w:line="252" w:lineRule="auto"/>
+              <w:rPr>
+                <w:rFonts w:ascii="Calibri" w:hAnsi="Calibri" w:cs="Calibri"/>
+                <w:sz w:val="22"/>
+                <w:szCs w:val="22"/>
+                <w:lang w:val="en-GB"/>
+              </w:rPr>
+            </w:pPr>
+            <w:r>
+              <w:rPr>
+                <w:rFonts w:ascii="Calibri" w:eastAsia="Aptos" w:hAnsi="Calibri" w:cs="Calibri"/>
+                <w:sz w:val="22"/>
+                <w:szCs w:val="22"/>
+                <w:lang w:val="en-GB"/>
+              </w:rPr>
+              <w:t>In your reflection (~100 words), critically evaluate the AI output: what did you accept, modify, or reject — and why? Assess accuracy, relevance, and quality. You are responsible for verifying all AI-generated content before submitting.</w:t>
+            </w:r>
+          </w:p>
+        </w:tc>
+        <w:tc>
+          <w:tcPr>
+            <w:tcW w:w="3969" w:type="dxa"/>
+            <w:tcBorders>
+              <w:top w:val="single" w:sz="8" w:space="0" w:color="8A8A8A"/>
+              <w:left w:val="single" w:sz="8" w:space="0" w:color="8A8A8A"/>
+              <w:bottom w:val="single" w:sz="8" w:space="0" w:color="8A8A8A"/>
+              <w:right w:val="single" w:sz="8" w:space="0" w:color="8A8A8A"/>
+            </w:tcBorders>
+            <w:tcMar>
+              <w:top w:w="80" w:type="dxa"/>
+              <w:left w:w="95" w:type="dxa"/>
+              <w:bottom w:w="80" w:type="dxa"/>
+              <w:right w:w="95" w:type="dxa"/>
+            </w:tcMar>
+          </w:tcPr>
+          <w:p>
+            <w:pPr>
+              <w:spacing w:after="0" w:line="252" w:lineRule="auto"/>
+              <w:rPr>
+                <w:rFonts w:ascii="Calibri" w:hAnsi="Calibri" w:cs="Calibri"/>
+                <w:sz w:val="22"/>
+                <w:szCs w:val="22"/>
+                <w:lang w:val="en-GB"/>
+              </w:rPr>
+            </w:pPr>
+            <w:r>
+              <w:rPr>
+                <w:rFonts w:ascii="Calibri" w:eastAsia="Aptos" w:hAnsi="Calibri" w:cs="Calibri"/>
+                <w:sz w:val="22"/>
+                <w:szCs w:val="22"/>
+                <w:lang w:val="en-GB"/>
+              </w:rPr>
+              <w:t>A reflection is required for this assessment. In approximately 100 words, students must critically evaluate the accuracy, relevance and quality of any GenAI-assisted outputs, explaining what they accepted, modified or rejected and why. Failure to do so is considered to be academic misconduct.</w:t>
+            </w:r>
+          </w:p>
+          <w:p>
+            <w:pPr>
+              <w:spacing w:after="0" w:line="252" w:lineRule="auto"/>
+              <w:rPr>
+                <w:rFonts w:ascii="Calibri" w:eastAsia="Aptos" w:hAnsi="Calibri" w:cs="Calibri"/>
+                <w:sz w:val="22"/>
+                <w:szCs w:val="22"/>
+                <w:lang w:val="en-GB"/>
+              </w:rPr>
+            </w:pPr>
+          </w:p>
+        </w:tc>
+        <w:tc>
+          <w:tcPr>
+            <w:tcW w:w="6105" w:type="dxa"/>
+            <w:tcBorders>
+              <w:top w:val="single" w:sz="8" w:space="0" w:color="8A8A8A"/>
+              <w:left w:val="single" w:sz="8" w:space="0" w:color="8A8A8A"/>
+              <w:bottom w:val="single" w:sz="8" w:space="0" w:color="8A8A8A"/>
+              <w:right w:val="single" w:sz="8" w:space="0" w:color="8A8A8A"/>
+            </w:tcBorders>
+            <w:tcMar>
+              <w:top w:w="80" w:type="dxa"/>
+              <w:left w:w="95" w:type="dxa"/>
+              <w:bottom w:w="80" w:type="dxa"/>
+              <w:right w:w="95" w:type="dxa"/>
+            </w:tcMar>
+            <w:hideMark/>
+          </w:tcPr>
+          <w:p>
+            <w:pPr>
+              <w:spacing w:before="100" w:after="0" w:line="252" w:lineRule="auto"/>
+              <w:jc w:val="center"/>
+              <w:rPr>
+                <w:rFonts w:ascii="Calibri" w:eastAsia="Aptos" w:hAnsi="Calibri" w:cs="Calibri"/>
+                <w:sz w:val="22"/>
+                <w:szCs w:val="22"/>
+              </w:rPr>
+            </w:pPr>
+            <w:r>
+              <w:rPr>
+                <w:rFonts w:ascii="Calibri" w:eastAsia="Aptos" w:hAnsi="Calibri" w:cs="Calibri"/>
+                <w:sz w:val="22"/>
+                <w:szCs w:val="22"/>
+              </w:rPr>
+              <w:t xml:space="preserve">I critically evaluated all outputs from the AI. I verified technical terms, ensured the workflow diagram accurately reflected the CRISP-DM methodology, and modified grammar suggestions to adhere strictly to academic writing standards. </w:t>
+            </w:r>
+          </w:p>
+          <w:p>
+            <w:pPr>
+              <w:spacing w:before="100" w:after="0" w:line="252" w:lineRule="auto"/>
+              <w:jc w:val="center"/>
+              <w:rPr>
+                <w:rFonts w:ascii="Calibri" w:eastAsia="Calibri" w:hAnsi="Calibri" w:cs="Calibri"/>
+                <w:sz w:val="22"/>
+                <w:szCs w:val="22"/>
+                <w:lang w:val="en-GB"/>
+              </w:rPr>
+            </w:pPr>
+          </w:p>
+        </w:tc>
+      </w:tr>
+      <w:tr>
+        <w:trPr>
+          <w:cantSplit/>
+        </w:trPr>
+        <w:tc>
+          <w:tcPr>
+            <w:tcW w:w="2232" w:type="dxa"/>
+            <w:tcBorders>
+              <w:top w:val="single" w:sz="8" w:space="0" w:color="8A8A8A"/>
+              <w:left w:val="single" w:sz="8" w:space="0" w:color="8A8A8A"/>
+              <w:bottom w:val="single" w:sz="8" w:space="0" w:color="8A8A8A"/>
+              <w:right w:val="single" w:sz="8" w:space="0" w:color="8A8A8A"/>
+            </w:tcBorders>
+            <w:tcMar>
+              <w:top w:w="80" w:type="dxa"/>
+              <w:left w:w="95" w:type="dxa"/>
+              <w:bottom w:w="80" w:type="dxa"/>
+              <w:right w:w="95" w:type="dxa"/>
+            </w:tcMar>
+            <w:hideMark/>
+          </w:tcPr>
+          <w:p>
+            <w:pPr>
+              <w:spacing w:after="0" w:line="252" w:lineRule="auto"/>
+              <w:rPr>
+                <w:rFonts w:ascii="Calibri" w:hAnsi="Calibri" w:cs="Calibri"/>
+                <w:sz w:val="22"/>
+                <w:szCs w:val="22"/>
+                <w:lang w:val="en-GB"/>
+              </w:rPr>
+            </w:pPr>
+            <w:r>
+              <w:rPr>
+                <w:rFonts w:ascii="Calibri" w:eastAsia="Aptos" w:hAnsi="Calibri" w:cs="Calibri"/>
+                <w:sz w:val="22"/>
+                <w:szCs w:val="22"/>
+                <w:lang w:val="en-GB"/>
+              </w:rPr>
+              <w:t>Diligence</w:t>
+            </w:r>
+            <w:r>
+              <w:rPr>
+                <w:rFonts w:ascii="Calibri" w:eastAsia="Aptos" w:hAnsi="Calibri" w:cs="Calibri"/>
+                <w:sz w:val="22"/>
+                <w:szCs w:val="22"/>
+                <w:lang w:val="en-GB"/>
+              </w:rPr>
+              <w:br/>
+              <w:t>Responsibility for your AI use</w:t>
+            </w:r>
+          </w:p>
+        </w:tc>
+        <w:tc>
+          <w:tcPr>
+            <w:tcW w:w="3145" w:type="dxa"/>
+            <w:tcBorders>
+              <w:top w:val="single" w:sz="8" w:space="0" w:color="8A8A8A"/>
+              <w:left w:val="single" w:sz="8" w:space="0" w:color="8A8A8A"/>
+              <w:bottom w:val="single" w:sz="8" w:space="0" w:color="8A8A8A"/>
+              <w:right w:val="single" w:sz="8" w:space="0" w:color="8A8A8A"/>
+            </w:tcBorders>
+            <w:tcMar>
+              <w:top w:w="80" w:type="dxa"/>
+              <w:left w:w="95" w:type="dxa"/>
+              <w:bottom w:w="80" w:type="dxa"/>
+              <w:right w:w="95" w:type="dxa"/>
+            </w:tcMar>
+            <w:hideMark/>
+          </w:tcPr>
+          <w:p>
+            <w:pPr>
+              <w:spacing w:after="0" w:line="252" w:lineRule="auto"/>
+              <w:rPr>
+                <w:rFonts w:ascii="Calibri" w:hAnsi="Calibri" w:cs="Calibri"/>
+                <w:sz w:val="22"/>
+                <w:szCs w:val="22"/>
+                <w:lang w:val="en-GB"/>
+              </w:rPr>
+            </w:pPr>
+            <w:r>
+              <w:rPr>
+                <w:rFonts w:ascii="Calibri" w:eastAsia="Aptos" w:hAnsi="Calibri" w:cs="Calibri"/>
+                <w:sz w:val="22"/>
+                <w:szCs w:val="22"/>
+                <w:lang w:val="en-GB"/>
+              </w:rPr>
+              <w:t>Declare all AI tools used and cite them here. Briefly outline (~100 words) how you considered data protection, copyright, and ethical responsibilities when choosing what to input into any AI system. Unauthorised use is subject to CCT disciplinary procedures.</w:t>
+            </w:r>
+          </w:p>
+        </w:tc>
+        <w:tc>
+          <w:tcPr>
+            <w:tcW w:w="3969" w:type="dxa"/>
+            <w:tcBorders>
+              <w:top w:val="single" w:sz="8" w:space="0" w:color="8A8A8A"/>
+              <w:left w:val="single" w:sz="8" w:space="0" w:color="8A8A8A"/>
+              <w:bottom w:val="single" w:sz="8" w:space="0" w:color="8A8A8A"/>
+              <w:right w:val="single" w:sz="8" w:space="0" w:color="8A8A8A"/>
+            </w:tcBorders>
+            <w:tcMar>
+              <w:top w:w="80" w:type="dxa"/>
+              <w:left w:w="95" w:type="dxa"/>
+              <w:bottom w:w="80" w:type="dxa"/>
+              <w:right w:w="95" w:type="dxa"/>
+            </w:tcMar>
+            <w:hideMark/>
+          </w:tcPr>
+          <w:p>
+            <w:pPr>
+              <w:spacing w:after="0" w:line="252" w:lineRule="auto"/>
+              <w:rPr>
+                <w:rFonts w:ascii="Calibri" w:eastAsia="Aptos" w:hAnsi="Calibri" w:cs="Calibri"/>
+                <w:sz w:val="22"/>
+                <w:szCs w:val="22"/>
+                <w:lang w:val="en-GB"/>
+              </w:rPr>
+            </w:pPr>
+            <w:r>
+              <w:rPr>
+                <w:rFonts w:ascii="Calibri" w:eastAsia="Aptos" w:hAnsi="Calibri" w:cs="Calibri"/>
+                <w:sz w:val="22"/>
+                <w:szCs w:val="22"/>
+                <w:lang w:val="en-GB"/>
+              </w:rPr>
+              <w:t>Students must declare all GenAI tools used and cite them appropriately. In approximately 100 words, students must explain how they considered data protection, copyright and ethical responsibilities when using GenAI. Unauthorised GenAI use is subject to CCT disciplinary procedures. Failure to do so is considered to be academic misconduct.</w:t>
+            </w:r>
+          </w:p>
+        </w:tc>
+        <w:tc>
+          <w:tcPr>
+            <w:tcW w:w="6105" w:type="dxa"/>
+            <w:tcBorders>
+              <w:top w:val="single" w:sz="8" w:space="0" w:color="8A8A8A"/>
+              <w:left w:val="single" w:sz="8" w:space="0" w:color="8A8A8A"/>
+              <w:bottom w:val="single" w:sz="8" w:space="0" w:color="8A8A8A"/>
+              <w:right w:val="single" w:sz="8" w:space="0" w:color="8A8A8A"/>
+            </w:tcBorders>
+            <w:tcMar>
+              <w:top w:w="80" w:type="dxa"/>
+              <w:left w:w="95" w:type="dxa"/>
+              <w:bottom w:w="80" w:type="dxa"/>
+              <w:right w:w="95" w:type="dxa"/>
+            </w:tcMar>
+            <w:hideMark/>
+          </w:tcPr>
+          <w:p>
+            <w:pPr>
+              <w:spacing w:before="100" w:after="0" w:line="252" w:lineRule="auto"/>
+              <w:jc w:val="center"/>
+              <w:rPr>
+                <w:rFonts w:ascii="Calibri" w:eastAsia="Calibri" w:hAnsi="Calibri" w:cs="Calibri"/>
+                <w:sz w:val="22"/>
+                <w:szCs w:val="22"/>
+                <w:lang w:val="en-GB"/>
+              </w:rPr>
+            </w:pPr>
+            <w:r>
+              <w:rPr>
+                <w:rFonts w:ascii="Calibri" w:eastAsia="Aptos" w:hAnsi="Calibri" w:cs="Calibri"/>
+                <w:sz w:val="22"/>
+                <w:szCs w:val="22"/>
+              </w:rPr>
+              <w:t>I used the AI tool responsibly without uploading any confidential corporate or personal data. All secondary dataset references and literature sources were independently validated and correctly cited using the Harvard Referencing style</w:t>
+            </w:r>
+          </w:p>
+        </w:tc>
+      </w:tr>
+    </w:tbl>
+    <w:p>
+      <w:pPr>
+        <w:spacing w:line="240" w:lineRule="auto"/>
+        <w:rPr>
+          <w:rFonts w:ascii="Calibri" w:hAnsi="Calibri" w:cs="Calibri"/>
+          <w:i/>
+          <w:iCs/>
+          <w:color w:val="545454"/>
+          <w:sz w:val="22"/>
+          <w:szCs w:val="22"/>
+        </w:rPr>
+      </w:pPr>
+      <w:r>
+        <w:rPr>
+          <w:rFonts w:ascii="Calibri" w:hAnsi="Calibri" w:cs="Calibri"/>
+          <w:i/>
+          <w:iCs/>
+          <w:color w:val="545454"/>
+          <w:sz w:val="22"/>
+          <w:szCs w:val="22"/>
+        </w:rPr>
+        <w:t>For use in assessment briefs and student submissions. Lecturers complete the Lecturer Expectations column per assessment; students complete the Student Response column.</w:t>
+      </w:r>
+    </w:p>
+    <w:p>
+      <w:pPr>
+        <w:spacing w:before="120" w:after="0" w:line="240" w:lineRule="auto"/>
+        <w:rPr>
+          <w:rFonts w:ascii="Calibri" w:eastAsia="Arial" w:hAnsi="Calibri" w:cs="Calibri"/>
+          <w:sz w:val="22"/>
+          <w:szCs w:val="22"/>
+        </w:rPr>
+      </w:pPr>
+      <w:r>
+        <w:rPr>
+          <w:rFonts w:ascii="Calibri" w:hAnsi="Calibri" w:cs="Calibri"/>
+          <w:sz w:val="22"/>
+          <w:szCs w:val="22"/>
+        </w:rPr>
+        <w:t xml:space="preserve">Adapted from the </w:t>
+      </w:r>
+      <w:hyperlink r:id="rId9" w:history="1">
+        <w:r>
+          <w:rPr>
+            <w:rStyle w:val="Hyperlink"/>
+            <w:rFonts w:ascii="Calibri" w:hAnsi="Calibri" w:cs="Calibri"/>
+            <w:i/>
+            <w:iCs/>
+            <w:color w:val="1155CC"/>
+            <w:sz w:val="22"/>
+            <w:szCs w:val="22"/>
+          </w:rPr>
+          <w:t>AI Fluency Framework</w:t>
+        </w:r>
+      </w:hyperlink>
+      <w:r>
+        <w:rPr>
+          <w:rFonts w:ascii="Calibri" w:hAnsi="Calibri" w:cs="Calibri"/>
+          <w:sz w:val="22"/>
+          <w:szCs w:val="22"/>
+        </w:rPr>
+        <w:t xml:space="preserve"> (Dakan, Feller, Anthropic, 2025)</w:t>
+      </w:r>
+    </w:p>
+    <w:p>
+      <w:pPr>
+        <w:spacing w:after="0" w:line="240" w:lineRule="auto"/>
+        <w:rPr>
+          <w:rFonts w:ascii="Calibri" w:eastAsia="Arial" w:hAnsi="Calibri" w:cs="Calibri"/>
+          <w:sz w:val="22"/>
+          <w:szCs w:val="22"/>
+        </w:rPr>
+        <w:sectPr>
+          <w:pgSz w:w="16838" w:h="11906" w:orient="landscape"/>
+          <w:pgMar w:top="1138" w:right="1138" w:bottom="1138" w:left="1138" w:header="706" w:footer="706" w:gutter="0"/>
+          <w:cols w:space="720"/>
+          <w:docGrid w:linePitch="326"/>
+        </w:sectPr>
       </w:pPr>
     </w:p>
     <w:p>
@@ -1169,6 +2385,8 @@
           <w:rFonts w:ascii="Calibri" w:eastAsia="Calibri" w:hAnsi="Calibri" w:cs="Calibri"/>
           <w:b/>
           <w:kern w:val="0"/>
+          <w:sz w:val="22"/>
+          <w:szCs w:val="22"/>
           <w:lang w:val="en-IE" w:eastAsia="en-IE"/>
           <w14:ligatures w14:val="none"/>
         </w:rPr>
@@ -1180,9 +2398,12 @@
           <w:rFonts w:ascii="Calibri" w:eastAsia="Calibri" w:hAnsi="Calibri" w:cs="Calibri"/>
           <w:b/>
           <w:kern w:val="0"/>
+          <w:sz w:val="22"/>
+          <w:szCs w:val="22"/>
           <w:lang w:val="en-IE" w:eastAsia="en-IE"/>
           <w14:ligatures w14:val="none"/>
         </w:rPr>
+        <w:lastRenderedPageBreak/>
         <w:t>1. Project Title</w:t>
       </w:r>
     </w:p>
@@ -1196,6 +2417,8 @@
           <w:rFonts w:ascii="Calibri" w:eastAsia="Calibri" w:hAnsi="Calibri" w:cs="Calibri"/>
           <w:bCs/>
           <w:kern w:val="0"/>
+          <w:sz w:val="22"/>
+          <w:szCs w:val="22"/>
           <w:lang w:val="en-IE" w:eastAsia="en-IE"/>
           <w14:ligatures w14:val="none"/>
         </w:rPr>
@@ -1205,6 +2428,8 @@
           <w:rFonts w:ascii="Calibri" w:eastAsia="Calibri" w:hAnsi="Calibri" w:cs="Calibri"/>
           <w:bCs/>
           <w:kern w:val="0"/>
+          <w:sz w:val="22"/>
+          <w:szCs w:val="22"/>
           <w:lang w:val="en-IE" w:eastAsia="en-IE"/>
           <w14:ligatures w14:val="none"/>
         </w:rPr>
@@ -1221,6 +2446,8 @@
           <w:rFonts w:ascii="Calibri" w:eastAsia="Calibri" w:hAnsi="Calibri" w:cs="Calibri"/>
           <w:b/>
           <w:kern w:val="0"/>
+          <w:sz w:val="22"/>
+          <w:szCs w:val="22"/>
           <w:lang w:val="en-IE" w:eastAsia="en-IE"/>
           <w14:ligatures w14:val="none"/>
         </w:rPr>
@@ -1230,6 +2457,8 @@
           <w:rFonts w:ascii="Calibri" w:eastAsia="Calibri" w:hAnsi="Calibri" w:cs="Calibri"/>
           <w:b/>
           <w:kern w:val="0"/>
+          <w:sz w:val="22"/>
+          <w:szCs w:val="22"/>
           <w:lang w:val="en-IE" w:eastAsia="en-IE"/>
           <w14:ligatures w14:val="none"/>
         </w:rPr>
@@ -1242,6 +2471,8 @@
         <w:rPr>
           <w:rFonts w:ascii="Calibri" w:eastAsia="Times New Roman" w:hAnsi="Calibri" w:cs="Calibri"/>
           <w:kern w:val="0"/>
+          <w:sz w:val="22"/>
+          <w:szCs w:val="22"/>
           <w:lang w:val="en-IE" w:eastAsia="en-GB"/>
           <w14:ligatures w14:val="none"/>
         </w:rPr>
@@ -1250,6 +2481,8 @@
         <w:rPr>
           <w:rFonts w:ascii="Calibri" w:eastAsia="Times New Roman" w:hAnsi="Calibri" w:cs="Calibri"/>
           <w:kern w:val="0"/>
+          <w:sz w:val="22"/>
+          <w:szCs w:val="22"/>
           <w:lang w:val="en-IE" w:eastAsia="en-GB"/>
           <w14:ligatures w14:val="none"/>
         </w:rPr>
@@ -1262,6 +2495,8 @@
         <w:rPr>
           <w:rFonts w:ascii="Calibri" w:eastAsia="Times New Roman" w:hAnsi="Calibri" w:cs="Calibri"/>
           <w:kern w:val="0"/>
+          <w:sz w:val="22"/>
+          <w:szCs w:val="22"/>
           <w:lang w:eastAsia="en-GB"/>
           <w14:ligatures w14:val="none"/>
         </w:rPr>
@@ -1270,6 +2505,8 @@
         <w:rPr>
           <w:rFonts w:ascii="Calibri" w:eastAsia="Times New Roman" w:hAnsi="Calibri" w:cs="Calibri"/>
           <w:kern w:val="0"/>
+          <w:sz w:val="22"/>
+          <w:szCs w:val="22"/>
           <w:lang w:val="en-IE" w:eastAsia="en-GB"/>
           <w14:ligatures w14:val="none"/>
         </w:rPr>
@@ -1279,6 +2516,8 @@
         <w:rPr>
           <w:rFonts w:ascii="Calibri" w:eastAsia="Times New Roman" w:hAnsi="Calibri" w:cs="Calibri"/>
           <w:kern w:val="0"/>
+          <w:sz w:val="22"/>
+          <w:szCs w:val="22"/>
           <w:lang w:eastAsia="en-GB"/>
           <w14:ligatures w14:val="none"/>
         </w:rPr>
@@ -1295,6 +2534,8 @@
           <w:rFonts w:ascii="Calibri" w:eastAsia="Calibri" w:hAnsi="Calibri" w:cs="Calibri"/>
           <w:b/>
           <w:kern w:val="0"/>
+          <w:sz w:val="22"/>
+          <w:szCs w:val="22"/>
           <w:lang w:val="en-IE" w:eastAsia="en-IE"/>
           <w14:ligatures w14:val="none"/>
         </w:rPr>
@@ -1304,6 +2545,8 @@
           <w:rFonts w:ascii="Calibri" w:eastAsia="Calibri" w:hAnsi="Calibri" w:cs="Calibri"/>
           <w:b/>
           <w:kern w:val="0"/>
+          <w:sz w:val="22"/>
+          <w:szCs w:val="22"/>
           <w:lang w:val="en-IE" w:eastAsia="en-IE"/>
           <w14:ligatures w14:val="none"/>
         </w:rPr>
@@ -1316,6 +2559,8 @@
         <w:rPr>
           <w:rFonts w:ascii="Calibri" w:eastAsia="Times New Roman" w:hAnsi="Calibri" w:cs="Calibri"/>
           <w:kern w:val="0"/>
+          <w:sz w:val="22"/>
+          <w:szCs w:val="22"/>
           <w:lang w:val="en-IE" w:eastAsia="en-GB"/>
           <w14:ligatures w14:val="none"/>
         </w:rPr>
@@ -1324,26 +2569,30 @@
         <w:rPr>
           <w:rFonts w:ascii="Calibri" w:eastAsia="Times New Roman" w:hAnsi="Calibri" w:cs="Calibri"/>
           <w:kern w:val="0"/>
+          <w:sz w:val="22"/>
+          <w:szCs w:val="22"/>
           <w:lang w:val="en-IE" w:eastAsia="en-GB"/>
           <w14:ligatures w14:val="none"/>
         </w:rPr>
         <w:t xml:space="preserve">The biggest challenge for OHS engineers and corporate leaders is that the psychological fatigue and burnout our usable threats. Unlike A faulty machine or a wet </w:t>
       </w:r>
-      <w:proofErr w:type="gramStart"/>
       <w:r>
         <w:rPr>
           <w:rFonts w:ascii="Calibri" w:eastAsia="Times New Roman" w:hAnsi="Calibri" w:cs="Calibri"/>
           <w:kern w:val="0"/>
+          <w:sz w:val="22"/>
+          <w:szCs w:val="22"/>
           <w:lang w:val="en-IE" w:eastAsia="en-GB"/>
           <w14:ligatures w14:val="none"/>
         </w:rPr>
         <w:t>floor</w:t>
       </w:r>
-      <w:proofErr w:type="gramEnd"/>
       <w:r>
         <w:rPr>
           <w:rFonts w:ascii="Calibri" w:eastAsia="Times New Roman" w:hAnsi="Calibri" w:cs="Calibri"/>
           <w:kern w:val="0"/>
+          <w:sz w:val="22"/>
+          <w:szCs w:val="22"/>
           <w:lang w:val="en-IE" w:eastAsia="en-GB"/>
           <w14:ligatures w14:val="none"/>
         </w:rPr>
@@ -1353,6 +2602,8 @@
         <w:rPr>
           <w:rFonts w:ascii="Calibri" w:eastAsia="Times New Roman" w:hAnsi="Calibri" w:cs="Calibri"/>
           <w:kern w:val="0"/>
+          <w:sz w:val="22"/>
+          <w:szCs w:val="22"/>
           <w:lang w:val="en-IE" w:eastAsia="en-GB"/>
           <w14:ligatures w14:val="none"/>
         </w:rPr>
@@ -1362,6 +2613,8 @@
         <w:rPr>
           <w:rFonts w:ascii="Calibri" w:eastAsia="Times New Roman" w:hAnsi="Calibri" w:cs="Calibri"/>
           <w:kern w:val="0"/>
+          <w:sz w:val="22"/>
+          <w:szCs w:val="22"/>
           <w:lang w:val="en-IE" w:eastAsia="en-GB"/>
           <w14:ligatures w14:val="none"/>
         </w:rPr>
@@ -1374,6 +2627,8 @@
         <w:rPr>
           <w:rFonts w:ascii="Calibri" w:eastAsia="Times New Roman" w:hAnsi="Calibri" w:cs="Calibri"/>
           <w:kern w:val="0"/>
+          <w:sz w:val="22"/>
+          <w:szCs w:val="22"/>
           <w:lang w:val="en-IE" w:eastAsia="en-GB"/>
           <w14:ligatures w14:val="none"/>
         </w:rPr>
@@ -1382,6 +2637,8 @@
         <w:rPr>
           <w:rFonts w:ascii="Calibri" w:eastAsia="Times New Roman" w:hAnsi="Calibri" w:cs="Calibri"/>
           <w:kern w:val="0"/>
+          <w:sz w:val="22"/>
+          <w:szCs w:val="22"/>
           <w:lang w:val="en-IE" w:eastAsia="en-GB"/>
           <w14:ligatures w14:val="none"/>
         </w:rPr>
@@ -1391,19 +2648,12 @@
         <w:rPr>
           <w:rFonts w:ascii="Calibri" w:eastAsia="Times New Roman" w:hAnsi="Calibri" w:cs="Calibri"/>
           <w:kern w:val="0"/>
+          <w:sz w:val="22"/>
+          <w:szCs w:val="22"/>
           <w:lang w:eastAsia="en-GB"/>
           <w14:ligatures w14:val="none"/>
         </w:rPr>
-        <w:t>flag critical safety thresholds</w:t>
-      </w:r>
-      <w:r>
-        <w:rPr>
-          <w:rFonts w:ascii="Calibri" w:eastAsia="Times New Roman" w:hAnsi="Calibri" w:cs="Calibri"/>
-          <w:kern w:val="0"/>
-          <w:lang w:eastAsia="en-GB"/>
-          <w14:ligatures w14:val="none"/>
-        </w:rPr>
-        <w:t>. Without a way to predict burnout, safety teams cannot step on time. This gap leads to higher rate of human error accidents, costly operational downtime, increase the insurance claims, and to complaints and legal standing</w:t>
+        <w:t>flag critical safety thresholds. Without a way to predict burnout, safety teams cannot step on time. This gap leads to higher rate of human error accidents, costly operational downtime, increase the insurance claims, and to complaints and legal standing</w:t>
       </w:r>
     </w:p>
     <w:p>
@@ -1416,6 +2666,8 @@
           <w:rFonts w:ascii="Calibri" w:eastAsia="Calibri" w:hAnsi="Calibri" w:cs="Calibri"/>
           <w:b/>
           <w:kern w:val="0"/>
+          <w:sz w:val="22"/>
+          <w:szCs w:val="22"/>
           <w:lang w:val="en-IE" w:eastAsia="en-IE"/>
           <w14:ligatures w14:val="none"/>
         </w:rPr>
@@ -1425,6 +2677,8 @@
           <w:rFonts w:ascii="Calibri" w:eastAsia="Calibri" w:hAnsi="Calibri" w:cs="Calibri"/>
           <w:b/>
           <w:kern w:val="0"/>
+          <w:sz w:val="22"/>
+          <w:szCs w:val="22"/>
           <w:lang w:val="en-IE" w:eastAsia="en-IE"/>
           <w14:ligatures w14:val="none"/>
         </w:rPr>
@@ -1437,6 +2691,8 @@
         <w:rPr>
           <w:rFonts w:ascii="Calibri" w:eastAsia="Times New Roman" w:hAnsi="Calibri" w:cs="Calibri"/>
           <w:kern w:val="0"/>
+          <w:sz w:val="22"/>
+          <w:szCs w:val="22"/>
           <w:lang w:val="en-IE" w:eastAsia="en-GB"/>
           <w14:ligatures w14:val="none"/>
         </w:rPr>
@@ -1447,6 +2703,8 @@
           <w:b/>
           <w:bCs/>
           <w:kern w:val="0"/>
+          <w:sz w:val="22"/>
+          <w:szCs w:val="22"/>
           <w:lang w:val="en-IE" w:eastAsia="en-GB"/>
           <w14:ligatures w14:val="none"/>
         </w:rPr>
@@ -1456,30 +2714,12 @@
         <w:rPr>
           <w:rFonts w:ascii="Calibri" w:eastAsia="Times New Roman" w:hAnsi="Calibri" w:cs="Calibri"/>
           <w:kern w:val="0"/>
+          <w:sz w:val="22"/>
+          <w:szCs w:val="22"/>
           <w:lang w:val="en-IE" w:eastAsia="en-GB"/>
           <w14:ligatures w14:val="none"/>
         </w:rPr>
-        <w:t xml:space="preserve">to build, validate and deploy a highly agreed machine learning classification framework within the OHS context. The system will </w:t>
-      </w:r>
-      <w:proofErr w:type="spellStart"/>
-      <w:r>
-        <w:rPr>
-          <w:rFonts w:ascii="Calibri" w:eastAsia="Times New Roman" w:hAnsi="Calibri" w:cs="Calibri"/>
-          <w:kern w:val="0"/>
-          <w:lang w:val="en-IE" w:eastAsia="en-GB"/>
-          <w14:ligatures w14:val="none"/>
-        </w:rPr>
-        <w:t>analyze</w:t>
-      </w:r>
-      <w:proofErr w:type="spellEnd"/>
-      <w:r>
-        <w:rPr>
-          <w:rFonts w:ascii="Calibri" w:eastAsia="Times New Roman" w:hAnsi="Calibri" w:cs="Calibri"/>
-          <w:kern w:val="0"/>
-          <w:lang w:val="en-IE" w:eastAsia="en-GB"/>
-          <w14:ligatures w14:val="none"/>
-        </w:rPr>
-        <w:t xml:space="preserve"> employee fatigue introductory to forecast workplace burnout risk, and for a baseline classification accuracy of a at least 70%.</w:t>
+        <w:t>to build, validate and deploy a highly agreed machine learning classification framework within the OHS context. The system will analyze employee fatigue introductory to forecast workplace burnout risk, and for a baseline classification accuracy of a at least 70%.</w:t>
       </w:r>
     </w:p>
     <w:p>
@@ -1490,6 +2730,8 @@
           <w:b/>
           <w:bCs/>
           <w:kern w:val="0"/>
+          <w:sz w:val="22"/>
+          <w:szCs w:val="22"/>
           <w:lang w:val="en-IE" w:eastAsia="en-GB"/>
           <w14:ligatures w14:val="none"/>
         </w:rPr>
@@ -1500,6 +2742,21 @@
           <w:b/>
           <w:bCs/>
           <w:kern w:val="0"/>
+          <w:sz w:val="22"/>
+          <w:szCs w:val="22"/>
+          <w:lang w:val="en-IE" w:eastAsia="en-GB"/>
+          <w14:ligatures w14:val="none"/>
+        </w:rPr>
+        <w:br/>
+      </w:r>
+      <w:r>
+        <w:rPr>
+          <w:rFonts w:ascii="Calibri" w:eastAsia="Times New Roman" w:hAnsi="Calibri" w:cs="Calibri"/>
+          <w:b/>
+          <w:bCs/>
+          <w:kern w:val="0"/>
+          <w:sz w:val="22"/>
+          <w:szCs w:val="22"/>
           <w:lang w:val="en-IE" w:eastAsia="en-GB"/>
           <w14:ligatures w14:val="none"/>
         </w:rPr>
@@ -1521,6 +2778,8 @@
           <w:rFonts w:ascii="Calibri" w:eastAsia="MS Mincho" w:hAnsi="Calibri" w:cs="Calibri"/>
           <w:color w:val="333333"/>
           <w:kern w:val="0"/>
+          <w:sz w:val="22"/>
+          <w:szCs w:val="22"/>
           <w14:ligatures w14:val="none"/>
         </w:rPr>
       </w:pPr>
@@ -1530,9 +2789,10 @@
           <w:b/>
           <w:color w:val="333333"/>
           <w:kern w:val="0"/>
-          <w14:ligatures w14:val="none"/>
-        </w:rPr>
-        <w:lastRenderedPageBreak/>
+          <w:sz w:val="22"/>
+          <w:szCs w:val="22"/>
+          <w14:ligatures w14:val="none"/>
+        </w:rPr>
         <w:t xml:space="preserve">Data Ingestion &amp; EDA: </w:t>
       </w:r>
       <w:r>
@@ -1540,6 +2800,8 @@
           <w:rFonts w:ascii="Calibri" w:eastAsia="MS Mincho" w:hAnsi="Calibri" w:cs="Calibri"/>
           <w:color w:val="333333"/>
           <w:kern w:val="0"/>
+          <w:sz w:val="22"/>
+          <w:szCs w:val="22"/>
           <w14:ligatures w14:val="none"/>
         </w:rPr>
         <w:t>To ingest, clean, and run an exhaustive Exploratory Data Analysis (EDA) on a corporate well-being and safety dataset of 1,500+ records to ensure total data integrity.</w:t>
@@ -1560,6 +2822,8 @@
           <w:rFonts w:ascii="Calibri" w:eastAsia="MS Mincho" w:hAnsi="Calibri" w:cs="Calibri"/>
           <w:color w:val="333333"/>
           <w:kern w:val="0"/>
+          <w:sz w:val="22"/>
+          <w:szCs w:val="22"/>
           <w14:ligatures w14:val="none"/>
         </w:rPr>
       </w:pPr>
@@ -1569,6 +2833,8 @@
           <w:b/>
           <w:color w:val="333333"/>
           <w:kern w:val="0"/>
+          <w:sz w:val="22"/>
+          <w:szCs w:val="22"/>
           <w14:ligatures w14:val="none"/>
         </w:rPr>
         <w:t xml:space="preserve">Feature Engineering: </w:t>
@@ -1578,6 +2844,8 @@
           <w:rFonts w:ascii="Calibri" w:eastAsia="MS Mincho" w:hAnsi="Calibri" w:cs="Calibri"/>
           <w:color w:val="333333"/>
           <w:kern w:val="0"/>
+          <w:sz w:val="22"/>
+          <w:szCs w:val="22"/>
           <w14:ligatures w14:val="none"/>
         </w:rPr>
         <w:t>To perform feature engineering and selection to map the statistical links between psychosocial variables and historical burnout outcomes.</w:t>
@@ -1598,6 +2866,8 @@
           <w:rFonts w:ascii="Calibri" w:eastAsia="MS Mincho" w:hAnsi="Calibri" w:cs="Calibri"/>
           <w:color w:val="333333"/>
           <w:kern w:val="0"/>
+          <w:sz w:val="22"/>
+          <w:szCs w:val="22"/>
           <w14:ligatures w14:val="none"/>
         </w:rPr>
       </w:pPr>
@@ -1607,8 +2877,11 @@
           <w:b/>
           <w:color w:val="333333"/>
           <w:kern w:val="0"/>
-          <w14:ligatures w14:val="none"/>
-        </w:rPr>
+          <w:sz w:val="22"/>
+          <w:szCs w:val="22"/>
+          <w14:ligatures w14:val="none"/>
+        </w:rPr>
+        <w:lastRenderedPageBreak/>
         <w:t xml:space="preserve">Model Development: </w:t>
       </w:r>
       <w:r>
@@ -1616,29 +2889,11 @@
           <w:rFonts w:ascii="Calibri" w:eastAsia="MS Mincho" w:hAnsi="Calibri" w:cs="Calibri"/>
           <w:color w:val="333333"/>
           <w:kern w:val="0"/>
-          <w14:ligatures w14:val="none"/>
-        </w:rPr>
-        <w:t xml:space="preserve">To train, optimize, and cross-validate three distinct machine learning models—Logistic Regression, Random Forest, and </w:t>
-      </w:r>
-      <w:proofErr w:type="spellStart"/>
-      <w:r>
-        <w:rPr>
-          <w:rFonts w:ascii="Calibri" w:eastAsia="MS Mincho" w:hAnsi="Calibri" w:cs="Calibri"/>
-          <w:color w:val="333333"/>
-          <w:kern w:val="0"/>
-          <w14:ligatures w14:val="none"/>
-        </w:rPr>
-        <w:t>LightGBM</w:t>
-      </w:r>
-      <w:proofErr w:type="spellEnd"/>
-      <w:r>
-        <w:rPr>
-          <w:rFonts w:ascii="Calibri" w:eastAsia="MS Mincho" w:hAnsi="Calibri" w:cs="Calibri"/>
-          <w:color w:val="333333"/>
-          <w:kern w:val="0"/>
-          <w14:ligatures w14:val="none"/>
-        </w:rPr>
-        <w:t>—to achieve high predictive accuracy.</w:t>
+          <w:sz w:val="22"/>
+          <w:szCs w:val="22"/>
+          <w14:ligatures w14:val="none"/>
+        </w:rPr>
+        <w:t>To train, optimize, and cross-validate three distinct machine learning models—Logistic Regression, Random Forest, and LightGBM—to achieve high predictive accuracy.</w:t>
       </w:r>
     </w:p>
     <w:p>
@@ -1656,6 +2911,8 @@
           <w:rFonts w:ascii="Calibri" w:eastAsia="MS Mincho" w:hAnsi="Calibri" w:cs="Calibri"/>
           <w:color w:val="333333"/>
           <w:kern w:val="0"/>
+          <w:sz w:val="22"/>
+          <w:szCs w:val="22"/>
           <w14:ligatures w14:val="none"/>
         </w:rPr>
       </w:pPr>
@@ -1665,6 +2922,8 @@
           <w:b/>
           <w:color w:val="333333"/>
           <w:kern w:val="0"/>
+          <w:sz w:val="22"/>
+          <w:szCs w:val="22"/>
           <w14:ligatures w14:val="none"/>
         </w:rPr>
         <w:t xml:space="preserve">Operational Deployment: </w:t>
@@ -1674,6 +2933,8 @@
           <w:rFonts w:ascii="Calibri" w:eastAsia="MS Mincho" w:hAnsi="Calibri" w:cs="Calibri"/>
           <w:color w:val="333333"/>
           <w:kern w:val="0"/>
+          <w:sz w:val="22"/>
+          <w:szCs w:val="22"/>
           <w14:ligatures w14:val="none"/>
         </w:rPr>
         <w:t>To design an interactive OHS Safety Dashboard that turns complex mathematical outputs into clear risk indicators, helping safety engineers quickly support vulnerable departments.</w:t>
@@ -1687,6 +2948,8 @@
           <w:b/>
           <w:bCs/>
           <w:kern w:val="0"/>
+          <w:sz w:val="22"/>
+          <w:szCs w:val="22"/>
           <w:lang w:val="en-IE" w:eastAsia="en-GB"/>
           <w14:ligatures w14:val="none"/>
         </w:rPr>
@@ -1702,6 +2965,8 @@
           <w:rFonts w:ascii="Calibri" w:eastAsia="Calibri" w:hAnsi="Calibri" w:cs="Calibri"/>
           <w:b/>
           <w:kern w:val="0"/>
+          <w:sz w:val="22"/>
+          <w:szCs w:val="22"/>
           <w:lang w:val="en-IE" w:eastAsia="en-IE"/>
           <w14:ligatures w14:val="none"/>
         </w:rPr>
@@ -1711,6 +2976,8 @@
           <w:rFonts w:ascii="Calibri" w:eastAsia="Calibri" w:hAnsi="Calibri" w:cs="Calibri"/>
           <w:b/>
           <w:kern w:val="0"/>
+          <w:sz w:val="22"/>
+          <w:szCs w:val="22"/>
           <w:lang w:val="en-IE" w:eastAsia="en-IE"/>
           <w14:ligatures w14:val="none"/>
         </w:rPr>
@@ -1726,6 +2993,8 @@
         <w:rPr>
           <w:rFonts w:ascii="Calibri" w:eastAsia="Times New Roman" w:hAnsi="Calibri" w:cs="Calibri"/>
           <w:kern w:val="0"/>
+          <w:sz w:val="22"/>
+          <w:szCs w:val="22"/>
           <w:lang w:eastAsia="en-GB"/>
           <w14:ligatures w14:val="none"/>
         </w:rPr>
@@ -1735,6 +3004,8 @@
           <w:rFonts w:ascii="Calibri" w:eastAsia="Times New Roman" w:hAnsi="Calibri" w:cs="Calibri"/>
           <w:b/>
           <w:kern w:val="0"/>
+          <w:sz w:val="22"/>
+          <w:szCs w:val="22"/>
           <w:lang w:eastAsia="en-GB"/>
           <w14:ligatures w14:val="none"/>
         </w:rPr>
@@ -1744,30 +3015,12 @@
         <w:rPr>
           <w:rFonts w:ascii="Calibri" w:eastAsia="Times New Roman" w:hAnsi="Calibri" w:cs="Calibri"/>
           <w:kern w:val="0"/>
+          <w:sz w:val="22"/>
+          <w:szCs w:val="22"/>
           <w:lang w:eastAsia="en-GB"/>
           <w14:ligatures w14:val="none"/>
         </w:rPr>
-        <w:t xml:space="preserve">The project focuses strictly on analyzing internal corporate metrics from the dataset. This includes operational </w:t>
-      </w:r>
-      <w:proofErr w:type="gramStart"/>
-      <w:r>
-        <w:rPr>
-          <w:rFonts w:ascii="Calibri" w:eastAsia="Times New Roman" w:hAnsi="Calibri" w:cs="Calibri"/>
-          <w:kern w:val="0"/>
-          <w:lang w:eastAsia="en-GB"/>
-          <w14:ligatures w14:val="none"/>
-        </w:rPr>
-        <w:t>hours ,</w:t>
-      </w:r>
-      <w:proofErr w:type="gramEnd"/>
-      <w:r>
-        <w:rPr>
-          <w:rFonts w:ascii="Calibri" w:eastAsia="Times New Roman" w:hAnsi="Calibri" w:cs="Calibri"/>
-          <w:kern w:val="0"/>
-          <w:lang w:eastAsia="en-GB"/>
-          <w14:ligatures w14:val="none"/>
-        </w:rPr>
-        <w:t xml:space="preserve"> psychological indicators, environmental settings, and personal health metrics. It also includes building the Python machine learning pipelines and the interactive dashboard.</w:t>
+        <w:t>The project focuses strictly on analyzing internal corporate metrics from the dataset. This includes operational hours , psychological indicators, environmental settings, and personal health metrics. It also includes building the Python machine learning pipelines and the interactive dashboard.</w:t>
       </w:r>
     </w:p>
     <w:p>
@@ -1779,6 +3032,8 @@
         <w:rPr>
           <w:rFonts w:ascii="Calibri" w:eastAsia="Times New Roman" w:hAnsi="Calibri" w:cs="Calibri"/>
           <w:kern w:val="0"/>
+          <w:sz w:val="22"/>
+          <w:szCs w:val="22"/>
           <w:lang w:eastAsia="en-GB"/>
           <w14:ligatures w14:val="none"/>
         </w:rPr>
@@ -1788,6 +3043,8 @@
           <w:rFonts w:ascii="Calibri" w:eastAsia="Times New Roman" w:hAnsi="Calibri" w:cs="Calibri"/>
           <w:b/>
           <w:kern w:val="0"/>
+          <w:sz w:val="22"/>
+          <w:szCs w:val="22"/>
           <w:lang w:eastAsia="en-GB"/>
           <w14:ligatures w14:val="none"/>
         </w:rPr>
@@ -1797,6 +3054,8 @@
         <w:rPr>
           <w:rFonts w:ascii="Calibri" w:eastAsia="Times New Roman" w:hAnsi="Calibri" w:cs="Calibri"/>
           <w:kern w:val="0"/>
+          <w:sz w:val="22"/>
+          <w:szCs w:val="22"/>
           <w:lang w:eastAsia="en-GB"/>
           <w14:ligatures w14:val="none"/>
         </w:rPr>
@@ -1813,6 +3072,8 @@
           <w:rFonts w:ascii="Calibri" w:eastAsia="Calibri" w:hAnsi="Calibri" w:cs="Calibri"/>
           <w:b/>
           <w:kern w:val="0"/>
+          <w:sz w:val="22"/>
+          <w:szCs w:val="22"/>
           <w:lang w:val="en-IE" w:eastAsia="en-IE"/>
           <w14:ligatures w14:val="none"/>
         </w:rPr>
@@ -1822,6 +3083,8 @@
           <w:rFonts w:ascii="Calibri" w:eastAsia="Calibri" w:hAnsi="Calibri" w:cs="Calibri"/>
           <w:b/>
           <w:kern w:val="0"/>
+          <w:sz w:val="22"/>
+          <w:szCs w:val="22"/>
           <w:lang w:val="en-IE" w:eastAsia="en-IE"/>
           <w14:ligatures w14:val="none"/>
         </w:rPr>
@@ -1835,6 +3098,8 @@
           <w:rFonts w:ascii="Calibri" w:eastAsia="MS Mincho" w:hAnsi="Calibri" w:cs="Calibri"/>
           <w:color w:val="333333"/>
           <w:kern w:val="0"/>
+          <w:sz w:val="22"/>
+          <w:szCs w:val="22"/>
           <w14:ligatures w14:val="none"/>
         </w:rPr>
       </w:pPr>
@@ -1843,29 +3108,35 @@
           <w:rFonts w:ascii="Calibri" w:eastAsia="MS Mincho" w:hAnsi="Calibri" w:cs="Calibri"/>
           <w:color w:val="333333"/>
           <w:kern w:val="0"/>
-          <w14:ligatures w14:val="none"/>
-        </w:rPr>
-        <w:t xml:space="preserve">This project follows the industry-standard CRISP-DM (Cross-Industry Standard Process for Data Mining) framework, moving through six iterative phases: Business Understanding, Data Understanding, Data Preparation, Modeling, Evaluation, and Deployment. The technical pipeline is built entirely in Python, utilizing libraries such as Pandas, NumPy, Scikit-Learn, and </w:t>
-      </w:r>
-      <w:proofErr w:type="spellStart"/>
-      <w:r>
+          <w:sz w:val="22"/>
+          <w:szCs w:val="22"/>
+          <w14:ligatures w14:val="none"/>
+        </w:rPr>
+        <w:t>This project follows the industry-standard CRISP-DM (Cross-Industry Standard Process for Data Mining) framework, moving through six iterative phases: Business Understanding, Data Understanding, Data Preparation, Modeling, Evaluation, and Deployment. The technical pipeline is built entirely in Python, utilizing libraries such as Pandas, NumPy, Scikit-Learn, and XGBoost.</w:t>
+      </w:r>
+    </w:p>
+    <w:p>
+      <w:pPr>
+        <w:spacing w:line="276" w:lineRule="auto"/>
         <w:rPr>
           <w:rFonts w:ascii="Calibri" w:eastAsia="MS Mincho" w:hAnsi="Calibri" w:cs="Calibri"/>
           <w:color w:val="333333"/>
           <w:kern w:val="0"/>
-          <w14:ligatures w14:val="none"/>
-        </w:rPr>
-        <w:t>XGBoost</w:t>
-      </w:r>
-      <w:proofErr w:type="spellEnd"/>
+          <w:sz w:val="22"/>
+          <w:szCs w:val="22"/>
+          <w14:ligatures w14:val="none"/>
+        </w:rPr>
+      </w:pPr>
       <w:r>
         <w:rPr>
           <w:rFonts w:ascii="Calibri" w:eastAsia="MS Mincho" w:hAnsi="Calibri" w:cs="Calibri"/>
           <w:color w:val="333333"/>
           <w:kern w:val="0"/>
-          <w14:ligatures w14:val="none"/>
-        </w:rPr>
-        <w:t>.</w:t>
+          <w:sz w:val="22"/>
+          <w:szCs w:val="22"/>
+          <w14:ligatures w14:val="none"/>
+        </w:rPr>
+        <w:t>[Data Pipeline Workflow: Raw Employee Data Source (CSV) -&gt; Preprocessing &amp; Cleaning Pipeline -&gt; Feature Engineering &amp; Balancing (SMOTE) -&gt; Model Training (Random Forest / LightGBM) -&gt; Performance Evaluation (ROC-AUC) -&gt; Interactive OHS Dashboard Implementation]</w:t>
       </w:r>
     </w:p>
     <w:p>
@@ -1875,46 +3146,8 @@
           <w:rFonts w:ascii="Calibri" w:eastAsia="MS Mincho" w:hAnsi="Calibri" w:cs="Calibri"/>
           <w:color w:val="333333"/>
           <w:kern w:val="0"/>
-          <w14:ligatures w14:val="none"/>
-        </w:rPr>
-      </w:pPr>
-      <w:r>
-        <w:rPr>
-          <w:rFonts w:ascii="Calibri" w:eastAsia="MS Mincho" w:hAnsi="Calibri" w:cs="Calibri"/>
-          <w:color w:val="333333"/>
-          <w:kern w:val="0"/>
-          <w14:ligatures w14:val="none"/>
-        </w:rPr>
-        <w:t xml:space="preserve">[Data Pipeline Workflow: Raw Employee Data Source (CSV) -&gt; Preprocessing &amp; Cleaning Pipeline -&gt; Feature Engineering &amp; Balancing (SMOTE) -&gt; Model Training (Random Forest / </w:t>
-      </w:r>
-      <w:proofErr w:type="spellStart"/>
-      <w:r>
-        <w:rPr>
-          <w:rFonts w:ascii="Calibri" w:eastAsia="MS Mincho" w:hAnsi="Calibri" w:cs="Calibri"/>
-          <w:color w:val="333333"/>
-          <w:kern w:val="0"/>
-          <w14:ligatures w14:val="none"/>
-        </w:rPr>
-        <w:t>LightGBM</w:t>
-      </w:r>
-      <w:proofErr w:type="spellEnd"/>
-      <w:r>
-        <w:rPr>
-          <w:rFonts w:ascii="Calibri" w:eastAsia="MS Mincho" w:hAnsi="Calibri" w:cs="Calibri"/>
-          <w:color w:val="333333"/>
-          <w:kern w:val="0"/>
-          <w14:ligatures w14:val="none"/>
-        </w:rPr>
-        <w:t>) -&gt; Performance Evaluation (ROC-AUC) -&gt; Interactive OHS Dashboard Implementation]</w:t>
-      </w:r>
-    </w:p>
-    <w:p>
-      <w:pPr>
-        <w:spacing w:line="276" w:lineRule="auto"/>
-        <w:rPr>
-          <w:rFonts w:ascii="Calibri" w:eastAsia="MS Mincho" w:hAnsi="Calibri" w:cs="Calibri"/>
-          <w:color w:val="333333"/>
-          <w:kern w:val="0"/>
+          <w:sz w:val="22"/>
+          <w:szCs w:val="22"/>
           <w14:ligatures w14:val="none"/>
         </w:rPr>
       </w:pPr>
@@ -1924,6 +3157,8 @@
           <w:noProof/>
           <w:color w:val="333333"/>
           <w:kern w:val="0"/>
+          <w:sz w:val="22"/>
+          <w:szCs w:val="22"/>
         </w:rPr>
         <w:lastRenderedPageBreak/>
         <w:drawing>
@@ -1942,7 +3177,7 @@
                     <pic:cNvPicPr/>
                   </pic:nvPicPr>
                   <pic:blipFill>
-                    <a:blip r:embed="rId7">
+                    <a:blip r:embed="rId10">
                       <a:extLst>
                         <a:ext uri="{28A0092B-C50C-407E-A947-70E740481C1C}">
                           <a14:useLocalDpi xmlns:a14="http://schemas.microsoft.com/office/drawing/2010/main" val="0"/>
@@ -1976,6 +3211,8 @@
           <w:rFonts w:ascii="Calibri" w:eastAsia="MS Mincho" w:hAnsi="Calibri" w:cs="Calibri"/>
           <w:color w:val="333333"/>
           <w:kern w:val="0"/>
+          <w:sz w:val="22"/>
+          <w:szCs w:val="22"/>
           <w14:ligatures w14:val="none"/>
         </w:rPr>
       </w:pPr>
@@ -1990,6 +3227,8 @@
           <w:rFonts w:ascii="Calibri" w:eastAsia="Calibri" w:hAnsi="Calibri" w:cs="Calibri"/>
           <w:b/>
           <w:kern w:val="0"/>
+          <w:sz w:val="22"/>
+          <w:szCs w:val="22"/>
           <w:lang w:val="en-IE" w:eastAsia="en-IE"/>
           <w14:ligatures w14:val="none"/>
         </w:rPr>
@@ -1999,6 +3238,8 @@
           <w:rFonts w:ascii="Calibri" w:eastAsia="Calibri" w:hAnsi="Calibri" w:cs="Calibri"/>
           <w:b/>
           <w:kern w:val="0"/>
+          <w:sz w:val="22"/>
+          <w:szCs w:val="22"/>
           <w:lang w:val="en-IE" w:eastAsia="en-IE"/>
           <w14:ligatures w14:val="none"/>
         </w:rPr>
@@ -2015,6 +3256,8 @@
         <w:rPr>
           <w:rFonts w:ascii="Calibri" w:eastAsia="Times New Roman" w:hAnsi="Calibri" w:cs="Calibri"/>
           <w:kern w:val="0"/>
+          <w:sz w:val="22"/>
+          <w:szCs w:val="22"/>
           <w:lang w:eastAsia="en-GB"/>
           <w14:ligatures w14:val="none"/>
         </w:rPr>
@@ -2023,90 +3266,12 @@
         <w:rPr>
           <w:rFonts w:ascii="Calibri" w:eastAsia="Times New Roman" w:hAnsi="Calibri" w:cs="Calibri"/>
           <w:kern w:val="0"/>
+          <w:sz w:val="22"/>
+          <w:szCs w:val="22"/>
           <w:lang w:eastAsia="en-GB"/>
           <w14:ligatures w14:val="none"/>
         </w:rPr>
-        <w:t>The foundation of this project is a structured, secondary corporate dataset containing 1,500 distinct employee safety and environmental logs. The dataset includes 25 columns covering operational history (</w:t>
-      </w:r>
-      <w:proofErr w:type="spellStart"/>
-      <w:r>
-        <w:rPr>
-          <w:rFonts w:ascii="Calibri" w:eastAsia="Times New Roman" w:hAnsi="Calibri" w:cs="Calibri"/>
-          <w:kern w:val="0"/>
-          <w:lang w:eastAsia="en-GB"/>
-          <w14:ligatures w14:val="none"/>
-        </w:rPr>
-        <w:t>YearsAtCompany</w:t>
-      </w:r>
-      <w:proofErr w:type="spellEnd"/>
-      <w:r>
-        <w:rPr>
-          <w:rFonts w:ascii="Calibri" w:eastAsia="Times New Roman" w:hAnsi="Calibri" w:cs="Calibri"/>
-          <w:kern w:val="0"/>
-          <w:lang w:eastAsia="en-GB"/>
-          <w14:ligatures w14:val="none"/>
-        </w:rPr>
-        <w:t>), daily habits (</w:t>
-      </w:r>
-      <w:proofErr w:type="spellStart"/>
-      <w:r>
-        <w:rPr>
-          <w:rFonts w:ascii="Calibri" w:eastAsia="Times New Roman" w:hAnsi="Calibri" w:cs="Calibri"/>
-          <w:kern w:val="0"/>
-          <w:lang w:eastAsia="en-GB"/>
-          <w14:ligatures w14:val="none"/>
-        </w:rPr>
-        <w:t>PhysicalActivityHrs</w:t>
-      </w:r>
-      <w:proofErr w:type="spellEnd"/>
-      <w:r>
-        <w:rPr>
-          <w:rFonts w:ascii="Calibri" w:eastAsia="Times New Roman" w:hAnsi="Calibri" w:cs="Calibri"/>
-          <w:kern w:val="0"/>
-          <w:lang w:eastAsia="en-GB"/>
-          <w14:ligatures w14:val="none"/>
-        </w:rPr>
-        <w:t>), financial brackets (</w:t>
-      </w:r>
-      <w:proofErr w:type="spellStart"/>
-      <w:r>
-        <w:rPr>
-          <w:rFonts w:ascii="Calibri" w:eastAsia="Times New Roman" w:hAnsi="Calibri" w:cs="Calibri"/>
-          <w:kern w:val="0"/>
-          <w:lang w:eastAsia="en-GB"/>
-          <w14:ligatures w14:val="none"/>
-        </w:rPr>
-        <w:t>SalaryRange</w:t>
-      </w:r>
-      <w:proofErr w:type="spellEnd"/>
-      <w:r>
-        <w:rPr>
-          <w:rFonts w:ascii="Calibri" w:eastAsia="Times New Roman" w:hAnsi="Calibri" w:cs="Calibri"/>
-          <w:kern w:val="0"/>
-          <w:lang w:eastAsia="en-GB"/>
-          <w14:ligatures w14:val="none"/>
-        </w:rPr>
-        <w:t>), and clinical resources (</w:t>
-      </w:r>
-      <w:proofErr w:type="spellStart"/>
-      <w:r>
-        <w:rPr>
-          <w:rFonts w:ascii="Calibri" w:eastAsia="Times New Roman" w:hAnsi="Calibri" w:cs="Calibri"/>
-          <w:kern w:val="0"/>
-          <w:lang w:eastAsia="en-GB"/>
-          <w14:ligatures w14:val="none"/>
-        </w:rPr>
-        <w:t>HasTherapyAccess</w:t>
-      </w:r>
-      <w:proofErr w:type="spellEnd"/>
-      <w:r>
-        <w:rPr>
-          <w:rFonts w:ascii="Calibri" w:eastAsia="Times New Roman" w:hAnsi="Calibri" w:cs="Calibri"/>
-          <w:kern w:val="0"/>
-          <w:lang w:eastAsia="en-GB"/>
-          <w14:ligatures w14:val="none"/>
-        </w:rPr>
-        <w:t>). The data is fully anonymized with zero Personally Identifiable Information (PII), aligning strictly with GDPR policies. Sourced from a verified public repository (Kaggle), it carries open permissions for academic research and deployment.</w:t>
+        <w:t>The foundation of this project is a structured, secondary corporate dataset containing 1,500 distinct employee safety and environmental logs. The dataset includes 25 columns covering operational history (YearsAtCompany), daily habits (PhysicalActivityHrs), financial brackets (SalaryRange), and clinical resources (HasTherapyAccess). The data is fully anonymized with zero Personally Identifiable Information (PII), aligning strictly with GDPR policies. Sourced from a verified public repository (Kaggle), it carries open permissions for academic research and deployment.</w:t>
       </w:r>
     </w:p>
     <w:p>
@@ -2118,6 +3283,8 @@
         <w:rPr>
           <w:rFonts w:ascii="Calibri" w:eastAsia="Times New Roman" w:hAnsi="Calibri" w:cs="Calibri"/>
           <w:kern w:val="0"/>
+          <w:sz w:val="22"/>
+          <w:szCs w:val="22"/>
           <w:lang w:eastAsia="en-GB"/>
           <w14:ligatures w14:val="none"/>
         </w:rPr>
@@ -2126,6 +3293,8 @@
         <w:rPr>
           <w:rFonts w:ascii="Calibri" w:eastAsia="Times New Roman" w:hAnsi="Calibri" w:cs="Calibri"/>
           <w:kern w:val="0"/>
+          <w:sz w:val="22"/>
+          <w:szCs w:val="22"/>
           <w:lang w:eastAsia="en-GB"/>
           <w14:ligatures w14:val="none"/>
         </w:rPr>
@@ -2142,6 +3311,8 @@
           <w:rFonts w:ascii="Calibri" w:eastAsia="Calibri" w:hAnsi="Calibri" w:cs="Calibri"/>
           <w:b/>
           <w:kern w:val="0"/>
+          <w:sz w:val="22"/>
+          <w:szCs w:val="22"/>
           <w:lang w:val="en-IE" w:eastAsia="en-IE"/>
           <w14:ligatures w14:val="none"/>
         </w:rPr>
@@ -2151,6 +3322,8 @@
           <w:rFonts w:ascii="Calibri" w:eastAsia="Calibri" w:hAnsi="Calibri" w:cs="Calibri"/>
           <w:b/>
           <w:kern w:val="0"/>
+          <w:sz w:val="22"/>
+          <w:szCs w:val="22"/>
           <w:lang w:val="en-IE" w:eastAsia="en-IE"/>
           <w14:ligatures w14:val="none"/>
         </w:rPr>
@@ -2162,15 +3335,11 @@
         <w:pStyle w:val="ListBullet"/>
         <w:rPr>
           <w:rFonts w:cs="Calibri"/>
-          <w:sz w:val="24"/>
-          <w:szCs w:val="24"/>
         </w:rPr>
       </w:pPr>
       <w:r>
         <w:rPr>
           <w:rFonts w:cs="Calibri"/>
-          <w:sz w:val="24"/>
-          <w:szCs w:val="24"/>
         </w:rPr>
         <w:t>Technical Pipeline: A fully documented, modular Python codebase containing the end-to-end data processing, feature engineering, and trained model weights stored as serialized files.</w:t>
       </w:r>
@@ -2180,15 +3349,11 @@
         <w:pStyle w:val="ListBullet"/>
         <w:rPr>
           <w:rFonts w:cs="Calibri"/>
-          <w:sz w:val="24"/>
-          <w:szCs w:val="24"/>
         </w:rPr>
       </w:pPr>
       <w:r>
         <w:rPr>
           <w:rFonts w:cs="Calibri"/>
-          <w:sz w:val="24"/>
-          <w:szCs w:val="24"/>
         </w:rPr>
         <w:t>Predictive Model: A fine-tuned machine learning classifier capable of digesting fresh employee data and outputting a categorical risk level (High Burnout Risk vs. Low Burnout Risk).</w:t>
       </w:r>
@@ -2198,35 +3363,13 @@
         <w:pStyle w:val="ListBullet"/>
         <w:rPr>
           <w:rFonts w:cs="Calibri"/>
-          <w:sz w:val="24"/>
-          <w:szCs w:val="24"/>
         </w:rPr>
       </w:pPr>
       <w:r>
         <w:rPr>
           <w:rFonts w:cs="Calibri"/>
-          <w:sz w:val="24"/>
-          <w:szCs w:val="24"/>
-        </w:rPr>
-        <w:t xml:space="preserve">OHS Enterprise Dashboard: A functional dashboard application built using Tableau or </w:t>
-      </w:r>
-      <w:proofErr w:type="spellStart"/>
-      <w:r>
-        <w:rPr>
-          <w:rFonts w:cs="Calibri"/>
-          <w:sz w:val="24"/>
-          <w:szCs w:val="24"/>
-        </w:rPr>
-        <w:t>Streamlit</w:t>
-      </w:r>
-      <w:proofErr w:type="spellEnd"/>
-      <w:r>
-        <w:rPr>
-          <w:rFonts w:cs="Calibri"/>
-          <w:sz w:val="24"/>
-          <w:szCs w:val="24"/>
-        </w:rPr>
-        <w:t>. This interface will display predictive charts, aggregate departmental fatigue metrics, and trigger automated visual alerts for departments exceeding safety limits.</w:t>
+        </w:rPr>
+        <w:t>OHS Enterprise Dashboard: A functional dashboard application built using Tableau or Streamlit. This interface will display predictive charts, aggregate departmental fatigue metrics, and trigger automated visual alerts for departments exceeding safety limits.</w:t>
       </w:r>
     </w:p>
     <w:p>
@@ -2239,6 +3382,8 @@
           <w:rFonts w:ascii="Calibri" w:eastAsia="Calibri" w:hAnsi="Calibri" w:cs="Calibri"/>
           <w:b/>
           <w:kern w:val="0"/>
+          <w:sz w:val="22"/>
+          <w:szCs w:val="22"/>
           <w:lang w:val="en-IE" w:eastAsia="en-IE"/>
           <w14:ligatures w14:val="none"/>
         </w:rPr>
@@ -2248,6 +3393,8 @@
           <w:rFonts w:ascii="Calibri" w:eastAsia="Calibri" w:hAnsi="Calibri" w:cs="Calibri"/>
           <w:b/>
           <w:kern w:val="0"/>
+          <w:sz w:val="22"/>
+          <w:szCs w:val="22"/>
           <w:lang w:val="en-IE" w:eastAsia="en-IE"/>
           <w14:ligatures w14:val="none"/>
         </w:rPr>
@@ -2261,10 +3408,10 @@
         <w:tblLook w:val="04A0" w:firstRow="1" w:lastRow="0" w:firstColumn="1" w:lastColumn="0" w:noHBand="0" w:noVBand="1"/>
       </w:tblPr>
       <w:tblGrid>
-        <w:gridCol w:w="1512"/>
-        <w:gridCol w:w="2570"/>
-        <w:gridCol w:w="2879"/>
-        <w:gridCol w:w="2389"/>
+        <w:gridCol w:w="1453"/>
+        <w:gridCol w:w="2618"/>
+        <w:gridCol w:w="2869"/>
+        <w:gridCol w:w="2410"/>
       </w:tblGrid>
       <w:tr>
         <w:trPr>
@@ -2282,15 +3429,11 @@
               <w:pStyle w:val="ListBullet"/>
               <w:rPr>
                 <w:rFonts w:cs="Calibri"/>
-                <w:sz w:val="24"/>
-                <w:szCs w:val="24"/>
               </w:rPr>
             </w:pPr>
             <w:r>
               <w:rPr>
                 <w:rFonts w:cs="Calibri"/>
-                <w:sz w:val="24"/>
-                <w:szCs w:val="24"/>
               </w:rPr>
               <w:t>Semester</w:t>
             </w:r>
@@ -2307,15 +3450,11 @@
               <w:cnfStyle w:val="100000000000" w:firstRow="1" w:lastRow="0" w:firstColumn="0" w:lastColumn="0" w:oddVBand="0" w:evenVBand="0" w:oddHBand="0" w:evenHBand="0" w:firstRowFirstColumn="0" w:firstRowLastColumn="0" w:lastRowFirstColumn="0" w:lastRowLastColumn="0"/>
               <w:rPr>
                 <w:rFonts w:cs="Calibri"/>
-                <w:sz w:val="24"/>
-                <w:szCs w:val="24"/>
               </w:rPr>
             </w:pPr>
             <w:r>
               <w:rPr>
                 <w:rFonts w:cs="Calibri"/>
-                <w:sz w:val="24"/>
-                <w:szCs w:val="24"/>
               </w:rPr>
               <w:t>Phase</w:t>
             </w:r>
@@ -2332,15 +3471,11 @@
               <w:cnfStyle w:val="100000000000" w:firstRow="1" w:lastRow="0" w:firstColumn="0" w:lastColumn="0" w:oddVBand="0" w:evenVBand="0" w:oddHBand="0" w:evenHBand="0" w:firstRowFirstColumn="0" w:firstRowLastColumn="0" w:lastRowFirstColumn="0" w:lastRowLastColumn="0"/>
               <w:rPr>
                 <w:rFonts w:cs="Calibri"/>
-                <w:sz w:val="24"/>
-                <w:szCs w:val="24"/>
               </w:rPr>
             </w:pPr>
             <w:r>
               <w:rPr>
                 <w:rFonts w:cs="Calibri"/>
-                <w:sz w:val="24"/>
-                <w:szCs w:val="24"/>
               </w:rPr>
               <w:t>Tasks</w:t>
             </w:r>
@@ -2357,15 +3492,11 @@
               <w:cnfStyle w:val="100000000000" w:firstRow="1" w:lastRow="0" w:firstColumn="0" w:lastColumn="0" w:oddVBand="0" w:evenVBand="0" w:oddHBand="0" w:evenHBand="0" w:firstRowFirstColumn="0" w:firstRowLastColumn="0" w:lastRowFirstColumn="0" w:lastRowLastColumn="0"/>
               <w:rPr>
                 <w:rFonts w:cs="Calibri"/>
-                <w:sz w:val="24"/>
-                <w:szCs w:val="24"/>
               </w:rPr>
             </w:pPr>
             <w:r>
               <w:rPr>
                 <w:rFonts w:cs="Calibri"/>
-                <w:sz w:val="24"/>
-                <w:szCs w:val="24"/>
               </w:rPr>
               <w:t>Milestone / Output</w:t>
             </w:r>
@@ -2392,33 +3523,13 @@
               <w:ind w:left="360" w:hanging="360"/>
               <w:rPr>
                 <w:rFonts w:cs="Calibri"/>
-                <w:sz w:val="24"/>
-                <w:szCs w:val="24"/>
               </w:rPr>
             </w:pPr>
             <w:r>
               <w:rPr>
                 <w:rFonts w:cs="Calibri"/>
-                <w:sz w:val="24"/>
-                <w:szCs w:val="24"/>
-              </w:rPr>
-              <w:t>Semester</w:t>
-            </w:r>
-            <w:r>
-              <w:rPr>
-                <w:rFonts w:cs="Calibri"/>
-                <w:sz w:val="24"/>
-                <w:szCs w:val="24"/>
-              </w:rPr>
-              <w:t xml:space="preserve">    </w:t>
-            </w:r>
-            <w:r>
-              <w:rPr>
-                <w:rFonts w:cs="Calibri"/>
-                <w:sz w:val="24"/>
-                <w:szCs w:val="24"/>
-              </w:rPr>
-              <w:t xml:space="preserve"> 1</w:t>
+              </w:rPr>
+              <w:t>Semester     1</w:t>
             </w:r>
           </w:p>
         </w:tc>
@@ -2438,8 +3549,6 @@
               <w:cnfStyle w:val="000000100000" w:firstRow="0" w:lastRow="0" w:firstColumn="0" w:lastColumn="0" w:oddVBand="0" w:evenVBand="0" w:oddHBand="1" w:evenHBand="0" w:firstRowFirstColumn="0" w:firstRowLastColumn="0" w:lastRowFirstColumn="0" w:lastRowLastColumn="0"/>
               <w:rPr>
                 <w:rFonts w:cs="Calibri"/>
-                <w:sz w:val="24"/>
-                <w:szCs w:val="24"/>
               </w:rPr>
             </w:pPr>
             <w:r>
@@ -2447,16 +3556,12 @@
                 <w:rFonts w:cs="Calibri"/>
                 <w:b/>
                 <w:bCs/>
-                <w:sz w:val="24"/>
-                <w:szCs w:val="24"/>
               </w:rPr>
               <w:t>Phase 1:</w:t>
             </w:r>
             <w:r>
               <w:rPr>
                 <w:rFonts w:cs="Calibri"/>
-                <w:sz w:val="24"/>
-                <w:szCs w:val="24"/>
               </w:rPr>
               <w:t xml:space="preserve"> Project Initiation &amp; Data Preparation</w:t>
             </w:r>
@@ -2478,15 +3583,11 @@
               <w:cnfStyle w:val="000000100000" w:firstRow="0" w:lastRow="0" w:firstColumn="0" w:lastColumn="0" w:oddVBand="0" w:evenVBand="0" w:oddHBand="1" w:evenHBand="0" w:firstRowFirstColumn="0" w:firstRowLastColumn="0" w:lastRowFirstColumn="0" w:lastRowLastColumn="0"/>
               <w:rPr>
                 <w:rFonts w:cs="Calibri"/>
-                <w:sz w:val="24"/>
-                <w:szCs w:val="24"/>
               </w:rPr>
             </w:pPr>
             <w:r>
               <w:rPr>
                 <w:rFonts w:cs="Calibri"/>
-                <w:sz w:val="24"/>
-                <w:szCs w:val="24"/>
               </w:rPr>
               <w:t>• Solidifying business requirements</w:t>
             </w:r>
@@ -2502,15 +3603,11 @@
               <w:cnfStyle w:val="000000100000" w:firstRow="0" w:lastRow="0" w:firstColumn="0" w:lastColumn="0" w:oddVBand="0" w:evenVBand="0" w:oddHBand="1" w:evenHBand="0" w:firstRowFirstColumn="0" w:firstRowLastColumn="0" w:lastRowFirstColumn="0" w:lastRowLastColumn="0"/>
               <w:rPr>
                 <w:rFonts w:cs="Calibri"/>
-                <w:sz w:val="24"/>
-                <w:szCs w:val="24"/>
               </w:rPr>
             </w:pPr>
             <w:r>
               <w:rPr>
                 <w:rFonts w:cs="Calibri"/>
-                <w:sz w:val="24"/>
-                <w:szCs w:val="24"/>
               </w:rPr>
               <w:t>• Repository establishment on GitHub</w:t>
             </w:r>
@@ -2526,15 +3623,11 @@
               <w:cnfStyle w:val="000000100000" w:firstRow="0" w:lastRow="0" w:firstColumn="0" w:lastColumn="0" w:oddVBand="0" w:evenVBand="0" w:oddHBand="1" w:evenHBand="0" w:firstRowFirstColumn="0" w:firstRowLastColumn="0" w:lastRowFirstColumn="0" w:lastRowLastColumn="0"/>
               <w:rPr>
                 <w:rFonts w:cs="Calibri"/>
-                <w:sz w:val="24"/>
-                <w:szCs w:val="24"/>
               </w:rPr>
             </w:pPr>
             <w:r>
               <w:rPr>
                 <w:rFonts w:cs="Calibri"/>
-                <w:sz w:val="24"/>
-                <w:szCs w:val="24"/>
               </w:rPr>
               <w:t>• Data pipeline formulation</w:t>
             </w:r>
@@ -2555,15 +3648,11 @@
               <w:cnfStyle w:val="000000100000" w:firstRow="0" w:lastRow="0" w:firstColumn="0" w:lastColumn="0" w:oddVBand="0" w:evenVBand="0" w:oddHBand="1" w:evenHBand="0" w:firstRowFirstColumn="0" w:firstRowLastColumn="0" w:lastRowFirstColumn="0" w:lastRowLastColumn="0"/>
               <w:rPr>
                 <w:rFonts w:cs="Calibri"/>
-                <w:sz w:val="24"/>
-                <w:szCs w:val="24"/>
               </w:rPr>
             </w:pPr>
             <w:r>
               <w:rPr>
                 <w:rFonts w:cs="Calibri"/>
-                <w:sz w:val="24"/>
-                <w:szCs w:val="24"/>
               </w:rPr>
               <w:t>Project initiation and setup</w:t>
             </w:r>
@@ -2587,8 +3676,6 @@
               <w:ind w:left="360"/>
               <w:rPr>
                 <w:rFonts w:cs="Calibri"/>
-                <w:sz w:val="24"/>
-                <w:szCs w:val="24"/>
               </w:rPr>
             </w:pPr>
           </w:p>
@@ -2609,8 +3696,6 @@
               <w:cnfStyle w:val="000000000000" w:firstRow="0" w:lastRow="0" w:firstColumn="0" w:lastColumn="0" w:oddVBand="0" w:evenVBand="0" w:oddHBand="0" w:evenHBand="0" w:firstRowFirstColumn="0" w:firstRowLastColumn="0" w:lastRowFirstColumn="0" w:lastRowLastColumn="0"/>
               <w:rPr>
                 <w:rFonts w:cs="Calibri"/>
-                <w:sz w:val="24"/>
-                <w:szCs w:val="24"/>
               </w:rPr>
             </w:pPr>
             <w:r>
@@ -2618,16 +3703,12 @@
                 <w:rFonts w:cs="Calibri"/>
                 <w:b/>
                 <w:bCs/>
-                <w:sz w:val="24"/>
-                <w:szCs w:val="24"/>
               </w:rPr>
               <w:t>Phase 2:</w:t>
             </w:r>
             <w:r>
               <w:rPr>
                 <w:rFonts w:cs="Calibri"/>
-                <w:sz w:val="24"/>
-                <w:szCs w:val="24"/>
               </w:rPr>
               <w:t xml:space="preserve"> Exploratory Data Analysis &amp; Modeling</w:t>
             </w:r>
@@ -2649,15 +3730,11 @@
               <w:cnfStyle w:val="000000000000" w:firstRow="0" w:lastRow="0" w:firstColumn="0" w:lastColumn="0" w:oddVBand="0" w:evenVBand="0" w:oddHBand="0" w:evenHBand="0" w:firstRowFirstColumn="0" w:firstRowLastColumn="0" w:lastRowFirstColumn="0" w:lastRowLastColumn="0"/>
               <w:rPr>
                 <w:rFonts w:cs="Calibri"/>
-                <w:sz w:val="24"/>
-                <w:szCs w:val="24"/>
               </w:rPr>
             </w:pPr>
             <w:r>
               <w:rPr>
                 <w:rFonts w:cs="Calibri"/>
-                <w:sz w:val="24"/>
-                <w:szCs w:val="24"/>
               </w:rPr>
               <w:t>• Detailed execution of feature correlation</w:t>
             </w:r>
@@ -2673,15 +3750,11 @@
               <w:cnfStyle w:val="000000000000" w:firstRow="0" w:lastRow="0" w:firstColumn="0" w:lastColumn="0" w:oddVBand="0" w:evenVBand="0" w:oddHBand="0" w:evenHBand="0" w:firstRowFirstColumn="0" w:firstRowLastColumn="0" w:lastRowFirstColumn="0" w:lastRowLastColumn="0"/>
               <w:rPr>
                 <w:rFonts w:cs="Calibri"/>
-                <w:sz w:val="24"/>
-                <w:szCs w:val="24"/>
               </w:rPr>
             </w:pPr>
             <w:r>
               <w:rPr>
                 <w:rFonts w:cs="Calibri"/>
-                <w:sz w:val="24"/>
-                <w:szCs w:val="24"/>
               </w:rPr>
               <w:t>• Preliminary model exploration</w:t>
             </w:r>
@@ -2703,8 +3776,6 @@
               <w:cnfStyle w:val="000000000000" w:firstRow="0" w:lastRow="0" w:firstColumn="0" w:lastColumn="0" w:oddVBand="0" w:evenVBand="0" w:oddHBand="0" w:evenHBand="0" w:firstRowFirstColumn="0" w:firstRowLastColumn="0" w:lastRowFirstColumn="0" w:lastRowLastColumn="0"/>
               <w:rPr>
                 <w:rFonts w:cs="Calibri"/>
-                <w:sz w:val="24"/>
-                <w:szCs w:val="24"/>
               </w:rPr>
             </w:pPr>
             <w:r>
@@ -2712,8 +3783,6 @@
                 <w:rFonts w:cs="Calibri"/>
                 <w:b/>
                 <w:bCs/>
-                <w:sz w:val="24"/>
-                <w:szCs w:val="24"/>
               </w:rPr>
               <w:t>Milestone: CA1 Report Submission</w:t>
             </w:r>
@@ -2740,17 +3809,12 @@
               <w:ind w:left="360" w:hanging="360"/>
               <w:rPr>
                 <w:rFonts w:cs="Calibri"/>
-                <w:sz w:val="24"/>
-                <w:szCs w:val="24"/>
               </w:rPr>
             </w:pPr>
             <w:r>
               <w:rPr>
                 <w:rFonts w:cs="Calibri"/>
-                <w:sz w:val="24"/>
-                <w:szCs w:val="24"/>
-              </w:rPr>
-              <w:lastRenderedPageBreak/>
+              </w:rPr>
               <w:t>Semester 2</w:t>
             </w:r>
           </w:p>
@@ -2771,8 +3835,6 @@
               <w:cnfStyle w:val="000000100000" w:firstRow="0" w:lastRow="0" w:firstColumn="0" w:lastColumn="0" w:oddVBand="0" w:evenVBand="0" w:oddHBand="1" w:evenHBand="0" w:firstRowFirstColumn="0" w:firstRowLastColumn="0" w:lastRowFirstColumn="0" w:lastRowLastColumn="0"/>
               <w:rPr>
                 <w:rFonts w:cs="Calibri"/>
-                <w:sz w:val="24"/>
-                <w:szCs w:val="24"/>
               </w:rPr>
             </w:pPr>
             <w:r>
@@ -2780,16 +3842,12 @@
                 <w:rFonts w:cs="Calibri"/>
                 <w:b/>
                 <w:bCs/>
-                <w:sz w:val="24"/>
-                <w:szCs w:val="24"/>
               </w:rPr>
               <w:t>Phase 3:</w:t>
             </w:r>
             <w:r>
               <w:rPr>
                 <w:rFonts w:cs="Calibri"/>
-                <w:sz w:val="24"/>
-                <w:szCs w:val="24"/>
               </w:rPr>
               <w:t xml:space="preserve"> Advanced Training &amp; Fine-Tuning</w:t>
             </w:r>
@@ -2811,15 +3869,11 @@
               <w:cnfStyle w:val="000000100000" w:firstRow="0" w:lastRow="0" w:firstColumn="0" w:lastColumn="0" w:oddVBand="0" w:evenVBand="0" w:oddHBand="1" w:evenHBand="0" w:firstRowFirstColumn="0" w:firstRowLastColumn="0" w:lastRowFirstColumn="0" w:lastRowLastColumn="0"/>
               <w:rPr>
                 <w:rFonts w:cs="Calibri"/>
-                <w:sz w:val="24"/>
-                <w:szCs w:val="24"/>
               </w:rPr>
             </w:pPr>
             <w:r>
               <w:rPr>
                 <w:rFonts w:cs="Calibri"/>
-                <w:sz w:val="24"/>
-                <w:szCs w:val="24"/>
               </w:rPr>
               <w:t>• Hyperparameter tuning</w:t>
             </w:r>
@@ -2835,15 +3889,11 @@
               <w:cnfStyle w:val="000000100000" w:firstRow="0" w:lastRow="0" w:firstColumn="0" w:lastColumn="0" w:oddVBand="0" w:evenVBand="0" w:oddHBand="1" w:evenHBand="0" w:firstRowFirstColumn="0" w:firstRowLastColumn="0" w:lastRowFirstColumn="0" w:lastRowLastColumn="0"/>
               <w:rPr>
                 <w:rFonts w:cs="Calibri"/>
-                <w:sz w:val="24"/>
-                <w:szCs w:val="24"/>
               </w:rPr>
             </w:pPr>
             <w:r>
               <w:rPr>
                 <w:rFonts w:cs="Calibri"/>
-                <w:sz w:val="24"/>
-                <w:szCs w:val="24"/>
               </w:rPr>
               <w:t>• Algorithm cross-validation</w:t>
             </w:r>
@@ -2859,15 +3909,11 @@
               <w:cnfStyle w:val="000000100000" w:firstRow="0" w:lastRow="0" w:firstColumn="0" w:lastColumn="0" w:oddVBand="0" w:evenVBand="0" w:oddHBand="1" w:evenHBand="0" w:firstRowFirstColumn="0" w:firstRowLastColumn="0" w:lastRowFirstColumn="0" w:lastRowLastColumn="0"/>
               <w:rPr>
                 <w:rFonts w:cs="Calibri"/>
-                <w:sz w:val="24"/>
-                <w:szCs w:val="24"/>
               </w:rPr>
             </w:pPr>
             <w:r>
               <w:rPr>
                 <w:rFonts w:cs="Calibri"/>
-                <w:sz w:val="24"/>
-                <w:szCs w:val="24"/>
               </w:rPr>
               <w:t>• Selection of the final safety model</w:t>
             </w:r>
@@ -2889,15 +3935,11 @@
               <w:cnfStyle w:val="000000100000" w:firstRow="0" w:lastRow="0" w:firstColumn="0" w:lastColumn="0" w:oddVBand="0" w:evenVBand="0" w:oddHBand="1" w:evenHBand="0" w:firstRowFirstColumn="0" w:firstRowLastColumn="0" w:lastRowFirstColumn="0" w:lastRowLastColumn="0"/>
               <w:rPr>
                 <w:rFonts w:cs="Calibri"/>
-                <w:sz w:val="24"/>
-                <w:szCs w:val="24"/>
               </w:rPr>
             </w:pPr>
             <w:r>
               <w:rPr>
                 <w:rFonts w:cs="Calibri"/>
-                <w:sz w:val="24"/>
-                <w:szCs w:val="24"/>
               </w:rPr>
               <w:t>Final model selected</w:t>
             </w:r>
@@ -2921,8 +3963,6 @@
               <w:ind w:left="360"/>
               <w:rPr>
                 <w:rFonts w:cs="Calibri"/>
-                <w:sz w:val="24"/>
-                <w:szCs w:val="24"/>
               </w:rPr>
             </w:pPr>
           </w:p>
@@ -2942,8 +3982,6 @@
               <w:cnfStyle w:val="000000000000" w:firstRow="0" w:lastRow="0" w:firstColumn="0" w:lastColumn="0" w:oddVBand="0" w:evenVBand="0" w:oddHBand="0" w:evenHBand="0" w:firstRowFirstColumn="0" w:firstRowLastColumn="0" w:lastRowFirstColumn="0" w:lastRowLastColumn="0"/>
               <w:rPr>
                 <w:rFonts w:cs="Calibri"/>
-                <w:sz w:val="24"/>
-                <w:szCs w:val="24"/>
               </w:rPr>
             </w:pPr>
             <w:r>
@@ -2951,16 +3989,12 @@
                 <w:rFonts w:cs="Calibri"/>
                 <w:b/>
                 <w:bCs/>
-                <w:sz w:val="24"/>
-                <w:szCs w:val="24"/>
               </w:rPr>
               <w:t>Phase 4:</w:t>
             </w:r>
             <w:r>
               <w:rPr>
                 <w:rFonts w:cs="Calibri"/>
-                <w:sz w:val="24"/>
-                <w:szCs w:val="24"/>
               </w:rPr>
               <w:t xml:space="preserve"> Dashboard Construction &amp; Project Finalization</w:t>
             </w:r>
@@ -2982,15 +4016,11 @@
               <w:cnfStyle w:val="000000000000" w:firstRow="0" w:lastRow="0" w:firstColumn="0" w:lastColumn="0" w:oddVBand="0" w:evenVBand="0" w:oddHBand="0" w:evenHBand="0" w:firstRowFirstColumn="0" w:firstRowLastColumn="0" w:lastRowFirstColumn="0" w:lastRowLastColumn="0"/>
               <w:rPr>
                 <w:rFonts w:cs="Calibri"/>
-                <w:sz w:val="24"/>
-                <w:szCs w:val="24"/>
               </w:rPr>
             </w:pPr>
             <w:r>
               <w:rPr>
                 <w:rFonts w:cs="Calibri"/>
-                <w:sz w:val="24"/>
-                <w:szCs w:val="24"/>
               </w:rPr>
               <w:t>• Developing the interactive dashboard interface</w:t>
             </w:r>
@@ -3006,16 +4036,13 @@
               <w:cnfStyle w:val="000000000000" w:firstRow="0" w:lastRow="0" w:firstColumn="0" w:lastColumn="0" w:oddVBand="0" w:evenVBand="0" w:oddHBand="0" w:evenHBand="0" w:firstRowFirstColumn="0" w:firstRowLastColumn="0" w:lastRowFirstColumn="0" w:lastRowLastColumn="0"/>
               <w:rPr>
                 <w:rFonts w:cs="Calibri"/>
-                <w:sz w:val="24"/>
-                <w:szCs w:val="24"/>
               </w:rPr>
             </w:pPr>
             <w:r>
               <w:rPr>
                 <w:rFonts w:cs="Calibri"/>
-                <w:sz w:val="24"/>
-                <w:szCs w:val="24"/>
-              </w:rPr>
+              </w:rPr>
+              <w:lastRenderedPageBreak/>
               <w:t>• Compiling the terminal capstone thesis report</w:t>
             </w:r>
           </w:p>
@@ -3030,15 +4057,11 @@
               <w:cnfStyle w:val="000000000000" w:firstRow="0" w:lastRow="0" w:firstColumn="0" w:lastColumn="0" w:oddVBand="0" w:evenVBand="0" w:oddHBand="0" w:evenHBand="0" w:firstRowFirstColumn="0" w:firstRowLastColumn="0" w:lastRowFirstColumn="0" w:lastRowLastColumn="0"/>
               <w:rPr>
                 <w:rFonts w:cs="Calibri"/>
-                <w:sz w:val="24"/>
-                <w:szCs w:val="24"/>
               </w:rPr>
             </w:pPr>
             <w:r>
               <w:rPr>
                 <w:rFonts w:cs="Calibri"/>
-                <w:sz w:val="24"/>
-                <w:szCs w:val="24"/>
               </w:rPr>
               <w:t>• Final presentation</w:t>
             </w:r>
@@ -3059,8 +4082,6 @@
               <w:cnfStyle w:val="000000000000" w:firstRow="0" w:lastRow="0" w:firstColumn="0" w:lastColumn="0" w:oddVBand="0" w:evenVBand="0" w:oddHBand="0" w:evenHBand="0" w:firstRowFirstColumn="0" w:firstRowLastColumn="0" w:lastRowFirstColumn="0" w:lastRowLastColumn="0"/>
               <w:rPr>
                 <w:rFonts w:cs="Calibri"/>
-                <w:sz w:val="24"/>
-                <w:szCs w:val="24"/>
               </w:rPr>
             </w:pPr>
             <w:r>
@@ -3068,9 +4089,8 @@
                 <w:rFonts w:cs="Calibri"/>
                 <w:b/>
                 <w:bCs/>
-                <w:sz w:val="24"/>
-                <w:szCs w:val="24"/>
-              </w:rPr>
+              </w:rPr>
+              <w:lastRenderedPageBreak/>
               <w:t>Terminal Capstone Thesis &amp; Final Presentation</w:t>
             </w:r>
           </w:p>
@@ -3087,6 +4107,8 @@
           <w:rFonts w:ascii="Calibri" w:eastAsia="Calibri" w:hAnsi="Calibri" w:cs="Calibri"/>
           <w:b/>
           <w:kern w:val="0"/>
+          <w:sz w:val="22"/>
+          <w:szCs w:val="22"/>
           <w:lang w:val="en-IE" w:eastAsia="en-IE"/>
           <w14:ligatures w14:val="none"/>
         </w:rPr>
@@ -3096,6 +4118,8 @@
           <w:rFonts w:ascii="Calibri" w:eastAsia="Calibri" w:hAnsi="Calibri" w:cs="Calibri"/>
           <w:b/>
           <w:kern w:val="0"/>
+          <w:sz w:val="22"/>
+          <w:szCs w:val="22"/>
           <w:lang w:val="en-IE" w:eastAsia="en-IE"/>
           <w14:ligatures w14:val="none"/>
         </w:rPr>
@@ -3108,6 +4132,8 @@
         <w:rPr>
           <w:rFonts w:ascii="Calibri" w:eastAsia="Times New Roman" w:hAnsi="Calibri" w:cs="Calibri"/>
           <w:kern w:val="0"/>
+          <w:sz w:val="22"/>
+          <w:szCs w:val="22"/>
           <w:lang w:eastAsia="en-GB"/>
           <w14:ligatures w14:val="none"/>
         </w:rPr>
@@ -3116,6 +4142,8 @@
         <w:rPr>
           <w:rFonts w:ascii="Calibri" w:eastAsia="Times New Roman" w:hAnsi="Calibri" w:cs="Calibri"/>
           <w:kern w:val="0"/>
+          <w:sz w:val="22"/>
+          <w:szCs w:val="22"/>
           <w:lang w:eastAsia="en-GB"/>
           <w14:ligatures w14:val="none"/>
         </w:rPr>
@@ -3130,6 +4158,8 @@
           <w:b/>
           <w:bCs/>
           <w:kern w:val="0"/>
+          <w:sz w:val="22"/>
+          <w:szCs w:val="22"/>
           <w:lang w:eastAsia="en-GB"/>
           <w14:ligatures w14:val="none"/>
         </w:rPr>
@@ -3143,6 +4173,8 @@
           <w:b/>
           <w:bCs/>
           <w:kern w:val="0"/>
+          <w:sz w:val="22"/>
+          <w:szCs w:val="22"/>
           <w:lang w:eastAsia="en-GB"/>
           <w14:ligatures w14:val="none"/>
         </w:rPr>
@@ -3153,21 +4185,12 @@
           <w:b/>
           <w:bCs/>
           <w:kern w:val="0"/>
+          <w:sz w:val="22"/>
+          <w:szCs w:val="22"/>
           <w:lang w:eastAsia="en-GB"/>
           <w14:ligatures w14:val="none"/>
         </w:rPr>
-        <w:t xml:space="preserve">    </w:t>
-      </w:r>
-      <w:r>
-        <w:rPr>
-          <w:rFonts w:ascii="Calibri" w:eastAsia="Times New Roman" w:hAnsi="Calibri" w:cs="Calibri"/>
-          <w:b/>
-          <w:bCs/>
-          <w:kern w:val="0"/>
-          <w:lang w:eastAsia="en-GB"/>
-          <w14:ligatures w14:val="none"/>
-        </w:rPr>
-        <w:t>References</w:t>
+        <w:t xml:space="preserve">    References</w:t>
       </w:r>
     </w:p>
     <w:p>
@@ -3176,6 +4199,8 @@
         <w:rPr>
           <w:rFonts w:ascii="Calibri" w:eastAsia="Calibri" w:hAnsi="Calibri" w:cs="Calibri"/>
           <w:kern w:val="0"/>
+          <w:sz w:val="22"/>
+          <w:szCs w:val="22"/>
           <w:lang w:val="en-IE" w:eastAsia="en-IE"/>
           <w14:ligatures w14:val="none"/>
         </w:rPr>
@@ -3184,151 +4209,36 @@
         <w:rPr>
           <w:rFonts w:ascii="Calibri" w:eastAsia="Times New Roman" w:hAnsi="Calibri" w:cs="Calibri"/>
           <w:kern w:val="0"/>
+          <w:sz w:val="22"/>
+          <w:szCs w:val="22"/>
           <w:lang w:eastAsia="en-GB"/>
           <w14:ligatures w14:val="none"/>
         </w:rPr>
-        <w:t xml:space="preserve">          </w:t>
+        <w:t xml:space="preserve">          - Synthetic Employee Well-being and Fatigue Dataset (2026). Generated dataset  simulation for corporate safety.</w:t>
       </w:r>
       <w:r>
         <w:rPr>
           <w:rFonts w:ascii="Calibri" w:eastAsia="Times New Roman" w:hAnsi="Calibri" w:cs="Calibri"/>
           <w:kern w:val="0"/>
+          <w:sz w:val="22"/>
+          <w:szCs w:val="22"/>
           <w:lang w:eastAsia="en-GB"/>
           <w14:ligatures w14:val="none"/>
         </w:rPr>
-        <w:t xml:space="preserve">- Synthetic Employee Well-being and Fatigue Dataset (2026). Generated </w:t>
-      </w:r>
-      <w:proofErr w:type="gramStart"/>
+        <w:br/>
+        <w:t xml:space="preserve">          - International Labour Organization (2024) Workplace Stress and Psychosocial Risks. Geneva: ILO.</w:t>
+      </w:r>
       <w:r>
         <w:rPr>
           <w:rFonts w:ascii="Calibri" w:eastAsia="Times New Roman" w:hAnsi="Calibri" w:cs="Calibri"/>
           <w:kern w:val="0"/>
+          <w:sz w:val="22"/>
+          <w:szCs w:val="22"/>
           <w:lang w:eastAsia="en-GB"/>
           <w14:ligatures w14:val="none"/>
         </w:rPr>
-        <w:t xml:space="preserve">dataset </w:t>
-      </w:r>
-      <w:r>
-        <w:rPr>
-          <w:rFonts w:ascii="Calibri" w:eastAsia="Times New Roman" w:hAnsi="Calibri" w:cs="Calibri"/>
-          <w:kern w:val="0"/>
-          <w:lang w:eastAsia="en-GB"/>
-          <w14:ligatures w14:val="none"/>
-        </w:rPr>
-        <w:t xml:space="preserve"> </w:t>
-      </w:r>
-      <w:r>
-        <w:rPr>
-          <w:rFonts w:ascii="Calibri" w:eastAsia="Times New Roman" w:hAnsi="Calibri" w:cs="Calibri"/>
-          <w:kern w:val="0"/>
-          <w:lang w:eastAsia="en-GB"/>
-          <w14:ligatures w14:val="none"/>
-        </w:rPr>
-        <w:t>simulation</w:t>
-      </w:r>
-      <w:proofErr w:type="gramEnd"/>
-      <w:r>
-        <w:rPr>
-          <w:rFonts w:ascii="Calibri" w:eastAsia="Times New Roman" w:hAnsi="Calibri" w:cs="Calibri"/>
-          <w:kern w:val="0"/>
-          <w:lang w:eastAsia="en-GB"/>
-          <w14:ligatures w14:val="none"/>
-        </w:rPr>
-        <w:t xml:space="preserve"> for corporate safety.</w:t>
-      </w:r>
-      <w:r>
-        <w:rPr>
-          <w:rFonts w:ascii="Calibri" w:eastAsia="Times New Roman" w:hAnsi="Calibri" w:cs="Calibri"/>
-          <w:kern w:val="0"/>
-          <w:lang w:eastAsia="en-GB"/>
-          <w14:ligatures w14:val="none"/>
-        </w:rPr>
         <w:br/>
-      </w:r>
-      <w:r>
-        <w:rPr>
-          <w:rFonts w:ascii="Calibri" w:eastAsia="Times New Roman" w:hAnsi="Calibri" w:cs="Calibri"/>
-          <w:kern w:val="0"/>
-          <w:lang w:eastAsia="en-GB"/>
-          <w14:ligatures w14:val="none"/>
-        </w:rPr>
-        <w:t xml:space="preserve">          </w:t>
-      </w:r>
-      <w:r>
-        <w:rPr>
-          <w:rFonts w:ascii="Calibri" w:eastAsia="Times New Roman" w:hAnsi="Calibri" w:cs="Calibri"/>
-          <w:kern w:val="0"/>
-          <w:lang w:eastAsia="en-GB"/>
-          <w14:ligatures w14:val="none"/>
-        </w:rPr>
-        <w:t xml:space="preserve">- International </w:t>
-      </w:r>
-      <w:proofErr w:type="spellStart"/>
-      <w:r>
-        <w:rPr>
-          <w:rFonts w:ascii="Calibri" w:eastAsia="Times New Roman" w:hAnsi="Calibri" w:cs="Calibri"/>
-          <w:kern w:val="0"/>
-          <w:lang w:eastAsia="en-GB"/>
-          <w14:ligatures w14:val="none"/>
-        </w:rPr>
-        <w:t>Labour</w:t>
-      </w:r>
-      <w:proofErr w:type="spellEnd"/>
-      <w:r>
-        <w:rPr>
-          <w:rFonts w:ascii="Calibri" w:eastAsia="Times New Roman" w:hAnsi="Calibri" w:cs="Calibri"/>
-          <w:kern w:val="0"/>
-          <w:lang w:eastAsia="en-GB"/>
-          <w14:ligatures w14:val="none"/>
-        </w:rPr>
-        <w:t xml:space="preserve"> Organization (2024) Workplace Stress and Psychosocial Risks. Geneva: ILO.</w:t>
-      </w:r>
-      <w:r>
-        <w:rPr>
-          <w:rFonts w:ascii="Calibri" w:eastAsia="Times New Roman" w:hAnsi="Calibri" w:cs="Calibri"/>
-          <w:kern w:val="0"/>
-          <w:lang w:eastAsia="en-GB"/>
-          <w14:ligatures w14:val="none"/>
-        </w:rPr>
-        <w:br/>
-      </w:r>
-      <w:r>
-        <w:rPr>
-          <w:rFonts w:ascii="Calibri" w:eastAsia="Times New Roman" w:hAnsi="Calibri" w:cs="Calibri"/>
-          <w:kern w:val="0"/>
-          <w:lang w:eastAsia="en-GB"/>
-          <w14:ligatures w14:val="none"/>
-        </w:rPr>
-        <w:t xml:space="preserve">          </w:t>
-      </w:r>
-      <w:r>
-        <w:rPr>
-          <w:rFonts w:ascii="Calibri" w:eastAsia="Times New Roman" w:hAnsi="Calibri" w:cs="Calibri"/>
-          <w:kern w:val="0"/>
-          <w:lang w:eastAsia="en-GB"/>
-          <w14:ligatures w14:val="none"/>
-        </w:rPr>
-        <w:t xml:space="preserve">- Project Management Institute (2025) A Guide to the Project Management Body of Knowledge (PMBOK Guide). 8th </w:t>
-      </w:r>
-      <w:proofErr w:type="spellStart"/>
-      <w:r>
-        <w:rPr>
-          <w:rFonts w:ascii="Calibri" w:eastAsia="Times New Roman" w:hAnsi="Calibri" w:cs="Calibri"/>
-          <w:kern w:val="0"/>
-          <w:lang w:eastAsia="en-GB"/>
-          <w14:ligatures w14:val="none"/>
-        </w:rPr>
-        <w:t>edn</w:t>
-      </w:r>
-      <w:proofErr w:type="spellEnd"/>
-      <w:r>
-        <w:rPr>
-          <w:rFonts w:ascii="Calibri" w:eastAsia="Times New Roman" w:hAnsi="Calibri" w:cs="Calibri"/>
-          <w:kern w:val="0"/>
-          <w:lang w:eastAsia="en-GB"/>
-          <w14:ligatures w14:val="none"/>
-        </w:rPr>
-        <w:t>. Pennsylvania: PMI.</w:t>
+        <w:t xml:space="preserve">          - Project Management Institute (2025) A Guide to the Project Management Body of Knowledge (PMBOK Guide). 8th edn. Pennsylvania: PMI.</w:t>
       </w:r>
     </w:p>
     <w:p>
@@ -3337,6 +4247,8 @@
         <w:rPr>
           <w:rFonts w:ascii="Calibri" w:eastAsia="Calibri" w:hAnsi="Calibri" w:cs="Calibri"/>
           <w:kern w:val="0"/>
+          <w:sz w:val="22"/>
+          <w:szCs w:val="22"/>
           <w:lang w:val="en-IE" w:eastAsia="en-IE"/>
           <w14:ligatures w14:val="none"/>
         </w:rPr>
@@ -3346,12 +4258,15 @@
         <w:rPr>
           <w:rFonts w:ascii="Calibri" w:eastAsia="Calibri" w:hAnsi="Calibri" w:cs="Calibri"/>
           <w:kern w:val="0"/>
+          <w:sz w:val="22"/>
+          <w:szCs w:val="22"/>
           <w:lang w:val="en-IE" w:eastAsia="en-IE"/>
           <w14:ligatures w14:val="none"/>
         </w:rPr>
         <w:t>Further details of the assessment:</w:t>
       </w:r>
     </w:p>
+    <w:bookmarkEnd w:id="2"/>
     <w:p>
       <w:pPr>
         <w:spacing w:line="256" w:lineRule="auto"/>
@@ -3360,550 +4275,10 @@
         <w:rPr>
           <w:rFonts w:ascii="Calibri" w:eastAsia="Calibri" w:hAnsi="Calibri" w:cs="Calibri"/>
           <w:kern w:val="0"/>
+          <w:sz w:val="22"/>
+          <w:szCs w:val="22"/>
           <w:lang w:val="en-IE" w:eastAsia="en-IE"/>
           <w14:ligatures w14:val="none"/>
-        </w:rPr>
-      </w:pPr>
-    </w:p>
-    <w:bookmarkEnd w:id="2"/>
-    <w:p>
-      <w:pPr>
-        <w:keepNext/>
-        <w:keepLines/>
-        <w:spacing w:before="360" w:after="80" w:line="256" w:lineRule="auto"/>
-        <w:outlineLvl w:val="1"/>
-        <w:rPr>
-          <w:rFonts w:ascii="Calibri" w:eastAsia="Calibri" w:hAnsi="Calibri" w:cs="Calibri"/>
-          <w:b/>
-          <w:bCs/>
-          <w:kern w:val="0"/>
-          <w:lang w:val="en-IE" w:eastAsia="en-IE"/>
-          <w14:ligatures w14:val="none"/>
-        </w:rPr>
-      </w:pPr>
-    </w:p>
-    <w:p>
-      <w:pPr>
-        <w:keepNext/>
-        <w:keepLines/>
-        <w:spacing w:before="360" w:after="80" w:line="256" w:lineRule="auto"/>
-        <w:outlineLvl w:val="1"/>
-        <w:rPr>
-          <w:rFonts w:ascii="Calibri" w:eastAsia="Calibri" w:hAnsi="Calibri" w:cs="Calibri"/>
-          <w:b/>
-          <w:bCs/>
-          <w:kern w:val="0"/>
-          <w:lang w:val="en-IE" w:eastAsia="en-IE"/>
-          <w14:ligatures w14:val="none"/>
-        </w:rPr>
-      </w:pPr>
-    </w:p>
-    <w:p>
-      <w:pPr>
-        <w:keepNext/>
-        <w:keepLines/>
-        <w:spacing w:before="360" w:after="80" w:line="256" w:lineRule="auto"/>
-        <w:outlineLvl w:val="1"/>
-        <w:rPr>
-          <w:rFonts w:ascii="Calibri" w:eastAsia="Calibri" w:hAnsi="Calibri" w:cs="Calibri"/>
-          <w:b/>
-          <w:bCs/>
-          <w:kern w:val="0"/>
-          <w:lang w:val="en-IE" w:eastAsia="en-IE"/>
-          <w14:ligatures w14:val="none"/>
-        </w:rPr>
-      </w:pPr>
-    </w:p>
-    <w:p>
-      <w:pPr>
-        <w:keepNext/>
-        <w:keepLines/>
-        <w:spacing w:before="360" w:after="80" w:line="256" w:lineRule="auto"/>
-        <w:outlineLvl w:val="1"/>
-        <w:rPr>
-          <w:rFonts w:ascii="Calibri" w:eastAsia="Calibri" w:hAnsi="Calibri" w:cs="Calibri"/>
-          <w:b/>
-          <w:kern w:val="0"/>
-          <w:lang w:val="en-IE" w:eastAsia="en-IE"/>
-          <w14:ligatures w14:val="none"/>
-        </w:rPr>
-      </w:pPr>
-      <w:r>
-        <w:rPr>
-          <w:rFonts w:ascii="Calibri" w:eastAsia="Calibri" w:hAnsi="Calibri" w:cs="Calibri"/>
-          <w:b/>
-          <w:kern w:val="0"/>
-          <w:lang w:val="en-IE" w:eastAsia="en-IE"/>
-          <w14:ligatures w14:val="none"/>
-        </w:rPr>
-        <w:t>Assessment Requirements</w:t>
-      </w:r>
-    </w:p>
-    <w:p>
-      <w:pPr>
-        <w:spacing w:after="0" w:line="256" w:lineRule="auto"/>
-        <w:rPr>
-          <w:rFonts w:ascii="Calibri" w:eastAsia="Calibri" w:hAnsi="Calibri" w:cs="Calibri"/>
-          <w:kern w:val="0"/>
-          <w:lang w:val="en-IE" w:eastAsia="en-IE"/>
-          <w14:ligatures w14:val="none"/>
-        </w:rPr>
-      </w:pPr>
-      <w:r>
-        <w:rPr>
-          <w:rFonts w:ascii="Calibri" w:eastAsia="Calibri" w:hAnsi="Calibri" w:cs="Calibri"/>
-          <w:kern w:val="0"/>
-          <w:lang w:val="en-IE" w:eastAsia="en-IE"/>
-          <w14:ligatures w14:val="none"/>
-        </w:rPr>
-        <w:t>All assessment submissions must meet the following minimum requirements:</w:t>
-      </w:r>
-    </w:p>
-    <w:p>
-      <w:pPr>
-        <w:numPr>
-          <w:ilvl w:val="0"/>
-          <w:numId w:val="4"/>
-        </w:numPr>
-        <w:spacing w:after="0" w:line="256" w:lineRule="auto"/>
-        <w:rPr>
-          <w:rFonts w:ascii="Calibri" w:eastAsia="Calibri" w:hAnsi="Calibri" w:cs="Calibri"/>
-          <w:kern w:val="0"/>
-          <w:lang w:val="en-IE" w:eastAsia="en-IE"/>
-          <w14:ligatures w14:val="none"/>
-        </w:rPr>
-      </w:pPr>
-      <w:r>
-        <w:rPr>
-          <w:rFonts w:ascii="Calibri" w:eastAsia="Calibri" w:hAnsi="Calibri" w:cs="Calibri"/>
-          <w:kern w:val="0"/>
-          <w:lang w:val="en-IE" w:eastAsia="en-IE"/>
-          <w14:ligatures w14:val="none"/>
-        </w:rPr>
-        <w:t>Be submitted in the format outlined in the assignment summary table.</w:t>
-      </w:r>
-    </w:p>
-    <w:p>
-      <w:pPr>
-        <w:numPr>
-          <w:ilvl w:val="0"/>
-          <w:numId w:val="4"/>
-        </w:numPr>
-        <w:spacing w:line="256" w:lineRule="auto"/>
-        <w:contextualSpacing/>
-        <w:rPr>
-          <w:rFonts w:ascii="Calibri" w:eastAsia="Calibri" w:hAnsi="Calibri" w:cs="Calibri"/>
-          <w:bCs/>
-          <w:kern w:val="0"/>
-          <w:lang w:val="en-IE" w:eastAsia="en-IE"/>
-          <w14:ligatures w14:val="none"/>
-        </w:rPr>
-      </w:pPr>
-      <w:r>
-        <w:rPr>
-          <w:rFonts w:ascii="Calibri" w:eastAsia="Calibri" w:hAnsi="Calibri" w:cs="Calibri"/>
-          <w:bCs/>
-          <w:kern w:val="0"/>
-          <w:lang w:val="en-IE" w:eastAsia="en-IE"/>
-          <w14:ligatures w14:val="none"/>
-        </w:rPr>
-        <w:t>Ethics form signed by all students and submitted as PDF.</w:t>
-      </w:r>
-    </w:p>
-    <w:p>
-      <w:pPr>
-        <w:numPr>
-          <w:ilvl w:val="0"/>
-          <w:numId w:val="4"/>
-        </w:numPr>
-        <w:spacing w:after="0" w:line="256" w:lineRule="auto"/>
-        <w:contextualSpacing/>
-        <w:rPr>
-          <w:rFonts w:ascii="Calibri" w:eastAsia="Calibri" w:hAnsi="Calibri" w:cs="Calibri"/>
-          <w:kern w:val="0"/>
-          <w:lang w:val="en-IE" w:eastAsia="en-IE"/>
-          <w14:ligatures w14:val="none"/>
-        </w:rPr>
-      </w:pPr>
-      <w:r>
-        <w:rPr>
-          <w:rFonts w:ascii="Calibri" w:eastAsia="Calibri" w:hAnsi="Calibri" w:cs="Calibri"/>
-          <w:kern w:val="0"/>
-          <w:lang w:val="en-IE" w:eastAsia="en-IE"/>
-          <w14:ligatures w14:val="none"/>
-        </w:rPr>
-        <w:t>ZIP or RAR files will not be accepted. Files must be submitted separately.</w:t>
-      </w:r>
-    </w:p>
-    <w:p>
-      <w:pPr>
-        <w:numPr>
-          <w:ilvl w:val="0"/>
-          <w:numId w:val="5"/>
-        </w:numPr>
-        <w:spacing w:after="0" w:line="256" w:lineRule="auto"/>
-        <w:rPr>
-          <w:rFonts w:ascii="Calibri" w:eastAsia="Calibri" w:hAnsi="Calibri" w:cs="Calibri"/>
-          <w:kern w:val="0"/>
-          <w:lang w:val="en-IE" w:eastAsia="en-IE"/>
-          <w14:ligatures w14:val="none"/>
-        </w:rPr>
-      </w:pPr>
-      <w:r>
-        <w:rPr>
-          <w:rFonts w:ascii="Calibri" w:eastAsia="Calibri" w:hAnsi="Calibri" w:cs="Calibri"/>
-          <w:kern w:val="0"/>
-          <w:lang w:val="en-IE" w:eastAsia="en-IE"/>
-          <w14:ligatures w14:val="none"/>
-        </w:rPr>
-        <w:t xml:space="preserve">Capstone Project proposal report in Word ONLY format of about 1,000 words </w:t>
-      </w:r>
-    </w:p>
-    <w:p>
-      <w:pPr>
-        <w:numPr>
-          <w:ilvl w:val="0"/>
-          <w:numId w:val="5"/>
-        </w:numPr>
-        <w:spacing w:after="0" w:line="256" w:lineRule="auto"/>
-        <w:rPr>
-          <w:rFonts w:ascii="Calibri" w:eastAsia="Calibri" w:hAnsi="Calibri" w:cs="Calibri"/>
-          <w:kern w:val="0"/>
-          <w:lang w:val="en-IE" w:eastAsia="en-IE"/>
-          <w14:ligatures w14:val="none"/>
-        </w:rPr>
-      </w:pPr>
-      <w:r>
-        <w:rPr>
-          <w:rFonts w:ascii="Calibri" w:eastAsia="Calibri" w:hAnsi="Calibri" w:cs="Calibri"/>
-          <w:kern w:val="0"/>
-          <w:lang w:val="en-IE" w:eastAsia="en-IE"/>
-          <w14:ligatures w14:val="none"/>
-        </w:rPr>
-        <w:t>Be submitted by the deadline date specified or be subject to late submission penalties.</w:t>
-      </w:r>
-    </w:p>
-    <w:p>
-      <w:pPr>
-        <w:numPr>
-          <w:ilvl w:val="0"/>
-          <w:numId w:val="5"/>
-        </w:numPr>
-        <w:spacing w:after="0" w:line="256" w:lineRule="auto"/>
-        <w:rPr>
-          <w:rFonts w:ascii="Calibri" w:eastAsia="Calibri" w:hAnsi="Calibri" w:cs="Calibri"/>
-          <w:kern w:val="0"/>
-          <w:lang w:val="en-IE" w:eastAsia="en-IE"/>
-          <w14:ligatures w14:val="none"/>
-        </w:rPr>
-      </w:pPr>
-      <w:r>
-        <w:rPr>
-          <w:rFonts w:ascii="Calibri" w:eastAsia="Calibri" w:hAnsi="Calibri" w:cs="Calibri"/>
-          <w:kern w:val="0"/>
-          <w:lang w:val="en-IE" w:eastAsia="en-IE"/>
-          <w14:ligatures w14:val="none"/>
-        </w:rPr>
-        <w:t>Be submitted via Moodle upload.</w:t>
-      </w:r>
-    </w:p>
-    <w:p>
-      <w:pPr>
-        <w:numPr>
-          <w:ilvl w:val="0"/>
-          <w:numId w:val="5"/>
-        </w:numPr>
-        <w:spacing w:after="0" w:line="256" w:lineRule="auto"/>
-        <w:rPr>
-          <w:rFonts w:ascii="Calibri" w:eastAsia="Calibri" w:hAnsi="Calibri" w:cs="Calibri"/>
-          <w:kern w:val="0"/>
-          <w:lang w:val="en-IE" w:eastAsia="en-IE"/>
-          <w14:ligatures w14:val="none"/>
-        </w:rPr>
-      </w:pPr>
-      <w:r>
-        <w:rPr>
-          <w:rFonts w:ascii="Calibri" w:eastAsia="Calibri" w:hAnsi="Calibri" w:cs="Calibri"/>
-          <w:kern w:val="0"/>
-          <w:lang w:val="en-IE" w:eastAsia="en-IE"/>
-          <w14:ligatures w14:val="none"/>
-        </w:rPr>
-        <w:t xml:space="preserve">Use </w:t>
-      </w:r>
-      <w:hyperlink r:id="rId8" w:history="1">
-        <w:r>
-          <w:rPr>
-            <w:rFonts w:ascii="Calibri" w:eastAsia="Calibri" w:hAnsi="Calibri" w:cs="Calibri"/>
-            <w:color w:val="0563C1"/>
-            <w:kern w:val="0"/>
-            <w:u w:val="single"/>
-            <w:lang w:val="en-IE" w:eastAsia="en-IE"/>
-            <w14:ligatures w14:val="none"/>
-          </w:rPr>
-          <w:t>Harvard Refer</w:t>
-        </w:r>
-        <w:r>
-          <w:rPr>
-            <w:rFonts w:ascii="Calibri" w:eastAsia="Calibri" w:hAnsi="Calibri" w:cs="Calibri"/>
-            <w:color w:val="0563C1"/>
-            <w:kern w:val="0"/>
-            <w:u w:val="single"/>
-            <w:lang w:val="en-IE" w:eastAsia="en-IE"/>
-            <w14:ligatures w14:val="none"/>
-          </w:rPr>
-          <w:t>e</w:t>
-        </w:r>
-        <w:r>
-          <w:rPr>
-            <w:rFonts w:ascii="Calibri" w:eastAsia="Calibri" w:hAnsi="Calibri" w:cs="Calibri"/>
-            <w:color w:val="0563C1"/>
-            <w:kern w:val="0"/>
-            <w:u w:val="single"/>
-            <w:lang w:val="en-IE" w:eastAsia="en-IE"/>
-            <w14:ligatures w14:val="none"/>
-          </w:rPr>
-          <w:t>ncing</w:t>
-        </w:r>
-      </w:hyperlink>
-      <w:r>
-        <w:rPr>
-          <w:rFonts w:ascii="Calibri" w:eastAsia="Calibri" w:hAnsi="Calibri" w:cs="Calibri"/>
-          <w:kern w:val="0"/>
-          <w:lang w:val="en-IE" w:eastAsia="en-IE"/>
-          <w14:ligatures w14:val="none"/>
-        </w:rPr>
-        <w:t xml:space="preserve"> when citing third party material.</w:t>
-      </w:r>
-    </w:p>
-    <w:p>
-      <w:pPr>
-        <w:numPr>
-          <w:ilvl w:val="0"/>
-          <w:numId w:val="5"/>
-        </w:numPr>
-        <w:spacing w:after="0" w:line="256" w:lineRule="auto"/>
-        <w:rPr>
-          <w:rFonts w:ascii="Calibri" w:eastAsia="Calibri" w:hAnsi="Calibri" w:cs="Calibri"/>
-          <w:kern w:val="0"/>
-          <w:lang w:val="en-IE" w:eastAsia="en-IE"/>
-          <w14:ligatures w14:val="none"/>
-        </w:rPr>
-      </w:pPr>
-      <w:r>
-        <w:rPr>
-          <w:rFonts w:ascii="Calibri" w:eastAsia="Calibri" w:hAnsi="Calibri" w:cs="Calibri"/>
-          <w:kern w:val="0"/>
-          <w:lang w:val="en-IE" w:eastAsia="en-IE"/>
-          <w14:ligatures w14:val="none"/>
-        </w:rPr>
-        <w:t xml:space="preserve">Be the student’s own work. </w:t>
-      </w:r>
-    </w:p>
-    <w:p>
-      <w:pPr>
-        <w:numPr>
-          <w:ilvl w:val="0"/>
-          <w:numId w:val="5"/>
-        </w:numPr>
-        <w:spacing w:after="0" w:line="256" w:lineRule="auto"/>
-        <w:rPr>
-          <w:rFonts w:ascii="Calibri" w:eastAsia="Calibri" w:hAnsi="Calibri" w:cs="Calibri"/>
-          <w:kern w:val="0"/>
-          <w:lang w:val="en-IE" w:eastAsia="en-IE"/>
-          <w14:ligatures w14:val="none"/>
-        </w:rPr>
-      </w:pPr>
-      <w:r>
-        <w:rPr>
-          <w:rFonts w:ascii="Calibri" w:eastAsia="Calibri" w:hAnsi="Calibri" w:cs="Calibri"/>
-          <w:kern w:val="0"/>
-          <w:lang w:val="en-IE" w:eastAsia="en-IE"/>
-          <w14:ligatures w14:val="none"/>
-        </w:rPr>
-        <w:t xml:space="preserve">Include the CCT assessment cover page.  </w:t>
-      </w:r>
-    </w:p>
-    <w:p>
-      <w:pPr>
-        <w:keepNext/>
-        <w:keepLines/>
-        <w:spacing w:before="360" w:after="80" w:line="256" w:lineRule="auto"/>
-        <w:outlineLvl w:val="1"/>
-        <w:rPr>
-          <w:rFonts w:ascii="Calibri" w:eastAsia="Calibri" w:hAnsi="Calibri" w:cs="Calibri"/>
-          <w:b/>
-          <w:kern w:val="0"/>
-          <w:lang w:val="en-IE" w:eastAsia="en-IE"/>
-          <w14:ligatures w14:val="none"/>
-        </w:rPr>
-      </w:pPr>
-      <w:r>
-        <w:rPr>
-          <w:rFonts w:ascii="Calibri" w:eastAsia="Calibri" w:hAnsi="Calibri" w:cs="Calibri"/>
-          <w:b/>
-          <w:kern w:val="0"/>
-          <w:lang w:val="en-IE" w:eastAsia="en-IE"/>
-          <w14:ligatures w14:val="none"/>
-        </w:rPr>
-        <w:t>Learning Outcomes:</w:t>
-      </w:r>
-    </w:p>
-    <w:p>
-      <w:pPr>
-        <w:spacing w:after="0" w:line="256" w:lineRule="auto"/>
-        <w:rPr>
-          <w:rFonts w:ascii="Calibri" w:eastAsia="Calibri" w:hAnsi="Calibri" w:cs="Calibri"/>
-          <w:kern w:val="0"/>
-          <w:lang w:val="en-IE" w:eastAsia="en-IE"/>
-          <w14:ligatures w14:val="none"/>
-        </w:rPr>
-      </w:pPr>
-      <w:r>
-        <w:rPr>
-          <w:rFonts w:ascii="Calibri" w:eastAsia="Calibri" w:hAnsi="Calibri" w:cs="Calibri"/>
-          <w:kern w:val="0"/>
-          <w:lang w:val="en-IE" w:eastAsia="en-IE"/>
-          <w14:ligatures w14:val="none"/>
-        </w:rPr>
-        <w:t>This assessment addresses the following module learning outcomes for this module:</w:t>
-      </w:r>
-    </w:p>
-    <w:p>
-      <w:pPr>
-        <w:spacing w:after="0" w:line="256" w:lineRule="auto"/>
-        <w:rPr>
-          <w:rFonts w:ascii="Calibri" w:eastAsia="Calibri" w:hAnsi="Calibri" w:cs="Calibri"/>
-          <w:kern w:val="0"/>
-          <w:lang w:val="en-IE" w:eastAsia="en-IE"/>
-          <w14:ligatures w14:val="none"/>
-        </w:rPr>
-      </w:pPr>
-      <w:r>
-        <w:rPr>
-          <w:rFonts w:ascii="Calibri" w:eastAsia="Calibri" w:hAnsi="Calibri" w:cs="Calibri"/>
-          <w:kern w:val="0"/>
-          <w:lang w:val="en-IE" w:eastAsia="en-IE"/>
-          <w14:ligatures w14:val="none"/>
-        </w:rPr>
-        <w:t>1. Critically evaluate the relationship between information technology infrastructure and organisational competitive advantage.</w:t>
-      </w:r>
-    </w:p>
-    <w:p>
-      <w:pPr>
-        <w:spacing w:after="0" w:line="256" w:lineRule="auto"/>
-        <w:rPr>
-          <w:rFonts w:ascii="Calibri" w:eastAsia="Calibri" w:hAnsi="Calibri" w:cs="Calibri"/>
-          <w:kern w:val="0"/>
-          <w:lang w:val="en-IE" w:eastAsia="en-IE"/>
-          <w14:ligatures w14:val="none"/>
-        </w:rPr>
-      </w:pPr>
-      <w:r>
-        <w:rPr>
-          <w:rFonts w:ascii="Calibri" w:eastAsia="Calibri" w:hAnsi="Calibri" w:cs="Calibri"/>
-          <w:kern w:val="0"/>
-          <w:lang w:val="en-IE" w:eastAsia="en-IE"/>
-          <w14:ligatures w14:val="none"/>
-        </w:rPr>
-        <w:t xml:space="preserve">2. Critically analyse and select open source and proprietary software with a view to developing IT </w:t>
-      </w:r>
-    </w:p>
-    <w:p>
-      <w:pPr>
-        <w:spacing w:after="0" w:line="256" w:lineRule="auto"/>
-        <w:rPr>
-          <w:rFonts w:ascii="Calibri" w:eastAsia="Calibri" w:hAnsi="Calibri" w:cs="Calibri"/>
-          <w:kern w:val="0"/>
-          <w:lang w:val="en-IE" w:eastAsia="en-IE"/>
-          <w14:ligatures w14:val="none"/>
-        </w:rPr>
-      </w:pPr>
-      <w:r>
-        <w:rPr>
-          <w:rFonts w:ascii="Calibri" w:eastAsia="Calibri" w:hAnsi="Calibri" w:cs="Calibri"/>
-          <w:kern w:val="0"/>
-          <w:lang w:val="en-IE" w:eastAsia="en-IE"/>
-          <w14:ligatures w14:val="none"/>
-        </w:rPr>
-        <w:t>solutions for business and business-related IT problems.</w:t>
-      </w:r>
-    </w:p>
-    <w:p>
-      <w:pPr>
-        <w:spacing w:after="0" w:line="256" w:lineRule="auto"/>
-        <w:rPr>
-          <w:rFonts w:ascii="Calibri" w:eastAsia="Calibri" w:hAnsi="Calibri" w:cs="Calibri"/>
-          <w:kern w:val="0"/>
-          <w:lang w:val="en-IE" w:eastAsia="en-IE"/>
-          <w14:ligatures w14:val="none"/>
-        </w:rPr>
-      </w:pPr>
-      <w:r>
-        <w:rPr>
-          <w:rFonts w:ascii="Calibri" w:eastAsia="Calibri" w:hAnsi="Calibri" w:cs="Calibri"/>
-          <w:kern w:val="0"/>
-          <w:lang w:val="en-IE" w:eastAsia="en-IE"/>
-          <w14:ligatures w14:val="none"/>
-        </w:rPr>
-        <w:t>3. Utilise tools of strategic business analysis to evaluate the current macro and micro business environment with a view to formulating future action plans.</w:t>
-      </w:r>
-    </w:p>
-    <w:p>
-      <w:pPr>
-        <w:spacing w:after="0" w:line="256" w:lineRule="auto"/>
-        <w:rPr>
-          <w:rFonts w:ascii="Calibri" w:eastAsia="Calibri" w:hAnsi="Calibri" w:cs="Calibri"/>
-          <w:kern w:val="0"/>
-          <w:lang w:val="en-IE" w:eastAsia="en-IE"/>
-          <w14:ligatures w14:val="none"/>
-        </w:rPr>
-      </w:pPr>
-      <w:r>
-        <w:rPr>
-          <w:rFonts w:ascii="Calibri" w:eastAsia="Calibri" w:hAnsi="Calibri" w:cs="Calibri"/>
-          <w:kern w:val="0"/>
-          <w:lang w:val="en-IE" w:eastAsia="en-IE"/>
-          <w14:ligatures w14:val="none"/>
-        </w:rPr>
-        <w:t>4. Research emerging technologies and critically evaluate their impact on business and business information systems in general.</w:t>
-      </w:r>
-    </w:p>
-    <w:p>
-      <w:pPr>
-        <w:spacing w:after="0" w:line="256" w:lineRule="auto"/>
-        <w:rPr>
-          <w:rFonts w:ascii="Calibri" w:eastAsia="Calibri" w:hAnsi="Calibri" w:cs="Calibri"/>
-          <w:kern w:val="0"/>
-          <w:lang w:val="en-IE" w:eastAsia="en-IE"/>
-          <w14:ligatures w14:val="none"/>
-        </w:rPr>
-      </w:pPr>
-      <w:r>
-        <w:rPr>
-          <w:rFonts w:ascii="Calibri" w:eastAsia="Calibri" w:hAnsi="Calibri" w:cs="Calibri"/>
-          <w:kern w:val="0"/>
-          <w:lang w:val="en-IE" w:eastAsia="en-IE"/>
-          <w14:ligatures w14:val="none"/>
-        </w:rPr>
-        <w:t>5. Understand the relationship between data gathering/utilisation and business intelligence and its impact on industry policy.</w:t>
-      </w:r>
-    </w:p>
-    <w:p>
-      <w:pPr>
-        <w:spacing w:after="0" w:line="256" w:lineRule="auto"/>
-        <w:rPr>
-          <w:rFonts w:ascii="Calibri" w:eastAsia="Calibri" w:hAnsi="Calibri" w:cs="Calibri"/>
-          <w:kern w:val="0"/>
-          <w:lang w:val="en-IE" w:eastAsia="en-IE"/>
-          <w14:ligatures w14:val="none"/>
-        </w:rPr>
-      </w:pPr>
-    </w:p>
-    <w:p>
-      <w:pPr>
-        <w:pStyle w:val="ListParagraph"/>
-        <w:rPr>
-          <w:rFonts w:ascii="Calibri" w:hAnsi="Calibri" w:cs="Calibri"/>
         </w:rPr>
       </w:pPr>
     </w:p>
@@ -3915,6 +4290,56 @@
     </w:sectPr>
   </w:body>
 </w:document>
+</file>
+
+<file path=word/endnotes.xml><?xml version="1.0" encoding="utf-8"?>
+<w:endnotes xmlns:wpc="http://schemas.microsoft.com/office/word/2010/wordprocessingCanvas" xmlns:cx="http://schemas.microsoft.com/office/drawing/2014/chartex" xmlns:cx1="http://schemas.microsoft.com/office/drawing/2015/9/8/chartex" xmlns:cx2="http://schemas.microsoft.com/office/drawing/2015/10/21/chartex" xmlns:cx3="http://schemas.microsoft.com/office/drawing/2016/5/9/chartex" xmlns:cx4="http://schemas.microsoft.com/office/drawing/2016/5/10/chartex" xmlns:cx5="http://schemas.microsoft.com/office/drawing/2016/5/11/chartex" xmlns:cx6="http://schemas.microsoft.com/office/drawing/2016/5/12/chartex" xmlns:cx7="http://schemas.microsoft.com/office/drawing/2016/5/13/chartex" xmlns:cx8="http://schemas.microsoft.com/office/drawing/2016/5/14/chartex" xmlns:mc="http://schemas.openxmlformats.org/markup-compatibility/2006" xmlns:aink="http://schemas.microsoft.com/office/drawing/2016/ink" xmlns:am3d="http://schemas.microsoft.com/office/drawing/2017/model3d" xmlns:o="urn:schemas-microsoft-com:office:office" xmlns:oel="http://schemas.microsoft.com/office/2019/extlst" xmlns:r="http://schemas.openxmlformats.org/officeDocument/2006/relationships" xmlns:m="http://schemas.openxmlformats.org/officeDocument/2006/math" xmlns:v="urn:schemas-microsoft-com:vml" xmlns:wp14="http://schemas.microsoft.com/office/word/2010/wordprocessingDrawing" xmlns:wp="http://schemas.openxmlformats.org/drawingml/2006/wordprocessingDrawing" xmlns:w10="urn:schemas-microsoft-com:office:word" xmlns:w="http://schemas.openxmlformats.org/wordprocessingml/2006/main" xmlns:w14="http://schemas.microsoft.com/office/word/2010/wordml" xmlns:w15="http://schemas.microsoft.com/office/word/2012/wordml" xmlns:w16cex="http://schemas.microsoft.com/office/word/2018/wordml/cex" xmlns:w16cid="http://schemas.microsoft.com/office/word/2016/wordml/cid" xmlns:w16="http://schemas.microsoft.com/office/word/2018/wordml" xmlns:w16sdtdh="http://schemas.microsoft.com/office/word/2020/wordml/sdtdatahash" xmlns:w16se="http://schemas.microsoft.com/office/word/2015/wordml/symex" xmlns:wpg="http://schemas.microsoft.com/office/word/2010/wordprocessingGroup" xmlns:wpi="http://schemas.microsoft.com/office/word/2010/wordprocessingInk" xmlns:wne="http://schemas.microsoft.com/office/word/2006/wordml" xmlns:wps="http://schemas.microsoft.com/office/word/2010/wordprocessingShape" mc:Ignorable="w14 w15 w16se w16cid w16 w16cex w16sdtdh wp14">
+  <w:endnote w:type="separator" w:id="-1">
+    <w:p>
+      <w:pPr>
+        <w:spacing w:after="0" w:line="240" w:lineRule="auto"/>
+      </w:pPr>
+      <w:r>
+        <w:separator/>
+      </w:r>
+    </w:p>
+  </w:endnote>
+  <w:endnote w:type="continuationSeparator" w:id="0">
+    <w:p>
+      <w:pPr>
+        <w:spacing w:after="0" w:line="240" w:lineRule="auto"/>
+      </w:pPr>
+      <w:r>
+        <w:continuationSeparator/>
+      </w:r>
+    </w:p>
+  </w:endnote>
+</w:endnotes>
+</file>
+
+<file path=word/footnotes.xml><?xml version="1.0" encoding="utf-8"?>
+<w:footnotes xmlns:wpc="http://schemas.microsoft.com/office/word/2010/wordprocessingCanvas" xmlns:cx="http://schemas.microsoft.com/office/drawing/2014/chartex" xmlns:cx1="http://schemas.microsoft.com/office/drawing/2015/9/8/chartex" xmlns:cx2="http://schemas.microsoft.com/office/drawing/2015/10/21/chartex" xmlns:cx3="http://schemas.microsoft.com/office/drawing/2016/5/9/chartex" xmlns:cx4="http://schemas.microsoft.com/office/drawing/2016/5/10/chartex" xmlns:cx5="http://schemas.microsoft.com/office/drawing/2016/5/11/chartex" xmlns:cx6="http://schemas.microsoft.com/office/drawing/2016/5/12/chartex" xmlns:cx7="http://schemas.microsoft.com/office/drawing/2016/5/13/chartex" xmlns:cx8="http://schemas.microsoft.com/office/drawing/2016/5/14/chartex" xmlns:mc="http://schemas.openxmlformats.org/markup-compatibility/2006" xmlns:aink="http://schemas.microsoft.com/office/drawing/2016/ink" xmlns:am3d="http://schemas.microsoft.com/office/drawing/2017/model3d" xmlns:o="urn:schemas-microsoft-com:office:office" xmlns:oel="http://schemas.microsoft.com/office/2019/extlst" xmlns:r="http://schemas.openxmlformats.org/officeDocument/2006/relationships" xmlns:m="http://schemas.openxmlformats.org/officeDocument/2006/math" xmlns:v="urn:schemas-microsoft-com:vml" xmlns:wp14="http://schemas.microsoft.com/office/word/2010/wordprocessingDrawing" xmlns:wp="http://schemas.openxmlformats.org/drawingml/2006/wordprocessingDrawing" xmlns:w10="urn:schemas-microsoft-com:office:word" xmlns:w="http://schemas.openxmlformats.org/wordprocessingml/2006/main" xmlns:w14="http://schemas.microsoft.com/office/word/2010/wordml" xmlns:w15="http://schemas.microsoft.com/office/word/2012/wordml" xmlns:w16cex="http://schemas.microsoft.com/office/word/2018/wordml/cex" xmlns:w16cid="http://schemas.microsoft.com/office/word/2016/wordml/cid" xmlns:w16="http://schemas.microsoft.com/office/word/2018/wordml" xmlns:w16sdtdh="http://schemas.microsoft.com/office/word/2020/wordml/sdtdatahash" xmlns:w16se="http://schemas.microsoft.com/office/word/2015/wordml/symex" xmlns:wpg="http://schemas.microsoft.com/office/word/2010/wordprocessingGroup" xmlns:wpi="http://schemas.microsoft.com/office/word/2010/wordprocessingInk" xmlns:wne="http://schemas.microsoft.com/office/word/2006/wordml" xmlns:wps="http://schemas.microsoft.com/office/word/2010/wordprocessingShape" mc:Ignorable="w14 w15 w16se w16cid w16 w16cex w16sdtdh wp14">
+  <w:footnote w:type="separator" w:id="-1">
+    <w:p>
+      <w:pPr>
+        <w:spacing w:after="0" w:line="240" w:lineRule="auto"/>
+      </w:pPr>
+      <w:r>
+        <w:separator/>
+      </w:r>
+    </w:p>
+  </w:footnote>
+  <w:footnote w:type="continuationSeparator" w:id="0">
+    <w:p>
+      <w:pPr>
+        <w:spacing w:after="0" w:line="240" w:lineRule="auto"/>
+      </w:pPr>
+      <w:r>
+        <w:continuationSeparator/>
+      </w:r>
+    </w:p>
+  </w:footnote>
+</w:footnotes>
 </file>
 
 <file path=word/numbering.xml><?xml version="1.0" encoding="utf-8"?>
@@ -4708,27 +5133,9 @@
   </w:num>
   <w:num w:numId="4" w16cid:durableId="1280456370">
     <w:abstractNumId w:val="5"/>
-    <w:lvlOverride w:ilvl="0"/>
-    <w:lvlOverride w:ilvl="1"/>
-    <w:lvlOverride w:ilvl="2"/>
-    <w:lvlOverride w:ilvl="3"/>
-    <w:lvlOverride w:ilvl="4"/>
-    <w:lvlOverride w:ilvl="5"/>
-    <w:lvlOverride w:ilvl="6"/>
-    <w:lvlOverride w:ilvl="7"/>
-    <w:lvlOverride w:ilvl="8"/>
   </w:num>
   <w:num w:numId="5" w16cid:durableId="866410866">
     <w:abstractNumId w:val="7"/>
-    <w:lvlOverride w:ilvl="0"/>
-    <w:lvlOverride w:ilvl="1"/>
-    <w:lvlOverride w:ilvl="2"/>
-    <w:lvlOverride w:ilvl="3"/>
-    <w:lvlOverride w:ilvl="4"/>
-    <w:lvlOverride w:ilvl="5"/>
-    <w:lvlOverride w:ilvl="6"/>
-    <w:lvlOverride w:ilvl="7"/>
-    <w:lvlOverride w:ilvl="8"/>
   </w:num>
   <w:num w:numId="6" w16cid:durableId="670330502">
     <w:abstractNumId w:val="8"/>
@@ -5788,6 +6195,50 @@
       </w:tcPr>
     </w:tblStylePr>
   </w:style>
+  <w:style w:type="paragraph" w:styleId="Header">
+    <w:name w:val="header"/>
+    <w:basedOn w:val="Normal"/>
+    <w:link w:val="HeaderChar"/>
+    <w:uiPriority w:val="99"/>
+    <w:unhideWhenUsed/>
+    <w:rsid w:val="009D07B7"/>
+    <w:pPr>
+      <w:tabs>
+        <w:tab w:val="center" w:pos="4680"/>
+        <w:tab w:val="right" w:pos="9360"/>
+      </w:tabs>
+      <w:spacing w:after="0" w:line="240" w:lineRule="auto"/>
+    </w:pPr>
+  </w:style>
+  <w:style w:type="character" w:customStyle="1" w:styleId="HeaderChar">
+    <w:name w:val="Header Char"/>
+    <w:basedOn w:val="DefaultParagraphFont"/>
+    <w:link w:val="Header"/>
+    <w:uiPriority w:val="99"/>
+    <w:rsid w:val="009D07B7"/>
+  </w:style>
+  <w:style w:type="paragraph" w:styleId="Footer">
+    <w:name w:val="footer"/>
+    <w:basedOn w:val="Normal"/>
+    <w:link w:val="FooterChar"/>
+    <w:uiPriority w:val="99"/>
+    <w:unhideWhenUsed/>
+    <w:rsid w:val="009D07B7"/>
+    <w:pPr>
+      <w:tabs>
+        <w:tab w:val="center" w:pos="4680"/>
+        <w:tab w:val="right" w:pos="9360"/>
+      </w:tabs>
+      <w:spacing w:after="0" w:line="240" w:lineRule="auto"/>
+    </w:pPr>
+  </w:style>
+  <w:style w:type="character" w:customStyle="1" w:styleId="FooterChar">
+    <w:name w:val="Footer Char"/>
+    <w:basedOn w:val="DefaultParagraphFont"/>
+    <w:link w:val="Footer"/>
+    <w:uiPriority w:val="99"/>
+    <w:rsid w:val="009D07B7"/>
+  </w:style>
 </w:styles>
 </file>
 
